--- a/Bao_cao_do_an_2/Báo cáo đồ án 2.docx
+++ b/Bao_cao_do_an_2/Báo cáo đồ án 2.docx
@@ -2266,7 +2266,7 @@
         </w:rPr>
       </w:pPr>
       <w:bookmarkStart w:id="3" w:name="_Toc153274877"/>
-      <w:bookmarkStart w:id="4" w:name="_Toc224848279"/>
+      <w:bookmarkStart w:id="4" w:name="_Toc224853323"/>
       <w:r>
         <w:rPr>
           <w:rFonts w:cs="Times New Roman"/>
@@ -2727,7 +2727,7 @@
         </w:rPr>
       </w:pPr>
       <w:bookmarkStart w:id="5" w:name="_Toc153274878"/>
-      <w:bookmarkStart w:id="6" w:name="_Toc224848280"/>
+      <w:bookmarkStart w:id="6" w:name="_Toc224853324"/>
       <w:r>
         <w:rPr>
           <w:rFonts w:cs="Times New Roman"/>
@@ -3038,7 +3038,7 @@
         </w:rPr>
       </w:pPr>
       <w:bookmarkStart w:id="7" w:name="_Toc153274879"/>
-      <w:bookmarkStart w:id="8" w:name="_Toc224848281"/>
+      <w:bookmarkStart w:id="8" w:name="_Toc224853325"/>
       <w:r>
         <w:rPr>
           <w:rFonts w:cs="Times New Roman"/>
@@ -3621,7 +3621,7 @@
           <w:sz w:val="28"/>
         </w:rPr>
       </w:pPr>
-      <w:bookmarkStart w:id="10" w:name="_Toc224848282"/>
+      <w:bookmarkStart w:id="10" w:name="_Toc224853326"/>
       <w:r>
         <w:rPr>
           <w:rFonts w:cs="Times New Roman"/>
@@ -4257,7 +4257,7 @@
         </w:sectPr>
       </w:pPr>
     </w:p>
-    <w:bookmarkStart w:id="11" w:name="_Toc224848283" w:displacedByCustomXml="next"/>
+    <w:bookmarkStart w:id="11" w:name="_Toc224853327" w:displacedByCustomXml="next"/>
     <w:sdt>
       <w:sdtPr>
         <w:rPr>
@@ -4327,7 +4327,7 @@
               <w14:ligatures w14:val="none"/>
             </w:rPr>
           </w:pPr>
-          <w:hyperlink w:anchor="_Toc224848279" w:history="1">
+          <w:hyperlink w:anchor="_Toc224853323" w:history="1">
             <w:r>
               <w:rPr>
                 <w:rStyle w:val="Hyperlink"/>
@@ -4351,7 +4351,7 @@
               <w:rPr>
                 <w:webHidden/>
               </w:rPr>
-              <w:instrText xml:space="preserve"> PAGEREF _Toc224848279 \h </w:instrText>
+              <w:instrText xml:space="preserve"> PAGEREF _Toc224853323 \h </w:instrText>
             </w:r>
             <w:r>
               <w:rPr>
@@ -4391,7 +4391,7 @@
               <w14:ligatures w14:val="none"/>
             </w:rPr>
           </w:pPr>
-          <w:hyperlink w:anchor="_Toc224848280" w:history="1">
+          <w:hyperlink w:anchor="_Toc224853324" w:history="1">
             <w:r>
               <w:rPr>
                 <w:rStyle w:val="Hyperlink"/>
@@ -4415,7 +4415,7 @@
               <w:rPr>
                 <w:webHidden/>
               </w:rPr>
-              <w:instrText xml:space="preserve"> PAGEREF _Toc224848280 \h </w:instrText>
+              <w:instrText xml:space="preserve"> PAGEREF _Toc224853324 \h </w:instrText>
             </w:r>
             <w:r>
               <w:rPr>
@@ -4455,7 +4455,7 @@
               <w14:ligatures w14:val="none"/>
             </w:rPr>
           </w:pPr>
-          <w:hyperlink w:anchor="_Toc224848281" w:history="1">
+          <w:hyperlink w:anchor="_Toc224853325" w:history="1">
             <w:r>
               <w:rPr>
                 <w:rStyle w:val="Hyperlink"/>
@@ -4479,7 +4479,7 @@
               <w:rPr>
                 <w:webHidden/>
               </w:rPr>
-              <w:instrText xml:space="preserve"> PAGEREF _Toc224848281 \h </w:instrText>
+              <w:instrText xml:space="preserve"> PAGEREF _Toc224853325 \h </w:instrText>
             </w:r>
             <w:r>
               <w:rPr>
@@ -4519,7 +4519,7 @@
               <w14:ligatures w14:val="none"/>
             </w:rPr>
           </w:pPr>
-          <w:hyperlink w:anchor="_Toc224848282" w:history="1">
+          <w:hyperlink w:anchor="_Toc224853326" w:history="1">
             <w:r>
               <w:rPr>
                 <w:rStyle w:val="Hyperlink"/>
@@ -4543,7 +4543,7 @@
               <w:rPr>
                 <w:webHidden/>
               </w:rPr>
-              <w:instrText xml:space="preserve"> PAGEREF _Toc224848282 \h </w:instrText>
+              <w:instrText xml:space="preserve"> PAGEREF _Toc224853326 \h </w:instrText>
             </w:r>
             <w:r>
               <w:rPr>
@@ -4583,7 +4583,7 @@
               <w14:ligatures w14:val="none"/>
             </w:rPr>
           </w:pPr>
-          <w:hyperlink w:anchor="_Toc224848283" w:history="1">
+          <w:hyperlink w:anchor="_Toc224853327" w:history="1">
             <w:r>
               <w:rPr>
                 <w:rStyle w:val="Hyperlink"/>
@@ -4607,7 +4607,7 @@
               <w:rPr>
                 <w:webHidden/>
               </w:rPr>
-              <w:instrText xml:space="preserve"> PAGEREF _Toc224848283 \h </w:instrText>
+              <w:instrText xml:space="preserve"> PAGEREF _Toc224853327 \h </w:instrText>
             </w:r>
             <w:r>
               <w:rPr>
@@ -4647,7 +4647,7 @@
               <w14:ligatures w14:val="none"/>
             </w:rPr>
           </w:pPr>
-          <w:hyperlink w:anchor="_Toc224848284" w:history="1">
+          <w:hyperlink w:anchor="_Toc224853328" w:history="1">
             <w:r>
               <w:rPr>
                 <w:rStyle w:val="Hyperlink"/>
@@ -4671,7 +4671,7 @@
               <w:rPr>
                 <w:webHidden/>
               </w:rPr>
-              <w:instrText xml:space="preserve"> PAGEREF _Toc224848284 \h </w:instrText>
+              <w:instrText xml:space="preserve"> PAGEREF _Toc224853328 \h </w:instrText>
             </w:r>
             <w:r>
               <w:rPr>
@@ -4711,7 +4711,7 @@
               <w14:ligatures w14:val="none"/>
             </w:rPr>
           </w:pPr>
-          <w:hyperlink w:anchor="_Toc224848285" w:history="1">
+          <w:hyperlink w:anchor="_Toc224853329" w:history="1">
             <w:r>
               <w:rPr>
                 <w:rStyle w:val="Hyperlink"/>
@@ -4735,7 +4735,7 @@
               <w:rPr>
                 <w:webHidden/>
               </w:rPr>
-              <w:instrText xml:space="preserve"> PAGEREF _Toc224848285 \h </w:instrText>
+              <w:instrText xml:space="preserve"> PAGEREF _Toc224853329 \h </w:instrText>
             </w:r>
             <w:r>
               <w:rPr>
@@ -4775,7 +4775,7 @@
               <w14:ligatures w14:val="none"/>
             </w:rPr>
           </w:pPr>
-          <w:hyperlink w:anchor="_Toc224848286" w:history="1">
+          <w:hyperlink w:anchor="_Toc224853330" w:history="1">
             <w:r>
               <w:rPr>
                 <w:rStyle w:val="Hyperlink"/>
@@ -4799,7 +4799,7 @@
               <w:rPr>
                 <w:webHidden/>
               </w:rPr>
-              <w:instrText xml:space="preserve"> PAGEREF _Toc224848286 \h </w:instrText>
+              <w:instrText xml:space="preserve"> PAGEREF _Toc224853330 \h </w:instrText>
             </w:r>
             <w:r>
               <w:rPr>
@@ -4839,7 +4839,7 @@
               <w14:ligatures w14:val="none"/>
             </w:rPr>
           </w:pPr>
-          <w:hyperlink w:anchor="_Toc224848287" w:history="1">
+          <w:hyperlink w:anchor="_Toc224853331" w:history="1">
             <w:r>
               <w:rPr>
                 <w:rStyle w:val="Hyperlink"/>
@@ -4863,7 +4863,7 @@
               <w:rPr>
                 <w:webHidden/>
               </w:rPr>
-              <w:instrText xml:space="preserve"> PAGEREF _Toc224848287 \h </w:instrText>
+              <w:instrText xml:space="preserve"> PAGEREF _Toc224853331 \h </w:instrText>
             </w:r>
             <w:r>
               <w:rPr>
@@ -4903,7 +4903,7 @@
               <w14:ligatures w14:val="none"/>
             </w:rPr>
           </w:pPr>
-          <w:hyperlink w:anchor="_Toc224848288" w:history="1">
+          <w:hyperlink w:anchor="_Toc224853332" w:history="1">
             <w:r>
               <w:rPr>
                 <w:rStyle w:val="Hyperlink"/>
@@ -4927,7 +4927,7 @@
               <w:rPr>
                 <w:webHidden/>
               </w:rPr>
-              <w:instrText xml:space="preserve"> PAGEREF _Toc224848288 \h </w:instrText>
+              <w:instrText xml:space="preserve"> PAGEREF _Toc224853332 \h </w:instrText>
             </w:r>
             <w:r>
               <w:rPr>
@@ -4968,7 +4968,7 @@
               <w14:ligatures w14:val="none"/>
             </w:rPr>
           </w:pPr>
-          <w:hyperlink w:anchor="_Toc224848289" w:history="1">
+          <w:hyperlink w:anchor="_Toc224853333" w:history="1">
             <w:r>
               <w:rPr>
                 <w:rStyle w:val="Hyperlink"/>
@@ -5008,7 +5008,7 @@
               <w:rPr>
                 <w:webHidden/>
               </w:rPr>
-              <w:instrText xml:space="preserve"> PAGEREF _Toc224848289 \h </w:instrText>
+              <w:instrText xml:space="preserve"> PAGEREF _Toc224853333 \h </w:instrText>
             </w:r>
             <w:r>
               <w:rPr>
@@ -5049,7 +5049,7 @@
               <w14:ligatures w14:val="none"/>
             </w:rPr>
           </w:pPr>
-          <w:hyperlink w:anchor="_Toc224848290" w:history="1">
+          <w:hyperlink w:anchor="_Toc224853334" w:history="1">
             <w:r>
               <w:rPr>
                 <w:rStyle w:val="Hyperlink"/>
@@ -5089,7 +5089,7 @@
               <w:rPr>
                 <w:webHidden/>
               </w:rPr>
-              <w:instrText xml:space="preserve"> PAGEREF _Toc224848290 \h </w:instrText>
+              <w:instrText xml:space="preserve"> PAGEREF _Toc224853334 \h </w:instrText>
             </w:r>
             <w:r>
               <w:rPr>
@@ -5130,7 +5130,7 @@
               <w14:ligatures w14:val="none"/>
             </w:rPr>
           </w:pPr>
-          <w:hyperlink w:anchor="_Toc224848291" w:history="1">
+          <w:hyperlink w:anchor="_Toc224853335" w:history="1">
             <w:r>
               <w:rPr>
                 <w:rStyle w:val="Hyperlink"/>
@@ -5170,7 +5170,7 @@
               <w:rPr>
                 <w:webHidden/>
               </w:rPr>
-              <w:instrText xml:space="preserve"> PAGEREF _Toc224848291 \h </w:instrText>
+              <w:instrText xml:space="preserve"> PAGEREF _Toc224853335 \h </w:instrText>
             </w:r>
             <w:r>
               <w:rPr>
@@ -5211,7 +5211,7 @@
               <w14:ligatures w14:val="none"/>
             </w:rPr>
           </w:pPr>
-          <w:hyperlink w:anchor="_Toc224848292" w:history="1">
+          <w:hyperlink w:anchor="_Toc224853336" w:history="1">
             <w:r>
               <w:rPr>
                 <w:rStyle w:val="Hyperlink"/>
@@ -5251,7 +5251,7 @@
               <w:rPr>
                 <w:webHidden/>
               </w:rPr>
-              <w:instrText xml:space="preserve"> PAGEREF _Toc224848292 \h </w:instrText>
+              <w:instrText xml:space="preserve"> PAGEREF _Toc224853336 \h </w:instrText>
             </w:r>
             <w:r>
               <w:rPr>
@@ -5292,7 +5292,7 @@
               <w14:ligatures w14:val="none"/>
             </w:rPr>
           </w:pPr>
-          <w:hyperlink w:anchor="_Toc224848293" w:history="1">
+          <w:hyperlink w:anchor="_Toc224853337" w:history="1">
             <w:r>
               <w:rPr>
                 <w:rStyle w:val="Hyperlink"/>
@@ -5332,7 +5332,7 @@
               <w:rPr>
                 <w:webHidden/>
               </w:rPr>
-              <w:instrText xml:space="preserve"> PAGEREF _Toc224848293 \h </w:instrText>
+              <w:instrText xml:space="preserve"> PAGEREF _Toc224853337 \h </w:instrText>
             </w:r>
             <w:r>
               <w:rPr>
@@ -5373,7 +5373,7 @@
               <w14:ligatures w14:val="none"/>
             </w:rPr>
           </w:pPr>
-          <w:hyperlink w:anchor="_Toc224848294" w:history="1">
+          <w:hyperlink w:anchor="_Toc224853338" w:history="1">
             <w:r>
               <w:rPr>
                 <w:rStyle w:val="Hyperlink"/>
@@ -5413,7 +5413,7 @@
               <w:rPr>
                 <w:webHidden/>
               </w:rPr>
-              <w:instrText xml:space="preserve"> PAGEREF _Toc224848294 \h </w:instrText>
+              <w:instrText xml:space="preserve"> PAGEREF _Toc224853338 \h </w:instrText>
             </w:r>
             <w:r>
               <w:rPr>
@@ -5454,7 +5454,7 @@
               <w14:ligatures w14:val="none"/>
             </w:rPr>
           </w:pPr>
-          <w:hyperlink w:anchor="_Toc224848295" w:history="1">
+          <w:hyperlink w:anchor="_Toc224853339" w:history="1">
             <w:r>
               <w:rPr>
                 <w:rStyle w:val="Hyperlink"/>
@@ -5494,7 +5494,7 @@
               <w:rPr>
                 <w:webHidden/>
               </w:rPr>
-              <w:instrText xml:space="preserve"> PAGEREF _Toc224848295 \h </w:instrText>
+              <w:instrText xml:space="preserve"> PAGEREF _Toc224853339 \h </w:instrText>
             </w:r>
             <w:r>
               <w:rPr>
@@ -5535,7 +5535,7 @@
               <w14:ligatures w14:val="none"/>
             </w:rPr>
           </w:pPr>
-          <w:hyperlink w:anchor="_Toc224848296" w:history="1">
+          <w:hyperlink w:anchor="_Toc224853340" w:history="1">
             <w:r>
               <w:rPr>
                 <w:rStyle w:val="Hyperlink"/>
@@ -5575,7 +5575,7 @@
               <w:rPr>
                 <w:webHidden/>
               </w:rPr>
-              <w:instrText xml:space="preserve"> PAGEREF _Toc224848296 \h </w:instrText>
+              <w:instrText xml:space="preserve"> PAGEREF _Toc224853340 \h </w:instrText>
             </w:r>
             <w:r>
               <w:rPr>
@@ -5616,7 +5616,7 @@
               <w14:ligatures w14:val="none"/>
             </w:rPr>
           </w:pPr>
-          <w:hyperlink w:anchor="_Toc224848297" w:history="1">
+          <w:hyperlink w:anchor="_Toc224853341" w:history="1">
             <w:r>
               <w:rPr>
                 <w:rStyle w:val="Hyperlink"/>
@@ -5656,7 +5656,7 @@
               <w:rPr>
                 <w:webHidden/>
               </w:rPr>
-              <w:instrText xml:space="preserve"> PAGEREF _Toc224848297 \h </w:instrText>
+              <w:instrText xml:space="preserve"> PAGEREF _Toc224853341 \h </w:instrText>
             </w:r>
             <w:r>
               <w:rPr>
@@ -5697,7 +5697,7 @@
               <w14:ligatures w14:val="none"/>
             </w:rPr>
           </w:pPr>
-          <w:hyperlink w:anchor="_Toc224848298" w:history="1">
+          <w:hyperlink w:anchor="_Toc224853342" w:history="1">
             <w:r>
               <w:rPr>
                 <w:rStyle w:val="Hyperlink"/>
@@ -5736,7 +5736,7 @@
               <w:rPr>
                 <w:webHidden/>
               </w:rPr>
-              <w:instrText xml:space="preserve"> PAGEREF _Toc224848298 \h </w:instrText>
+              <w:instrText xml:space="preserve"> PAGEREF _Toc224853342 \h </w:instrText>
             </w:r>
             <w:r>
               <w:rPr>
@@ -5776,7 +5776,7 @@
               <w14:ligatures w14:val="none"/>
             </w:rPr>
           </w:pPr>
-          <w:hyperlink w:anchor="_Toc224848299" w:history="1">
+          <w:hyperlink w:anchor="_Toc224853343" w:history="1">
             <w:r>
               <w:rPr>
                 <w:rStyle w:val="Hyperlink"/>
@@ -5800,7 +5800,7 @@
               <w:rPr>
                 <w:webHidden/>
               </w:rPr>
-              <w:instrText xml:space="preserve"> PAGEREF _Toc224848299 \h </w:instrText>
+              <w:instrText xml:space="preserve"> PAGEREF _Toc224853343 \h </w:instrText>
             </w:r>
             <w:r>
               <w:rPr>
@@ -5840,7 +5840,7 @@
               <w14:ligatures w14:val="none"/>
             </w:rPr>
           </w:pPr>
-          <w:hyperlink w:anchor="_Toc224848300" w:history="1">
+          <w:hyperlink w:anchor="_Toc224853344" w:history="1">
             <w:r>
               <w:rPr>
                 <w:rStyle w:val="Hyperlink"/>
@@ -5864,7 +5864,7 @@
               <w:rPr>
                 <w:webHidden/>
               </w:rPr>
-              <w:instrText xml:space="preserve"> PAGEREF _Toc224848300 \h </w:instrText>
+              <w:instrText xml:space="preserve"> PAGEREF _Toc224853344 \h </w:instrText>
             </w:r>
             <w:r>
               <w:rPr>
@@ -5905,7 +5905,7 @@
               <w14:ligatures w14:val="none"/>
             </w:rPr>
           </w:pPr>
-          <w:hyperlink w:anchor="_Toc224848301" w:history="1">
+          <w:hyperlink w:anchor="_Toc224853345" w:history="1">
             <w:r>
               <w:rPr>
                 <w:rStyle w:val="Hyperlink"/>
@@ -5943,7 +5943,7 @@
               <w:rPr>
                 <w:webHidden/>
               </w:rPr>
-              <w:instrText xml:space="preserve"> PAGEREF _Toc224848301 \h </w:instrText>
+              <w:instrText xml:space="preserve"> PAGEREF _Toc224853345 \h </w:instrText>
             </w:r>
             <w:r>
               <w:rPr>
@@ -5984,7 +5984,7 @@
               <w14:ligatures w14:val="none"/>
             </w:rPr>
           </w:pPr>
-          <w:hyperlink w:anchor="_Toc224848302" w:history="1">
+          <w:hyperlink w:anchor="_Toc224853346" w:history="1">
             <w:r>
               <w:rPr>
                 <w:rStyle w:val="Hyperlink"/>
@@ -6022,7 +6022,7 @@
               <w:rPr>
                 <w:webHidden/>
               </w:rPr>
-              <w:instrText xml:space="preserve"> PAGEREF _Toc224848302 \h </w:instrText>
+              <w:instrText xml:space="preserve"> PAGEREF _Toc224853346 \h </w:instrText>
             </w:r>
             <w:r>
               <w:rPr>
@@ -6063,7 +6063,7 @@
               <w14:ligatures w14:val="none"/>
             </w:rPr>
           </w:pPr>
-          <w:hyperlink w:anchor="_Toc224848303" w:history="1">
+          <w:hyperlink w:anchor="_Toc224853347" w:history="1">
             <w:r>
               <w:rPr>
                 <w:rStyle w:val="Hyperlink"/>
@@ -6102,7 +6102,7 @@
               <w:rPr>
                 <w:webHidden/>
               </w:rPr>
-              <w:instrText xml:space="preserve"> PAGEREF _Toc224848303 \h </w:instrText>
+              <w:instrText xml:space="preserve"> PAGEREF _Toc224853347 \h </w:instrText>
             </w:r>
             <w:r>
               <w:rPr>
@@ -6143,7 +6143,7 @@
               <w14:ligatures w14:val="none"/>
             </w:rPr>
           </w:pPr>
-          <w:hyperlink w:anchor="_Toc224848304" w:history="1">
+          <w:hyperlink w:anchor="_Toc224853348" w:history="1">
             <w:r>
               <w:rPr>
                 <w:rStyle w:val="Hyperlink"/>
@@ -6181,7 +6181,7 @@
               <w:rPr>
                 <w:webHidden/>
               </w:rPr>
-              <w:instrText xml:space="preserve"> PAGEREF _Toc224848304 \h </w:instrText>
+              <w:instrText xml:space="preserve"> PAGEREF _Toc224853348 \h </w:instrText>
             </w:r>
             <w:r>
               <w:rPr>
@@ -6222,7 +6222,7 @@
               <w14:ligatures w14:val="none"/>
             </w:rPr>
           </w:pPr>
-          <w:hyperlink w:anchor="_Toc224848305" w:history="1">
+          <w:hyperlink w:anchor="_Toc224853349" w:history="1">
             <w:r>
               <w:rPr>
                 <w:rStyle w:val="Hyperlink"/>
@@ -6260,7 +6260,7 @@
               <w:rPr>
                 <w:webHidden/>
               </w:rPr>
-              <w:instrText xml:space="preserve"> PAGEREF _Toc224848305 \h </w:instrText>
+              <w:instrText xml:space="preserve"> PAGEREF _Toc224853349 \h </w:instrText>
             </w:r>
             <w:r>
               <w:rPr>
@@ -6301,7 +6301,7 @@
               <w14:ligatures w14:val="none"/>
             </w:rPr>
           </w:pPr>
-          <w:hyperlink w:anchor="_Toc224848306" w:history="1">
+          <w:hyperlink w:anchor="_Toc224853350" w:history="1">
             <w:r>
               <w:rPr>
                 <w:rStyle w:val="Hyperlink"/>
@@ -6339,7 +6339,7 @@
               <w:rPr>
                 <w:webHidden/>
               </w:rPr>
-              <w:instrText xml:space="preserve"> PAGEREF _Toc224848306 \h </w:instrText>
+              <w:instrText xml:space="preserve"> PAGEREF _Toc224853350 \h </w:instrText>
             </w:r>
             <w:r>
               <w:rPr>
@@ -6380,7 +6380,7 @@
               <w14:ligatures w14:val="none"/>
             </w:rPr>
           </w:pPr>
-          <w:hyperlink w:anchor="_Toc224848307" w:history="1">
+          <w:hyperlink w:anchor="_Toc224853351" w:history="1">
             <w:r>
               <w:rPr>
                 <w:rStyle w:val="Hyperlink"/>
@@ -6418,7 +6418,7 @@
               <w:rPr>
                 <w:webHidden/>
               </w:rPr>
-              <w:instrText xml:space="preserve"> PAGEREF _Toc224848307 \h </w:instrText>
+              <w:instrText xml:space="preserve"> PAGEREF _Toc224853351 \h </w:instrText>
             </w:r>
             <w:r>
               <w:rPr>
@@ -6459,7 +6459,7 @@
               <w14:ligatures w14:val="none"/>
             </w:rPr>
           </w:pPr>
-          <w:hyperlink w:anchor="_Toc224848308" w:history="1">
+          <w:hyperlink w:anchor="_Toc224853352" w:history="1">
             <w:r>
               <w:rPr>
                 <w:rStyle w:val="Hyperlink"/>
@@ -6497,7 +6497,7 @@
               <w:rPr>
                 <w:webHidden/>
               </w:rPr>
-              <w:instrText xml:space="preserve"> PAGEREF _Toc224848308 \h </w:instrText>
+              <w:instrText xml:space="preserve"> PAGEREF _Toc224853352 \h </w:instrText>
             </w:r>
             <w:r>
               <w:rPr>
@@ -6538,7 +6538,7 @@
               <w14:ligatures w14:val="none"/>
             </w:rPr>
           </w:pPr>
-          <w:hyperlink w:anchor="_Toc224848309" w:history="1">
+          <w:hyperlink w:anchor="_Toc224853353" w:history="1">
             <w:r>
               <w:rPr>
                 <w:rStyle w:val="Hyperlink"/>
@@ -6576,7 +6576,7 @@
               <w:rPr>
                 <w:webHidden/>
               </w:rPr>
-              <w:instrText xml:space="preserve"> PAGEREF _Toc224848309 \h </w:instrText>
+              <w:instrText xml:space="preserve"> PAGEREF _Toc224853353 \h </w:instrText>
             </w:r>
             <w:r>
               <w:rPr>
@@ -6616,7 +6616,7 @@
               <w14:ligatures w14:val="none"/>
             </w:rPr>
           </w:pPr>
-          <w:hyperlink w:anchor="_Toc224848310" w:history="1">
+          <w:hyperlink w:anchor="_Toc224853354" w:history="1">
             <w:r>
               <w:rPr>
                 <w:rStyle w:val="Hyperlink"/>
@@ -6640,7 +6640,7 @@
               <w:rPr>
                 <w:webHidden/>
               </w:rPr>
-              <w:instrText xml:space="preserve"> PAGEREF _Toc224848310 \h </w:instrText>
+              <w:instrText xml:space="preserve"> PAGEREF _Toc224853354 \h </w:instrText>
             </w:r>
             <w:r>
               <w:rPr>
@@ -6680,7 +6680,7 @@
               <w14:ligatures w14:val="none"/>
             </w:rPr>
           </w:pPr>
-          <w:hyperlink w:anchor="_Toc224848311" w:history="1">
+          <w:hyperlink w:anchor="_Toc224853355" w:history="1">
             <w:r>
               <w:rPr>
                 <w:rStyle w:val="Hyperlink"/>
@@ -6703,7 +6703,7 @@
               <w:rPr>
                 <w:webHidden/>
               </w:rPr>
-              <w:instrText xml:space="preserve"> PAGEREF _Toc224848311 \h </w:instrText>
+              <w:instrText xml:space="preserve"> PAGEREF _Toc224853355 \h </w:instrText>
             </w:r>
             <w:r>
               <w:rPr>
@@ -6744,7 +6744,7 @@
               <w14:ligatures w14:val="none"/>
             </w:rPr>
           </w:pPr>
-          <w:hyperlink w:anchor="_Toc224848312" w:history="1">
+          <w:hyperlink w:anchor="_Toc224853356" w:history="1">
             <w:r>
               <w:rPr>
                 <w:rStyle w:val="Hyperlink"/>
@@ -6782,7 +6782,7 @@
               <w:rPr>
                 <w:webHidden/>
               </w:rPr>
-              <w:instrText xml:space="preserve"> PAGEREF _Toc224848312 \h </w:instrText>
+              <w:instrText xml:space="preserve"> PAGEREF _Toc224853356 \h </w:instrText>
             </w:r>
             <w:r>
               <w:rPr>
@@ -6823,7 +6823,7 @@
               <w14:ligatures w14:val="none"/>
             </w:rPr>
           </w:pPr>
-          <w:hyperlink w:anchor="_Toc224848313" w:history="1">
+          <w:hyperlink w:anchor="_Toc224853357" w:history="1">
             <w:r>
               <w:rPr>
                 <w:rStyle w:val="Hyperlink"/>
@@ -6861,7 +6861,7 @@
               <w:rPr>
                 <w:webHidden/>
               </w:rPr>
-              <w:instrText xml:space="preserve"> PAGEREF _Toc224848313 \h </w:instrText>
+              <w:instrText xml:space="preserve"> PAGEREF _Toc224853357 \h </w:instrText>
             </w:r>
             <w:r>
               <w:rPr>
@@ -6902,7 +6902,7 @@
               <w14:ligatures w14:val="none"/>
             </w:rPr>
           </w:pPr>
-          <w:hyperlink w:anchor="_Toc224848314" w:history="1">
+          <w:hyperlink w:anchor="_Toc224853358" w:history="1">
             <w:r>
               <w:rPr>
                 <w:rStyle w:val="Hyperlink"/>
@@ -6940,7 +6940,7 @@
               <w:rPr>
                 <w:webHidden/>
               </w:rPr>
-              <w:instrText xml:space="preserve"> PAGEREF _Toc224848314 \h </w:instrText>
+              <w:instrText xml:space="preserve"> PAGEREF _Toc224853358 \h </w:instrText>
             </w:r>
             <w:r>
               <w:rPr>
@@ -6981,7 +6981,7 @@
               <w14:ligatures w14:val="none"/>
             </w:rPr>
           </w:pPr>
-          <w:hyperlink w:anchor="_Toc224848315" w:history="1">
+          <w:hyperlink w:anchor="_Toc224853359" w:history="1">
             <w:r>
               <w:rPr>
                 <w:rStyle w:val="Hyperlink"/>
@@ -7019,7 +7019,7 @@
               <w:rPr>
                 <w:webHidden/>
               </w:rPr>
-              <w:instrText xml:space="preserve"> PAGEREF _Toc224848315 \h </w:instrText>
+              <w:instrText xml:space="preserve"> PAGEREF _Toc224853359 \h </w:instrText>
             </w:r>
             <w:r>
               <w:rPr>
@@ -7060,7 +7060,7 @@
               <w14:ligatures w14:val="none"/>
             </w:rPr>
           </w:pPr>
-          <w:hyperlink w:anchor="_Toc224848316" w:history="1">
+          <w:hyperlink w:anchor="_Toc224853360" w:history="1">
             <w:r>
               <w:rPr>
                 <w:rStyle w:val="Hyperlink"/>
@@ -7098,7 +7098,7 @@
               <w:rPr>
                 <w:webHidden/>
               </w:rPr>
-              <w:instrText xml:space="preserve"> PAGEREF _Toc224848316 \h </w:instrText>
+              <w:instrText xml:space="preserve"> PAGEREF _Toc224853360 \h </w:instrText>
             </w:r>
             <w:r>
               <w:rPr>
@@ -7139,7 +7139,7 @@
               <w14:ligatures w14:val="none"/>
             </w:rPr>
           </w:pPr>
-          <w:hyperlink w:anchor="_Toc224848317" w:history="1">
+          <w:hyperlink w:anchor="_Toc224853361" w:history="1">
             <w:r>
               <w:rPr>
                 <w:rStyle w:val="Hyperlink"/>
@@ -7177,7 +7177,7 @@
               <w:rPr>
                 <w:webHidden/>
               </w:rPr>
-              <w:instrText xml:space="preserve"> PAGEREF _Toc224848317 \h </w:instrText>
+              <w:instrText xml:space="preserve"> PAGEREF _Toc224853361 \h </w:instrText>
             </w:r>
             <w:r>
               <w:rPr>
@@ -7218,7 +7218,7 @@
               <w14:ligatures w14:val="none"/>
             </w:rPr>
           </w:pPr>
-          <w:hyperlink w:anchor="_Toc224848318" w:history="1">
+          <w:hyperlink w:anchor="_Toc224853362" w:history="1">
             <w:r>
               <w:rPr>
                 <w:rStyle w:val="Hyperlink"/>
@@ -7256,7 +7256,7 @@
               <w:rPr>
                 <w:webHidden/>
               </w:rPr>
-              <w:instrText xml:space="preserve"> PAGEREF _Toc224848318 \h </w:instrText>
+              <w:instrText xml:space="preserve"> PAGEREF _Toc224853362 \h </w:instrText>
             </w:r>
             <w:r>
               <w:rPr>
@@ -7297,7 +7297,7 @@
               <w14:ligatures w14:val="none"/>
             </w:rPr>
           </w:pPr>
-          <w:hyperlink w:anchor="_Toc224848319" w:history="1">
+          <w:hyperlink w:anchor="_Toc224853363" w:history="1">
             <w:r>
               <w:rPr>
                 <w:rStyle w:val="Hyperlink"/>
@@ -7335,7 +7335,7 @@
               <w:rPr>
                 <w:webHidden/>
               </w:rPr>
-              <w:instrText xml:space="preserve"> PAGEREF _Toc224848319 \h </w:instrText>
+              <w:instrText xml:space="preserve"> PAGEREF _Toc224853363 \h </w:instrText>
             </w:r>
             <w:r>
               <w:rPr>
@@ -7376,7 +7376,7 @@
               <w14:ligatures w14:val="none"/>
             </w:rPr>
           </w:pPr>
-          <w:hyperlink w:anchor="_Toc224848320" w:history="1">
+          <w:hyperlink w:anchor="_Toc224853364" w:history="1">
             <w:r>
               <w:rPr>
                 <w:rStyle w:val="Hyperlink"/>
@@ -7414,7 +7414,7 @@
               <w:rPr>
                 <w:webHidden/>
               </w:rPr>
-              <w:instrText xml:space="preserve"> PAGEREF _Toc224848320 \h </w:instrText>
+              <w:instrText xml:space="preserve"> PAGEREF _Toc224853364 \h </w:instrText>
             </w:r>
             <w:r>
               <w:rPr>
@@ -7455,7 +7455,7 @@
               <w14:ligatures w14:val="none"/>
             </w:rPr>
           </w:pPr>
-          <w:hyperlink w:anchor="_Toc224848321" w:history="1">
+          <w:hyperlink w:anchor="_Toc224853365" w:history="1">
             <w:r>
               <w:rPr>
                 <w:rStyle w:val="Hyperlink"/>
@@ -7493,7 +7493,7 @@
               <w:rPr>
                 <w:webHidden/>
               </w:rPr>
-              <w:instrText xml:space="preserve"> PAGEREF _Toc224848321 \h </w:instrText>
+              <w:instrText xml:space="preserve"> PAGEREF _Toc224853365 \h </w:instrText>
             </w:r>
             <w:r>
               <w:rPr>
@@ -7534,7 +7534,7 @@
               <w14:ligatures w14:val="none"/>
             </w:rPr>
           </w:pPr>
-          <w:hyperlink w:anchor="_Toc224848322" w:history="1">
+          <w:hyperlink w:anchor="_Toc224853366" w:history="1">
             <w:r>
               <w:rPr>
                 <w:rStyle w:val="Hyperlink"/>
@@ -7572,7 +7572,7 @@
               <w:rPr>
                 <w:webHidden/>
               </w:rPr>
-              <w:instrText xml:space="preserve"> PAGEREF _Toc224848322 \h </w:instrText>
+              <w:instrText xml:space="preserve"> PAGEREF _Toc224853366 \h </w:instrText>
             </w:r>
             <w:r>
               <w:rPr>
@@ -7613,7 +7613,7 @@
               <w14:ligatures w14:val="none"/>
             </w:rPr>
           </w:pPr>
-          <w:hyperlink w:anchor="_Toc224848323" w:history="1">
+          <w:hyperlink w:anchor="_Toc224853367" w:history="1">
             <w:r>
               <w:rPr>
                 <w:rStyle w:val="Hyperlink"/>
@@ -7651,7 +7651,7 @@
               <w:rPr>
                 <w:webHidden/>
               </w:rPr>
-              <w:instrText xml:space="preserve"> PAGEREF _Toc224848323 \h </w:instrText>
+              <w:instrText xml:space="preserve"> PAGEREF _Toc224853367 \h </w:instrText>
             </w:r>
             <w:r>
               <w:rPr>
@@ -7692,7 +7692,7 @@
               <w14:ligatures w14:val="none"/>
             </w:rPr>
           </w:pPr>
-          <w:hyperlink w:anchor="_Toc224848324" w:history="1">
+          <w:hyperlink w:anchor="_Toc224853368" w:history="1">
             <w:r>
               <w:rPr>
                 <w:rStyle w:val="Hyperlink"/>
@@ -7730,7 +7730,7 @@
               <w:rPr>
                 <w:webHidden/>
               </w:rPr>
-              <w:instrText xml:space="preserve"> PAGEREF _Toc224848324 \h </w:instrText>
+              <w:instrText xml:space="preserve"> PAGEREF _Toc224853368 \h </w:instrText>
             </w:r>
             <w:r>
               <w:rPr>
@@ -7771,7 +7771,7 @@
               <w14:ligatures w14:val="none"/>
             </w:rPr>
           </w:pPr>
-          <w:hyperlink w:anchor="_Toc224848325" w:history="1">
+          <w:hyperlink w:anchor="_Toc224853369" w:history="1">
             <w:r>
               <w:rPr>
                 <w:rStyle w:val="Hyperlink"/>
@@ -7810,7 +7810,7 @@
               <w:rPr>
                 <w:webHidden/>
               </w:rPr>
-              <w:instrText xml:space="preserve"> PAGEREF _Toc224848325 \h </w:instrText>
+              <w:instrText xml:space="preserve"> PAGEREF _Toc224853369 \h </w:instrText>
             </w:r>
             <w:r>
               <w:rPr>
@@ -7850,7 +7850,7 @@
               <w14:ligatures w14:val="none"/>
             </w:rPr>
           </w:pPr>
-          <w:hyperlink w:anchor="_Toc224848326" w:history="1">
+          <w:hyperlink w:anchor="_Toc224853370" w:history="1">
             <w:r>
               <w:rPr>
                 <w:rStyle w:val="Hyperlink"/>
@@ -7874,7 +7874,7 @@
               <w:rPr>
                 <w:webHidden/>
               </w:rPr>
-              <w:instrText xml:space="preserve"> PAGEREF _Toc224848326 \h </w:instrText>
+              <w:instrText xml:space="preserve"> PAGEREF _Toc224853370 \h </w:instrText>
             </w:r>
             <w:r>
               <w:rPr>
@@ -7914,7 +7914,7 @@
               <w14:ligatures w14:val="none"/>
             </w:rPr>
           </w:pPr>
-          <w:hyperlink w:anchor="_Toc224848327" w:history="1">
+          <w:hyperlink w:anchor="_Toc224853371" w:history="1">
             <w:r>
               <w:rPr>
                 <w:rStyle w:val="Hyperlink"/>
@@ -7937,7 +7937,7 @@
               <w:rPr>
                 <w:webHidden/>
               </w:rPr>
-              <w:instrText xml:space="preserve"> PAGEREF _Toc224848327 \h </w:instrText>
+              <w:instrText xml:space="preserve"> PAGEREF _Toc224853371 \h </w:instrText>
             </w:r>
             <w:r>
               <w:rPr>
@@ -7978,7 +7978,7 @@
               <w14:ligatures w14:val="none"/>
             </w:rPr>
           </w:pPr>
-          <w:hyperlink w:anchor="_Toc224848328" w:history="1">
+          <w:hyperlink w:anchor="_Toc224853372" w:history="1">
             <w:r>
               <w:rPr>
                 <w:rStyle w:val="Hyperlink"/>
@@ -8016,7 +8016,7 @@
               <w:rPr>
                 <w:webHidden/>
               </w:rPr>
-              <w:instrText xml:space="preserve"> PAGEREF _Toc224848328 \h </w:instrText>
+              <w:instrText xml:space="preserve"> PAGEREF _Toc224853372 \h </w:instrText>
             </w:r>
             <w:r>
               <w:rPr>
@@ -8057,7 +8057,7 @@
               <w14:ligatures w14:val="none"/>
             </w:rPr>
           </w:pPr>
-          <w:hyperlink w:anchor="_Toc224848329" w:history="1">
+          <w:hyperlink w:anchor="_Toc224853373" w:history="1">
             <w:r>
               <w:rPr>
                 <w:rStyle w:val="Hyperlink"/>
@@ -8095,7 +8095,7 @@
               <w:rPr>
                 <w:webHidden/>
               </w:rPr>
-              <w:instrText xml:space="preserve"> PAGEREF _Toc224848329 \h </w:instrText>
+              <w:instrText xml:space="preserve"> PAGEREF _Toc224853373 \h </w:instrText>
             </w:r>
             <w:r>
               <w:rPr>
@@ -8136,7 +8136,7 @@
               <w14:ligatures w14:val="none"/>
             </w:rPr>
           </w:pPr>
-          <w:hyperlink w:anchor="_Toc224848330" w:history="1">
+          <w:hyperlink w:anchor="_Toc224853374" w:history="1">
             <w:r>
               <w:rPr>
                 <w:rStyle w:val="Hyperlink"/>
@@ -8174,7 +8174,7 @@
               <w:rPr>
                 <w:webHidden/>
               </w:rPr>
-              <w:instrText xml:space="preserve"> PAGEREF _Toc224848330 \h </w:instrText>
+              <w:instrText xml:space="preserve"> PAGEREF _Toc224853374 \h </w:instrText>
             </w:r>
             <w:r>
               <w:rPr>
@@ -8215,7 +8215,7 @@
               <w14:ligatures w14:val="none"/>
             </w:rPr>
           </w:pPr>
-          <w:hyperlink w:anchor="_Toc224848331" w:history="1">
+          <w:hyperlink w:anchor="_Toc224853375" w:history="1">
             <w:r>
               <w:rPr>
                 <w:rStyle w:val="Hyperlink"/>
@@ -8253,7 +8253,7 @@
               <w:rPr>
                 <w:webHidden/>
               </w:rPr>
-              <w:instrText xml:space="preserve"> PAGEREF _Toc224848331 \h </w:instrText>
+              <w:instrText xml:space="preserve"> PAGEREF _Toc224853375 \h </w:instrText>
             </w:r>
             <w:r>
               <w:rPr>
@@ -8294,7 +8294,7 @@
               <w14:ligatures w14:val="none"/>
             </w:rPr>
           </w:pPr>
-          <w:hyperlink w:anchor="_Toc224848332" w:history="1">
+          <w:hyperlink w:anchor="_Toc224853376" w:history="1">
             <w:r>
               <w:rPr>
                 <w:rStyle w:val="Hyperlink"/>
@@ -8332,7 +8332,7 @@
               <w:rPr>
                 <w:webHidden/>
               </w:rPr>
-              <w:instrText xml:space="preserve"> PAGEREF _Toc224848332 \h </w:instrText>
+              <w:instrText xml:space="preserve"> PAGEREF _Toc224853376 \h </w:instrText>
             </w:r>
             <w:r>
               <w:rPr>
@@ -8373,7 +8373,7 @@
               <w14:ligatures w14:val="none"/>
             </w:rPr>
           </w:pPr>
-          <w:hyperlink w:anchor="_Toc224848333" w:history="1">
+          <w:hyperlink w:anchor="_Toc224853377" w:history="1">
             <w:r>
               <w:rPr>
                 <w:rStyle w:val="Hyperlink"/>
@@ -8411,7 +8411,7 @@
               <w:rPr>
                 <w:webHidden/>
               </w:rPr>
-              <w:instrText xml:space="preserve"> PAGEREF _Toc224848333 \h </w:instrText>
+              <w:instrText xml:space="preserve"> PAGEREF _Toc224853377 \h </w:instrText>
             </w:r>
             <w:r>
               <w:rPr>
@@ -8452,7 +8452,7 @@
               <w14:ligatures w14:val="none"/>
             </w:rPr>
           </w:pPr>
-          <w:hyperlink w:anchor="_Toc224848334" w:history="1">
+          <w:hyperlink w:anchor="_Toc224853378" w:history="1">
             <w:r>
               <w:rPr>
                 <w:rStyle w:val="Hyperlink"/>
@@ -8490,7 +8490,7 @@
               <w:rPr>
                 <w:webHidden/>
               </w:rPr>
-              <w:instrText xml:space="preserve"> PAGEREF _Toc224848334 \h </w:instrText>
+              <w:instrText xml:space="preserve"> PAGEREF _Toc224853378 \h </w:instrText>
             </w:r>
             <w:r>
               <w:rPr>
@@ -8531,7 +8531,7 @@
               <w14:ligatures w14:val="none"/>
             </w:rPr>
           </w:pPr>
-          <w:hyperlink w:anchor="_Toc224848335" w:history="1">
+          <w:hyperlink w:anchor="_Toc224853379" w:history="1">
             <w:r>
               <w:rPr>
                 <w:rStyle w:val="Hyperlink"/>
@@ -8569,7 +8569,7 @@
               <w:rPr>
                 <w:webHidden/>
               </w:rPr>
-              <w:instrText xml:space="preserve"> PAGEREF _Toc224848335 \h </w:instrText>
+              <w:instrText xml:space="preserve"> PAGEREF _Toc224853379 \h </w:instrText>
             </w:r>
             <w:r>
               <w:rPr>
@@ -8609,7 +8609,7 @@
               <w14:ligatures w14:val="none"/>
             </w:rPr>
           </w:pPr>
-          <w:hyperlink w:anchor="_Toc224848336" w:history="1">
+          <w:hyperlink w:anchor="_Toc224853380" w:history="1">
             <w:r>
               <w:rPr>
                 <w:rStyle w:val="Hyperlink"/>
@@ -8633,7 +8633,7 @@
               <w:rPr>
                 <w:webHidden/>
               </w:rPr>
-              <w:instrText xml:space="preserve"> PAGEREF _Toc224848336 \h </w:instrText>
+              <w:instrText xml:space="preserve"> PAGEREF _Toc224853380 \h </w:instrText>
             </w:r>
             <w:r>
               <w:rPr>
@@ -8673,7 +8673,7 @@
               <w14:ligatures w14:val="none"/>
             </w:rPr>
           </w:pPr>
-          <w:hyperlink w:anchor="_Toc224848337" w:history="1">
+          <w:hyperlink w:anchor="_Toc224853381" w:history="1">
             <w:r>
               <w:rPr>
                 <w:rStyle w:val="Hyperlink"/>
@@ -8696,7 +8696,7 @@
               <w:rPr>
                 <w:webHidden/>
               </w:rPr>
-              <w:instrText xml:space="preserve"> PAGEREF _Toc224848337 \h </w:instrText>
+              <w:instrText xml:space="preserve"> PAGEREF _Toc224853381 \h </w:instrText>
             </w:r>
             <w:r>
               <w:rPr>
@@ -8737,7 +8737,7 @@
               <w14:ligatures w14:val="none"/>
             </w:rPr>
           </w:pPr>
-          <w:hyperlink w:anchor="_Toc224848338" w:history="1">
+          <w:hyperlink w:anchor="_Toc224853382" w:history="1">
             <w:r>
               <w:rPr>
                 <w:rStyle w:val="Hyperlink"/>
@@ -8775,7 +8775,7 @@
               <w:rPr>
                 <w:webHidden/>
               </w:rPr>
-              <w:instrText xml:space="preserve"> PAGEREF _Toc224848338 \h </w:instrText>
+              <w:instrText xml:space="preserve"> PAGEREF _Toc224853382 \h </w:instrText>
             </w:r>
             <w:r>
               <w:rPr>
@@ -8816,7 +8816,7 @@
               <w14:ligatures w14:val="none"/>
             </w:rPr>
           </w:pPr>
-          <w:hyperlink w:anchor="_Toc224848339" w:history="1">
+          <w:hyperlink w:anchor="_Toc224853383" w:history="1">
             <w:r>
               <w:rPr>
                 <w:rStyle w:val="Hyperlink"/>
@@ -8854,7 +8854,7 @@
               <w:rPr>
                 <w:webHidden/>
               </w:rPr>
-              <w:instrText xml:space="preserve"> PAGEREF _Toc224848339 \h </w:instrText>
+              <w:instrText xml:space="preserve"> PAGEREF _Toc224853383 \h </w:instrText>
             </w:r>
             <w:r>
               <w:rPr>
@@ -8895,7 +8895,7 @@
               <w14:ligatures w14:val="none"/>
             </w:rPr>
           </w:pPr>
-          <w:hyperlink w:anchor="_Toc224848340" w:history="1">
+          <w:hyperlink w:anchor="_Toc224853384" w:history="1">
             <w:r>
               <w:rPr>
                 <w:rStyle w:val="Hyperlink"/>
@@ -8933,7 +8933,7 @@
               <w:rPr>
                 <w:webHidden/>
               </w:rPr>
-              <w:instrText xml:space="preserve"> PAGEREF _Toc224848340 \h </w:instrText>
+              <w:instrText xml:space="preserve"> PAGEREF _Toc224853384 \h </w:instrText>
             </w:r>
             <w:r>
               <w:rPr>
@@ -8973,7 +8973,7 @@
               <w14:ligatures w14:val="none"/>
             </w:rPr>
           </w:pPr>
-          <w:hyperlink w:anchor="_Toc224848341" w:history="1">
+          <w:hyperlink w:anchor="_Toc224853385" w:history="1">
             <w:r>
               <w:rPr>
                 <w:rStyle w:val="Hyperlink"/>
@@ -8997,7 +8997,7 @@
               <w:rPr>
                 <w:webHidden/>
               </w:rPr>
-              <w:instrText xml:space="preserve"> PAGEREF _Toc224848341 \h </w:instrText>
+              <w:instrText xml:space="preserve"> PAGEREF _Toc224853385 \h </w:instrText>
             </w:r>
             <w:r>
               <w:rPr>
@@ -9071,7 +9071,7 @@
         </w:rPr>
       </w:pPr>
       <w:bookmarkStart w:id="13" w:name="_Toc153274882"/>
-      <w:bookmarkStart w:id="14" w:name="_Toc224848284"/>
+      <w:bookmarkStart w:id="14" w:name="_Toc224853328"/>
       <w:r>
         <w:rPr>
           <w:rFonts w:cs="Times New Roman"/>
@@ -9097,6 +9097,90 @@
     </w:p>
     <w:p>
       <w:pPr>
+        <w:pStyle w:val="TableofFigures"/>
+        <w:tabs>
+          <w:tab w:val="right" w:leader="dot" w:pos="9016"/>
+        </w:tabs>
+        <w:rPr>
+          <w:rFonts w:asciiTheme="minorHAnsi" w:eastAsiaTheme="minorEastAsia" w:hAnsiTheme="minorHAnsi"/>
+          <w:kern w:val="0"/>
+          <w:sz w:val="22"/>
+          <w14:ligatures w14:val="none"/>
+        </w:rPr>
+      </w:pPr>
+      <w:r>
+        <w:rPr>
+          <w:rFonts w:cs="Times New Roman"/>
+          <w:szCs w:val="26"/>
+        </w:rPr>
+        <w:fldChar w:fldCharType="begin"/>
+      </w:r>
+      <w:r>
+        <w:rPr>
+          <w:rFonts w:cs="Times New Roman"/>
+          <w:szCs w:val="26"/>
+        </w:rPr>
+        <w:instrText xml:space="preserve"> TOC \h \z \t "TenBang" \c </w:instrText>
+      </w:r>
+      <w:r>
+        <w:rPr>
+          <w:rFonts w:cs="Times New Roman"/>
+          <w:szCs w:val="26"/>
+        </w:rPr>
+        <w:fldChar w:fldCharType="separate"/>
+      </w:r>
+      <w:hyperlink w:anchor="_Toc224854934" w:history="1">
+        <w:r>
+          <w:rPr>
+            <w:rStyle w:val="Hyperlink"/>
+          </w:rPr>
+          <w:t>Bảng 3.1: So sánh đặc tính truy xuất trong mô hình Hybrid RAG</w:t>
+        </w:r>
+        <w:r>
+          <w:rPr>
+            <w:webHidden/>
+          </w:rPr>
+          <w:tab/>
+        </w:r>
+        <w:r>
+          <w:rPr>
+            <w:webHidden/>
+          </w:rPr>
+          <w:fldChar w:fldCharType="begin"/>
+        </w:r>
+        <w:r>
+          <w:rPr>
+            <w:webHidden/>
+          </w:rPr>
+          <w:instrText xml:space="preserve"> PAGEREF _Toc224854934 \h </w:instrText>
+        </w:r>
+        <w:r>
+          <w:rPr>
+            <w:webHidden/>
+          </w:rPr>
+        </w:r>
+        <w:r>
+          <w:rPr>
+            <w:webHidden/>
+          </w:rPr>
+          <w:fldChar w:fldCharType="separate"/>
+        </w:r>
+        <w:r>
+          <w:rPr>
+            <w:webHidden/>
+          </w:rPr>
+          <w:t>27</w:t>
+        </w:r>
+        <w:r>
+          <w:rPr>
+            <w:webHidden/>
+          </w:rPr>
+          <w:fldChar w:fldCharType="end"/>
+        </w:r>
+      </w:hyperlink>
+    </w:p>
+    <w:p>
+      <w:pPr>
         <w:pStyle w:val="Heading1"/>
         <w:spacing w:before="0"/>
         <w:rPr>
@@ -9111,6 +9195,14 @@
           <w:sz w:val="26"/>
           <w:szCs w:val="26"/>
         </w:rPr>
+        <w:fldChar w:fldCharType="end"/>
+      </w:r>
+      <w:r>
+        <w:rPr>
+          <w:rFonts w:cs="Times New Roman"/>
+          <w:sz w:val="26"/>
+          <w:szCs w:val="26"/>
+        </w:rPr>
         <w:br w:type="page"/>
       </w:r>
     </w:p>
@@ -9124,7 +9216,7 @@
         </w:rPr>
       </w:pPr>
       <w:bookmarkStart w:id="15" w:name="_Toc153274883"/>
-      <w:bookmarkStart w:id="16" w:name="_Toc224848285"/>
+      <w:bookmarkStart w:id="16" w:name="_Toc224853329"/>
       <w:r>
         <w:rPr>
           <w:rFonts w:cs="Times New Roman"/>
@@ -9163,10 +9255,6 @@
         <w:tabs>
           <w:tab w:val="right" w:leader="dot" w:pos="9350"/>
         </w:tabs>
-        <w:rPr>
-          <w:rFonts w:eastAsiaTheme="minorEastAsia" w:cs="Times New Roman"/>
-          <w:szCs w:val="26"/>
-        </w:rPr>
       </w:pPr>
       <w:r>
         <w:rPr>
@@ -9179,6 +9267,945 @@
       <w:r>
         <w:rPr>
           <w:rFonts w:cs="Times New Roman"/>
+          <w:sz w:val="28"/>
+          <w:szCs w:val="28"/>
+        </w:rPr>
+        <w:fldChar w:fldCharType="begin"/>
+      </w:r>
+      <w:r>
+        <w:rPr>
+          <w:rFonts w:cs="Times New Roman"/>
+          <w:sz w:val="28"/>
+          <w:szCs w:val="28"/>
+        </w:rPr>
+        <w:instrText xml:space="preserve"> TOC \h \z \t "TenHinh" \c </w:instrText>
+      </w:r>
+      <w:r>
+        <w:rPr>
+          <w:rFonts w:cs="Times New Roman"/>
+          <w:sz w:val="28"/>
+          <w:szCs w:val="28"/>
+        </w:rPr>
+        <w:fldChar w:fldCharType="separate"/>
+      </w:r>
+    </w:p>
+    <w:p>
+      <w:pPr>
+        <w:pStyle w:val="TableofFigures"/>
+        <w:tabs>
+          <w:tab w:val="right" w:leader="dot" w:pos="9016"/>
+        </w:tabs>
+        <w:rPr>
+          <w:rFonts w:asciiTheme="minorHAnsi" w:eastAsiaTheme="minorEastAsia" w:hAnsiTheme="minorHAnsi"/>
+          <w:kern w:val="0"/>
+          <w:sz w:val="22"/>
+          <w14:ligatures w14:val="none"/>
+        </w:rPr>
+      </w:pPr>
+      <w:hyperlink w:anchor="_Toc224854862" w:history="1">
+        <w:r>
+          <w:rPr>
+            <w:rStyle w:val="Hyperlink"/>
+          </w:rPr>
+          <w:t>Hình 3.2: Sơ đồ Use Case tổng quát của hệ thống</w:t>
+        </w:r>
+        <w:r>
+          <w:rPr>
+            <w:webHidden/>
+          </w:rPr>
+          <w:tab/>
+        </w:r>
+        <w:r>
+          <w:rPr>
+            <w:webHidden/>
+          </w:rPr>
+          <w:fldChar w:fldCharType="begin"/>
+        </w:r>
+        <w:r>
+          <w:rPr>
+            <w:webHidden/>
+          </w:rPr>
+          <w:instrText xml:space="preserve"> PAGEREF _Toc224854862 \h </w:instrText>
+        </w:r>
+        <w:r>
+          <w:rPr>
+            <w:webHidden/>
+          </w:rPr>
+        </w:r>
+        <w:r>
+          <w:rPr>
+            <w:webHidden/>
+          </w:rPr>
+          <w:fldChar w:fldCharType="separate"/>
+        </w:r>
+        <w:r>
+          <w:rPr>
+            <w:webHidden/>
+          </w:rPr>
+          <w:t>17</w:t>
+        </w:r>
+        <w:r>
+          <w:rPr>
+            <w:webHidden/>
+          </w:rPr>
+          <w:fldChar w:fldCharType="end"/>
+        </w:r>
+      </w:hyperlink>
+    </w:p>
+    <w:p>
+      <w:pPr>
+        <w:pStyle w:val="TableofFigures"/>
+        <w:tabs>
+          <w:tab w:val="right" w:leader="dot" w:pos="9016"/>
+        </w:tabs>
+        <w:rPr>
+          <w:rFonts w:asciiTheme="minorHAnsi" w:eastAsiaTheme="minorEastAsia" w:hAnsiTheme="minorHAnsi"/>
+          <w:kern w:val="0"/>
+          <w:sz w:val="22"/>
+          <w14:ligatures w14:val="none"/>
+        </w:rPr>
+      </w:pPr>
+      <w:hyperlink w:anchor="_Toc224854863" w:history="1">
+        <w:r>
+          <w:rPr>
+            <w:rStyle w:val="Hyperlink"/>
+          </w:rPr>
+          <w:t>Hình 3.3: Sơ đồ kiến trúc tổng thể hệ thống</w:t>
+        </w:r>
+        <w:r>
+          <w:rPr>
+            <w:webHidden/>
+          </w:rPr>
+          <w:tab/>
+        </w:r>
+        <w:r>
+          <w:rPr>
+            <w:webHidden/>
+          </w:rPr>
+          <w:fldChar w:fldCharType="begin"/>
+        </w:r>
+        <w:r>
+          <w:rPr>
+            <w:webHidden/>
+          </w:rPr>
+          <w:instrText xml:space="preserve"> PAGEREF _Toc224854863 \h </w:instrText>
+        </w:r>
+        <w:r>
+          <w:rPr>
+            <w:webHidden/>
+          </w:rPr>
+        </w:r>
+        <w:r>
+          <w:rPr>
+            <w:webHidden/>
+          </w:rPr>
+          <w:fldChar w:fldCharType="separate"/>
+        </w:r>
+        <w:r>
+          <w:rPr>
+            <w:webHidden/>
+          </w:rPr>
+          <w:t>19</w:t>
+        </w:r>
+        <w:r>
+          <w:rPr>
+            <w:webHidden/>
+          </w:rPr>
+          <w:fldChar w:fldCharType="end"/>
+        </w:r>
+      </w:hyperlink>
+    </w:p>
+    <w:p>
+      <w:pPr>
+        <w:pStyle w:val="TableofFigures"/>
+        <w:tabs>
+          <w:tab w:val="right" w:leader="dot" w:pos="9016"/>
+        </w:tabs>
+        <w:rPr>
+          <w:rFonts w:asciiTheme="minorHAnsi" w:eastAsiaTheme="minorEastAsia" w:hAnsiTheme="minorHAnsi"/>
+          <w:kern w:val="0"/>
+          <w:sz w:val="22"/>
+          <w14:ligatures w14:val="none"/>
+        </w:rPr>
+      </w:pPr>
+      <w:hyperlink w:anchor="_Toc224854864" w:history="1">
+        <w:r>
+          <w:rPr>
+            <w:rStyle w:val="Hyperlink"/>
+          </w:rPr>
+          <w:t>Hình 3.3</w:t>
+        </w:r>
+        <w:r>
+          <w:rPr>
+            <w:rStyle w:val="Hyperlink"/>
+            <w:lang w:val="vi-VN"/>
+          </w:rPr>
+          <w:t>.1</w:t>
+        </w:r>
+        <w:r>
+          <w:rPr>
+            <w:rStyle w:val="Hyperlink"/>
+          </w:rPr>
+          <w:t>: Sơ đồ hoạt động</w:t>
+        </w:r>
+        <w:r>
+          <w:rPr>
+            <w:webHidden/>
+          </w:rPr>
+          <w:tab/>
+        </w:r>
+        <w:r>
+          <w:rPr>
+            <w:webHidden/>
+          </w:rPr>
+          <w:fldChar w:fldCharType="begin"/>
+        </w:r>
+        <w:r>
+          <w:rPr>
+            <w:webHidden/>
+          </w:rPr>
+          <w:instrText xml:space="preserve"> PAGEREF _Toc224854864 \h </w:instrText>
+        </w:r>
+        <w:r>
+          <w:rPr>
+            <w:webHidden/>
+          </w:rPr>
+        </w:r>
+        <w:r>
+          <w:rPr>
+            <w:webHidden/>
+          </w:rPr>
+          <w:fldChar w:fldCharType="separate"/>
+        </w:r>
+        <w:r>
+          <w:rPr>
+            <w:webHidden/>
+          </w:rPr>
+          <w:t>22</w:t>
+        </w:r>
+        <w:r>
+          <w:rPr>
+            <w:webHidden/>
+          </w:rPr>
+          <w:fldChar w:fldCharType="end"/>
+        </w:r>
+      </w:hyperlink>
+    </w:p>
+    <w:p>
+      <w:pPr>
+        <w:pStyle w:val="TableofFigures"/>
+        <w:tabs>
+          <w:tab w:val="right" w:leader="dot" w:pos="9016"/>
+        </w:tabs>
+        <w:rPr>
+          <w:rFonts w:asciiTheme="minorHAnsi" w:eastAsiaTheme="minorEastAsia" w:hAnsiTheme="minorHAnsi"/>
+          <w:kern w:val="0"/>
+          <w:sz w:val="22"/>
+          <w14:ligatures w14:val="none"/>
+        </w:rPr>
+      </w:pPr>
+      <w:hyperlink w:anchor="_Toc224854865" w:history="1">
+        <w:r>
+          <w:rPr>
+            <w:rStyle w:val="Hyperlink"/>
+          </w:rPr>
+          <w:t>Hình 3.3</w:t>
+        </w:r>
+        <w:r>
+          <w:rPr>
+            <w:rStyle w:val="Hyperlink"/>
+            <w:lang w:val="vi-VN"/>
+          </w:rPr>
+          <w:t>.2</w:t>
+        </w:r>
+        <w:r>
+          <w:rPr>
+            <w:rStyle w:val="Hyperlink"/>
+          </w:rPr>
+          <w:t>: Sơ đồ tuần tự</w:t>
+        </w:r>
+        <w:r>
+          <w:rPr>
+            <w:webHidden/>
+          </w:rPr>
+          <w:tab/>
+        </w:r>
+        <w:r>
+          <w:rPr>
+            <w:webHidden/>
+          </w:rPr>
+          <w:fldChar w:fldCharType="begin"/>
+        </w:r>
+        <w:r>
+          <w:rPr>
+            <w:webHidden/>
+          </w:rPr>
+          <w:instrText xml:space="preserve"> PAGEREF _Toc224854865 \h </w:instrText>
+        </w:r>
+        <w:r>
+          <w:rPr>
+            <w:webHidden/>
+          </w:rPr>
+        </w:r>
+        <w:r>
+          <w:rPr>
+            <w:webHidden/>
+          </w:rPr>
+          <w:fldChar w:fldCharType="separate"/>
+        </w:r>
+        <w:r>
+          <w:rPr>
+            <w:webHidden/>
+          </w:rPr>
+          <w:t>24</w:t>
+        </w:r>
+        <w:r>
+          <w:rPr>
+            <w:webHidden/>
+          </w:rPr>
+          <w:fldChar w:fldCharType="end"/>
+        </w:r>
+      </w:hyperlink>
+    </w:p>
+    <w:p>
+      <w:pPr>
+        <w:pStyle w:val="TableofFigures"/>
+        <w:tabs>
+          <w:tab w:val="right" w:leader="dot" w:pos="9016"/>
+        </w:tabs>
+        <w:rPr>
+          <w:rFonts w:asciiTheme="minorHAnsi" w:eastAsiaTheme="minorEastAsia" w:hAnsiTheme="minorHAnsi"/>
+          <w:kern w:val="0"/>
+          <w:sz w:val="22"/>
+          <w14:ligatures w14:val="none"/>
+        </w:rPr>
+      </w:pPr>
+      <w:hyperlink w:anchor="_Toc224854866" w:history="1">
+        <w:r>
+          <w:rPr>
+            <w:rStyle w:val="Hyperlink"/>
+          </w:rPr>
+          <w:t>Hình 3.5</w:t>
+        </w:r>
+        <w:r>
+          <w:rPr>
+            <w:rStyle w:val="Hyperlink"/>
+            <w:lang w:val="vi-VN"/>
+          </w:rPr>
+          <w:t>.3</w:t>
+        </w:r>
+        <w:r>
+          <w:rPr>
+            <w:rStyle w:val="Hyperlink"/>
+          </w:rPr>
+          <w:t>: Sơ đồ thực thể quan hệ</w:t>
+        </w:r>
+        <w:r>
+          <w:rPr>
+            <w:webHidden/>
+          </w:rPr>
+          <w:tab/>
+        </w:r>
+        <w:r>
+          <w:rPr>
+            <w:webHidden/>
+          </w:rPr>
+          <w:fldChar w:fldCharType="begin"/>
+        </w:r>
+        <w:r>
+          <w:rPr>
+            <w:webHidden/>
+          </w:rPr>
+          <w:instrText xml:space="preserve"> PAGEREF _Toc224854866 \h </w:instrText>
+        </w:r>
+        <w:r>
+          <w:rPr>
+            <w:webHidden/>
+          </w:rPr>
+        </w:r>
+        <w:r>
+          <w:rPr>
+            <w:webHidden/>
+          </w:rPr>
+          <w:fldChar w:fldCharType="separate"/>
+        </w:r>
+        <w:r>
+          <w:rPr>
+            <w:webHidden/>
+          </w:rPr>
+          <w:t>28</w:t>
+        </w:r>
+        <w:r>
+          <w:rPr>
+            <w:webHidden/>
+          </w:rPr>
+          <w:fldChar w:fldCharType="end"/>
+        </w:r>
+      </w:hyperlink>
+    </w:p>
+    <w:p>
+      <w:pPr>
+        <w:pStyle w:val="TableofFigures"/>
+        <w:tabs>
+          <w:tab w:val="right" w:leader="dot" w:pos="9016"/>
+        </w:tabs>
+        <w:rPr>
+          <w:rFonts w:asciiTheme="minorHAnsi" w:eastAsiaTheme="minorEastAsia" w:hAnsiTheme="minorHAnsi"/>
+          <w:kern w:val="0"/>
+          <w:sz w:val="22"/>
+          <w14:ligatures w14:val="none"/>
+        </w:rPr>
+      </w:pPr>
+      <w:hyperlink w:anchor="_Toc224854867" w:history="1">
+        <w:r>
+          <w:rPr>
+            <w:rStyle w:val="Hyperlink"/>
+          </w:rPr>
+          <w:t>Hình</w:t>
+        </w:r>
+        <w:r>
+          <w:rPr>
+            <w:rStyle w:val="Hyperlink"/>
+            <w:lang w:val="vi-VN"/>
+          </w:rPr>
+          <w:t xml:space="preserve"> 3.6</w:t>
+        </w:r>
+        <w:r>
+          <w:rPr>
+            <w:rStyle w:val="Hyperlink"/>
+          </w:rPr>
+          <w:t>: Sơ đồ khối kiến trúc đóng gói Prompt</w:t>
+        </w:r>
+        <w:r>
+          <w:rPr>
+            <w:webHidden/>
+          </w:rPr>
+          <w:tab/>
+        </w:r>
+        <w:r>
+          <w:rPr>
+            <w:webHidden/>
+          </w:rPr>
+          <w:fldChar w:fldCharType="begin"/>
+        </w:r>
+        <w:r>
+          <w:rPr>
+            <w:webHidden/>
+          </w:rPr>
+          <w:instrText xml:space="preserve"> PAGEREF _Toc224854867 \h </w:instrText>
+        </w:r>
+        <w:r>
+          <w:rPr>
+            <w:webHidden/>
+          </w:rPr>
+        </w:r>
+        <w:r>
+          <w:rPr>
+            <w:webHidden/>
+          </w:rPr>
+          <w:fldChar w:fldCharType="separate"/>
+        </w:r>
+        <w:r>
+          <w:rPr>
+            <w:webHidden/>
+          </w:rPr>
+          <w:t>30</w:t>
+        </w:r>
+        <w:r>
+          <w:rPr>
+            <w:webHidden/>
+          </w:rPr>
+          <w:fldChar w:fldCharType="end"/>
+        </w:r>
+      </w:hyperlink>
+    </w:p>
+    <w:p>
+      <w:pPr>
+        <w:pStyle w:val="TableofFigures"/>
+        <w:tabs>
+          <w:tab w:val="right" w:leader="dot" w:pos="9016"/>
+        </w:tabs>
+        <w:rPr>
+          <w:rFonts w:asciiTheme="minorHAnsi" w:eastAsiaTheme="minorEastAsia" w:hAnsiTheme="minorHAnsi"/>
+          <w:kern w:val="0"/>
+          <w:sz w:val="22"/>
+          <w14:ligatures w14:val="none"/>
+        </w:rPr>
+      </w:pPr>
+      <w:hyperlink w:anchor="_Toc224854868" w:history="1">
+        <w:r>
+          <w:rPr>
+            <w:rStyle w:val="Hyperlink"/>
+          </w:rPr>
+          <w:t>Hình</w:t>
+        </w:r>
+        <w:r>
+          <w:rPr>
+            <w:rStyle w:val="Hyperlink"/>
+            <w:lang w:val="vi-VN"/>
+          </w:rPr>
+          <w:t xml:space="preserve"> 4.2: Giao diện người dùng</w:t>
+        </w:r>
+        <w:r>
+          <w:rPr>
+            <w:webHidden/>
+          </w:rPr>
+          <w:tab/>
+        </w:r>
+        <w:r>
+          <w:rPr>
+            <w:webHidden/>
+          </w:rPr>
+          <w:fldChar w:fldCharType="begin"/>
+        </w:r>
+        <w:r>
+          <w:rPr>
+            <w:webHidden/>
+          </w:rPr>
+          <w:instrText xml:space="preserve"> PAGEREF _Toc224854868 \h </w:instrText>
+        </w:r>
+        <w:r>
+          <w:rPr>
+            <w:webHidden/>
+          </w:rPr>
+        </w:r>
+        <w:r>
+          <w:rPr>
+            <w:webHidden/>
+          </w:rPr>
+          <w:fldChar w:fldCharType="separate"/>
+        </w:r>
+        <w:r>
+          <w:rPr>
+            <w:webHidden/>
+          </w:rPr>
+          <w:t>33</w:t>
+        </w:r>
+        <w:r>
+          <w:rPr>
+            <w:webHidden/>
+          </w:rPr>
+          <w:fldChar w:fldCharType="end"/>
+        </w:r>
+      </w:hyperlink>
+    </w:p>
+    <w:p>
+      <w:pPr>
+        <w:pStyle w:val="TableofFigures"/>
+        <w:tabs>
+          <w:tab w:val="right" w:leader="dot" w:pos="9016"/>
+        </w:tabs>
+        <w:rPr>
+          <w:rFonts w:asciiTheme="minorHAnsi" w:eastAsiaTheme="minorEastAsia" w:hAnsiTheme="minorHAnsi"/>
+          <w:kern w:val="0"/>
+          <w:sz w:val="22"/>
+          <w14:ligatures w14:val="none"/>
+        </w:rPr>
+      </w:pPr>
+      <w:hyperlink w:anchor="_Toc224854869" w:history="1">
+        <w:r>
+          <w:rPr>
+            <w:rStyle w:val="Hyperlink"/>
+          </w:rPr>
+          <w:t>Hình</w:t>
+        </w:r>
+        <w:r>
+          <w:rPr>
+            <w:rStyle w:val="Hyperlink"/>
+            <w:lang w:val="vi-VN"/>
+          </w:rPr>
+          <w:t xml:space="preserve"> </w:t>
+        </w:r>
+        <w:r>
+          <w:rPr>
+            <w:rStyle w:val="Hyperlink"/>
+          </w:rPr>
+          <w:t>4</w:t>
+        </w:r>
+        <w:r>
+          <w:rPr>
+            <w:rStyle w:val="Hyperlink"/>
+            <w:lang w:val="vi-VN"/>
+          </w:rPr>
+          <w:t>.3.1</w:t>
+        </w:r>
+        <w:r>
+          <w:rPr>
+            <w:rStyle w:val="Hyperlink"/>
+          </w:rPr>
+          <w:t>: Ảnh hỏi đáp ngoài phạm vi y tế</w:t>
+        </w:r>
+        <w:r>
+          <w:rPr>
+            <w:webHidden/>
+          </w:rPr>
+          <w:tab/>
+        </w:r>
+        <w:r>
+          <w:rPr>
+            <w:webHidden/>
+          </w:rPr>
+          <w:fldChar w:fldCharType="begin"/>
+        </w:r>
+        <w:r>
+          <w:rPr>
+            <w:webHidden/>
+          </w:rPr>
+          <w:instrText xml:space="preserve"> PAGEREF _Toc224854869 \h </w:instrText>
+        </w:r>
+        <w:r>
+          <w:rPr>
+            <w:webHidden/>
+          </w:rPr>
+        </w:r>
+        <w:r>
+          <w:rPr>
+            <w:webHidden/>
+          </w:rPr>
+          <w:fldChar w:fldCharType="separate"/>
+        </w:r>
+        <w:r>
+          <w:rPr>
+            <w:webHidden/>
+          </w:rPr>
+          <w:t>34</w:t>
+        </w:r>
+        <w:r>
+          <w:rPr>
+            <w:webHidden/>
+          </w:rPr>
+          <w:fldChar w:fldCharType="end"/>
+        </w:r>
+      </w:hyperlink>
+    </w:p>
+    <w:p>
+      <w:pPr>
+        <w:pStyle w:val="TableofFigures"/>
+        <w:tabs>
+          <w:tab w:val="right" w:leader="dot" w:pos="9016"/>
+        </w:tabs>
+        <w:rPr>
+          <w:rFonts w:asciiTheme="minorHAnsi" w:eastAsiaTheme="minorEastAsia" w:hAnsiTheme="minorHAnsi"/>
+          <w:kern w:val="0"/>
+          <w:sz w:val="22"/>
+          <w14:ligatures w14:val="none"/>
+        </w:rPr>
+      </w:pPr>
+      <w:hyperlink w:anchor="_Toc224854870" w:history="1">
+        <w:r>
+          <w:rPr>
+            <w:rStyle w:val="Hyperlink"/>
+          </w:rPr>
+          <w:t>Hình</w:t>
+        </w:r>
+        <w:r>
+          <w:rPr>
+            <w:rStyle w:val="Hyperlink"/>
+            <w:lang w:val="vi-VN"/>
+          </w:rPr>
+          <w:t xml:space="preserve"> </w:t>
+        </w:r>
+        <w:r>
+          <w:rPr>
+            <w:rStyle w:val="Hyperlink"/>
+          </w:rPr>
+          <w:t>4</w:t>
+        </w:r>
+        <w:r>
+          <w:rPr>
+            <w:rStyle w:val="Hyperlink"/>
+            <w:lang w:val="vi-VN"/>
+          </w:rPr>
+          <w:t>.3.2</w:t>
+        </w:r>
+        <w:r>
+          <w:rPr>
+            <w:rStyle w:val="Hyperlink"/>
+          </w:rPr>
+          <w:t>: Ảnh</w:t>
+        </w:r>
+        <w:r>
+          <w:rPr>
+            <w:rStyle w:val="Hyperlink"/>
+            <w:lang w:val="vi-VN"/>
+          </w:rPr>
+          <w:t xml:space="preserve"> </w:t>
+        </w:r>
+        <w:r>
+          <w:rPr>
+            <w:rStyle w:val="Hyperlink"/>
+          </w:rPr>
+          <w:t>hỏi bệnh thiếu thông tin</w:t>
+        </w:r>
+        <w:r>
+          <w:rPr>
+            <w:webHidden/>
+          </w:rPr>
+          <w:tab/>
+        </w:r>
+        <w:r>
+          <w:rPr>
+            <w:webHidden/>
+          </w:rPr>
+          <w:fldChar w:fldCharType="begin"/>
+        </w:r>
+        <w:r>
+          <w:rPr>
+            <w:webHidden/>
+          </w:rPr>
+          <w:instrText xml:space="preserve"> PAGEREF _Toc224854870 \h </w:instrText>
+        </w:r>
+        <w:r>
+          <w:rPr>
+            <w:webHidden/>
+          </w:rPr>
+        </w:r>
+        <w:r>
+          <w:rPr>
+            <w:webHidden/>
+          </w:rPr>
+          <w:fldChar w:fldCharType="separate"/>
+        </w:r>
+        <w:r>
+          <w:rPr>
+            <w:webHidden/>
+          </w:rPr>
+          <w:t>35</w:t>
+        </w:r>
+        <w:r>
+          <w:rPr>
+            <w:webHidden/>
+          </w:rPr>
+          <w:fldChar w:fldCharType="end"/>
+        </w:r>
+      </w:hyperlink>
+    </w:p>
+    <w:p>
+      <w:pPr>
+        <w:pStyle w:val="TableofFigures"/>
+        <w:tabs>
+          <w:tab w:val="right" w:leader="dot" w:pos="9016"/>
+        </w:tabs>
+        <w:rPr>
+          <w:rFonts w:asciiTheme="minorHAnsi" w:eastAsiaTheme="minorEastAsia" w:hAnsiTheme="minorHAnsi"/>
+          <w:kern w:val="0"/>
+          <w:sz w:val="22"/>
+          <w14:ligatures w14:val="none"/>
+        </w:rPr>
+      </w:pPr>
+      <w:hyperlink w:anchor="_Toc224854871" w:history="1">
+        <w:r>
+          <w:rPr>
+            <w:rStyle w:val="Hyperlink"/>
+          </w:rPr>
+          <w:t>Hình</w:t>
+        </w:r>
+        <w:r>
+          <w:rPr>
+            <w:rStyle w:val="Hyperlink"/>
+            <w:lang w:val="vi-VN"/>
+          </w:rPr>
+          <w:t xml:space="preserve"> </w:t>
+        </w:r>
+        <w:r>
+          <w:rPr>
+            <w:rStyle w:val="Hyperlink"/>
+          </w:rPr>
+          <w:t>4</w:t>
+        </w:r>
+        <w:r>
+          <w:rPr>
+            <w:rStyle w:val="Hyperlink"/>
+            <w:lang w:val="vi-VN"/>
+          </w:rPr>
+          <w:t>.3.3</w:t>
+        </w:r>
+        <w:r>
+          <w:rPr>
+            <w:rStyle w:val="Hyperlink"/>
+          </w:rPr>
+          <w:t>: Ảnh</w:t>
+        </w:r>
+        <w:r>
+          <w:rPr>
+            <w:rStyle w:val="Hyperlink"/>
+            <w:lang w:val="vi-VN"/>
+          </w:rPr>
+          <w:t xml:space="preserve"> h</w:t>
+        </w:r>
+        <w:r>
+          <w:rPr>
+            <w:rStyle w:val="Hyperlink"/>
+          </w:rPr>
+          <w:t>ỏi bệnh đủ thông tin</w:t>
+        </w:r>
+        <w:r>
+          <w:rPr>
+            <w:webHidden/>
+          </w:rPr>
+          <w:tab/>
+        </w:r>
+        <w:r>
+          <w:rPr>
+            <w:webHidden/>
+          </w:rPr>
+          <w:fldChar w:fldCharType="begin"/>
+        </w:r>
+        <w:r>
+          <w:rPr>
+            <w:webHidden/>
+          </w:rPr>
+          <w:instrText xml:space="preserve"> PAGEREF _Toc224854871 \h </w:instrText>
+        </w:r>
+        <w:r>
+          <w:rPr>
+            <w:webHidden/>
+          </w:rPr>
+        </w:r>
+        <w:r>
+          <w:rPr>
+            <w:webHidden/>
+          </w:rPr>
+          <w:fldChar w:fldCharType="separate"/>
+        </w:r>
+        <w:r>
+          <w:rPr>
+            <w:webHidden/>
+          </w:rPr>
+          <w:t>36</w:t>
+        </w:r>
+        <w:r>
+          <w:rPr>
+            <w:webHidden/>
+          </w:rPr>
+          <w:fldChar w:fldCharType="end"/>
+        </w:r>
+      </w:hyperlink>
+    </w:p>
+    <w:p>
+      <w:pPr>
+        <w:pStyle w:val="TableofFigures"/>
+        <w:tabs>
+          <w:tab w:val="right" w:leader="dot" w:pos="9016"/>
+        </w:tabs>
+        <w:rPr>
+          <w:rFonts w:asciiTheme="minorHAnsi" w:eastAsiaTheme="minorEastAsia" w:hAnsiTheme="minorHAnsi"/>
+          <w:kern w:val="0"/>
+          <w:sz w:val="22"/>
+          <w14:ligatures w14:val="none"/>
+        </w:rPr>
+      </w:pPr>
+      <w:hyperlink w:anchor="_Toc224854872" w:history="1">
+        <w:r>
+          <w:rPr>
+            <w:rStyle w:val="Hyperlink"/>
+          </w:rPr>
+          <w:t>Hình</w:t>
+        </w:r>
+        <w:r>
+          <w:rPr>
+            <w:rStyle w:val="Hyperlink"/>
+            <w:lang w:val="vi-VN"/>
+          </w:rPr>
+          <w:t xml:space="preserve"> </w:t>
+        </w:r>
+        <w:r>
+          <w:rPr>
+            <w:rStyle w:val="Hyperlink"/>
+          </w:rPr>
+          <w:t>4</w:t>
+        </w:r>
+        <w:r>
+          <w:rPr>
+            <w:rStyle w:val="Hyperlink"/>
+            <w:lang w:val="vi-VN"/>
+          </w:rPr>
+          <w:t>.3.3</w:t>
+        </w:r>
+        <w:r>
+          <w:rPr>
+            <w:rStyle w:val="Hyperlink"/>
+          </w:rPr>
+          <w:t>: Ảnh</w:t>
+        </w:r>
+        <w:r>
+          <w:rPr>
+            <w:rStyle w:val="Hyperlink"/>
+            <w:lang w:val="vi-VN"/>
+          </w:rPr>
+          <w:t xml:space="preserve"> </w:t>
+        </w:r>
+        <w:r>
+          <w:rPr>
+            <w:rStyle w:val="Hyperlink"/>
+          </w:rPr>
+          <w:t>tình huống Cấp cứu</w:t>
+        </w:r>
+        <w:r>
+          <w:rPr>
+            <w:webHidden/>
+          </w:rPr>
+          <w:tab/>
+        </w:r>
+        <w:r>
+          <w:rPr>
+            <w:webHidden/>
+          </w:rPr>
+          <w:fldChar w:fldCharType="begin"/>
+        </w:r>
+        <w:r>
+          <w:rPr>
+            <w:webHidden/>
+          </w:rPr>
+          <w:instrText xml:space="preserve"> PAGEREF _Toc224854872 \h </w:instrText>
+        </w:r>
+        <w:r>
+          <w:rPr>
+            <w:webHidden/>
+          </w:rPr>
+        </w:r>
+        <w:r>
+          <w:rPr>
+            <w:webHidden/>
+          </w:rPr>
+          <w:fldChar w:fldCharType="separate"/>
+        </w:r>
+        <w:r>
+          <w:rPr>
+            <w:webHidden/>
+          </w:rPr>
+          <w:t>38</w:t>
+        </w:r>
+        <w:r>
+          <w:rPr>
+            <w:webHidden/>
+          </w:rPr>
+          <w:fldChar w:fldCharType="end"/>
+        </w:r>
+      </w:hyperlink>
+    </w:p>
+    <w:p>
+      <w:pPr>
+        <w:pStyle w:val="TableofFigures"/>
+        <w:tabs>
+          <w:tab w:val="right" w:leader="dot" w:pos="9350"/>
+        </w:tabs>
+        <w:rPr>
+          <w:rFonts w:eastAsiaTheme="minorEastAsia" w:cs="Times New Roman"/>
+          <w:szCs w:val="26"/>
+        </w:rPr>
+      </w:pPr>
+      <w:r>
+        <w:rPr>
+          <w:rFonts w:cs="Times New Roman"/>
+          <w:sz w:val="28"/>
+          <w:szCs w:val="28"/>
+        </w:rPr>
+        <w:fldChar w:fldCharType="end"/>
+      </w:r>
+      <w:r>
+        <w:rPr>
+          <w:rFonts w:cs="Times New Roman"/>
           <w:szCs w:val="26"/>
         </w:rPr>
         <w:br w:type="page"/>
@@ -9194,7 +10221,7 @@
         </w:rPr>
       </w:pPr>
       <w:bookmarkStart w:id="17" w:name="_Toc153274884"/>
-      <w:bookmarkStart w:id="18" w:name="_Toc224848286"/>
+      <w:bookmarkStart w:id="18" w:name="_Toc224853330"/>
       <w:r>
         <w:rPr>
           <w:rFonts w:cs="Times New Roman"/>
@@ -9940,7 +10967,7 @@
           <w:sz w:val="28"/>
         </w:rPr>
       </w:pPr>
-      <w:bookmarkStart w:id="19" w:name="_Toc224848287"/>
+      <w:bookmarkStart w:id="19" w:name="_Toc224853331"/>
       <w:r>
         <w:rPr>
           <w:rFonts w:cs="Times New Roman"/>
@@ -9971,7 +10998,7 @@
           <w:sz w:val="28"/>
         </w:rPr>
       </w:pPr>
-      <w:bookmarkStart w:id="20" w:name="_Toc224848288"/>
+      <w:bookmarkStart w:id="20" w:name="_Toc224853332"/>
       <w:r>
         <w:rPr>
           <w:rFonts w:cs="Times New Roman"/>
@@ -9999,7 +11026,7 @@
           <w:sz w:val="26"/>
         </w:rPr>
       </w:pPr>
-      <w:bookmarkStart w:id="21" w:name="_Toc224848289"/>
+      <w:bookmarkStart w:id="21" w:name="_Toc224853333"/>
       <w:r>
         <w:rPr>
           <w:rFonts w:cs="Times New Roman"/>
@@ -10265,7 +11292,7 @@
           <w:sz w:val="26"/>
         </w:rPr>
       </w:pPr>
-      <w:bookmarkStart w:id="22" w:name="_Toc224848290"/>
+      <w:bookmarkStart w:id="22" w:name="_Toc224853334"/>
       <w:r>
         <w:rPr>
           <w:rFonts w:cs="Times New Roman"/>
@@ -10290,7 +11317,7 @@
           <w:szCs w:val="26"/>
         </w:rPr>
       </w:pPr>
-      <w:bookmarkStart w:id="23" w:name="_Toc224848291"/>
+      <w:bookmarkStart w:id="23" w:name="_Toc224853335"/>
       <w:r>
         <w:rPr>
           <w:rFonts w:cs="Times New Roman"/>
@@ -10339,7 +11366,7 @@
           <w:szCs w:val="26"/>
         </w:rPr>
       </w:pPr>
-      <w:bookmarkStart w:id="24" w:name="_Toc224848292"/>
+      <w:bookmarkStart w:id="24" w:name="_Toc224853336"/>
       <w:r>
         <w:rPr>
           <w:rFonts w:cs="Times New Roman"/>
@@ -10578,7 +11605,7 @@
           <w:sz w:val="26"/>
         </w:rPr>
       </w:pPr>
-      <w:bookmarkStart w:id="25" w:name="_Toc224848293"/>
+      <w:bookmarkStart w:id="25" w:name="_Toc224853337"/>
       <w:r>
         <w:rPr>
           <w:rFonts w:cs="Times New Roman"/>
@@ -10604,7 +11631,7 @@
           <w:szCs w:val="26"/>
         </w:rPr>
       </w:pPr>
-      <w:bookmarkStart w:id="26" w:name="_Toc224848294"/>
+      <w:bookmarkStart w:id="26" w:name="_Toc224853338"/>
       <w:r>
         <w:rPr>
           <w:rFonts w:cs="Times New Roman"/>
@@ -10722,7 +11749,7 @@
           <w:szCs w:val="26"/>
         </w:rPr>
       </w:pPr>
-      <w:bookmarkStart w:id="27" w:name="_Toc224848295"/>
+      <w:bookmarkStart w:id="27" w:name="_Toc224853339"/>
       <w:r>
         <w:rPr>
           <w:rFonts w:cs="Times New Roman"/>
@@ -10934,7 +11961,7 @@
           <w:sz w:val="26"/>
         </w:rPr>
       </w:pPr>
-      <w:bookmarkStart w:id="28" w:name="_Toc224848296"/>
+      <w:bookmarkStart w:id="28" w:name="_Toc224853340"/>
       <w:r>
         <w:rPr>
           <w:rFonts w:cs="Times New Roman"/>
@@ -10959,7 +11986,7 @@
           <w:szCs w:val="26"/>
         </w:rPr>
       </w:pPr>
-      <w:bookmarkStart w:id="29" w:name="_Toc224848297"/>
+      <w:bookmarkStart w:id="29" w:name="_Toc224853341"/>
       <w:r>
         <w:rPr>
           <w:rFonts w:cs="Times New Roman"/>
@@ -11069,7 +12096,7 @@
           <w:szCs w:val="26"/>
         </w:rPr>
       </w:pPr>
-      <w:bookmarkStart w:id="30" w:name="_Toc224848298"/>
+      <w:bookmarkStart w:id="30" w:name="_Toc224853342"/>
       <w:r>
         <w:t>Trình tự thực thi</w:t>
       </w:r>
@@ -11330,7 +12357,6 @@
           <w:szCs w:val="28"/>
         </w:rPr>
       </w:pPr>
-      <w:bookmarkStart w:id="31" w:name="_Toc224848299"/>
       <w:r>
         <w:rPr>
           <w:rFonts w:cs="Times New Roman"/>
@@ -11352,6 +12378,7 @@
           <w:sz w:val="28"/>
         </w:rPr>
       </w:pPr>
+      <w:bookmarkStart w:id="31" w:name="_Toc224853343"/>
       <w:r>
         <w:rPr>
           <w:rFonts w:cs="Times New Roman"/>
@@ -11382,7 +12409,7 @@
           <w:sz w:val="28"/>
         </w:rPr>
       </w:pPr>
-      <w:bookmarkStart w:id="32" w:name="_Toc224848300"/>
+      <w:bookmarkStart w:id="32" w:name="_Toc224853344"/>
       <w:r>
         <w:rPr>
           <w:rFonts w:cs="Times New Roman"/>
@@ -11413,7 +12440,7 @@
           <w:sz w:val="26"/>
         </w:rPr>
       </w:pPr>
-      <w:bookmarkStart w:id="33" w:name="_Toc224848301"/>
+      <w:bookmarkStart w:id="33" w:name="_Toc224853345"/>
       <w:r>
         <w:rPr>
           <w:sz w:val="26"/>
@@ -11614,7 +12641,7 @@
           <w:sz w:val="26"/>
         </w:rPr>
       </w:pPr>
-      <w:bookmarkStart w:id="34" w:name="_Toc224848302"/>
+      <w:bookmarkStart w:id="34" w:name="_Toc224853346"/>
       <w:r>
         <w:rPr>
           <w:sz w:val="26"/>
@@ -12103,7 +13130,7 @@
           <w:sz w:val="26"/>
         </w:rPr>
       </w:pPr>
-      <w:bookmarkStart w:id="35" w:name="_Toc224848303"/>
+      <w:bookmarkStart w:id="35" w:name="_Toc224853347"/>
       <w:r>
         <w:rPr>
           <w:sz w:val="26"/>
@@ -12123,7 +13150,7 @@
         <w:ind w:left="922"/>
         <w:jc w:val="both"/>
       </w:pPr>
-      <w:bookmarkStart w:id="36" w:name="_Toc224848304"/>
+      <w:bookmarkStart w:id="36" w:name="_Toc224853348"/>
       <w:r>
         <w:t>Khái niệm và Vai trò của RAG</w:t>
       </w:r>
@@ -12280,7 +13307,7 @@
         <w:ind w:left="922"/>
         <w:jc w:val="both"/>
       </w:pPr>
-      <w:bookmarkStart w:id="37" w:name="_Toc224848305"/>
+      <w:bookmarkStart w:id="37" w:name="_Toc224853349"/>
       <w:r>
         <w:t>Vector Search</w:t>
       </w:r>
@@ -12408,7 +13435,7 @@
         <w:ind w:left="922"/>
         <w:jc w:val="both"/>
       </w:pPr>
-      <w:bookmarkStart w:id="38" w:name="_Toc224848306"/>
+      <w:bookmarkStart w:id="38" w:name="_Toc224853350"/>
       <w:r>
         <w:t>Keyword Search (BM25)</w:t>
       </w:r>
@@ -12547,7 +13574,7 @@
         <w:spacing w:before="120" w:line="288" w:lineRule="auto"/>
         <w:ind w:left="922"/>
       </w:pPr>
-      <w:bookmarkStart w:id="39" w:name="_Toc224848307"/>
+      <w:bookmarkStart w:id="39" w:name="_Toc224853351"/>
       <w:r>
         <w:t>Thuật toán dung hợp Reciprocal Rank Fusion (RRF)</w:t>
       </w:r>
@@ -12624,7 +13651,7 @@
           <w:sz w:val="26"/>
         </w:rPr>
       </w:pPr>
-      <w:bookmarkStart w:id="40" w:name="_Toc224848308"/>
+      <w:bookmarkStart w:id="40" w:name="_Toc224853352"/>
       <w:r>
         <w:rPr>
           <w:sz w:val="26"/>
@@ -12900,7 +13927,7 @@
           <w:sz w:val="26"/>
         </w:rPr>
       </w:pPr>
-      <w:bookmarkStart w:id="41" w:name="_Toc224848309"/>
+      <w:bookmarkStart w:id="41" w:name="_Toc224853353"/>
       <w:r>
         <w:rPr>
           <w:sz w:val="26"/>
@@ -13609,7 +14636,7 @@
           <w:sz w:val="28"/>
         </w:rPr>
       </w:pPr>
-      <w:bookmarkStart w:id="42" w:name="_Toc224848310"/>
+      <w:bookmarkStart w:id="42" w:name="_Toc224853354"/>
       <w:r>
         <w:rPr>
           <w:rFonts w:cs="Times New Roman"/>
@@ -13640,7 +14667,7 @@
           <w:sz w:val="28"/>
         </w:rPr>
       </w:pPr>
-      <w:bookmarkStart w:id="43" w:name="_Toc224848311"/>
+      <w:bookmarkStart w:id="43" w:name="_Toc224853355"/>
       <w:r>
         <w:rPr>
           <w:sz w:val="28"/>
@@ -13663,7 +14690,7 @@
           <w:sz w:val="26"/>
         </w:rPr>
       </w:pPr>
-      <w:bookmarkStart w:id="44" w:name="_Toc224848312"/>
+      <w:bookmarkStart w:id="44" w:name="_Toc224853356"/>
       <w:r>
         <w:rPr>
           <w:sz w:val="26"/>
@@ -14051,7 +15078,7 @@
           <w:sz w:val="26"/>
         </w:rPr>
       </w:pPr>
-      <w:bookmarkStart w:id="45" w:name="_Toc224848313"/>
+      <w:bookmarkStart w:id="45" w:name="_Toc224853357"/>
       <w:r>
         <w:rPr>
           <w:sz w:val="26"/>
@@ -14084,7 +15111,7 @@
         <w:spacing w:before="120" w:line="288" w:lineRule="auto"/>
         <w:jc w:val="both"/>
       </w:pPr>
-      <w:bookmarkStart w:id="46" w:name="_Toc224848314"/>
+      <w:bookmarkStart w:id="46" w:name="_Toc224853358"/>
       <w:r>
         <w:t>Yêu cầu chức năng</w:t>
       </w:r>
@@ -14260,7 +15287,7 @@
         <w:spacing w:before="120" w:line="288" w:lineRule="auto"/>
         <w:jc w:val="both"/>
       </w:pPr>
-      <w:bookmarkStart w:id="47" w:name="_Toc224848315"/>
+      <w:bookmarkStart w:id="47" w:name="_Toc224853359"/>
       <w:r>
         <w:t>Yêu cầu phi chức năng</w:t>
       </w:r>
@@ -14411,7 +15438,7 @@
         <w:spacing w:before="120" w:line="288" w:lineRule="auto"/>
         <w:jc w:val="both"/>
       </w:pPr>
-      <w:bookmarkStart w:id="48" w:name="_Toc224848316"/>
+      <w:bookmarkStart w:id="48" w:name="_Toc224853360"/>
       <w:r>
         <w:t>Mô hình hóa Use Case</w:t>
       </w:r>
@@ -14504,56 +15531,19 @@
     </w:p>
     <w:p>
       <w:pPr>
-        <w:pStyle w:val="ListParagraph"/>
-        <w:spacing w:before="120" w:after="0" w:line="240" w:lineRule="auto"/>
-        <w:contextualSpacing w:val="0"/>
-        <w:jc w:val="center"/>
-        <w:rPr>
-          <w:rFonts w:eastAsia="Times New Roman" w:cs="Times New Roman"/>
-          <w:i/>
-          <w:iCs/>
-          <w:kern w:val="0"/>
-          <w:sz w:val="24"/>
-          <w:szCs w:val="24"/>
-          <w14:ligatures w14:val="none"/>
-        </w:rPr>
-      </w:pPr>
-      <w:r>
-        <w:rPr>
-          <w:rFonts w:eastAsia="Times New Roman" w:cs="Times New Roman"/>
-          <w:i/>
-          <w:iCs/>
-          <w:kern w:val="0"/>
-          <w:sz w:val="24"/>
-          <w:szCs w:val="24"/>
-          <w14:ligatures w14:val="none"/>
-        </w:rPr>
+        <w:pStyle w:val="TenHinh"/>
+      </w:pPr>
+      <w:bookmarkStart w:id="49" w:name="_Toc224854862"/>
+      <w:r>
         <w:t>Hình 3.</w:t>
       </w:r>
       <w:r>
-        <w:rPr>
-          <w:rFonts w:eastAsia="Times New Roman" w:cs="Times New Roman"/>
-          <w:i/>
-          <w:iCs/>
-          <w:kern w:val="0"/>
-          <w:sz w:val="24"/>
-          <w:szCs w:val="24"/>
-          <w14:ligatures w14:val="none"/>
-        </w:rPr>
         <w:t>2</w:t>
       </w:r>
       <w:r>
-        <w:rPr>
-          <w:rFonts w:eastAsia="Times New Roman" w:cs="Times New Roman"/>
-          <w:i/>
-          <w:iCs/>
-          <w:kern w:val="0"/>
-          <w:sz w:val="24"/>
-          <w:szCs w:val="24"/>
-          <w14:ligatures w14:val="none"/>
-        </w:rPr>
         <w:t>: Sơ đồ Use Case tổng quát của hệ thống</w:t>
       </w:r>
+      <w:bookmarkEnd w:id="49"/>
     </w:p>
     <w:p>
       <w:pPr>
@@ -14762,7 +15752,7 @@
           <w:sz w:val="26"/>
         </w:rPr>
       </w:pPr>
-      <w:bookmarkStart w:id="49" w:name="_Toc224848317"/>
+      <w:bookmarkStart w:id="50" w:name="_Toc224853361"/>
       <w:r>
         <w:rPr>
           <w:sz w:val="26"/>
@@ -14770,7 +15760,7 @@
         <w:lastRenderedPageBreak/>
         <w:t>KIẾN TRÚC TỔNG THỂ HỆ THỐNG</w:t>
       </w:r>
-      <w:bookmarkEnd w:id="49"/>
+      <w:bookmarkEnd w:id="50"/>
       <w:r>
         <w:rPr>
           <w:sz w:val="26"/>
@@ -14867,31 +15857,13 @@
     </w:p>
     <w:p>
       <w:pPr>
-        <w:pStyle w:val="ListParagraph"/>
-        <w:spacing w:before="120" w:after="0" w:line="288" w:lineRule="auto"/>
-        <w:ind w:left="0" w:firstLine="562"/>
-        <w:contextualSpacing w:val="0"/>
-        <w:jc w:val="center"/>
-        <w:rPr>
-          <w:rFonts w:eastAsia="Times New Roman" w:cs="Times New Roman"/>
-          <w:i/>
-          <w:iCs/>
-          <w:kern w:val="0"/>
-          <w:szCs w:val="26"/>
-          <w14:ligatures w14:val="none"/>
-        </w:rPr>
-      </w:pPr>
-      <w:r>
-        <w:rPr>
-          <w:rFonts w:eastAsia="Times New Roman" w:cs="Times New Roman"/>
-          <w:i/>
-          <w:iCs/>
-          <w:kern w:val="0"/>
-          <w:szCs w:val="26"/>
-          <w14:ligatures w14:val="none"/>
-        </w:rPr>
+        <w:pStyle w:val="TenHinh"/>
+      </w:pPr>
+      <w:bookmarkStart w:id="51" w:name="_Toc224854863"/>
+      <w:r>
         <w:t>Hình 3.3: Sơ đồ kiến trúc tổng thể hệ thống</w:t>
       </w:r>
+      <w:bookmarkEnd w:id="51"/>
     </w:p>
     <w:p>
       <w:pPr>
@@ -15332,14 +16304,14 @@
           <w:sz w:val="26"/>
         </w:rPr>
       </w:pPr>
-      <w:bookmarkStart w:id="50" w:name="_Toc224848318"/>
+      <w:bookmarkStart w:id="52" w:name="_Toc224853362"/>
       <w:r>
         <w:rPr>
           <w:sz w:val="26"/>
         </w:rPr>
         <w:t>SƠ ĐỒ KHỐI VÀ LUỒNG XỬ LÝ</w:t>
       </w:r>
-      <w:bookmarkEnd w:id="50"/>
+      <w:bookmarkEnd w:id="52"/>
     </w:p>
     <w:p>
       <w:pPr>
@@ -15362,11 +16334,11 @@
         <w:ind w:left="922"/>
         <w:jc w:val="both"/>
       </w:pPr>
-      <w:bookmarkStart w:id="51" w:name="_Toc224848319"/>
+      <w:bookmarkStart w:id="53" w:name="_Toc224853363"/>
       <w:r>
         <w:t>Luồng xử lý dữ liệu đầu vào</w:t>
       </w:r>
-      <w:bookmarkEnd w:id="51"/>
+      <w:bookmarkEnd w:id="53"/>
     </w:p>
     <w:p>
       <w:pPr>
@@ -15476,52 +16448,28 @@
     </w:p>
     <w:p>
       <w:pPr>
-        <w:spacing w:before="120" w:after="0" w:line="288" w:lineRule="auto"/>
-        <w:ind w:firstLine="562"/>
-        <w:jc w:val="center"/>
-        <w:rPr>
-          <w:rFonts w:eastAsia="Times New Roman" w:cs="Times New Roman"/>
-          <w:i/>
-          <w:iCs/>
-          <w:kern w:val="0"/>
-          <w:szCs w:val="26"/>
-          <w14:ligatures w14:val="none"/>
-        </w:rPr>
-      </w:pPr>
-      <w:r>
-        <w:rPr>
-          <w:rFonts w:eastAsia="Times New Roman" w:cs="Times New Roman"/>
-          <w:i/>
-          <w:iCs/>
-          <w:kern w:val="0"/>
-          <w:szCs w:val="26"/>
-          <w14:ligatures w14:val="none"/>
-        </w:rPr>
+        <w:pStyle w:val="TenHinh"/>
+      </w:pPr>
+      <w:bookmarkStart w:id="54" w:name="_Toc224854864"/>
+      <w:r>
         <w:t>Hình 3.3</w:t>
       </w:r>
       <w:r>
         <w:rPr>
-          <w:rFonts w:eastAsia="Times New Roman" w:cs="Times New Roman"/>
-          <w:i/>
-          <w:iCs/>
-          <w:kern w:val="0"/>
-          <w:szCs w:val="26"/>
           <w:lang w:val="vi-VN"/>
-          <w14:ligatures w14:val="none"/>
         </w:rPr>
         <w:t>.1</w:t>
       </w:r>
       <w:r>
-        <w:rPr>
-          <w:rFonts w:eastAsia="Times New Roman" w:cs="Times New Roman"/>
-          <w:i/>
-          <w:iCs/>
-          <w:kern w:val="0"/>
-          <w:szCs w:val="26"/>
-          <w14:ligatures w14:val="none"/>
-        </w:rPr>
-        <w:t>: Sơ đồ Hoạt động</w:t>
-      </w:r>
+        <w:t xml:space="preserve">: Sơ đồ </w:t>
+      </w:r>
+      <w:r>
+        <w:t>h</w:t>
+      </w:r>
+      <w:r>
+        <w:t>oạt động</w:t>
+      </w:r>
+      <w:bookmarkEnd w:id="54"/>
     </w:p>
     <w:p>
       <w:pPr>
@@ -15710,11 +16658,11 @@
         <w:ind w:left="922"/>
         <w:jc w:val="both"/>
       </w:pPr>
-      <w:bookmarkStart w:id="52" w:name="_Toc224848320"/>
+      <w:bookmarkStart w:id="55" w:name="_Toc224853364"/>
       <w:r>
         <w:t>Luồng truy vấn và sinh văn bản</w:t>
       </w:r>
-      <w:bookmarkEnd w:id="52"/>
+      <w:bookmarkEnd w:id="55"/>
     </w:p>
     <w:p>
       <w:pPr>
@@ -15824,52 +16772,28 @@
     </w:p>
     <w:p>
       <w:pPr>
-        <w:spacing w:before="120" w:after="0" w:line="288" w:lineRule="auto"/>
-        <w:ind w:firstLine="562"/>
-        <w:jc w:val="center"/>
-        <w:rPr>
-          <w:rFonts w:eastAsia="Times New Roman" w:cs="Times New Roman"/>
-          <w:i/>
-          <w:iCs/>
-          <w:kern w:val="0"/>
-          <w:szCs w:val="26"/>
-          <w14:ligatures w14:val="none"/>
-        </w:rPr>
-      </w:pPr>
-      <w:r>
-        <w:rPr>
-          <w:rFonts w:eastAsia="Times New Roman" w:cs="Times New Roman"/>
-          <w:i/>
-          <w:iCs/>
-          <w:kern w:val="0"/>
-          <w:szCs w:val="26"/>
-          <w14:ligatures w14:val="none"/>
-        </w:rPr>
+        <w:pStyle w:val="TenHinh"/>
+      </w:pPr>
+      <w:bookmarkStart w:id="56" w:name="_Toc224854865"/>
+      <w:r>
         <w:t>Hình 3.3</w:t>
       </w:r>
       <w:r>
         <w:rPr>
-          <w:rFonts w:eastAsia="Times New Roman" w:cs="Times New Roman"/>
-          <w:i/>
-          <w:iCs/>
-          <w:kern w:val="0"/>
-          <w:szCs w:val="26"/>
           <w:lang w:val="vi-VN"/>
-          <w14:ligatures w14:val="none"/>
         </w:rPr>
         <w:t>.2</w:t>
       </w:r>
       <w:r>
-        <w:rPr>
-          <w:rFonts w:eastAsia="Times New Roman" w:cs="Times New Roman"/>
-          <w:i/>
-          <w:iCs/>
-          <w:kern w:val="0"/>
-          <w:szCs w:val="26"/>
-          <w14:ligatures w14:val="none"/>
-        </w:rPr>
-        <w:t>: Sơ đồ Tuần tự</w:t>
-      </w:r>
+        <w:t xml:space="preserve">: Sơ đồ </w:t>
+      </w:r>
+      <w:r>
+        <w:t>t</w:t>
+      </w:r>
+      <w:r>
+        <w:t>uần tự</w:t>
+      </w:r>
+      <w:bookmarkEnd w:id="56"/>
     </w:p>
     <w:p>
       <w:pPr>
@@ -16139,7 +17063,7 @@
           <w:sz w:val="26"/>
         </w:rPr>
       </w:pPr>
-      <w:bookmarkStart w:id="53" w:name="_Toc224848321"/>
+      <w:bookmarkStart w:id="57" w:name="_Toc224853365"/>
       <w:r>
         <w:rPr>
           <w:sz w:val="26"/>
@@ -16147,7 +17071,7 @@
         <w:lastRenderedPageBreak/>
         <w:t>THIẾT KẾ CƠ SỞ DỮ LIỆU</w:t>
       </w:r>
-      <w:bookmarkEnd w:id="53"/>
+      <w:bookmarkEnd w:id="57"/>
     </w:p>
     <w:p>
       <w:pPr>
@@ -16227,11 +17151,11 @@
         <w:ind w:left="922"/>
         <w:jc w:val="both"/>
       </w:pPr>
-      <w:bookmarkStart w:id="54" w:name="_Toc224848322"/>
+      <w:bookmarkStart w:id="58" w:name="_Toc224853366"/>
       <w:r>
         <w:t>Cơ sở dữ liệu Vector (ChromaDB)</w:t>
       </w:r>
-      <w:bookmarkEnd w:id="54"/>
+      <w:bookmarkEnd w:id="58"/>
     </w:p>
     <w:p>
       <w:pPr>
@@ -16344,11 +17268,11 @@
         <w:ind w:left="922"/>
         <w:jc w:val="both"/>
       </w:pPr>
-      <w:bookmarkStart w:id="55" w:name="_Toc224848323"/>
+      <w:bookmarkStart w:id="59" w:name="_Toc224853367"/>
       <w:r>
         <w:t>Cơ sở dữ liệu Document Index (BM25)</w:t>
       </w:r>
-      <w:bookmarkEnd w:id="55"/>
+      <w:bookmarkEnd w:id="59"/>
     </w:p>
     <w:p>
       <w:pPr>
@@ -16468,12 +17392,13 @@
     </w:p>
     <w:p>
       <w:pPr>
-        <w:spacing w:before="120" w:after="0" w:line="288" w:lineRule="auto"/>
-        <w:jc w:val="both"/>
-      </w:pPr>
+        <w:pStyle w:val="TenBang"/>
+      </w:pPr>
+      <w:bookmarkStart w:id="60" w:name="_Toc224854934"/>
       <w:r>
         <w:t>Bảng 3.1: So sánh đặc tính truy xuất trong mô hình Hybrid RAG</w:t>
       </w:r>
+      <w:bookmarkEnd w:id="60"/>
     </w:p>
     <w:tbl>
       <w:tblPr>
@@ -16797,11 +17722,11 @@
         <w:ind w:left="922"/>
         <w:jc w:val="both"/>
       </w:pPr>
-      <w:bookmarkStart w:id="56" w:name="_Toc224848324"/>
+      <w:bookmarkStart w:id="61" w:name="_Toc224853368"/>
       <w:r>
         <w:t>Cơ sở dữ liệu Quan hệ (Supabase)</w:t>
       </w:r>
-      <w:bookmarkEnd w:id="56"/>
+      <w:bookmarkEnd w:id="61"/>
     </w:p>
     <w:p>
       <w:pPr>
@@ -16939,54 +17864,22 @@
     </w:p>
     <w:p>
       <w:pPr>
-        <w:pStyle w:val="ListParagraph"/>
-        <w:spacing w:before="120" w:after="0" w:line="288" w:lineRule="auto"/>
-        <w:ind w:left="0" w:firstLine="562"/>
-        <w:contextualSpacing w:val="0"/>
-        <w:jc w:val="center"/>
-        <w:rPr>
-          <w:rFonts w:eastAsia="Times New Roman" w:cs="Times New Roman"/>
-          <w:i/>
-          <w:iCs/>
-          <w:kern w:val="0"/>
-          <w:szCs w:val="26"/>
-          <w14:ligatures w14:val="none"/>
-        </w:rPr>
-      </w:pPr>
-      <w:r>
-        <w:rPr>
-          <w:rFonts w:eastAsia="Times New Roman" w:cs="Times New Roman"/>
-          <w:i/>
-          <w:iCs/>
-          <w:kern w:val="0"/>
-          <w:szCs w:val="26"/>
-          <w14:ligatures w14:val="none"/>
-        </w:rPr>
+        <w:pStyle w:val="TenHinh"/>
+      </w:pPr>
+      <w:bookmarkStart w:id="62" w:name="_Toc224854866"/>
+      <w:r>
         <w:t>Hình 3.5</w:t>
       </w:r>
       <w:r>
         <w:rPr>
-          <w:rFonts w:eastAsia="Times New Roman" w:cs="Times New Roman"/>
-          <w:i/>
-          <w:iCs/>
-          <w:kern w:val="0"/>
-          <w:szCs w:val="26"/>
           <w:lang w:val="vi-VN"/>
-          <w14:ligatures w14:val="none"/>
         </w:rPr>
         <w:t>.3</w:t>
       </w:r>
       <w:r>
-        <w:rPr>
-          <w:rFonts w:eastAsia="Times New Roman" w:cs="Times New Roman"/>
-          <w:i/>
-          <w:iCs/>
-          <w:kern w:val="0"/>
-          <w:szCs w:val="26"/>
-          <w14:ligatures w14:val="none"/>
-        </w:rPr>
         <w:t>: Sơ đồ thực thể quan hệ</w:t>
       </w:r>
+      <w:bookmarkEnd w:id="62"/>
     </w:p>
     <w:p>
       <w:pPr>
@@ -17723,14 +18616,14 @@
           <w:sz w:val="26"/>
         </w:rPr>
       </w:pPr>
-      <w:bookmarkStart w:id="57" w:name="_Toc224848325"/>
+      <w:bookmarkStart w:id="63" w:name="_Toc224853369"/>
       <w:r>
         <w:rPr>
           <w:sz w:val="26"/>
         </w:rPr>
         <w:t>THIẾT KẾ BỘ ĐIỀU PHỐI PROMPT</w:t>
       </w:r>
-      <w:bookmarkEnd w:id="57"/>
+      <w:bookmarkEnd w:id="63"/>
     </w:p>
     <w:p>
       <w:pPr>
@@ -17870,66 +18763,28 @@
     </w:p>
     <w:p>
       <w:pPr>
-        <w:pStyle w:val="ListParagraph"/>
-        <w:spacing w:before="120" w:after="0" w:line="288" w:lineRule="auto"/>
-        <w:ind w:left="0" w:firstLine="562"/>
-        <w:contextualSpacing w:val="0"/>
-        <w:jc w:val="center"/>
-        <w:rPr>
-          <w:rFonts w:eastAsia="Times New Roman" w:cs="Times New Roman"/>
-          <w:i/>
-          <w:iCs/>
-          <w:kern w:val="0"/>
-          <w:szCs w:val="26"/>
-          <w14:ligatures w14:val="none"/>
-        </w:rPr>
-      </w:pPr>
-      <w:r>
-        <w:rPr>
-          <w:rFonts w:eastAsia="Times New Roman" w:cs="Times New Roman"/>
-          <w:i/>
-          <w:iCs/>
-          <w:kern w:val="0"/>
-          <w:szCs w:val="26"/>
-          <w14:ligatures w14:val="none"/>
-        </w:rPr>
+        <w:pStyle w:val="TenHinh"/>
+      </w:pPr>
+      <w:bookmarkStart w:id="64" w:name="_Toc224854867"/>
+      <w:r>
         <w:t>Hình</w:t>
       </w:r>
       <w:r>
         <w:rPr>
-          <w:rFonts w:eastAsia="Times New Roman" w:cs="Times New Roman"/>
-          <w:i/>
-          <w:iCs/>
-          <w:kern w:val="0"/>
-          <w:szCs w:val="26"/>
           <w:lang w:val="vi-VN"/>
-          <w14:ligatures w14:val="none"/>
         </w:rPr>
         <w:t xml:space="preserve"> </w:t>
       </w:r>
       <w:r>
         <w:rPr>
-          <w:rFonts w:eastAsia="Times New Roman" w:cs="Times New Roman"/>
-          <w:i/>
-          <w:iCs/>
-          <w:kern w:val="0"/>
-          <w:szCs w:val="26"/>
           <w:lang w:val="vi-VN"/>
-          <w14:ligatures w14:val="none"/>
         </w:rPr>
         <w:t>3.6</w:t>
       </w:r>
       <w:r>
-        <w:rPr>
-          <w:rFonts w:eastAsia="Times New Roman" w:cs="Times New Roman"/>
-          <w:i/>
-          <w:iCs/>
-          <w:kern w:val="0"/>
-          <w:szCs w:val="26"/>
-          <w14:ligatures w14:val="none"/>
-        </w:rPr>
         <w:t>: Sơ đồ khối kiến trúc đóng gói Prompt</w:t>
       </w:r>
+      <w:bookmarkEnd w:id="64"/>
     </w:p>
     <w:p>
       <w:pPr>
@@ -18427,7 +19282,7 @@
           <w:sz w:val="28"/>
         </w:rPr>
       </w:pPr>
-      <w:bookmarkStart w:id="58" w:name="_Toc224848326"/>
+      <w:bookmarkStart w:id="65" w:name="_Toc224853370"/>
       <w:r>
         <w:rPr>
           <w:rFonts w:cs="Times New Roman"/>
@@ -18443,7 +19298,7 @@
         </w:rPr>
         <w:t>4</w:t>
       </w:r>
-      <w:bookmarkEnd w:id="58"/>
+      <w:bookmarkEnd w:id="65"/>
     </w:p>
     <w:p>
       <w:pPr>
@@ -18458,14 +19313,14 @@
           <w:sz w:val="28"/>
         </w:rPr>
       </w:pPr>
-      <w:bookmarkStart w:id="59" w:name="_Toc224848327"/>
+      <w:bookmarkStart w:id="66" w:name="_Toc224853371"/>
       <w:r>
         <w:rPr>
           <w:sz w:val="28"/>
         </w:rPr>
         <w:t>TRIỂN KHAI VÀ THỬ NGHIỆM HỆ THỐNG</w:t>
       </w:r>
-      <w:bookmarkEnd w:id="59"/>
+      <w:bookmarkEnd w:id="66"/>
     </w:p>
     <w:p>
       <w:pPr>
@@ -18481,14 +19336,14 @@
           <w:sz w:val="26"/>
         </w:rPr>
       </w:pPr>
-      <w:bookmarkStart w:id="60" w:name="_Toc224848328"/>
+      <w:bookmarkStart w:id="67" w:name="_Toc224853372"/>
       <w:r>
         <w:rPr>
           <w:sz w:val="26"/>
         </w:rPr>
         <w:t>MÔI TRƯỜNG PHÁT TRIỂN VÀ CÀI ĐẶT</w:t>
       </w:r>
-      <w:bookmarkEnd w:id="60"/>
+      <w:bookmarkEnd w:id="67"/>
     </w:p>
     <w:p>
       <w:pPr>
@@ -18798,14 +19653,14 @@
           <w:sz w:val="26"/>
         </w:rPr>
       </w:pPr>
-      <w:bookmarkStart w:id="61" w:name="_Toc224848329"/>
+      <w:bookmarkStart w:id="68" w:name="_Toc224853373"/>
       <w:r>
         <w:rPr>
           <w:sz w:val="26"/>
         </w:rPr>
         <w:t>XÂY DỰNG GIAO DIỆN NGƯỜI DÙNG</w:t>
       </w:r>
-      <w:bookmarkEnd w:id="61"/>
+      <w:bookmarkEnd w:id="68"/>
     </w:p>
     <w:p>
       <w:pPr>
@@ -19048,6 +19903,25 @@
     </w:p>
     <w:p>
       <w:pPr>
+        <w:pStyle w:val="TenHinh"/>
+        <w:rPr>
+          <w:lang w:val="vi-VN"/>
+        </w:rPr>
+      </w:pPr>
+      <w:bookmarkStart w:id="69" w:name="_Toc224854868"/>
+      <w:r>
+        <w:t>Hình</w:t>
+      </w:r>
+      <w:r>
+        <w:rPr>
+          <w:lang w:val="vi-VN"/>
+        </w:rPr>
+        <w:t xml:space="preserve"> 4.2: Giao diện người dùng</w:t>
+      </w:r>
+      <w:bookmarkEnd w:id="69"/>
+    </w:p>
+    <w:p>
+      <w:pPr>
         <w:pStyle w:val="Heading2"/>
         <w:numPr>
           <w:ilvl w:val="0"/>
@@ -19060,14 +19934,14 @@
           <w:sz w:val="26"/>
         </w:rPr>
       </w:pPr>
-      <w:bookmarkStart w:id="62" w:name="_Toc224848330"/>
+      <w:bookmarkStart w:id="70" w:name="_Toc224853374"/>
       <w:r>
         <w:rPr>
           <w:sz w:val="26"/>
         </w:rPr>
         <w:t>KỊCH BẢN THỬ NGHIỆM VÀ ĐÁNH GIÁ</w:t>
       </w:r>
-      <w:bookmarkEnd w:id="62"/>
+      <w:bookmarkEnd w:id="70"/>
     </w:p>
     <w:p>
       <w:pPr>
@@ -19080,11 +19954,11 @@
         <w:ind w:left="922"/>
         <w:jc w:val="both"/>
       </w:pPr>
-      <w:bookmarkStart w:id="63" w:name="_Toc224848331"/>
+      <w:bookmarkStart w:id="71" w:name="_Toc224853375"/>
       <w:r>
         <w:t>Kịch bản 1: Hỏi đáp ngoài phạm vi y tế</w:t>
       </w:r>
-      <w:bookmarkEnd w:id="63"/>
+      <w:bookmarkEnd w:id="71"/>
     </w:p>
     <w:p>
       <w:pPr>
@@ -19125,11 +19999,11 @@
         <w:jc w:val="both"/>
       </w:pPr>
       <w:r>
-        <w:t xml:space="preserve">Bản chất cốt lõi của mọi LLM trên thị trường đều mắc "hội chứng phục vụ" (sycophancy) – chúng luôn cố gắng làm hài lòng người dùng bằng cách đưa ra câu trả lời cho mọi câu hỏi, bất chấp ngữ cảnh. Nếu không có một lớp khiên bảo vệ, một chatbot y tế rất dễ bị "jailbreak" (bẻ khóa) để trở thành công cụ làm bài tập hộ, viết code dạo hoặc tra cứu thời tiết. Bài test này cố tình nhồi một truy vấn đời sống rác (noise) để </w:t>
+        <w:t xml:space="preserve">Bản chất cốt lõi của mọi LLM trên thị trường đều mắc "hội chứng phục vụ" (sycophancy) – chúng luôn cố gắng làm hài lòng người dùng bằng cách đưa ra câu trả lời cho mọi câu hỏi, bất chấp ngữ cảnh. Nếu không có một lớp khiên bảo vệ, một chatbot y tế rất dễ bị "jailbreak" (bẻ khóa) để trở thành công cụ làm bài tập hộ, viết code dạo </w:t>
       </w:r>
       <w:r>
         <w:lastRenderedPageBreak/>
-        <w:t>kiểm tra độ cứng của rào cản System Persona. Mục tiêu là xem hệ thống có bị đánh lừa để rời khỏi "sandbox" y tế hay không.</w:t>
+        <w:t>hoặc tra cứu thời tiết. Bài test này cố tình nhồi một truy vấn đời sống rác (noise) để kiểm tra độ cứng của rào cản System Persona. Mục tiêu là xem hệ thống có bị đánh lừa để rời khỏi "sandbox" y tế hay không.</w:t>
       </w:r>
     </w:p>
     <w:p>
@@ -19257,49 +20131,31 @@
     </w:p>
     <w:p>
       <w:pPr>
-        <w:jc w:val="center"/>
-        <w:rPr>
-          <w:i/>
-          <w:iCs/>
-        </w:rPr>
-      </w:pPr>
-      <w:r>
-        <w:rPr>
-          <w:i/>
-          <w:iCs/>
-        </w:rPr>
+        <w:pStyle w:val="TenHinh"/>
+      </w:pPr>
+      <w:bookmarkStart w:id="72" w:name="_Toc224854869"/>
+      <w:r>
         <w:t>Hình</w:t>
       </w:r>
       <w:r>
         <w:rPr>
-          <w:i/>
-          <w:iCs/>
           <w:lang w:val="vi-VN"/>
         </w:rPr>
         <w:t xml:space="preserve"> </w:t>
       </w:r>
       <w:r>
-        <w:rPr>
-          <w:i/>
-          <w:iCs/>
-        </w:rPr>
         <w:t>4</w:t>
       </w:r>
       <w:r>
         <w:rPr>
-          <w:i/>
-          <w:iCs/>
           <w:lang w:val="vi-VN"/>
         </w:rPr>
         <w:t>.3.1</w:t>
       </w:r>
       <w:r>
-        <w:rPr>
-          <w:i/>
-          <w:iCs/>
-        </w:rPr>
         <w:t>: Ảnh hỏi đáp ngoài phạm vi y tế</w:t>
       </w:r>
+      <w:bookmarkEnd w:id="72"/>
     </w:p>
     <w:p>
       <w:pPr>
@@ -19387,11 +20243,11 @@
         <w:ind w:left="922"/>
         <w:jc w:val="both"/>
       </w:pPr>
-      <w:bookmarkStart w:id="64" w:name="_Toc224848332"/>
+      <w:bookmarkStart w:id="73" w:name="_Toc224853376"/>
       <w:r>
         <w:t>Kịch bản 2: Hỏi bệnh thiếu thông tin</w:t>
       </w:r>
-      <w:bookmarkEnd w:id="64"/>
+      <w:bookmarkEnd w:id="73"/>
     </w:p>
     <w:p>
       <w:pPr>
@@ -19575,76 +20431,51 @@
     </w:p>
     <w:p>
       <w:pPr>
-        <w:spacing w:before="120" w:after="0" w:line="288" w:lineRule="auto"/>
-        <w:jc w:val="center"/>
+        <w:pStyle w:val="TenHinh"/>
         <w:rPr>
           <w:b/>
           <w:bCs/>
-          <w:i/>
-          <w:iCs/>
           <w:lang w:val="vi-VN"/>
         </w:rPr>
       </w:pPr>
-      <w:r>
-        <w:rPr>
-          <w:i/>
-          <w:iCs/>
-        </w:rPr>
+      <w:bookmarkStart w:id="74" w:name="_Toc224854870"/>
+      <w:r>
         <w:t>Hình</w:t>
       </w:r>
       <w:r>
         <w:rPr>
-          <w:i/>
-          <w:iCs/>
           <w:lang w:val="vi-VN"/>
         </w:rPr>
         <w:t xml:space="preserve"> </w:t>
       </w:r>
       <w:r>
-        <w:rPr>
-          <w:i/>
-          <w:iCs/>
-        </w:rPr>
         <w:t>4</w:t>
       </w:r>
       <w:r>
         <w:rPr>
-          <w:i/>
-          <w:iCs/>
           <w:lang w:val="vi-VN"/>
         </w:rPr>
         <w:t>.3.</w:t>
       </w:r>
       <w:r>
         <w:rPr>
-          <w:i/>
-          <w:iCs/>
           <w:lang w:val="vi-VN"/>
         </w:rPr>
         <w:t>2</w:t>
       </w:r>
       <w:r>
-        <w:rPr>
-          <w:i/>
-          <w:iCs/>
-        </w:rPr>
         <w:t>: Ảnh</w:t>
       </w:r>
       <w:r>
         <w:rPr>
-          <w:i/>
-          <w:iCs/>
           <w:lang w:val="vi-VN"/>
         </w:rPr>
         <w:t xml:space="preserve"> </w:t>
       </w:r>
       <w:r>
-        <w:rPr>
-          <w:i/>
-          <w:iCs/>
-        </w:rPr>
         <w:t>hỏi bệnh thiếu thông tin</w:t>
       </w:r>
+      <w:bookmarkEnd w:id="74"/>
     </w:p>
     <w:p>
       <w:pPr>
@@ -19802,11 +20633,11 @@
         <w:ind w:left="922"/>
         <w:jc w:val="both"/>
       </w:pPr>
-      <w:bookmarkStart w:id="65" w:name="_Toc224848333"/>
+      <w:bookmarkStart w:id="75" w:name="_Toc224853377"/>
       <w:r>
         <w:t>Kịch bản 3: Hỏi bệnh đủ thông tin</w:t>
       </w:r>
-      <w:bookmarkEnd w:id="65"/>
+      <w:bookmarkEnd w:id="75"/>
     </w:p>
     <w:p>
       <w:pPr>
@@ -19975,68 +20806,45 @@
     </w:p>
     <w:p>
       <w:pPr>
-        <w:spacing w:before="120" w:after="0" w:line="288" w:lineRule="auto"/>
-        <w:jc w:val="center"/>
+        <w:pStyle w:val="TenHinh"/>
         <w:rPr>
           <w:b/>
           <w:bCs/>
-          <w:i/>
-          <w:iCs/>
           <w:lang w:val="vi-VN"/>
         </w:rPr>
       </w:pPr>
-      <w:r>
-        <w:rPr>
-          <w:i/>
-          <w:iCs/>
-        </w:rPr>
+      <w:bookmarkStart w:id="76" w:name="_Toc224854871"/>
+      <w:r>
         <w:t>Hình</w:t>
       </w:r>
       <w:r>
         <w:rPr>
-          <w:i/>
-          <w:iCs/>
           <w:lang w:val="vi-VN"/>
         </w:rPr>
         <w:t xml:space="preserve"> </w:t>
       </w:r>
       <w:r>
-        <w:rPr>
-          <w:i/>
-          <w:iCs/>
-        </w:rPr>
         <w:t>4</w:t>
       </w:r>
       <w:r>
         <w:rPr>
-          <w:i/>
-          <w:iCs/>
           <w:lang w:val="vi-VN"/>
         </w:rPr>
         <w:t>.3.3</w:t>
       </w:r>
       <w:r>
-        <w:rPr>
-          <w:i/>
-          <w:iCs/>
-        </w:rPr>
         <w:t>: Ảnh</w:t>
       </w:r>
       <w:r>
         <w:rPr>
-          <w:i/>
-          <w:iCs/>
           <w:lang w:val="vi-VN"/>
         </w:rPr>
         <w:t xml:space="preserve"> h</w:t>
       </w:r>
       <w:r>
-        <w:rPr>
-          <w:i/>
-          <w:iCs/>
-        </w:rPr>
         <w:t>ỏi bệnh đủ thông tin</w:t>
       </w:r>
+      <w:bookmarkEnd w:id="76"/>
     </w:p>
     <w:p>
       <w:pPr>
@@ -20180,11 +20988,11 @@
         <w:ind w:left="922"/>
         <w:jc w:val="both"/>
       </w:pPr>
-      <w:bookmarkStart w:id="66" w:name="_Toc224848334"/>
+      <w:bookmarkStart w:id="77" w:name="_Toc224853378"/>
       <w:r>
         <w:t>Kịch bản 4: Tình huống Cấp cứu</w:t>
       </w:r>
-      <w:bookmarkEnd w:id="66"/>
+      <w:bookmarkEnd w:id="77"/>
     </w:p>
     <w:p>
       <w:pPr>
@@ -20403,70 +21211,45 @@
     </w:p>
     <w:p>
       <w:pPr>
-        <w:pStyle w:val="ListParagraph"/>
-        <w:spacing w:before="120" w:after="0" w:line="288" w:lineRule="auto"/>
-        <w:ind w:left="1440"/>
-        <w:jc w:val="center"/>
+        <w:pStyle w:val="TenHinh"/>
         <w:rPr>
           <w:b/>
           <w:bCs/>
-          <w:i/>
-          <w:iCs/>
           <w:lang w:val="vi-VN"/>
         </w:rPr>
       </w:pPr>
-      <w:r>
-        <w:rPr>
-          <w:i/>
-          <w:iCs/>
-        </w:rPr>
+      <w:bookmarkStart w:id="78" w:name="_Toc224854872"/>
+      <w:r>
         <w:t>Hình</w:t>
       </w:r>
       <w:r>
         <w:rPr>
-          <w:i/>
-          <w:iCs/>
           <w:lang w:val="vi-VN"/>
         </w:rPr>
         <w:t xml:space="preserve"> </w:t>
       </w:r>
       <w:r>
-        <w:rPr>
-          <w:i/>
-          <w:iCs/>
-        </w:rPr>
         <w:t>4</w:t>
       </w:r>
       <w:r>
         <w:rPr>
-          <w:i/>
-          <w:iCs/>
           <w:lang w:val="vi-VN"/>
         </w:rPr>
         <w:t>.3.3</w:t>
       </w:r>
       <w:r>
-        <w:rPr>
-          <w:i/>
-          <w:iCs/>
-        </w:rPr>
         <w:t>: Ảnh</w:t>
       </w:r>
       <w:r>
         <w:rPr>
-          <w:i/>
-          <w:iCs/>
           <w:lang w:val="vi-VN"/>
         </w:rPr>
         <w:t xml:space="preserve"> </w:t>
       </w:r>
       <w:r>
-        <w:rPr>
-          <w:i/>
-          <w:iCs/>
-        </w:rPr>
         <w:t>tình huống Cấp cứu</w:t>
       </w:r>
+      <w:bookmarkEnd w:id="78"/>
     </w:p>
     <w:p>
       <w:pPr>
@@ -20584,14 +21367,14 @@
           <w:sz w:val="26"/>
         </w:rPr>
       </w:pPr>
-      <w:bookmarkStart w:id="67" w:name="_Toc224848335"/>
+      <w:bookmarkStart w:id="79" w:name="_Toc224853379"/>
       <w:r>
         <w:rPr>
           <w:sz w:val="26"/>
         </w:rPr>
         <w:t>ĐÁNH GIÁ HIỆU NĂNG VÀ ĐỘ CHÍNH XÁC</w:t>
       </w:r>
-      <w:bookmarkEnd w:id="67"/>
+      <w:bookmarkEnd w:id="79"/>
     </w:p>
     <w:p>
       <w:pPr>
@@ -20743,7 +21526,7 @@
           <w:sz w:val="28"/>
         </w:rPr>
       </w:pPr>
-      <w:bookmarkStart w:id="68" w:name="_Toc224848336"/>
+      <w:bookmarkStart w:id="80" w:name="_Toc224853380"/>
       <w:r>
         <w:rPr>
           <w:rFonts w:cs="Times New Roman"/>
@@ -20759,7 +21542,7 @@
         </w:rPr>
         <w:t>5</w:t>
       </w:r>
-      <w:bookmarkEnd w:id="68"/>
+      <w:bookmarkEnd w:id="80"/>
     </w:p>
     <w:p>
       <w:pPr>
@@ -20774,14 +21557,14 @@
           <w:sz w:val="28"/>
         </w:rPr>
       </w:pPr>
-      <w:bookmarkStart w:id="69" w:name="_Toc224848337"/>
+      <w:bookmarkStart w:id="81" w:name="_Toc224853381"/>
       <w:r>
         <w:rPr>
           <w:sz w:val="28"/>
         </w:rPr>
         <w:t>KẾT LUẬN VÀ HƯỚNG PHÁT TRIỂN</w:t>
       </w:r>
-      <w:bookmarkEnd w:id="69"/>
+      <w:bookmarkEnd w:id="81"/>
     </w:p>
     <w:p>
       <w:pPr>
@@ -20797,14 +21580,14 @@
           <w:sz w:val="26"/>
         </w:rPr>
       </w:pPr>
-      <w:bookmarkStart w:id="70" w:name="_Toc224848338"/>
+      <w:bookmarkStart w:id="82" w:name="_Toc224853382"/>
       <w:r>
         <w:rPr>
           <w:sz w:val="26"/>
         </w:rPr>
         <w:t>KẾT QUẢ ĐẠT ĐƯỢC</w:t>
       </w:r>
-      <w:bookmarkEnd w:id="70"/>
+      <w:bookmarkEnd w:id="82"/>
     </w:p>
     <w:p>
       <w:pPr>
@@ -20833,7 +21616,7 @@
         <w:pStyle w:val="ListParagraph"/>
         <w:numPr>
           <w:ilvl w:val="0"/>
-          <w:numId w:val="42"/>
+          <w:numId w:val="46"/>
         </w:numPr>
         <w:spacing w:before="120" w:after="0" w:line="288" w:lineRule="auto"/>
         <w:ind w:left="922"/>
@@ -20861,7 +21644,7 @@
         <w:pStyle w:val="ListParagraph"/>
         <w:numPr>
           <w:ilvl w:val="0"/>
-          <w:numId w:val="42"/>
+          <w:numId w:val="46"/>
         </w:numPr>
         <w:spacing w:before="120" w:after="0" w:line="288" w:lineRule="auto"/>
         <w:ind w:left="922"/>
@@ -20889,7 +21672,7 @@
         <w:pStyle w:val="ListParagraph"/>
         <w:numPr>
           <w:ilvl w:val="0"/>
-          <w:numId w:val="42"/>
+          <w:numId w:val="46"/>
         </w:numPr>
         <w:spacing w:before="120" w:after="0" w:line="288" w:lineRule="auto"/>
         <w:ind w:left="922"/>
@@ -20909,7 +21692,7 @@
           <w:szCs w:val="26"/>
           <w14:ligatures w14:val="none"/>
         </w:rPr>
-        <w:t>Triển khai thực tế trên môi trường Cloud: Dự án đã vượt qua giai đoạn chạy thử nghiệm cục bộ (Local) để hiện diện trực tuyến trên nền tảng Streamlit Cloud. Việc cấu hình thành công các Secrets bảo mật và tối ưu luồng Streaming giúp hệ thống đạt độ trễ thấp, sẵn sàng phục vụ người dùng từ xa với trải nghiệm mượt mà.</w:t>
+        <w:t>Xây dựng thành công phân hệ Quản lý Người dùng (User Management): Thay vì chỉ là một giao diện chat ẩn danh, hệ thống đã được tích hợp module xác thực (Đăng ký/Đăng nhập) thông qua Supabase và quản lý phiên bản tin nhắn (Session State). Người dùng có thể lưu trữ, ghim (pin) các cuộc hội thoại quan trọng hoặc sử dụng hệ thống dưới dạng Chế độ Khách (Guest Mode) một cách linh hoạt.</w:t>
       </w:r>
     </w:p>
     <w:p>
@@ -20917,7 +21700,7 @@
         <w:pStyle w:val="ListParagraph"/>
         <w:numPr>
           <w:ilvl w:val="0"/>
-          <w:numId w:val="42"/>
+          <w:numId w:val="46"/>
         </w:numPr>
         <w:spacing w:before="120" w:after="0" w:line="288" w:lineRule="auto"/>
         <w:ind w:left="922"/>
@@ -20937,7 +21720,72 @@
           <w:szCs w:val="26"/>
           <w14:ligatures w14:val="none"/>
         </w:rPr>
-        <w:t>Đảm bảo an toàn lâm sàng: Hệ thống đã chứng minh được tính kỷ luật thông qua các luật ngoại lệ (Red Flag Law), ưu tiên tuyệt đối tính mạng người dùng trong các tình huống khẩn cấp thay vì chỉ tập trung vào việc xử lý ngôn ngữ thuần túy.</w:t>
+        <w:t>Tối ưu Trải nghiệm Giao diện (UI/UX) trên nền Streamlit: Đã can thiệp thành công vào kiến trúc CSS mặc định để xử lý mượt mà độ trễ sinh từ (Time-To-First-Token) thông qua các hiệu ứng tải (Loading Indicators) thời gian thực. Bổ sung các rào cản kỹ thuật như cơ chế chống dịch tự động (Anti-translate) giúp giữ nguyên vẹn cấu trúc hiển thị y khoa.</w:t>
+      </w:r>
+    </w:p>
+    <w:p>
+      <w:pPr>
+        <w:pStyle w:val="ListParagraph"/>
+        <w:numPr>
+          <w:ilvl w:val="0"/>
+          <w:numId w:val="46"/>
+        </w:numPr>
+        <w:spacing w:before="120" w:after="0" w:line="288" w:lineRule="auto"/>
+        <w:ind w:left="922"/>
+        <w:contextualSpacing w:val="0"/>
+        <w:jc w:val="both"/>
+        <w:rPr>
+          <w:rFonts w:eastAsia="Times New Roman" w:cs="Times New Roman"/>
+          <w:kern w:val="0"/>
+          <w:szCs w:val="26"/>
+          <w14:ligatures w14:val="none"/>
+        </w:rPr>
+      </w:pPr>
+      <w:r>
+        <w:rPr>
+          <w:rFonts w:eastAsia="Times New Roman" w:cs="Times New Roman"/>
+          <w:kern w:val="0"/>
+          <w:szCs w:val="26"/>
+          <w14:ligatures w14:val="none"/>
+        </w:rPr>
+        <w:t>Triển khai thực tế trên môi trường Cloud: Dự án đã vượt qua giai đoạn chạy thử nghiệm cục bộ (Local) để hiện diện trực tuyến trên nền tảng Streamlit Cloud, sẵn sàng phục vụ người dùng từ xa với trải nghiệm mượt mà.</w:t>
+      </w:r>
+    </w:p>
+    <w:p>
+      <w:pPr>
+        <w:pStyle w:val="ListParagraph"/>
+        <w:numPr>
+          <w:ilvl w:val="0"/>
+          <w:numId w:val="46"/>
+        </w:numPr>
+        <w:spacing w:before="120" w:after="0" w:line="288" w:lineRule="auto"/>
+        <w:ind w:left="922"/>
+        <w:contextualSpacing w:val="0"/>
+        <w:jc w:val="both"/>
+        <w:rPr>
+          <w:rFonts w:eastAsia="Times New Roman" w:cs="Times New Roman"/>
+          <w:kern w:val="0"/>
+          <w:szCs w:val="26"/>
+          <w14:ligatures w14:val="none"/>
+        </w:rPr>
+      </w:pPr>
+      <w:r>
+        <w:rPr>
+          <w:rFonts w:eastAsia="Times New Roman" w:cs="Times New Roman"/>
+          <w:kern w:val="0"/>
+          <w:szCs w:val="26"/>
+          <w14:ligatures w14:val="none"/>
+        </w:rPr>
+        <w:t>Đảm bảo an toàn lâm sàng: Hệ thống đã chứng minh được tính kỷ luật thông qua các luật ngoại lệ (Red Flag Law), ưu tiên tuyệt đối tính mạng người dùng trong các tình huống khẩn cấp thay vì chỉ tập trung vào việc xử lý ngôn ngữ thuần túy</w:t>
+      </w:r>
+      <w:r>
+        <w:rPr>
+          <w:rFonts w:eastAsia="Times New Roman" w:cs="Times New Roman"/>
+          <w:kern w:val="0"/>
+          <w:szCs w:val="26"/>
+          <w14:ligatures w14:val="none"/>
+        </w:rPr>
+        <w:t>.</w:t>
       </w:r>
     </w:p>
     <w:p>
@@ -20954,14 +21802,15 @@
           <w:sz w:val="26"/>
         </w:rPr>
       </w:pPr>
-      <w:bookmarkStart w:id="71" w:name="_Toc224848339"/>
+      <w:bookmarkStart w:id="83" w:name="_Toc224853383"/>
       <w:r>
         <w:rPr>
           <w:sz w:val="26"/>
         </w:rPr>
+        <w:lastRenderedPageBreak/>
         <w:t>CÁC HẠN CHẾ CÒN TỒN TẠI</w:t>
       </w:r>
-      <w:bookmarkEnd w:id="71"/>
+      <w:bookmarkEnd w:id="83"/>
     </w:p>
     <w:p>
       <w:pPr>
@@ -21038,17 +21887,7 @@
           <w:szCs w:val="26"/>
           <w14:ligatures w14:val="none"/>
         </w:rPr>
-        <w:t xml:space="preserve">Giới hạn về ngữ cảnh đa lượt (Context Window): Dù đã áp dụng cơ chế cắt tỉa lịch sử hội thoại (History Trimming), nhưng khi cuộc trò chuyện kéo dài quá </w:t>
-      </w:r>
-      <w:r>
-        <w:rPr>
-          <w:rFonts w:eastAsia="Times New Roman" w:cs="Times New Roman"/>
-          <w:kern w:val="0"/>
-          <w:szCs w:val="26"/>
-          <w14:ligatures w14:val="none"/>
-        </w:rPr>
-        <w:lastRenderedPageBreak/>
-        <w:t>mức, khả năng duy trì sự mạch lạc và ghi nhớ các chi tiết nhỏ trong bệnh sử vẫn có thể gặp sai số cục bộ.</w:t>
+        <w:t>Giới hạn về ngữ cảnh đa lượt: Dù đã áp dụng cơ chế cắt tỉa lịch sử hội thoại (History Trimming), nhưng khi cuộc trò chuyện kéo dài quá mức, khả năng duy trì sự mạch lạc và ghi nhớ các chi tiết nhỏ trong bệnh sử vẫn có thể gặp sai số cục bộ.</w:t>
       </w:r>
     </w:p>
     <w:p>
@@ -21093,14 +21932,14 @@
           <w:sz w:val="26"/>
         </w:rPr>
       </w:pPr>
-      <w:bookmarkStart w:id="72" w:name="_Toc224848340"/>
+      <w:bookmarkStart w:id="84" w:name="_Toc224853384"/>
       <w:r>
         <w:rPr>
           <w:sz w:val="26"/>
         </w:rPr>
         <w:t>HƯỚNG PHÁT TRIỂN TRONG TƯƠNG LAI</w:t>
       </w:r>
-      <w:bookmarkEnd w:id="72"/>
+      <w:bookmarkEnd w:id="84"/>
     </w:p>
     <w:p>
       <w:pPr>
@@ -21129,7 +21968,7 @@
         <w:pStyle w:val="ListParagraph"/>
         <w:numPr>
           <w:ilvl w:val="0"/>
-          <w:numId w:val="42"/>
+          <w:numId w:val="47"/>
         </w:numPr>
         <w:spacing w:before="120" w:after="0" w:line="288" w:lineRule="auto"/>
         <w:ind w:left="922"/>
@@ -21149,7 +21988,7 @@
           <w:szCs w:val="26"/>
           <w14:ligatures w14:val="none"/>
         </w:rPr>
-        <w:t>Cá nhân hóa thông qua hồ sơ người dùng: Tích hợp hệ thống đăng nhập và lưu trữ lịch sử bệnh lý dài hạn (Memory Vector Store). Điều này giúp AI không chỉ tư vấn dựa trên câu hỏi hiện tại mà còn đối chiếu với các triệu chứng trong quá khứ của chính người dùng đó.</w:t>
+        <w:t>Xây dựng Đồ thị tri thức y khoa (Medical Knowledge Graph - MKG): Vượt qua giới hạn của không gian Vector (vốn chỉ so khớp ngữ nghĩa), hướng đi cốt lõi là cấu trúc hóa dữ liệu y tế thành một mạng lưới Đồ thị. Các thực thể y khoa (Triệu chứng, Bệnh lý, Thuốc, Chống chỉ định) sẽ được định danh thành các Node, liên kết với nhau bằng các Cạnh (Edges) thể hiện mối quan hệ logic nghiêm ngặt (ví dụ: có_triệu_chứng, gây_ra_bởi, điều_trị_bằng). Điều này giúp hệ thống lưu trữ tri thức y học dưới dạng mạng lưới logic có thể nội suy được.</w:t>
       </w:r>
     </w:p>
     <w:p>
@@ -21157,7 +21996,7 @@
         <w:pStyle w:val="ListParagraph"/>
         <w:numPr>
           <w:ilvl w:val="0"/>
-          <w:numId w:val="42"/>
+          <w:numId w:val="47"/>
         </w:numPr>
         <w:spacing w:before="120" w:after="0" w:line="288" w:lineRule="auto"/>
         <w:ind w:left="922"/>
@@ -21177,7 +22016,7 @@
           <w:szCs w:val="26"/>
           <w14:ligatures w14:val="none"/>
         </w:rPr>
-        <w:t>Tận dụng GitHub Student Developer Pack để chuyên nghiệp hóa hạ tầng: Đăng ký và sử dụng các tài nguyên từ gói hỗ trợ sinh viên để triển khai tên miền riêng (.me/.tech), sử dụng GitHub Copilot để tối ưu mã nguồn và chuyển đổi sang các dịch vụ lưu trữ database bền vững hơn như Azure Cosmos DB hoặc MongoDB Atlas.</w:t>
+        <w:t>Chuyên sâu hóa vào chẩn đoán Viêm phổi ở trẻ em: Thay vì sàng lọc tổng quát, mô hình sẽ được thu hẹp phạm vi (Domain-specific) để giải quyết một bài toán y khoa phức tạp và có tính rủi ro cao: Viêm phổi nhi khoa. Tri thức đưa vào MKG sẽ bám sát các phác đồ điều trị chuẩn (như IMCI của WHO), tập trung vào việc mô hình hóa các chỉ số sinh tồn đặc thù theo độ tuổi của trẻ (nhịp thở theo tháng tuổi, dấu hiệu rút lõm lồng ngực, tím tái) nhằm hỗ trợ chẩn đoán chính xác và kịp thời.</w:t>
       </w:r>
     </w:p>
     <w:p>
@@ -21185,7 +22024,7 @@
         <w:pStyle w:val="ListParagraph"/>
         <w:numPr>
           <w:ilvl w:val="0"/>
-          <w:numId w:val="42"/>
+          <w:numId w:val="47"/>
         </w:numPr>
         <w:spacing w:before="120" w:after="0" w:line="288" w:lineRule="auto"/>
         <w:ind w:left="922"/>
@@ -21205,7 +22044,17 @@
           <w:szCs w:val="26"/>
           <w14:ligatures w14:val="none"/>
         </w:rPr>
-        <w:t>Tích hợp nhận diện hình ảnh (Multimodal): Nâng cấp hệ thống để có thể đọc hiểu các hình ảnh kết quả xét nghiệm, đơn thuốc hoặc vùng tổn thương ngoài da, kết hợp với dữ liệu văn bản để đưa ra kết luận sàng lọc đa chiều hơn.</w:t>
+        <w:t xml:space="preserve">Nâng cấp kiến trúc lên GraphRAG (Knowledge Graph-based RAG): Tích hợp Đồ thị tri thức (MKG) với sức mạnh tạo sinh của LLM. Thay vì chỉ truy xuất </w:t>
+      </w:r>
+      <w:r>
+        <w:rPr>
+          <w:rFonts w:eastAsia="Times New Roman" w:cs="Times New Roman"/>
+          <w:kern w:val="0"/>
+          <w:szCs w:val="26"/>
+          <w14:ligatures w14:val="none"/>
+        </w:rPr>
+        <w:lastRenderedPageBreak/>
+        <w:t>các đoạn văn bản thô từ ChromaDB, AI sẽ thực hiện các truy vấn truy vết trên đồ thị (Graph Traversal). Kiến trúc GraphRAG cho phép hệ thống thực hiện suy luận đa bước (Multi-hop reasoning) để tìm ra các mối liên hệ ẩn giữa nhiều triệu chứng phức tạp của bệnh nhi, từ đó sinh ra kết luận chẩn đoán với độ chính xác lâm sàng vượt trội.</w:t>
       </w:r>
     </w:p>
     <w:p>
@@ -21213,7 +22062,7 @@
         <w:pStyle w:val="ListParagraph"/>
         <w:numPr>
           <w:ilvl w:val="0"/>
-          <w:numId w:val="42"/>
+          <w:numId w:val="47"/>
         </w:numPr>
         <w:spacing w:before="120" w:after="0" w:line="288" w:lineRule="auto"/>
         <w:ind w:left="922"/>
@@ -21233,24 +22082,34 @@
           <w:szCs w:val="26"/>
           <w14:ligatures w14:val="none"/>
         </w:rPr>
-        <w:t>Tối ưu hóa mô hình nội bộ (Fine-tuning): Thay vì chỉ dùng Prompt Engineering, hướng phát triển sẽ là huấn luyện tinh chỉnh (Fine-tuning) một mô hình ngôn ngữ nhỏ (SLM) chuyên biệt về tiếng Việt y khoa để giảm phụ thuộc vào API quốc tế và tăng cường bảo mật dữ liệu người dùng.</w:t>
-      </w:r>
-    </w:p>
-    <w:p/>
+        <w:t>Tăng cường tính minh bạch và khả năng giải thích (Explainable AI - XAI): Trong y tế, bác sĩ không thể tin tưởng một "hộp đen" AI chỉ đưa ra kết quả. Bằng việc ứng dụng MKG, hệ thống trong tương lai có khả năng "giải thích" tại sao nó đưa ra nghi ngờ viêm phổi. Kết quả trả về sẽ kèm theo luồng suy luận trực quan (trích xuất trực tiếp đường đi từ các Node triệu chứng đến Node bệnh lý trên đồ thị), giúp hệ thống đóng vai trò như một Trợ lý Hỗ trợ Quyết định Lâm sàng (CDSS) thực thụ cho các bác sĩ nhi khoa</w:t>
+      </w:r>
+      <w:r>
+        <w:rPr>
+          <w:rFonts w:eastAsia="Times New Roman" w:cs="Times New Roman"/>
+          <w:kern w:val="0"/>
+          <w:szCs w:val="26"/>
+          <w14:ligatures w14:val="none"/>
+        </w:rPr>
+        <w:t>.</w:t>
+      </w:r>
+      <w:bookmarkStart w:id="85" w:name="_Toc153274936"/>
+    </w:p>
     <w:p>
       <w:pPr>
         <w:rPr>
           <w:rFonts w:eastAsiaTheme="majorEastAsia" w:cs="Times New Roman"/>
           <w:b/>
           <w:bCs/>
-          <w:szCs w:val="26"/>
-        </w:rPr>
-      </w:pPr>
-      <w:bookmarkStart w:id="73" w:name="_Toc153274936"/>
-      <w:r>
-        <w:rPr>
-          <w:rFonts w:cs="Times New Roman"/>
-          <w:szCs w:val="26"/>
+          <w:sz w:val="28"/>
+          <w:szCs w:val="28"/>
+        </w:rPr>
+      </w:pPr>
+      <w:bookmarkStart w:id="86" w:name="_Toc224853385"/>
+      <w:r>
+        <w:rPr>
+          <w:rFonts w:cs="Times New Roman"/>
+          <w:sz w:val="28"/>
         </w:rPr>
         <w:br w:type="page"/>
       </w:r>
@@ -21267,7 +22126,6 @@
           <w:sz w:val="28"/>
         </w:rPr>
       </w:pPr>
-      <w:bookmarkStart w:id="74" w:name="_Toc224848341"/>
       <w:r>
         <w:rPr>
           <w:rFonts w:cs="Times New Roman"/>
@@ -21276,8 +22134,8 @@
         <w:lastRenderedPageBreak/>
         <w:t>TÀI LIỆU THAM KHẢO</w:t>
       </w:r>
-      <w:bookmarkEnd w:id="73"/>
-      <w:bookmarkEnd w:id="74"/>
+      <w:bookmarkEnd w:id="85"/>
+      <w:bookmarkEnd w:id="86"/>
     </w:p>
     <w:p>
       <w:pPr>
@@ -22983,6 +23841,119 @@
     </w:lvl>
   </w:abstractNum>
   <w:abstractNum w:abstractNumId="14" w15:restartNumberingAfterBreak="0">
+    <w:nsid w:val="23C15513"/>
+    <w:multiLevelType w:val="hybridMultilevel"/>
+    <w:tmpl w:val="E322113E"/>
+    <w:lvl w:ilvl="0" w:tplc="EA602186">
+      <w:start w:val="1"/>
+      <w:numFmt w:val="bullet"/>
+      <w:lvlText w:val=""/>
+      <w:lvlJc w:val="left"/>
+      <w:pPr>
+        <w:ind w:left="1440" w:hanging="360"/>
+      </w:pPr>
+      <w:rPr>
+        <w:rFonts w:ascii="Symbol" w:hAnsi="Symbol" w:hint="default"/>
+      </w:rPr>
+    </w:lvl>
+    <w:lvl w:ilvl="1" w:tplc="04090003" w:tentative="1">
+      <w:start w:val="1"/>
+      <w:numFmt w:val="bullet"/>
+      <w:lvlText w:val="o"/>
+      <w:lvlJc w:val="left"/>
+      <w:pPr>
+        <w:ind w:left="2160" w:hanging="360"/>
+      </w:pPr>
+      <w:rPr>
+        <w:rFonts w:ascii="Courier New" w:hAnsi="Courier New" w:cs="Courier New" w:hint="default"/>
+      </w:rPr>
+    </w:lvl>
+    <w:lvl w:ilvl="2" w:tplc="04090005" w:tentative="1">
+      <w:start w:val="1"/>
+      <w:numFmt w:val="bullet"/>
+      <w:lvlText w:val=""/>
+      <w:lvlJc w:val="left"/>
+      <w:pPr>
+        <w:ind w:left="2880" w:hanging="360"/>
+      </w:pPr>
+      <w:rPr>
+        <w:rFonts w:ascii="Wingdings" w:hAnsi="Wingdings" w:hint="default"/>
+      </w:rPr>
+    </w:lvl>
+    <w:lvl w:ilvl="3" w:tplc="04090001" w:tentative="1">
+      <w:start w:val="1"/>
+      <w:numFmt w:val="bullet"/>
+      <w:lvlText w:val=""/>
+      <w:lvlJc w:val="left"/>
+      <w:pPr>
+        <w:ind w:left="3600" w:hanging="360"/>
+      </w:pPr>
+      <w:rPr>
+        <w:rFonts w:ascii="Symbol" w:hAnsi="Symbol" w:hint="default"/>
+      </w:rPr>
+    </w:lvl>
+    <w:lvl w:ilvl="4" w:tplc="04090003" w:tentative="1">
+      <w:start w:val="1"/>
+      <w:numFmt w:val="bullet"/>
+      <w:lvlText w:val="o"/>
+      <w:lvlJc w:val="left"/>
+      <w:pPr>
+        <w:ind w:left="4320" w:hanging="360"/>
+      </w:pPr>
+      <w:rPr>
+        <w:rFonts w:ascii="Courier New" w:hAnsi="Courier New" w:cs="Courier New" w:hint="default"/>
+      </w:rPr>
+    </w:lvl>
+    <w:lvl w:ilvl="5" w:tplc="04090005" w:tentative="1">
+      <w:start w:val="1"/>
+      <w:numFmt w:val="bullet"/>
+      <w:lvlText w:val=""/>
+      <w:lvlJc w:val="left"/>
+      <w:pPr>
+        <w:ind w:left="5040" w:hanging="360"/>
+      </w:pPr>
+      <w:rPr>
+        <w:rFonts w:ascii="Wingdings" w:hAnsi="Wingdings" w:hint="default"/>
+      </w:rPr>
+    </w:lvl>
+    <w:lvl w:ilvl="6" w:tplc="04090001" w:tentative="1">
+      <w:start w:val="1"/>
+      <w:numFmt w:val="bullet"/>
+      <w:lvlText w:val=""/>
+      <w:lvlJc w:val="left"/>
+      <w:pPr>
+        <w:ind w:left="5760" w:hanging="360"/>
+      </w:pPr>
+      <w:rPr>
+        <w:rFonts w:ascii="Symbol" w:hAnsi="Symbol" w:hint="default"/>
+      </w:rPr>
+    </w:lvl>
+    <w:lvl w:ilvl="7" w:tplc="04090003" w:tentative="1">
+      <w:start w:val="1"/>
+      <w:numFmt w:val="bullet"/>
+      <w:lvlText w:val="o"/>
+      <w:lvlJc w:val="left"/>
+      <w:pPr>
+        <w:ind w:left="6480" w:hanging="360"/>
+      </w:pPr>
+      <w:rPr>
+        <w:rFonts w:ascii="Courier New" w:hAnsi="Courier New" w:cs="Courier New" w:hint="default"/>
+      </w:rPr>
+    </w:lvl>
+    <w:lvl w:ilvl="8" w:tplc="04090005" w:tentative="1">
+      <w:start w:val="1"/>
+      <w:numFmt w:val="bullet"/>
+      <w:lvlText w:val=""/>
+      <w:lvlJc w:val="left"/>
+      <w:pPr>
+        <w:ind w:left="7200" w:hanging="360"/>
+      </w:pPr>
+      <w:rPr>
+        <w:rFonts w:ascii="Wingdings" w:hAnsi="Wingdings" w:hint="default"/>
+      </w:rPr>
+    </w:lvl>
+  </w:abstractNum>
+  <w:abstractNum w:abstractNumId="15" w15:restartNumberingAfterBreak="0">
     <w:nsid w:val="24453686"/>
     <w:multiLevelType w:val="hybridMultilevel"/>
     <w:tmpl w:val="E3DAE452"/>
@@ -23095,7 +24066,7 @@
       </w:rPr>
     </w:lvl>
   </w:abstractNum>
-  <w:abstractNum w:abstractNumId="15" w15:restartNumberingAfterBreak="0">
+  <w:abstractNum w:abstractNumId="16" w15:restartNumberingAfterBreak="0">
     <w:nsid w:val="2E681507"/>
     <w:multiLevelType w:val="hybridMultilevel"/>
     <w:tmpl w:val="3058FF5C"/>
@@ -23184,7 +24155,7 @@
       </w:pPr>
     </w:lvl>
   </w:abstractNum>
-  <w:abstractNum w:abstractNumId="16" w15:restartNumberingAfterBreak="0">
+  <w:abstractNum w:abstractNumId="17" w15:restartNumberingAfterBreak="0">
     <w:nsid w:val="31414811"/>
     <w:multiLevelType w:val="hybridMultilevel"/>
     <w:tmpl w:val="D55CC33E"/>
@@ -23297,7 +24268,7 @@
       </w:rPr>
     </w:lvl>
   </w:abstractNum>
-  <w:abstractNum w:abstractNumId="17" w15:restartNumberingAfterBreak="0">
+  <w:abstractNum w:abstractNumId="18" w15:restartNumberingAfterBreak="0">
     <w:nsid w:val="318623F6"/>
     <w:multiLevelType w:val="hybridMultilevel"/>
     <w:tmpl w:val="ABB4BEB2"/>
@@ -23410,7 +24381,7 @@
       </w:rPr>
     </w:lvl>
   </w:abstractNum>
-  <w:abstractNum w:abstractNumId="18" w15:restartNumberingAfterBreak="0">
+  <w:abstractNum w:abstractNumId="19" w15:restartNumberingAfterBreak="0">
     <w:nsid w:val="35110BA7"/>
     <w:multiLevelType w:val="hybridMultilevel"/>
     <w:tmpl w:val="0D26B234"/>
@@ -23499,7 +24470,7 @@
       </w:pPr>
     </w:lvl>
   </w:abstractNum>
-  <w:abstractNum w:abstractNumId="19" w15:restartNumberingAfterBreak="0">
+  <w:abstractNum w:abstractNumId="20" w15:restartNumberingAfterBreak="0">
     <w:nsid w:val="37417F7D"/>
     <w:multiLevelType w:val="hybridMultilevel"/>
     <w:tmpl w:val="8E6439DE"/>
@@ -23588,7 +24559,7 @@
       </w:pPr>
     </w:lvl>
   </w:abstractNum>
-  <w:abstractNum w:abstractNumId="20" w15:restartNumberingAfterBreak="0">
+  <w:abstractNum w:abstractNumId="21" w15:restartNumberingAfterBreak="0">
     <w:nsid w:val="37ED2DE9"/>
     <w:multiLevelType w:val="hybridMultilevel"/>
     <w:tmpl w:val="1488FF58"/>
@@ -23701,7 +24672,7 @@
       </w:rPr>
     </w:lvl>
   </w:abstractNum>
-  <w:abstractNum w:abstractNumId="21" w15:restartNumberingAfterBreak="0">
+  <w:abstractNum w:abstractNumId="22" w15:restartNumberingAfterBreak="0">
     <w:nsid w:val="3C1353BF"/>
     <w:multiLevelType w:val="hybridMultilevel"/>
     <w:tmpl w:val="FE582B2A"/>
@@ -23814,7 +24785,7 @@
       </w:rPr>
     </w:lvl>
   </w:abstractNum>
-  <w:abstractNum w:abstractNumId="22" w15:restartNumberingAfterBreak="0">
+  <w:abstractNum w:abstractNumId="23" w15:restartNumberingAfterBreak="0">
     <w:nsid w:val="3DF116B1"/>
     <w:multiLevelType w:val="hybridMultilevel"/>
     <w:tmpl w:val="86725772"/>
@@ -23903,7 +24874,7 @@
       </w:pPr>
     </w:lvl>
   </w:abstractNum>
-  <w:abstractNum w:abstractNumId="23" w15:restartNumberingAfterBreak="0">
+  <w:abstractNum w:abstractNumId="24" w15:restartNumberingAfterBreak="0">
     <w:nsid w:val="40054564"/>
     <w:multiLevelType w:val="hybridMultilevel"/>
     <w:tmpl w:val="1A64B8B0"/>
@@ -23992,7 +24963,7 @@
       </w:pPr>
     </w:lvl>
   </w:abstractNum>
-  <w:abstractNum w:abstractNumId="24" w15:restartNumberingAfterBreak="0">
+  <w:abstractNum w:abstractNumId="25" w15:restartNumberingAfterBreak="0">
     <w:nsid w:val="4ED20BDE"/>
     <w:multiLevelType w:val="hybridMultilevel"/>
     <w:tmpl w:val="174E6F14"/>
@@ -24081,7 +25052,7 @@
       </w:pPr>
     </w:lvl>
   </w:abstractNum>
-  <w:abstractNum w:abstractNumId="25" w15:restartNumberingAfterBreak="0">
+  <w:abstractNum w:abstractNumId="26" w15:restartNumberingAfterBreak="0">
     <w:nsid w:val="4F4D70A2"/>
     <w:multiLevelType w:val="hybridMultilevel"/>
     <w:tmpl w:val="4D3C8ACA"/>
@@ -24170,7 +25141,7 @@
       </w:pPr>
     </w:lvl>
   </w:abstractNum>
-  <w:abstractNum w:abstractNumId="26" w15:restartNumberingAfterBreak="0">
+  <w:abstractNum w:abstractNumId="27" w15:restartNumberingAfterBreak="0">
     <w:nsid w:val="50F33687"/>
     <w:multiLevelType w:val="hybridMultilevel"/>
     <w:tmpl w:val="CBC6FD62"/>
@@ -24259,7 +25230,7 @@
       </w:pPr>
     </w:lvl>
   </w:abstractNum>
-  <w:abstractNum w:abstractNumId="27" w15:restartNumberingAfterBreak="0">
+  <w:abstractNum w:abstractNumId="28" w15:restartNumberingAfterBreak="0">
     <w:nsid w:val="5516700F"/>
     <w:multiLevelType w:val="hybridMultilevel"/>
     <w:tmpl w:val="98C4014C"/>
@@ -24348,7 +25319,7 @@
       </w:pPr>
     </w:lvl>
   </w:abstractNum>
-  <w:abstractNum w:abstractNumId="28" w15:restartNumberingAfterBreak="0">
+  <w:abstractNum w:abstractNumId="29" w15:restartNumberingAfterBreak="0">
     <w:nsid w:val="5B2E4A0B"/>
     <w:multiLevelType w:val="hybridMultilevel"/>
     <w:tmpl w:val="9F8C5F06"/>
@@ -24461,7 +25432,7 @@
       </w:rPr>
     </w:lvl>
   </w:abstractNum>
-  <w:abstractNum w:abstractNumId="29" w15:restartNumberingAfterBreak="0">
+  <w:abstractNum w:abstractNumId="30" w15:restartNumberingAfterBreak="0">
     <w:nsid w:val="5CA32BE4"/>
     <w:multiLevelType w:val="hybridMultilevel"/>
     <w:tmpl w:val="B212DEC4"/>
@@ -24550,7 +25521,7 @@
       </w:pPr>
     </w:lvl>
   </w:abstractNum>
-  <w:abstractNum w:abstractNumId="30" w15:restartNumberingAfterBreak="0">
+  <w:abstractNum w:abstractNumId="31" w15:restartNumberingAfterBreak="0">
     <w:nsid w:val="653153A6"/>
     <w:multiLevelType w:val="multilevel"/>
     <w:tmpl w:val="B5F2B0EA"/>
@@ -24699,7 +25670,7 @@
       </w:rPr>
     </w:lvl>
   </w:abstractNum>
-  <w:abstractNum w:abstractNumId="31" w15:restartNumberingAfterBreak="0">
+  <w:abstractNum w:abstractNumId="32" w15:restartNumberingAfterBreak="0">
     <w:nsid w:val="65D30A52"/>
     <w:multiLevelType w:val="hybridMultilevel"/>
     <w:tmpl w:val="582C1158"/>
@@ -24812,7 +25783,7 @@
       </w:rPr>
     </w:lvl>
   </w:abstractNum>
-  <w:abstractNum w:abstractNumId="32" w15:restartNumberingAfterBreak="0">
+  <w:abstractNum w:abstractNumId="33" w15:restartNumberingAfterBreak="0">
     <w:nsid w:val="69FD67AA"/>
     <w:multiLevelType w:val="hybridMultilevel"/>
     <w:tmpl w:val="30360776"/>
@@ -24901,7 +25872,7 @@
       </w:pPr>
     </w:lvl>
   </w:abstractNum>
-  <w:abstractNum w:abstractNumId="33" w15:restartNumberingAfterBreak="0">
+  <w:abstractNum w:abstractNumId="34" w15:restartNumberingAfterBreak="0">
     <w:nsid w:val="6A2F5E93"/>
     <w:multiLevelType w:val="hybridMultilevel"/>
     <w:tmpl w:val="F1EA2A8E"/>
@@ -24992,7 +25963,7 @@
       </w:pPr>
     </w:lvl>
   </w:abstractNum>
-  <w:abstractNum w:abstractNumId="34" w15:restartNumberingAfterBreak="0">
+  <w:abstractNum w:abstractNumId="35" w15:restartNumberingAfterBreak="0">
     <w:nsid w:val="6A300969"/>
     <w:multiLevelType w:val="multilevel"/>
     <w:tmpl w:val="65C0D75A"/>
@@ -25105,7 +26076,7 @@
       </w:rPr>
     </w:lvl>
   </w:abstractNum>
-  <w:abstractNum w:abstractNumId="35" w15:restartNumberingAfterBreak="0">
+  <w:abstractNum w:abstractNumId="36" w15:restartNumberingAfterBreak="0">
     <w:nsid w:val="6AA47109"/>
     <w:multiLevelType w:val="hybridMultilevel"/>
     <w:tmpl w:val="B3DC75FA"/>
@@ -25194,7 +26165,7 @@
       </w:pPr>
     </w:lvl>
   </w:abstractNum>
-  <w:abstractNum w:abstractNumId="36" w15:restartNumberingAfterBreak="0">
+  <w:abstractNum w:abstractNumId="37" w15:restartNumberingAfterBreak="0">
     <w:nsid w:val="6EA27E26"/>
     <w:multiLevelType w:val="hybridMultilevel"/>
     <w:tmpl w:val="7BE2292C"/>
@@ -25307,7 +26278,7 @@
       </w:rPr>
     </w:lvl>
   </w:abstractNum>
-  <w:abstractNum w:abstractNumId="37" w15:restartNumberingAfterBreak="0">
+  <w:abstractNum w:abstractNumId="38" w15:restartNumberingAfterBreak="0">
     <w:nsid w:val="6EB85CE0"/>
     <w:multiLevelType w:val="hybridMultilevel"/>
     <w:tmpl w:val="CC7E9446"/>
@@ -25396,7 +26367,7 @@
       </w:pPr>
     </w:lvl>
   </w:abstractNum>
-  <w:abstractNum w:abstractNumId="38" w15:restartNumberingAfterBreak="0">
+  <w:abstractNum w:abstractNumId="39" w15:restartNumberingAfterBreak="0">
     <w:nsid w:val="6EDE126D"/>
     <w:multiLevelType w:val="hybridMultilevel"/>
     <w:tmpl w:val="0BE0CE50"/>
@@ -25485,7 +26456,7 @@
       </w:pPr>
     </w:lvl>
   </w:abstractNum>
-  <w:abstractNum w:abstractNumId="39" w15:restartNumberingAfterBreak="0">
+  <w:abstractNum w:abstractNumId="40" w15:restartNumberingAfterBreak="0">
     <w:nsid w:val="75405A10"/>
     <w:multiLevelType w:val="hybridMultilevel"/>
     <w:tmpl w:val="E6AA8894"/>
@@ -25574,7 +26545,7 @@
       </w:pPr>
     </w:lvl>
   </w:abstractNum>
-  <w:abstractNum w:abstractNumId="40" w15:restartNumberingAfterBreak="0">
+  <w:abstractNum w:abstractNumId="41" w15:restartNumberingAfterBreak="0">
     <w:nsid w:val="77B07F20"/>
     <w:multiLevelType w:val="hybridMultilevel"/>
     <w:tmpl w:val="A86CB62A"/>
@@ -25687,7 +26658,7 @@
       </w:rPr>
     </w:lvl>
   </w:abstractNum>
-  <w:abstractNum w:abstractNumId="41" w15:restartNumberingAfterBreak="0">
+  <w:abstractNum w:abstractNumId="42" w15:restartNumberingAfterBreak="0">
     <w:nsid w:val="78453CEF"/>
     <w:multiLevelType w:val="hybridMultilevel"/>
     <w:tmpl w:val="C4AA5EF4"/>
@@ -25800,7 +26771,7 @@
       </w:rPr>
     </w:lvl>
   </w:abstractNum>
-  <w:abstractNum w:abstractNumId="42" w15:restartNumberingAfterBreak="0">
+  <w:abstractNum w:abstractNumId="43" w15:restartNumberingAfterBreak="0">
     <w:nsid w:val="79B562C2"/>
     <w:multiLevelType w:val="hybridMultilevel"/>
     <w:tmpl w:val="2728B4B2"/>
@@ -25889,7 +26860,7 @@
       </w:pPr>
     </w:lvl>
   </w:abstractNum>
-  <w:abstractNum w:abstractNumId="43" w15:restartNumberingAfterBreak="0">
+  <w:abstractNum w:abstractNumId="44" w15:restartNumberingAfterBreak="0">
     <w:nsid w:val="7A346281"/>
     <w:multiLevelType w:val="hybridMultilevel"/>
     <w:tmpl w:val="F18877F8"/>
@@ -25978,7 +26949,120 @@
       </w:pPr>
     </w:lvl>
   </w:abstractNum>
-  <w:abstractNum w:abstractNumId="44" w15:restartNumberingAfterBreak="0">
+  <w:abstractNum w:abstractNumId="45" w15:restartNumberingAfterBreak="0">
+    <w:nsid w:val="7A4D3BCD"/>
+    <w:multiLevelType w:val="hybridMultilevel"/>
+    <w:tmpl w:val="D988AEB6"/>
+    <w:lvl w:ilvl="0" w:tplc="EA602186">
+      <w:start w:val="1"/>
+      <w:numFmt w:val="bullet"/>
+      <w:lvlText w:val=""/>
+      <w:lvlJc w:val="left"/>
+      <w:pPr>
+        <w:ind w:left="1440" w:hanging="360"/>
+      </w:pPr>
+      <w:rPr>
+        <w:rFonts w:ascii="Symbol" w:hAnsi="Symbol" w:hint="default"/>
+      </w:rPr>
+    </w:lvl>
+    <w:lvl w:ilvl="1" w:tplc="04090003" w:tentative="1">
+      <w:start w:val="1"/>
+      <w:numFmt w:val="bullet"/>
+      <w:lvlText w:val="o"/>
+      <w:lvlJc w:val="left"/>
+      <w:pPr>
+        <w:ind w:left="2160" w:hanging="360"/>
+      </w:pPr>
+      <w:rPr>
+        <w:rFonts w:ascii="Courier New" w:hAnsi="Courier New" w:cs="Courier New" w:hint="default"/>
+      </w:rPr>
+    </w:lvl>
+    <w:lvl w:ilvl="2" w:tplc="04090005" w:tentative="1">
+      <w:start w:val="1"/>
+      <w:numFmt w:val="bullet"/>
+      <w:lvlText w:val=""/>
+      <w:lvlJc w:val="left"/>
+      <w:pPr>
+        <w:ind w:left="2880" w:hanging="360"/>
+      </w:pPr>
+      <w:rPr>
+        <w:rFonts w:ascii="Wingdings" w:hAnsi="Wingdings" w:hint="default"/>
+      </w:rPr>
+    </w:lvl>
+    <w:lvl w:ilvl="3" w:tplc="04090001" w:tentative="1">
+      <w:start w:val="1"/>
+      <w:numFmt w:val="bullet"/>
+      <w:lvlText w:val=""/>
+      <w:lvlJc w:val="left"/>
+      <w:pPr>
+        <w:ind w:left="3600" w:hanging="360"/>
+      </w:pPr>
+      <w:rPr>
+        <w:rFonts w:ascii="Symbol" w:hAnsi="Symbol" w:hint="default"/>
+      </w:rPr>
+    </w:lvl>
+    <w:lvl w:ilvl="4" w:tplc="04090003" w:tentative="1">
+      <w:start w:val="1"/>
+      <w:numFmt w:val="bullet"/>
+      <w:lvlText w:val="o"/>
+      <w:lvlJc w:val="left"/>
+      <w:pPr>
+        <w:ind w:left="4320" w:hanging="360"/>
+      </w:pPr>
+      <w:rPr>
+        <w:rFonts w:ascii="Courier New" w:hAnsi="Courier New" w:cs="Courier New" w:hint="default"/>
+      </w:rPr>
+    </w:lvl>
+    <w:lvl w:ilvl="5" w:tplc="04090005" w:tentative="1">
+      <w:start w:val="1"/>
+      <w:numFmt w:val="bullet"/>
+      <w:lvlText w:val=""/>
+      <w:lvlJc w:val="left"/>
+      <w:pPr>
+        <w:ind w:left="5040" w:hanging="360"/>
+      </w:pPr>
+      <w:rPr>
+        <w:rFonts w:ascii="Wingdings" w:hAnsi="Wingdings" w:hint="default"/>
+      </w:rPr>
+    </w:lvl>
+    <w:lvl w:ilvl="6" w:tplc="04090001" w:tentative="1">
+      <w:start w:val="1"/>
+      <w:numFmt w:val="bullet"/>
+      <w:lvlText w:val=""/>
+      <w:lvlJc w:val="left"/>
+      <w:pPr>
+        <w:ind w:left="5760" w:hanging="360"/>
+      </w:pPr>
+      <w:rPr>
+        <w:rFonts w:ascii="Symbol" w:hAnsi="Symbol" w:hint="default"/>
+      </w:rPr>
+    </w:lvl>
+    <w:lvl w:ilvl="7" w:tplc="04090003" w:tentative="1">
+      <w:start w:val="1"/>
+      <w:numFmt w:val="bullet"/>
+      <w:lvlText w:val="o"/>
+      <w:lvlJc w:val="left"/>
+      <w:pPr>
+        <w:ind w:left="6480" w:hanging="360"/>
+      </w:pPr>
+      <w:rPr>
+        <w:rFonts w:ascii="Courier New" w:hAnsi="Courier New" w:cs="Courier New" w:hint="default"/>
+      </w:rPr>
+    </w:lvl>
+    <w:lvl w:ilvl="8" w:tplc="04090005" w:tentative="1">
+      <w:start w:val="1"/>
+      <w:numFmt w:val="bullet"/>
+      <w:lvlText w:val=""/>
+      <w:lvlJc w:val="left"/>
+      <w:pPr>
+        <w:ind w:left="7200" w:hanging="360"/>
+      </w:pPr>
+      <w:rPr>
+        <w:rFonts w:ascii="Wingdings" w:hAnsi="Wingdings" w:hint="default"/>
+      </w:rPr>
+    </w:lvl>
+  </w:abstractNum>
+  <w:abstractNum w:abstractNumId="46" w15:restartNumberingAfterBreak="0">
     <w:nsid w:val="7A76612E"/>
     <w:multiLevelType w:val="hybridMultilevel"/>
     <w:tmpl w:val="FE86FA1A"/>
@@ -26092,7 +27176,7 @@
     </w:lvl>
   </w:abstractNum>
   <w:num w:numId="1">
-    <w:abstractNumId w:val="27"/>
+    <w:abstractNumId w:val="28"/>
   </w:num>
   <w:num w:numId="2">
     <w:abstractNumId w:val="2"/>
@@ -26101,85 +27185,85 @@
     <w:abstractNumId w:val="7"/>
   </w:num>
   <w:num w:numId="4">
-    <w:abstractNumId w:val="25"/>
+    <w:abstractNumId w:val="26"/>
   </w:num>
   <w:num w:numId="5">
     <w:abstractNumId w:val="5"/>
   </w:num>
   <w:num w:numId="6">
-    <w:abstractNumId w:val="29"/>
+    <w:abstractNumId w:val="30"/>
   </w:num>
   <w:num w:numId="7">
-    <w:abstractNumId w:val="19"/>
+    <w:abstractNumId w:val="20"/>
   </w:num>
   <w:num w:numId="8">
+    <w:abstractNumId w:val="44"/>
+  </w:num>
+  <w:num w:numId="9">
     <w:abstractNumId w:val="43"/>
   </w:num>
-  <w:num w:numId="9">
-    <w:abstractNumId w:val="42"/>
-  </w:num>
   <w:num w:numId="10">
-    <w:abstractNumId w:val="35"/>
+    <w:abstractNumId w:val="36"/>
   </w:num>
   <w:num w:numId="11">
+    <w:abstractNumId w:val="40"/>
+  </w:num>
+  <w:num w:numId="12">
+    <w:abstractNumId w:val="24"/>
+  </w:num>
+  <w:num w:numId="13">
     <w:abstractNumId w:val="39"/>
   </w:num>
-  <w:num w:numId="12">
+  <w:num w:numId="14">
     <w:abstractNumId w:val="23"/>
   </w:num>
-  <w:num w:numId="13">
+  <w:num w:numId="15">
+    <w:abstractNumId w:val="25"/>
+  </w:num>
+  <w:num w:numId="16">
     <w:abstractNumId w:val="38"/>
   </w:num>
-  <w:num w:numId="14">
-    <w:abstractNumId w:val="22"/>
-  </w:num>
-  <w:num w:numId="15">
-    <w:abstractNumId w:val="24"/>
-  </w:num>
-  <w:num w:numId="16">
-    <w:abstractNumId w:val="37"/>
-  </w:num>
   <w:num w:numId="17">
-    <w:abstractNumId w:val="33"/>
+    <w:abstractNumId w:val="34"/>
   </w:num>
   <w:num w:numId="18">
-    <w:abstractNumId w:val="44"/>
+    <w:abstractNumId w:val="46"/>
   </w:num>
   <w:num w:numId="19">
-    <w:abstractNumId w:val="41"/>
+    <w:abstractNumId w:val="42"/>
   </w:num>
   <w:num w:numId="20">
     <w:abstractNumId w:val="4"/>
   </w:num>
   <w:num w:numId="21">
-    <w:abstractNumId w:val="28"/>
+    <w:abstractNumId w:val="29"/>
   </w:num>
   <w:num w:numId="22">
-    <w:abstractNumId w:val="16"/>
+    <w:abstractNumId w:val="17"/>
   </w:num>
   <w:num w:numId="23">
     <w:abstractNumId w:val="11"/>
   </w:num>
   <w:num w:numId="24">
-    <w:abstractNumId w:val="40"/>
+    <w:abstractNumId w:val="41"/>
   </w:num>
   <w:num w:numId="25">
-    <w:abstractNumId w:val="30"/>
+    <w:abstractNumId w:val="31"/>
   </w:num>
   <w:num w:numId="26">
     <w:abstractNumId w:val="9"/>
   </w:num>
   <w:num w:numId="27">
-    <w:abstractNumId w:val="15"/>
+    <w:abstractNumId w:val="16"/>
   </w:num>
   <w:num w:numId="28">
     <w:abstractNumId w:val="13"/>
   </w:num>
   <w:num w:numId="29">
-    <w:abstractNumId w:val="31"/>
+    <w:abstractNumId w:val="32"/>
   </w:num>
   <w:num w:numId="30">
-    <w:abstractNumId w:val="21"/>
+    <w:abstractNumId w:val="22"/>
   </w:num>
   <w:num w:numId="31">
     <w:abstractNumId w:val="3"/>
@@ -26191,34 +27275,34 @@
     <w:abstractNumId w:val="10"/>
   </w:num>
   <w:num w:numId="34">
-    <w:abstractNumId w:val="14"/>
+    <w:abstractNumId w:val="15"/>
   </w:num>
   <w:num w:numId="35">
     <w:abstractNumId w:val="0"/>
   </w:num>
   <w:num w:numId="36">
-    <w:abstractNumId w:val="18"/>
+    <w:abstractNumId w:val="19"/>
   </w:num>
   <w:num w:numId="37">
     <w:abstractNumId w:val="8"/>
   </w:num>
   <w:num w:numId="38">
-    <w:abstractNumId w:val="26"/>
+    <w:abstractNumId w:val="27"/>
   </w:num>
   <w:num w:numId="39">
-    <w:abstractNumId w:val="32"/>
+    <w:abstractNumId w:val="33"/>
   </w:num>
   <w:num w:numId="40">
-    <w:abstractNumId w:val="20"/>
+    <w:abstractNumId w:val="21"/>
   </w:num>
   <w:num w:numId="41">
     <w:abstractNumId w:val="12"/>
   </w:num>
   <w:num w:numId="42">
-    <w:abstractNumId w:val="36"/>
+    <w:abstractNumId w:val="37"/>
   </w:num>
   <w:num w:numId="43">
-    <w:abstractNumId w:val="34"/>
+    <w:abstractNumId w:val="35"/>
     <w:lvlOverride w:ilvl="0">
       <w:startOverride w:val="1"/>
     </w:lvlOverride>
@@ -26251,7 +27335,13 @@
     <w:abstractNumId w:val="1"/>
   </w:num>
   <w:num w:numId="45">
-    <w:abstractNumId w:val="17"/>
+    <w:abstractNumId w:val="18"/>
+  </w:num>
+  <w:num w:numId="46">
+    <w:abstractNumId w:val="45"/>
+  </w:num>
+  <w:num w:numId="47">
+    <w:abstractNumId w:val="14"/>
   </w:num>
   <w:numIdMacAtCleanup w:val="43"/>
 </w:numbering>
@@ -27349,6 +28439,38 @@
       <w:szCs w:val="20"/>
     </w:rPr>
   </w:style>
+  <w:style w:type="paragraph" w:customStyle="1" w:styleId="TenHinh">
+    <w:name w:val="TenHinh"/>
+    <w:basedOn w:val="ListParagraph"/>
+    <w:qFormat/>
+    <w:rsid w:val="00522069"/>
+    <w:pPr>
+      <w:spacing w:before="120" w:after="0" w:line="240" w:lineRule="auto"/>
+      <w:contextualSpacing w:val="0"/>
+      <w:jc w:val="center"/>
+    </w:pPr>
+    <w:rPr>
+      <w:rFonts w:eastAsia="Times New Roman" w:cs="Times New Roman"/>
+      <w:i/>
+      <w:iCs/>
+      <w:kern w:val="0"/>
+      <w:szCs w:val="24"/>
+      <w14:ligatures w14:val="none"/>
+    </w:rPr>
+  </w:style>
+  <w:style w:type="paragraph" w:customStyle="1" w:styleId="TenBang">
+    <w:name w:val="TenBang"/>
+    <w:basedOn w:val="Normal"/>
+    <w:qFormat/>
+    <w:rsid w:val="00DE4698"/>
+    <w:pPr>
+      <w:spacing w:before="120" w:after="0" w:line="288" w:lineRule="auto"/>
+      <w:jc w:val="both"/>
+    </w:pPr>
+    <w:rPr>
+      <w:b/>
+    </w:rPr>
+  </w:style>
 </w:styles>
 </file>
 

--- a/Bao_cao_do_an_2/Báo cáo đồ án 2.docx
+++ b/Bao_cao_do_an_2/Báo cáo đồ án 2.docx
@@ -2266,7 +2266,7 @@
         </w:rPr>
       </w:pPr>
       <w:bookmarkStart w:id="3" w:name="_Toc153274877"/>
-      <w:bookmarkStart w:id="4" w:name="_Toc226012079"/>
+      <w:bookmarkStart w:id="4" w:name="_Toc226139165"/>
       <w:r>
         <w:rPr>
           <w:rFonts w:cs="Times New Roman"/>
@@ -2727,7 +2727,7 @@
         </w:rPr>
       </w:pPr>
       <w:bookmarkStart w:id="5" w:name="_Toc153274878"/>
-      <w:bookmarkStart w:id="6" w:name="_Toc226012080"/>
+      <w:bookmarkStart w:id="6" w:name="_Toc226139166"/>
       <w:r>
         <w:rPr>
           <w:rFonts w:cs="Times New Roman"/>
@@ -3038,7 +3038,7 @@
         </w:rPr>
       </w:pPr>
       <w:bookmarkStart w:id="7" w:name="_Toc153274879"/>
-      <w:bookmarkStart w:id="8" w:name="_Toc226012081"/>
+      <w:bookmarkStart w:id="8" w:name="_Toc226139167"/>
       <w:r>
         <w:rPr>
           <w:rFonts w:cs="Times New Roman"/>
@@ -3621,7 +3621,7 @@
           <w:sz w:val="28"/>
         </w:rPr>
       </w:pPr>
-      <w:bookmarkStart w:id="10" w:name="_Toc226012082"/>
+      <w:bookmarkStart w:id="10" w:name="_Toc226139168"/>
       <w:r>
         <w:rPr>
           <w:rFonts w:cs="Times New Roman"/>
@@ -4257,7 +4257,7 @@
         </w:sectPr>
       </w:pPr>
     </w:p>
-    <w:bookmarkStart w:id="11" w:name="_Toc226012083" w:displacedByCustomXml="next"/>
+    <w:bookmarkStart w:id="11" w:name="_Toc226139169" w:displacedByCustomXml="next"/>
     <w:sdt>
       <w:sdtPr>
         <w:rPr>
@@ -4327,7 +4327,7 @@
               <w14:ligatures w14:val="none"/>
             </w:rPr>
           </w:pPr>
-          <w:hyperlink w:anchor="_Toc226012079" w:history="1">
+          <w:hyperlink w:anchor="_Toc226139165" w:history="1">
             <w:r>
               <w:rPr>
                 <w:rStyle w:val="Hyperlink"/>
@@ -4351,7 +4351,7 @@
               <w:rPr>
                 <w:webHidden/>
               </w:rPr>
-              <w:instrText xml:space="preserve"> PAGEREF _Toc226012079 \h </w:instrText>
+              <w:instrText xml:space="preserve"> PAGEREF _Toc226139165 \h </w:instrText>
             </w:r>
             <w:r>
               <w:rPr>
@@ -4391,7 +4391,7 @@
               <w14:ligatures w14:val="none"/>
             </w:rPr>
           </w:pPr>
-          <w:hyperlink w:anchor="_Toc226012080" w:history="1">
+          <w:hyperlink w:anchor="_Toc226139166" w:history="1">
             <w:r>
               <w:rPr>
                 <w:rStyle w:val="Hyperlink"/>
@@ -4415,7 +4415,7 @@
               <w:rPr>
                 <w:webHidden/>
               </w:rPr>
-              <w:instrText xml:space="preserve"> PAGEREF _Toc226012080 \h </w:instrText>
+              <w:instrText xml:space="preserve"> PAGEREF _Toc226139166 \h </w:instrText>
             </w:r>
             <w:r>
               <w:rPr>
@@ -4455,7 +4455,7 @@
               <w14:ligatures w14:val="none"/>
             </w:rPr>
           </w:pPr>
-          <w:hyperlink w:anchor="_Toc226012081" w:history="1">
+          <w:hyperlink w:anchor="_Toc226139167" w:history="1">
             <w:r>
               <w:rPr>
                 <w:rStyle w:val="Hyperlink"/>
@@ -4479,7 +4479,7 @@
               <w:rPr>
                 <w:webHidden/>
               </w:rPr>
-              <w:instrText xml:space="preserve"> PAGEREF _Toc226012081 \h </w:instrText>
+              <w:instrText xml:space="preserve"> PAGEREF _Toc226139167 \h </w:instrText>
             </w:r>
             <w:r>
               <w:rPr>
@@ -4519,7 +4519,7 @@
               <w14:ligatures w14:val="none"/>
             </w:rPr>
           </w:pPr>
-          <w:hyperlink w:anchor="_Toc226012082" w:history="1">
+          <w:hyperlink w:anchor="_Toc226139168" w:history="1">
             <w:r>
               <w:rPr>
                 <w:rStyle w:val="Hyperlink"/>
@@ -4543,7 +4543,7 @@
               <w:rPr>
                 <w:webHidden/>
               </w:rPr>
-              <w:instrText xml:space="preserve"> PAGEREF _Toc226012082 \h </w:instrText>
+              <w:instrText xml:space="preserve"> PAGEREF _Toc226139168 \h </w:instrText>
             </w:r>
             <w:r>
               <w:rPr>
@@ -4583,7 +4583,7 @@
               <w14:ligatures w14:val="none"/>
             </w:rPr>
           </w:pPr>
-          <w:hyperlink w:anchor="_Toc226012083" w:history="1">
+          <w:hyperlink w:anchor="_Toc226139169" w:history="1">
             <w:r>
               <w:rPr>
                 <w:rStyle w:val="Hyperlink"/>
@@ -4607,7 +4607,7 @@
               <w:rPr>
                 <w:webHidden/>
               </w:rPr>
-              <w:instrText xml:space="preserve"> PAGEREF _Toc226012083 \h </w:instrText>
+              <w:instrText xml:space="preserve"> PAGEREF _Toc226139169 \h </w:instrText>
             </w:r>
             <w:r>
               <w:rPr>
@@ -4647,7 +4647,7 @@
               <w14:ligatures w14:val="none"/>
             </w:rPr>
           </w:pPr>
-          <w:hyperlink w:anchor="_Toc226012084" w:history="1">
+          <w:hyperlink w:anchor="_Toc226139170" w:history="1">
             <w:r>
               <w:rPr>
                 <w:rStyle w:val="Hyperlink"/>
@@ -4671,7 +4671,7 @@
               <w:rPr>
                 <w:webHidden/>
               </w:rPr>
-              <w:instrText xml:space="preserve"> PAGEREF _Toc226012084 \h </w:instrText>
+              <w:instrText xml:space="preserve"> PAGEREF _Toc226139170 \h </w:instrText>
             </w:r>
             <w:r>
               <w:rPr>
@@ -4711,7 +4711,7 @@
               <w14:ligatures w14:val="none"/>
             </w:rPr>
           </w:pPr>
-          <w:hyperlink w:anchor="_Toc226012085" w:history="1">
+          <w:hyperlink w:anchor="_Toc226139171" w:history="1">
             <w:r>
               <w:rPr>
                 <w:rStyle w:val="Hyperlink"/>
@@ -4735,7 +4735,7 @@
               <w:rPr>
                 <w:webHidden/>
               </w:rPr>
-              <w:instrText xml:space="preserve"> PAGEREF _Toc226012085 \h </w:instrText>
+              <w:instrText xml:space="preserve"> PAGEREF _Toc226139171 \h </w:instrText>
             </w:r>
             <w:r>
               <w:rPr>
@@ -4775,7 +4775,7 @@
               <w14:ligatures w14:val="none"/>
             </w:rPr>
           </w:pPr>
-          <w:hyperlink w:anchor="_Toc226012086" w:history="1">
+          <w:hyperlink w:anchor="_Toc226139172" w:history="1">
             <w:r>
               <w:rPr>
                 <w:rStyle w:val="Hyperlink"/>
@@ -4799,7 +4799,7 @@
               <w:rPr>
                 <w:webHidden/>
               </w:rPr>
-              <w:instrText xml:space="preserve"> PAGEREF _Toc226012086 \h </w:instrText>
+              <w:instrText xml:space="preserve"> PAGEREF _Toc226139172 \h </w:instrText>
             </w:r>
             <w:r>
               <w:rPr>
@@ -4839,7 +4839,7 @@
               <w14:ligatures w14:val="none"/>
             </w:rPr>
           </w:pPr>
-          <w:hyperlink w:anchor="_Toc226012087" w:history="1">
+          <w:hyperlink w:anchor="_Toc226139173" w:history="1">
             <w:r>
               <w:rPr>
                 <w:rStyle w:val="Hyperlink"/>
@@ -4863,7 +4863,7 @@
               <w:rPr>
                 <w:webHidden/>
               </w:rPr>
-              <w:instrText xml:space="preserve"> PAGEREF _Toc226012087 \h </w:instrText>
+              <w:instrText xml:space="preserve"> PAGEREF _Toc226139173 \h </w:instrText>
             </w:r>
             <w:r>
               <w:rPr>
@@ -4903,7 +4903,7 @@
               <w14:ligatures w14:val="none"/>
             </w:rPr>
           </w:pPr>
-          <w:hyperlink w:anchor="_Toc226012088" w:history="1">
+          <w:hyperlink w:anchor="_Toc226139174" w:history="1">
             <w:r>
               <w:rPr>
                 <w:rStyle w:val="Hyperlink"/>
@@ -4927,7 +4927,7 @@
               <w:rPr>
                 <w:webHidden/>
               </w:rPr>
-              <w:instrText xml:space="preserve"> PAGEREF _Toc226012088 \h </w:instrText>
+              <w:instrText xml:space="preserve"> PAGEREF _Toc226139174 \h </w:instrText>
             </w:r>
             <w:r>
               <w:rPr>
@@ -4968,7 +4968,7 @@
               <w14:ligatures w14:val="none"/>
             </w:rPr>
           </w:pPr>
-          <w:hyperlink w:anchor="_Toc226012089" w:history="1">
+          <w:hyperlink w:anchor="_Toc226139175" w:history="1">
             <w:r>
               <w:rPr>
                 <w:rStyle w:val="Hyperlink"/>
@@ -5008,7 +5008,7 @@
               <w:rPr>
                 <w:webHidden/>
               </w:rPr>
-              <w:instrText xml:space="preserve"> PAGEREF _Toc226012089 \h </w:instrText>
+              <w:instrText xml:space="preserve"> PAGEREF _Toc226139175 \h </w:instrText>
             </w:r>
             <w:r>
               <w:rPr>
@@ -5049,7 +5049,7 @@
               <w14:ligatures w14:val="none"/>
             </w:rPr>
           </w:pPr>
-          <w:hyperlink w:anchor="_Toc226012090" w:history="1">
+          <w:hyperlink w:anchor="_Toc226139176" w:history="1">
             <w:r>
               <w:rPr>
                 <w:rStyle w:val="Hyperlink"/>
@@ -5089,7 +5089,7 @@
               <w:rPr>
                 <w:webHidden/>
               </w:rPr>
-              <w:instrText xml:space="preserve"> PAGEREF _Toc226012090 \h </w:instrText>
+              <w:instrText xml:space="preserve"> PAGEREF _Toc226139176 \h </w:instrText>
             </w:r>
             <w:r>
               <w:rPr>
@@ -5130,7 +5130,7 @@
               <w14:ligatures w14:val="none"/>
             </w:rPr>
           </w:pPr>
-          <w:hyperlink w:anchor="_Toc226012091" w:history="1">
+          <w:hyperlink w:anchor="_Toc226139177" w:history="1">
             <w:r>
               <w:rPr>
                 <w:rStyle w:val="Hyperlink"/>
@@ -5170,7 +5170,7 @@
               <w:rPr>
                 <w:webHidden/>
               </w:rPr>
-              <w:instrText xml:space="preserve"> PAGEREF _Toc226012091 \h </w:instrText>
+              <w:instrText xml:space="preserve"> PAGEREF _Toc226139177 \h </w:instrText>
             </w:r>
             <w:r>
               <w:rPr>
@@ -5211,7 +5211,7 @@
               <w14:ligatures w14:val="none"/>
             </w:rPr>
           </w:pPr>
-          <w:hyperlink w:anchor="_Toc226012092" w:history="1">
+          <w:hyperlink w:anchor="_Toc226139178" w:history="1">
             <w:r>
               <w:rPr>
                 <w:rStyle w:val="Hyperlink"/>
@@ -5251,7 +5251,7 @@
               <w:rPr>
                 <w:webHidden/>
               </w:rPr>
-              <w:instrText xml:space="preserve"> PAGEREF _Toc226012092 \h </w:instrText>
+              <w:instrText xml:space="preserve"> PAGEREF _Toc226139178 \h </w:instrText>
             </w:r>
             <w:r>
               <w:rPr>
@@ -5292,7 +5292,7 @@
               <w14:ligatures w14:val="none"/>
             </w:rPr>
           </w:pPr>
-          <w:hyperlink w:anchor="_Toc226012093" w:history="1">
+          <w:hyperlink w:anchor="_Toc226139179" w:history="1">
             <w:r>
               <w:rPr>
                 <w:rStyle w:val="Hyperlink"/>
@@ -5332,7 +5332,7 @@
               <w:rPr>
                 <w:webHidden/>
               </w:rPr>
-              <w:instrText xml:space="preserve"> PAGEREF _Toc226012093 \h </w:instrText>
+              <w:instrText xml:space="preserve"> PAGEREF _Toc226139179 \h </w:instrText>
             </w:r>
             <w:r>
               <w:rPr>
@@ -5373,7 +5373,7 @@
               <w14:ligatures w14:val="none"/>
             </w:rPr>
           </w:pPr>
-          <w:hyperlink w:anchor="_Toc226012094" w:history="1">
+          <w:hyperlink w:anchor="_Toc226139180" w:history="1">
             <w:r>
               <w:rPr>
                 <w:rStyle w:val="Hyperlink"/>
@@ -5413,7 +5413,7 @@
               <w:rPr>
                 <w:webHidden/>
               </w:rPr>
-              <w:instrText xml:space="preserve"> PAGEREF _Toc226012094 \h </w:instrText>
+              <w:instrText xml:space="preserve"> PAGEREF _Toc226139180 \h </w:instrText>
             </w:r>
             <w:r>
               <w:rPr>
@@ -5454,7 +5454,7 @@
               <w14:ligatures w14:val="none"/>
             </w:rPr>
           </w:pPr>
-          <w:hyperlink w:anchor="_Toc226012095" w:history="1">
+          <w:hyperlink w:anchor="_Toc226139181" w:history="1">
             <w:r>
               <w:rPr>
                 <w:rStyle w:val="Hyperlink"/>
@@ -5494,7 +5494,7 @@
               <w:rPr>
                 <w:webHidden/>
               </w:rPr>
-              <w:instrText xml:space="preserve"> PAGEREF _Toc226012095 \h </w:instrText>
+              <w:instrText xml:space="preserve"> PAGEREF _Toc226139181 \h </w:instrText>
             </w:r>
             <w:r>
               <w:rPr>
@@ -5535,7 +5535,7 @@
               <w14:ligatures w14:val="none"/>
             </w:rPr>
           </w:pPr>
-          <w:hyperlink w:anchor="_Toc226012096" w:history="1">
+          <w:hyperlink w:anchor="_Toc226139182" w:history="1">
             <w:r>
               <w:rPr>
                 <w:rStyle w:val="Hyperlink"/>
@@ -5575,7 +5575,7 @@
               <w:rPr>
                 <w:webHidden/>
               </w:rPr>
-              <w:instrText xml:space="preserve"> PAGEREF _Toc226012096 \h </w:instrText>
+              <w:instrText xml:space="preserve"> PAGEREF _Toc226139182 \h </w:instrText>
             </w:r>
             <w:r>
               <w:rPr>
@@ -5616,7 +5616,7 @@
               <w14:ligatures w14:val="none"/>
             </w:rPr>
           </w:pPr>
-          <w:hyperlink w:anchor="_Toc226012097" w:history="1">
+          <w:hyperlink w:anchor="_Toc226139183" w:history="1">
             <w:r>
               <w:rPr>
                 <w:rStyle w:val="Hyperlink"/>
@@ -5656,7 +5656,7 @@
               <w:rPr>
                 <w:webHidden/>
               </w:rPr>
-              <w:instrText xml:space="preserve"> PAGEREF _Toc226012097 \h </w:instrText>
+              <w:instrText xml:space="preserve"> PAGEREF _Toc226139183 \h </w:instrText>
             </w:r>
             <w:r>
               <w:rPr>
@@ -5697,7 +5697,7 @@
               <w14:ligatures w14:val="none"/>
             </w:rPr>
           </w:pPr>
-          <w:hyperlink w:anchor="_Toc226012098" w:history="1">
+          <w:hyperlink w:anchor="_Toc226139184" w:history="1">
             <w:r>
               <w:rPr>
                 <w:rStyle w:val="Hyperlink"/>
@@ -5736,7 +5736,7 @@
               <w:rPr>
                 <w:webHidden/>
               </w:rPr>
-              <w:instrText xml:space="preserve"> PAGEREF _Toc226012098 \h </w:instrText>
+              <w:instrText xml:space="preserve"> PAGEREF _Toc226139184 \h </w:instrText>
             </w:r>
             <w:r>
               <w:rPr>
@@ -5776,7 +5776,7 @@
               <w14:ligatures w14:val="none"/>
             </w:rPr>
           </w:pPr>
-          <w:hyperlink w:anchor="_Toc226012099" w:history="1">
+          <w:hyperlink w:anchor="_Toc226139185" w:history="1">
             <w:r>
               <w:rPr>
                 <w:rStyle w:val="Hyperlink"/>
@@ -5800,7 +5800,7 @@
               <w:rPr>
                 <w:webHidden/>
               </w:rPr>
-              <w:instrText xml:space="preserve"> PAGEREF _Toc226012099 \h </w:instrText>
+              <w:instrText xml:space="preserve"> PAGEREF _Toc226139185 \h </w:instrText>
             </w:r>
             <w:r>
               <w:rPr>
@@ -5840,7 +5840,7 @@
               <w14:ligatures w14:val="none"/>
             </w:rPr>
           </w:pPr>
-          <w:hyperlink w:anchor="_Toc226012100" w:history="1">
+          <w:hyperlink w:anchor="_Toc226139186" w:history="1">
             <w:r>
               <w:rPr>
                 <w:rStyle w:val="Hyperlink"/>
@@ -5864,7 +5864,7 @@
               <w:rPr>
                 <w:webHidden/>
               </w:rPr>
-              <w:instrText xml:space="preserve"> PAGEREF _Toc226012100 \h </w:instrText>
+              <w:instrText xml:space="preserve"> PAGEREF _Toc226139186 \h </w:instrText>
             </w:r>
             <w:r>
               <w:rPr>
@@ -5905,7 +5905,7 @@
               <w14:ligatures w14:val="none"/>
             </w:rPr>
           </w:pPr>
-          <w:hyperlink w:anchor="_Toc226012101" w:history="1">
+          <w:hyperlink w:anchor="_Toc226139187" w:history="1">
             <w:r>
               <w:rPr>
                 <w:rStyle w:val="Hyperlink"/>
@@ -5943,7 +5943,7 @@
               <w:rPr>
                 <w:webHidden/>
               </w:rPr>
-              <w:instrText xml:space="preserve"> PAGEREF _Toc226012101 \h </w:instrText>
+              <w:instrText xml:space="preserve"> PAGEREF _Toc226139187 \h </w:instrText>
             </w:r>
             <w:r>
               <w:rPr>
@@ -5984,7 +5984,7 @@
               <w14:ligatures w14:val="none"/>
             </w:rPr>
           </w:pPr>
-          <w:hyperlink w:anchor="_Toc226012102" w:history="1">
+          <w:hyperlink w:anchor="_Toc226139188" w:history="1">
             <w:r>
               <w:rPr>
                 <w:rStyle w:val="Hyperlink"/>
@@ -6022,7 +6022,7 @@
               <w:rPr>
                 <w:webHidden/>
               </w:rPr>
-              <w:instrText xml:space="preserve"> PAGEREF _Toc226012102 \h </w:instrText>
+              <w:instrText xml:space="preserve"> PAGEREF _Toc226139188 \h </w:instrText>
             </w:r>
             <w:r>
               <w:rPr>
@@ -6063,7 +6063,7 @@
               <w14:ligatures w14:val="none"/>
             </w:rPr>
           </w:pPr>
-          <w:hyperlink w:anchor="_Toc226012103" w:history="1">
+          <w:hyperlink w:anchor="_Toc226139189" w:history="1">
             <w:r>
               <w:rPr>
                 <w:rStyle w:val="Hyperlink"/>
@@ -6101,7 +6101,7 @@
               <w:rPr>
                 <w:webHidden/>
               </w:rPr>
-              <w:instrText xml:space="preserve"> PAGEREF _Toc226012103 \h </w:instrText>
+              <w:instrText xml:space="preserve"> PAGEREF _Toc226139189 \h </w:instrText>
             </w:r>
             <w:r>
               <w:rPr>
@@ -6142,7 +6142,7 @@
               <w14:ligatures w14:val="none"/>
             </w:rPr>
           </w:pPr>
-          <w:hyperlink w:anchor="_Toc226012104" w:history="1">
+          <w:hyperlink w:anchor="_Toc226139190" w:history="1">
             <w:r>
               <w:rPr>
                 <w:rStyle w:val="Hyperlink"/>
@@ -6180,7 +6180,7 @@
               <w:rPr>
                 <w:webHidden/>
               </w:rPr>
-              <w:instrText xml:space="preserve"> PAGEREF _Toc226012104 \h </w:instrText>
+              <w:instrText xml:space="preserve"> PAGEREF _Toc226139190 \h </w:instrText>
             </w:r>
             <w:r>
               <w:rPr>
@@ -6221,7 +6221,7 @@
               <w14:ligatures w14:val="none"/>
             </w:rPr>
           </w:pPr>
-          <w:hyperlink w:anchor="_Toc226012105" w:history="1">
+          <w:hyperlink w:anchor="_Toc226139191" w:history="1">
             <w:r>
               <w:rPr>
                 <w:rStyle w:val="Hyperlink"/>
@@ -6259,7 +6259,7 @@
               <w:rPr>
                 <w:webHidden/>
               </w:rPr>
-              <w:instrText xml:space="preserve"> PAGEREF _Toc226012105 \h </w:instrText>
+              <w:instrText xml:space="preserve"> PAGEREF _Toc226139191 \h </w:instrText>
             </w:r>
             <w:r>
               <w:rPr>
@@ -6300,7 +6300,7 @@
               <w14:ligatures w14:val="none"/>
             </w:rPr>
           </w:pPr>
-          <w:hyperlink w:anchor="_Toc226012106" w:history="1">
+          <w:hyperlink w:anchor="_Toc226139192" w:history="1">
             <w:r>
               <w:rPr>
                 <w:rStyle w:val="Hyperlink"/>
@@ -6339,7 +6339,7 @@
               <w:rPr>
                 <w:webHidden/>
               </w:rPr>
-              <w:instrText xml:space="preserve"> PAGEREF _Toc226012106 \h </w:instrText>
+              <w:instrText xml:space="preserve"> PAGEREF _Toc226139192 \h </w:instrText>
             </w:r>
             <w:r>
               <w:rPr>
@@ -6380,7 +6380,7 @@
               <w14:ligatures w14:val="none"/>
             </w:rPr>
           </w:pPr>
-          <w:hyperlink w:anchor="_Toc226012107" w:history="1">
+          <w:hyperlink w:anchor="_Toc226139193" w:history="1">
             <w:r>
               <w:rPr>
                 <w:rStyle w:val="Hyperlink"/>
@@ -6418,7 +6418,7 @@
               <w:rPr>
                 <w:webHidden/>
               </w:rPr>
-              <w:instrText xml:space="preserve"> PAGEREF _Toc226012107 \h </w:instrText>
+              <w:instrText xml:space="preserve"> PAGEREF _Toc226139193 \h </w:instrText>
             </w:r>
             <w:r>
               <w:rPr>
@@ -6459,7 +6459,7 @@
               <w14:ligatures w14:val="none"/>
             </w:rPr>
           </w:pPr>
-          <w:hyperlink w:anchor="_Toc226012108" w:history="1">
+          <w:hyperlink w:anchor="_Toc226139194" w:history="1">
             <w:r>
               <w:rPr>
                 <w:rStyle w:val="Hyperlink"/>
@@ -6497,7 +6497,7 @@
               <w:rPr>
                 <w:webHidden/>
               </w:rPr>
-              <w:instrText xml:space="preserve"> PAGEREF _Toc226012108 \h </w:instrText>
+              <w:instrText xml:space="preserve"> PAGEREF _Toc226139194 \h </w:instrText>
             </w:r>
             <w:r>
               <w:rPr>
@@ -6538,7 +6538,7 @@
               <w14:ligatures w14:val="none"/>
             </w:rPr>
           </w:pPr>
-          <w:hyperlink w:anchor="_Toc226012109" w:history="1">
+          <w:hyperlink w:anchor="_Toc226139195" w:history="1">
             <w:r>
               <w:rPr>
                 <w:rStyle w:val="Hyperlink"/>
@@ -6576,7 +6576,7 @@
               <w:rPr>
                 <w:webHidden/>
               </w:rPr>
-              <w:instrText xml:space="preserve"> PAGEREF _Toc226012109 \h </w:instrText>
+              <w:instrText xml:space="preserve"> PAGEREF _Toc226139195 \h </w:instrText>
             </w:r>
             <w:r>
               <w:rPr>
@@ -6593,7 +6593,7 @@
               <w:rPr>
                 <w:webHidden/>
               </w:rPr>
-              <w:t>8</w:t>
+              <w:t>9</w:t>
             </w:r>
             <w:r>
               <w:rPr>
@@ -6617,7 +6617,7 @@
               <w14:ligatures w14:val="none"/>
             </w:rPr>
           </w:pPr>
-          <w:hyperlink w:anchor="_Toc226012110" w:history="1">
+          <w:hyperlink w:anchor="_Toc226139196" w:history="1">
             <w:r>
               <w:rPr>
                 <w:rStyle w:val="Hyperlink"/>
@@ -6655,7 +6655,7 @@
               <w:rPr>
                 <w:webHidden/>
               </w:rPr>
-              <w:instrText xml:space="preserve"> PAGEREF _Toc226012110 \h </w:instrText>
+              <w:instrText xml:space="preserve"> PAGEREF _Toc226139196 \h </w:instrText>
             </w:r>
             <w:r>
               <w:rPr>
@@ -6696,7 +6696,7 @@
               <w14:ligatures w14:val="none"/>
             </w:rPr>
           </w:pPr>
-          <w:hyperlink w:anchor="_Toc226012111" w:history="1">
+          <w:hyperlink w:anchor="_Toc226139197" w:history="1">
             <w:r>
               <w:rPr>
                 <w:rStyle w:val="Hyperlink"/>
@@ -6734,7 +6734,7 @@
               <w:rPr>
                 <w:webHidden/>
               </w:rPr>
-              <w:instrText xml:space="preserve"> PAGEREF _Toc226012111 \h </w:instrText>
+              <w:instrText xml:space="preserve"> PAGEREF _Toc226139197 \h </w:instrText>
             </w:r>
             <w:r>
               <w:rPr>
@@ -6775,7 +6775,7 @@
               <w14:ligatures w14:val="none"/>
             </w:rPr>
           </w:pPr>
-          <w:hyperlink w:anchor="_Toc226012112" w:history="1">
+          <w:hyperlink w:anchor="_Toc226139198" w:history="1">
             <w:r>
               <w:rPr>
                 <w:rStyle w:val="Hyperlink"/>
@@ -6813,7 +6813,7 @@
               <w:rPr>
                 <w:webHidden/>
               </w:rPr>
-              <w:instrText xml:space="preserve"> PAGEREF _Toc226012112 \h </w:instrText>
+              <w:instrText xml:space="preserve"> PAGEREF _Toc226139198 \h </w:instrText>
             </w:r>
             <w:r>
               <w:rPr>
@@ -6830,7 +6830,7 @@
               <w:rPr>
                 <w:webHidden/>
               </w:rPr>
-              <w:t>10</w:t>
+              <w:t>11</w:t>
             </w:r>
             <w:r>
               <w:rPr>
@@ -6854,7 +6854,7 @@
               <w14:ligatures w14:val="none"/>
             </w:rPr>
           </w:pPr>
-          <w:hyperlink w:anchor="_Toc226012113" w:history="1">
+          <w:hyperlink w:anchor="_Toc226139199" w:history="1">
             <w:r>
               <w:rPr>
                 <w:rStyle w:val="Hyperlink"/>
@@ -6892,7 +6892,7 @@
               <w:rPr>
                 <w:webHidden/>
               </w:rPr>
-              <w:instrText xml:space="preserve"> PAGEREF _Toc226012113 \h </w:instrText>
+              <w:instrText xml:space="preserve"> PAGEREF _Toc226139199 \h </w:instrText>
             </w:r>
             <w:r>
               <w:rPr>
@@ -6909,7 +6909,7 @@
               <w:rPr>
                 <w:webHidden/>
               </w:rPr>
-              <w:t>10</w:t>
+              <w:t>11</w:t>
             </w:r>
             <w:r>
               <w:rPr>
@@ -6933,7 +6933,7 @@
               <w14:ligatures w14:val="none"/>
             </w:rPr>
           </w:pPr>
-          <w:hyperlink w:anchor="_Toc226012114" w:history="1">
+          <w:hyperlink w:anchor="_Toc226139200" w:history="1">
             <w:r>
               <w:rPr>
                 <w:rStyle w:val="Hyperlink"/>
@@ -6971,7 +6971,7 @@
               <w:rPr>
                 <w:webHidden/>
               </w:rPr>
-              <w:instrText xml:space="preserve"> PAGEREF _Toc226012114 \h </w:instrText>
+              <w:instrText xml:space="preserve"> PAGEREF _Toc226139200 \h </w:instrText>
             </w:r>
             <w:r>
               <w:rPr>
@@ -7012,7 +7012,7 @@
               <w14:ligatures w14:val="none"/>
             </w:rPr>
           </w:pPr>
-          <w:hyperlink w:anchor="_Toc226012115" w:history="1">
+          <w:hyperlink w:anchor="_Toc226139201" w:history="1">
             <w:r>
               <w:rPr>
                 <w:rStyle w:val="Hyperlink"/>
@@ -7050,7 +7050,7 @@
               <w:rPr>
                 <w:webHidden/>
               </w:rPr>
-              <w:instrText xml:space="preserve"> PAGEREF _Toc226012115 \h </w:instrText>
+              <w:instrText xml:space="preserve"> PAGEREF _Toc226139201 \h </w:instrText>
             </w:r>
             <w:r>
               <w:rPr>
@@ -7091,7 +7091,7 @@
               <w14:ligatures w14:val="none"/>
             </w:rPr>
           </w:pPr>
-          <w:hyperlink w:anchor="_Toc226012116" w:history="1">
+          <w:hyperlink w:anchor="_Toc226139202" w:history="1">
             <w:r>
               <w:rPr>
                 <w:rStyle w:val="Hyperlink"/>
@@ -7129,7 +7129,7 @@
               <w:rPr>
                 <w:webHidden/>
               </w:rPr>
-              <w:instrText xml:space="preserve"> PAGEREF _Toc226012116 \h </w:instrText>
+              <w:instrText xml:space="preserve"> PAGEREF _Toc226139202 \h </w:instrText>
             </w:r>
             <w:r>
               <w:rPr>
@@ -7170,7 +7170,7 @@
               <w14:ligatures w14:val="none"/>
             </w:rPr>
           </w:pPr>
-          <w:hyperlink w:anchor="_Toc226012117" w:history="1">
+          <w:hyperlink w:anchor="_Toc226139203" w:history="1">
             <w:r>
               <w:rPr>
                 <w:rStyle w:val="Hyperlink"/>
@@ -7208,7 +7208,7 @@
               <w:rPr>
                 <w:webHidden/>
               </w:rPr>
-              <w:instrText xml:space="preserve"> PAGEREF _Toc226012117 \h </w:instrText>
+              <w:instrText xml:space="preserve"> PAGEREF _Toc226139203 \h </w:instrText>
             </w:r>
             <w:r>
               <w:rPr>
@@ -7249,7 +7249,7 @@
               <w14:ligatures w14:val="none"/>
             </w:rPr>
           </w:pPr>
-          <w:hyperlink w:anchor="_Toc226012118" w:history="1">
+          <w:hyperlink w:anchor="_Toc226139204" w:history="1">
             <w:r>
               <w:rPr>
                 <w:rStyle w:val="Hyperlink"/>
@@ -7287,7 +7287,7 @@
               <w:rPr>
                 <w:webHidden/>
               </w:rPr>
-              <w:instrText xml:space="preserve"> PAGEREF _Toc226012118 \h </w:instrText>
+              <w:instrText xml:space="preserve"> PAGEREF _Toc226139204 \h </w:instrText>
             </w:r>
             <w:r>
               <w:rPr>
@@ -7328,7 +7328,7 @@
               <w14:ligatures w14:val="none"/>
             </w:rPr>
           </w:pPr>
-          <w:hyperlink w:anchor="_Toc226012119" w:history="1">
+          <w:hyperlink w:anchor="_Toc226139205" w:history="1">
             <w:r>
               <w:rPr>
                 <w:rStyle w:val="Hyperlink"/>
@@ -7366,7 +7366,7 @@
               <w:rPr>
                 <w:webHidden/>
               </w:rPr>
-              <w:instrText xml:space="preserve"> PAGEREF _Toc226012119 \h </w:instrText>
+              <w:instrText xml:space="preserve"> PAGEREF _Toc226139205 \h </w:instrText>
             </w:r>
             <w:r>
               <w:rPr>
@@ -7407,7 +7407,7 @@
               <w14:ligatures w14:val="none"/>
             </w:rPr>
           </w:pPr>
-          <w:hyperlink w:anchor="_Toc226012120" w:history="1">
+          <w:hyperlink w:anchor="_Toc226139206" w:history="1">
             <w:r>
               <w:rPr>
                 <w:rStyle w:val="Hyperlink"/>
@@ -7445,7 +7445,7 @@
               <w:rPr>
                 <w:webHidden/>
               </w:rPr>
-              <w:instrText xml:space="preserve"> PAGEREF _Toc226012120 \h </w:instrText>
+              <w:instrText xml:space="preserve"> PAGEREF _Toc226139206 \h </w:instrText>
             </w:r>
             <w:r>
               <w:rPr>
@@ -7486,7 +7486,7 @@
               <w14:ligatures w14:val="none"/>
             </w:rPr>
           </w:pPr>
-          <w:hyperlink w:anchor="_Toc226012121" w:history="1">
+          <w:hyperlink w:anchor="_Toc226139207" w:history="1">
             <w:r>
               <w:rPr>
                 <w:rStyle w:val="Hyperlink"/>
@@ -7525,7 +7525,7 @@
               <w:rPr>
                 <w:webHidden/>
               </w:rPr>
-              <w:instrText xml:space="preserve"> PAGEREF _Toc226012121 \h </w:instrText>
+              <w:instrText xml:space="preserve"> PAGEREF _Toc226139207 \h </w:instrText>
             </w:r>
             <w:r>
               <w:rPr>
@@ -7566,7 +7566,7 @@
               <w14:ligatures w14:val="none"/>
             </w:rPr>
           </w:pPr>
-          <w:hyperlink w:anchor="_Toc226012122" w:history="1">
+          <w:hyperlink w:anchor="_Toc226139208" w:history="1">
             <w:r>
               <w:rPr>
                 <w:rStyle w:val="Hyperlink"/>
@@ -7605,7 +7605,7 @@
               <w:rPr>
                 <w:webHidden/>
               </w:rPr>
-              <w:instrText xml:space="preserve"> PAGEREF _Toc226012122 \h </w:instrText>
+              <w:instrText xml:space="preserve"> PAGEREF _Toc226139208 \h </w:instrText>
             </w:r>
             <w:r>
               <w:rPr>
@@ -7646,7 +7646,7 @@
               <w14:ligatures w14:val="none"/>
             </w:rPr>
           </w:pPr>
-          <w:hyperlink w:anchor="_Toc226012123" w:history="1">
+          <w:hyperlink w:anchor="_Toc226139209" w:history="1">
             <w:r>
               <w:rPr>
                 <w:rStyle w:val="Hyperlink"/>
@@ -7685,7 +7685,7 @@
               <w:rPr>
                 <w:webHidden/>
               </w:rPr>
-              <w:instrText xml:space="preserve"> PAGEREF _Toc226012123 \h </w:instrText>
+              <w:instrText xml:space="preserve"> PAGEREF _Toc226139209 \h </w:instrText>
             </w:r>
             <w:r>
               <w:rPr>
@@ -7725,7 +7725,7 @@
               <w14:ligatures w14:val="none"/>
             </w:rPr>
           </w:pPr>
-          <w:hyperlink w:anchor="_Toc226012124" w:history="1">
+          <w:hyperlink w:anchor="_Toc226139210" w:history="1">
             <w:r>
               <w:rPr>
                 <w:rStyle w:val="Hyperlink"/>
@@ -7749,7 +7749,7 @@
               <w:rPr>
                 <w:webHidden/>
               </w:rPr>
-              <w:instrText xml:space="preserve"> PAGEREF _Toc226012124 \h </w:instrText>
+              <w:instrText xml:space="preserve"> PAGEREF _Toc226139210 \h </w:instrText>
             </w:r>
             <w:r>
               <w:rPr>
@@ -7789,7 +7789,7 @@
               <w14:ligatures w14:val="none"/>
             </w:rPr>
           </w:pPr>
-          <w:hyperlink w:anchor="_Toc226012125" w:history="1">
+          <w:hyperlink w:anchor="_Toc226139211" w:history="1">
             <w:r>
               <w:rPr>
                 <w:rStyle w:val="Hyperlink"/>
@@ -7812,7 +7812,7 @@
               <w:rPr>
                 <w:webHidden/>
               </w:rPr>
-              <w:instrText xml:space="preserve"> PAGEREF _Toc226012125 \h </w:instrText>
+              <w:instrText xml:space="preserve"> PAGEREF _Toc226139211 \h </w:instrText>
             </w:r>
             <w:r>
               <w:rPr>
@@ -7853,7 +7853,7 @@
               <w14:ligatures w14:val="none"/>
             </w:rPr>
           </w:pPr>
-          <w:hyperlink w:anchor="_Toc226012126" w:history="1">
+          <w:hyperlink w:anchor="_Toc226139212" w:history="1">
             <w:r>
               <w:rPr>
                 <w:rStyle w:val="Hyperlink"/>
@@ -7891,7 +7891,7 @@
               <w:rPr>
                 <w:webHidden/>
               </w:rPr>
-              <w:instrText xml:space="preserve"> PAGEREF _Toc226012126 \h </w:instrText>
+              <w:instrText xml:space="preserve"> PAGEREF _Toc226139212 \h </w:instrText>
             </w:r>
             <w:r>
               <w:rPr>
@@ -7932,7 +7932,7 @@
               <w14:ligatures w14:val="none"/>
             </w:rPr>
           </w:pPr>
-          <w:hyperlink w:anchor="_Toc226012127" w:history="1">
+          <w:hyperlink w:anchor="_Toc226139213" w:history="1">
             <w:r>
               <w:rPr>
                 <w:rStyle w:val="Hyperlink"/>
@@ -7970,7 +7970,7 @@
               <w:rPr>
                 <w:webHidden/>
               </w:rPr>
-              <w:instrText xml:space="preserve"> PAGEREF _Toc226012127 \h </w:instrText>
+              <w:instrText xml:space="preserve"> PAGEREF _Toc226139213 \h </w:instrText>
             </w:r>
             <w:r>
               <w:rPr>
@@ -8011,7 +8011,7 @@
               <w14:ligatures w14:val="none"/>
             </w:rPr>
           </w:pPr>
-          <w:hyperlink w:anchor="_Toc226012128" w:history="1">
+          <w:hyperlink w:anchor="_Toc226139214" w:history="1">
             <w:r>
               <w:rPr>
                 <w:rStyle w:val="Hyperlink"/>
@@ -8049,7 +8049,7 @@
               <w:rPr>
                 <w:webHidden/>
               </w:rPr>
-              <w:instrText xml:space="preserve"> PAGEREF _Toc226012128 \h </w:instrText>
+              <w:instrText xml:space="preserve"> PAGEREF _Toc226139214 \h </w:instrText>
             </w:r>
             <w:r>
               <w:rPr>
@@ -8090,7 +8090,7 @@
               <w14:ligatures w14:val="none"/>
             </w:rPr>
           </w:pPr>
-          <w:hyperlink w:anchor="_Toc226012129" w:history="1">
+          <w:hyperlink w:anchor="_Toc226139215" w:history="1">
             <w:r>
               <w:rPr>
                 <w:rStyle w:val="Hyperlink"/>
@@ -8128,7 +8128,7 @@
               <w:rPr>
                 <w:webHidden/>
               </w:rPr>
-              <w:instrText xml:space="preserve"> PAGEREF _Toc226012129 \h </w:instrText>
+              <w:instrText xml:space="preserve"> PAGEREF _Toc226139215 \h </w:instrText>
             </w:r>
             <w:r>
               <w:rPr>
@@ -8169,7 +8169,7 @@
               <w14:ligatures w14:val="none"/>
             </w:rPr>
           </w:pPr>
-          <w:hyperlink w:anchor="_Toc226012130" w:history="1">
+          <w:hyperlink w:anchor="_Toc226139216" w:history="1">
             <w:r>
               <w:rPr>
                 <w:rStyle w:val="Hyperlink"/>
@@ -8207,7 +8207,7 @@
               <w:rPr>
                 <w:webHidden/>
               </w:rPr>
-              <w:instrText xml:space="preserve"> PAGEREF _Toc226012130 \h </w:instrText>
+              <w:instrText xml:space="preserve"> PAGEREF _Toc226139216 \h </w:instrText>
             </w:r>
             <w:r>
               <w:rPr>
@@ -8224,7 +8224,7 @@
               <w:rPr>
                 <w:webHidden/>
               </w:rPr>
-              <w:t>16</w:t>
+              <w:t>17</w:t>
             </w:r>
             <w:r>
               <w:rPr>
@@ -8248,7 +8248,7 @@
               <w14:ligatures w14:val="none"/>
             </w:rPr>
           </w:pPr>
-          <w:hyperlink w:anchor="_Toc226012131" w:history="1">
+          <w:hyperlink w:anchor="_Toc226139217" w:history="1">
             <w:r>
               <w:rPr>
                 <w:rStyle w:val="Hyperlink"/>
@@ -8286,7 +8286,7 @@
               <w:rPr>
                 <w:webHidden/>
               </w:rPr>
-              <w:instrText xml:space="preserve"> PAGEREF _Toc226012131 \h </w:instrText>
+              <w:instrText xml:space="preserve"> PAGEREF _Toc226139217 \h </w:instrText>
             </w:r>
             <w:r>
               <w:rPr>
@@ -8303,7 +8303,7 @@
               <w:rPr>
                 <w:webHidden/>
               </w:rPr>
-              <w:t>16</w:t>
+              <w:t>17</w:t>
             </w:r>
             <w:r>
               <w:rPr>
@@ -8327,7 +8327,7 @@
               <w14:ligatures w14:val="none"/>
             </w:rPr>
           </w:pPr>
-          <w:hyperlink w:anchor="_Toc226012132" w:history="1">
+          <w:hyperlink w:anchor="_Toc226139218" w:history="1">
             <w:r>
               <w:rPr>
                 <w:rStyle w:val="Hyperlink"/>
@@ -8365,7 +8365,7 @@
               <w:rPr>
                 <w:webHidden/>
               </w:rPr>
-              <w:instrText xml:space="preserve"> PAGEREF _Toc226012132 \h </w:instrText>
+              <w:instrText xml:space="preserve"> PAGEREF _Toc226139218 \h </w:instrText>
             </w:r>
             <w:r>
               <w:rPr>
@@ -8406,7 +8406,7 @@
               <w14:ligatures w14:val="none"/>
             </w:rPr>
           </w:pPr>
-          <w:hyperlink w:anchor="_Toc226012133" w:history="1">
+          <w:hyperlink w:anchor="_Toc226139219" w:history="1">
             <w:r>
               <w:rPr>
                 <w:rStyle w:val="Hyperlink"/>
@@ -8444,7 +8444,7 @@
               <w:rPr>
                 <w:webHidden/>
               </w:rPr>
-              <w:instrText xml:space="preserve"> PAGEREF _Toc226012133 \h </w:instrText>
+              <w:instrText xml:space="preserve"> PAGEREF _Toc226139219 \h </w:instrText>
             </w:r>
             <w:r>
               <w:rPr>
@@ -8461,7 +8461,7 @@
               <w:rPr>
                 <w:webHidden/>
               </w:rPr>
-              <w:t>17</w:t>
+              <w:t>18</w:t>
             </w:r>
             <w:r>
               <w:rPr>
@@ -8485,7 +8485,7 @@
               <w14:ligatures w14:val="none"/>
             </w:rPr>
           </w:pPr>
-          <w:hyperlink w:anchor="_Toc226012134" w:history="1">
+          <w:hyperlink w:anchor="_Toc226139220" w:history="1">
             <w:r>
               <w:rPr>
                 <w:rStyle w:val="Hyperlink"/>
@@ -8523,7 +8523,7 @@
               <w:rPr>
                 <w:webHidden/>
               </w:rPr>
-              <w:instrText xml:space="preserve"> PAGEREF _Toc226012134 \h </w:instrText>
+              <w:instrText xml:space="preserve"> PAGEREF _Toc226139220 \h </w:instrText>
             </w:r>
             <w:r>
               <w:rPr>
@@ -8540,7 +8540,7 @@
               <w:rPr>
                 <w:webHidden/>
               </w:rPr>
-              <w:t>18</w:t>
+              <w:t>19</w:t>
             </w:r>
             <w:r>
               <w:rPr>
@@ -8564,7 +8564,7 @@
               <w14:ligatures w14:val="none"/>
             </w:rPr>
           </w:pPr>
-          <w:hyperlink w:anchor="_Toc226012135" w:history="1">
+          <w:hyperlink w:anchor="_Toc226139221" w:history="1">
             <w:r>
               <w:rPr>
                 <w:rStyle w:val="Hyperlink"/>
@@ -8602,7 +8602,7 @@
               <w:rPr>
                 <w:webHidden/>
               </w:rPr>
-              <w:instrText xml:space="preserve"> PAGEREF _Toc226012135 \h </w:instrText>
+              <w:instrText xml:space="preserve"> PAGEREF _Toc226139221 \h </w:instrText>
             </w:r>
             <w:r>
               <w:rPr>
@@ -8619,7 +8619,7 @@
               <w:rPr>
                 <w:webHidden/>
               </w:rPr>
-              <w:t>19</w:t>
+              <w:t>20</w:t>
             </w:r>
             <w:r>
               <w:rPr>
@@ -8643,7 +8643,7 @@
               <w14:ligatures w14:val="none"/>
             </w:rPr>
           </w:pPr>
-          <w:hyperlink w:anchor="_Toc226012136" w:history="1">
+          <w:hyperlink w:anchor="_Toc226139222" w:history="1">
             <w:r>
               <w:rPr>
                 <w:rStyle w:val="Hyperlink"/>
@@ -8681,7 +8681,7 @@
               <w:rPr>
                 <w:webHidden/>
               </w:rPr>
-              <w:instrText xml:space="preserve"> PAGEREF _Toc226012136 \h </w:instrText>
+              <w:instrText xml:space="preserve"> PAGEREF _Toc226139222 \h </w:instrText>
             </w:r>
             <w:r>
               <w:rPr>
@@ -8722,7 +8722,7 @@
               <w14:ligatures w14:val="none"/>
             </w:rPr>
           </w:pPr>
-          <w:hyperlink w:anchor="_Toc226012137" w:history="1">
+          <w:hyperlink w:anchor="_Toc226139223" w:history="1">
             <w:r>
               <w:rPr>
                 <w:rStyle w:val="Hyperlink"/>
@@ -8760,7 +8760,7 @@
               <w:rPr>
                 <w:webHidden/>
               </w:rPr>
-              <w:instrText xml:space="preserve"> PAGEREF _Toc226012137 \h </w:instrText>
+              <w:instrText xml:space="preserve"> PAGEREF _Toc226139223 \h </w:instrText>
             </w:r>
             <w:r>
               <w:rPr>
@@ -8777,7 +8777,7 @@
               <w:rPr>
                 <w:webHidden/>
               </w:rPr>
-              <w:t>22</w:t>
+              <w:t>23</w:t>
             </w:r>
             <w:r>
               <w:rPr>
@@ -8801,7 +8801,7 @@
               <w14:ligatures w14:val="none"/>
             </w:rPr>
           </w:pPr>
-          <w:hyperlink w:anchor="_Toc226012138" w:history="1">
+          <w:hyperlink w:anchor="_Toc226139224" w:history="1">
             <w:r>
               <w:rPr>
                 <w:rStyle w:val="Hyperlink"/>
@@ -8839,7 +8839,7 @@
               <w:rPr>
                 <w:webHidden/>
               </w:rPr>
-              <w:instrText xml:space="preserve"> PAGEREF _Toc226012138 \h </w:instrText>
+              <w:instrText xml:space="preserve"> PAGEREF _Toc226139224 \h </w:instrText>
             </w:r>
             <w:r>
               <w:rPr>
@@ -8856,7 +8856,7 @@
               <w:rPr>
                 <w:webHidden/>
               </w:rPr>
-              <w:t>24</w:t>
+              <w:t>25</w:t>
             </w:r>
             <w:r>
               <w:rPr>
@@ -8880,7 +8880,7 @@
               <w14:ligatures w14:val="none"/>
             </w:rPr>
           </w:pPr>
-          <w:hyperlink w:anchor="_Toc226012139" w:history="1">
+          <w:hyperlink w:anchor="_Toc226139225" w:history="1">
             <w:r>
               <w:rPr>
                 <w:rStyle w:val="Hyperlink"/>
@@ -8918,7 +8918,7 @@
               <w:rPr>
                 <w:webHidden/>
               </w:rPr>
-              <w:instrText xml:space="preserve"> PAGEREF _Toc226012139 \h </w:instrText>
+              <w:instrText xml:space="preserve"> PAGEREF _Toc226139225 \h </w:instrText>
             </w:r>
             <w:r>
               <w:rPr>
@@ -8935,7 +8935,7 @@
               <w:rPr>
                 <w:webHidden/>
               </w:rPr>
-              <w:t>27</w:t>
+              <w:t>28</w:t>
             </w:r>
             <w:r>
               <w:rPr>
@@ -8959,7 +8959,7 @@
               <w14:ligatures w14:val="none"/>
             </w:rPr>
           </w:pPr>
-          <w:hyperlink w:anchor="_Toc226012140" w:history="1">
+          <w:hyperlink w:anchor="_Toc226139226" w:history="1">
             <w:r>
               <w:rPr>
                 <w:rStyle w:val="Hyperlink"/>
@@ -8997,7 +8997,7 @@
               <w:rPr>
                 <w:webHidden/>
               </w:rPr>
-              <w:instrText xml:space="preserve"> PAGEREF _Toc226012140 \h </w:instrText>
+              <w:instrText xml:space="preserve"> PAGEREF _Toc226139226 \h </w:instrText>
             </w:r>
             <w:r>
               <w:rPr>
@@ -9014,7 +9014,7 @@
               <w:rPr>
                 <w:webHidden/>
               </w:rPr>
-              <w:t>27</w:t>
+              <w:t>28</w:t>
             </w:r>
             <w:r>
               <w:rPr>
@@ -9038,7 +9038,7 @@
               <w14:ligatures w14:val="none"/>
             </w:rPr>
           </w:pPr>
-          <w:hyperlink w:anchor="_Toc226012141" w:history="1">
+          <w:hyperlink w:anchor="_Toc226139227" w:history="1">
             <w:r>
               <w:rPr>
                 <w:rStyle w:val="Hyperlink"/>
@@ -9076,7 +9076,7 @@
               <w:rPr>
                 <w:webHidden/>
               </w:rPr>
-              <w:instrText xml:space="preserve"> PAGEREF _Toc226012141 \h </w:instrText>
+              <w:instrText xml:space="preserve"> PAGEREF _Toc226139227 \h </w:instrText>
             </w:r>
             <w:r>
               <w:rPr>
@@ -9093,7 +9093,7 @@
               <w:rPr>
                 <w:webHidden/>
               </w:rPr>
-              <w:t>27</w:t>
+              <w:t>28</w:t>
             </w:r>
             <w:r>
               <w:rPr>
@@ -9117,7 +9117,7 @@
               <w14:ligatures w14:val="none"/>
             </w:rPr>
           </w:pPr>
-          <w:hyperlink w:anchor="_Toc226012142" w:history="1">
+          <w:hyperlink w:anchor="_Toc226139228" w:history="1">
             <w:r>
               <w:rPr>
                 <w:rStyle w:val="Hyperlink"/>
@@ -9155,7 +9155,7 @@
               <w:rPr>
                 <w:webHidden/>
               </w:rPr>
-              <w:instrText xml:space="preserve"> PAGEREF _Toc226012142 \h </w:instrText>
+              <w:instrText xml:space="preserve"> PAGEREF _Toc226139228 \h </w:instrText>
             </w:r>
             <w:r>
               <w:rPr>
@@ -9172,7 +9172,7 @@
               <w:rPr>
                 <w:webHidden/>
               </w:rPr>
-              <w:t>28</w:t>
+              <w:t>29</w:t>
             </w:r>
             <w:r>
               <w:rPr>
@@ -9196,7 +9196,7 @@
               <w14:ligatures w14:val="none"/>
             </w:rPr>
           </w:pPr>
-          <w:hyperlink w:anchor="_Toc226012143" w:history="1">
+          <w:hyperlink w:anchor="_Toc226139229" w:history="1">
             <w:r>
               <w:rPr>
                 <w:rStyle w:val="Hyperlink"/>
@@ -9234,7 +9234,7 @@
               <w:rPr>
                 <w:webHidden/>
               </w:rPr>
-              <w:instrText xml:space="preserve"> PAGEREF _Toc226012143 \h </w:instrText>
+              <w:instrText xml:space="preserve"> PAGEREF _Toc226139229 \h </w:instrText>
             </w:r>
             <w:r>
               <w:rPr>
@@ -9251,7 +9251,7 @@
               <w:rPr>
                 <w:webHidden/>
               </w:rPr>
-              <w:t>29</w:t>
+              <w:t>30</w:t>
             </w:r>
             <w:r>
               <w:rPr>
@@ -9275,7 +9275,7 @@
               <w14:ligatures w14:val="none"/>
             </w:rPr>
           </w:pPr>
-          <w:hyperlink w:anchor="_Toc226012144" w:history="1">
+          <w:hyperlink w:anchor="_Toc226139230" w:history="1">
             <w:r>
               <w:rPr>
                 <w:rStyle w:val="Hyperlink"/>
@@ -9313,7 +9313,7 @@
               <w:rPr>
                 <w:webHidden/>
               </w:rPr>
-              <w:instrText xml:space="preserve"> PAGEREF _Toc226012144 \h </w:instrText>
+              <w:instrText xml:space="preserve"> PAGEREF _Toc226139230 \h </w:instrText>
             </w:r>
             <w:r>
               <w:rPr>
@@ -9330,7 +9330,7 @@
               <w:rPr>
                 <w:webHidden/>
               </w:rPr>
-              <w:t>29</w:t>
+              <w:t>30</w:t>
             </w:r>
             <w:r>
               <w:rPr>
@@ -9354,7 +9354,7 @@
               <w14:ligatures w14:val="none"/>
             </w:rPr>
           </w:pPr>
-          <w:hyperlink w:anchor="_Toc226012145" w:history="1">
+          <w:hyperlink w:anchor="_Toc226139231" w:history="1">
             <w:r>
               <w:rPr>
                 <w:rStyle w:val="Hyperlink"/>
@@ -9393,7 +9393,7 @@
               <w:rPr>
                 <w:webHidden/>
               </w:rPr>
-              <w:instrText xml:space="preserve"> PAGEREF _Toc226012145 \h </w:instrText>
+              <w:instrText xml:space="preserve"> PAGEREF _Toc226139231 \h </w:instrText>
             </w:r>
             <w:r>
               <w:rPr>
@@ -9410,7 +9410,7 @@
               <w:rPr>
                 <w:webHidden/>
               </w:rPr>
-              <w:t>30</w:t>
+              <w:t>31</w:t>
             </w:r>
             <w:r>
               <w:rPr>
@@ -9434,7 +9434,7 @@
               <w14:ligatures w14:val="none"/>
             </w:rPr>
           </w:pPr>
-          <w:hyperlink w:anchor="_Toc226012146" w:history="1">
+          <w:hyperlink w:anchor="_Toc226139232" w:history="1">
             <w:r>
               <w:rPr>
                 <w:rStyle w:val="Hyperlink"/>
@@ -9473,7 +9473,7 @@
               <w:rPr>
                 <w:webHidden/>
               </w:rPr>
-              <w:instrText xml:space="preserve"> PAGEREF _Toc226012146 \h </w:instrText>
+              <w:instrText xml:space="preserve"> PAGEREF _Toc226139232 \h </w:instrText>
             </w:r>
             <w:r>
               <w:rPr>
@@ -9490,7 +9490,7 @@
               <w:rPr>
                 <w:webHidden/>
               </w:rPr>
-              <w:t>30</w:t>
+              <w:t>31</w:t>
             </w:r>
             <w:r>
               <w:rPr>
@@ -9513,7 +9513,7 @@
               <w14:ligatures w14:val="none"/>
             </w:rPr>
           </w:pPr>
-          <w:hyperlink w:anchor="_Toc226012147" w:history="1">
+          <w:hyperlink w:anchor="_Toc226139233" w:history="1">
             <w:r>
               <w:rPr>
                 <w:rStyle w:val="Hyperlink"/>
@@ -9537,7 +9537,7 @@
               <w:rPr>
                 <w:webHidden/>
               </w:rPr>
-              <w:instrText xml:space="preserve"> PAGEREF _Toc226012147 \h </w:instrText>
+              <w:instrText xml:space="preserve"> PAGEREF _Toc226139233 \h </w:instrText>
             </w:r>
             <w:r>
               <w:rPr>
@@ -9554,7 +9554,7 @@
               <w:rPr>
                 <w:webHidden/>
               </w:rPr>
-              <w:t>33</w:t>
+              <w:t>34</w:t>
             </w:r>
             <w:r>
               <w:rPr>
@@ -9577,7 +9577,7 @@
               <w14:ligatures w14:val="none"/>
             </w:rPr>
           </w:pPr>
-          <w:hyperlink w:anchor="_Toc226012148" w:history="1">
+          <w:hyperlink w:anchor="_Toc226139234" w:history="1">
             <w:r>
               <w:rPr>
                 <w:rStyle w:val="Hyperlink"/>
@@ -9600,7 +9600,7 @@
               <w:rPr>
                 <w:webHidden/>
               </w:rPr>
-              <w:instrText xml:space="preserve"> PAGEREF _Toc226012148 \h </w:instrText>
+              <w:instrText xml:space="preserve"> PAGEREF _Toc226139234 \h </w:instrText>
             </w:r>
             <w:r>
               <w:rPr>
@@ -9617,7 +9617,7 @@
               <w:rPr>
                 <w:webHidden/>
               </w:rPr>
-              <w:t>33</w:t>
+              <w:t>34</w:t>
             </w:r>
             <w:r>
               <w:rPr>
@@ -9641,7 +9641,7 @@
               <w14:ligatures w14:val="none"/>
             </w:rPr>
           </w:pPr>
-          <w:hyperlink w:anchor="_Toc226012149" w:history="1">
+          <w:hyperlink w:anchor="_Toc226139235" w:history="1">
             <w:r>
               <w:rPr>
                 <w:rStyle w:val="Hyperlink"/>
@@ -9679,7 +9679,7 @@
               <w:rPr>
                 <w:webHidden/>
               </w:rPr>
-              <w:instrText xml:space="preserve"> PAGEREF _Toc226012149 \h </w:instrText>
+              <w:instrText xml:space="preserve"> PAGEREF _Toc226139235 \h </w:instrText>
             </w:r>
             <w:r>
               <w:rPr>
@@ -9696,7 +9696,7 @@
               <w:rPr>
                 <w:webHidden/>
               </w:rPr>
-              <w:t>33</w:t>
+              <w:t>34</w:t>
             </w:r>
             <w:r>
               <w:rPr>
@@ -9720,7 +9720,7 @@
               <w14:ligatures w14:val="none"/>
             </w:rPr>
           </w:pPr>
-          <w:hyperlink w:anchor="_Toc226012150" w:history="1">
+          <w:hyperlink w:anchor="_Toc226139236" w:history="1">
             <w:r>
               <w:rPr>
                 <w:rStyle w:val="Hyperlink"/>
@@ -9758,7 +9758,7 @@
               <w:rPr>
                 <w:webHidden/>
               </w:rPr>
-              <w:instrText xml:space="preserve"> PAGEREF _Toc226012150 \h </w:instrText>
+              <w:instrText xml:space="preserve"> PAGEREF _Toc226139236 \h </w:instrText>
             </w:r>
             <w:r>
               <w:rPr>
@@ -9775,7 +9775,7 @@
               <w:rPr>
                 <w:webHidden/>
               </w:rPr>
-              <w:t>33</w:t>
+              <w:t>34</w:t>
             </w:r>
             <w:r>
               <w:rPr>
@@ -9799,7 +9799,7 @@
               <w14:ligatures w14:val="none"/>
             </w:rPr>
           </w:pPr>
-          <w:hyperlink w:anchor="_Toc226012151" w:history="1">
+          <w:hyperlink w:anchor="_Toc226139237" w:history="1">
             <w:r>
               <w:rPr>
                 <w:rStyle w:val="Hyperlink"/>
@@ -9837,7 +9837,7 @@
               <w:rPr>
                 <w:webHidden/>
               </w:rPr>
-              <w:instrText xml:space="preserve"> PAGEREF _Toc226012151 \h </w:instrText>
+              <w:instrText xml:space="preserve"> PAGEREF _Toc226139237 \h </w:instrText>
             </w:r>
             <w:r>
               <w:rPr>
@@ -9854,7 +9854,7 @@
               <w:rPr>
                 <w:webHidden/>
               </w:rPr>
-              <w:t>33</w:t>
+              <w:t>34</w:t>
             </w:r>
             <w:r>
               <w:rPr>
@@ -9878,7 +9878,7 @@
               <w14:ligatures w14:val="none"/>
             </w:rPr>
           </w:pPr>
-          <w:hyperlink w:anchor="_Toc226012152" w:history="1">
+          <w:hyperlink w:anchor="_Toc226139238" w:history="1">
             <w:r>
               <w:rPr>
                 <w:rStyle w:val="Hyperlink"/>
@@ -9916,7 +9916,7 @@
               <w:rPr>
                 <w:webHidden/>
               </w:rPr>
-              <w:instrText xml:space="preserve"> PAGEREF _Toc226012152 \h </w:instrText>
+              <w:instrText xml:space="preserve"> PAGEREF _Toc226139238 \h </w:instrText>
             </w:r>
             <w:r>
               <w:rPr>
@@ -9933,7 +9933,7 @@
               <w:rPr>
                 <w:webHidden/>
               </w:rPr>
-              <w:t>33</w:t>
+              <w:t>34</w:t>
             </w:r>
             <w:r>
               <w:rPr>
@@ -9957,7 +9957,7 @@
               <w14:ligatures w14:val="none"/>
             </w:rPr>
           </w:pPr>
-          <w:hyperlink w:anchor="_Toc226012153" w:history="1">
+          <w:hyperlink w:anchor="_Toc226139239" w:history="1">
             <w:r>
               <w:rPr>
                 <w:rStyle w:val="Hyperlink"/>
@@ -9995,7 +9995,7 @@
               <w:rPr>
                 <w:webHidden/>
               </w:rPr>
-              <w:instrText xml:space="preserve"> PAGEREF _Toc226012153 \h </w:instrText>
+              <w:instrText xml:space="preserve"> PAGEREF _Toc226139239 \h </w:instrText>
             </w:r>
             <w:r>
               <w:rPr>
@@ -10012,7 +10012,7 @@
               <w:rPr>
                 <w:webHidden/>
               </w:rPr>
-              <w:t>34</w:t>
+              <w:t>35</w:t>
             </w:r>
             <w:r>
               <w:rPr>
@@ -10036,7 +10036,7 @@
               <w14:ligatures w14:val="none"/>
             </w:rPr>
           </w:pPr>
-          <w:hyperlink w:anchor="_Toc226012154" w:history="1">
+          <w:hyperlink w:anchor="_Toc226139240" w:history="1">
             <w:r>
               <w:rPr>
                 <w:rStyle w:val="Hyperlink"/>
@@ -10074,7 +10074,7 @@
               <w:rPr>
                 <w:webHidden/>
               </w:rPr>
-              <w:instrText xml:space="preserve"> PAGEREF _Toc226012154 \h </w:instrText>
+              <w:instrText xml:space="preserve"> PAGEREF _Toc226139240 \h </w:instrText>
             </w:r>
             <w:r>
               <w:rPr>
@@ -10091,7 +10091,7 @@
               <w:rPr>
                 <w:webHidden/>
               </w:rPr>
-              <w:t>34</w:t>
+              <w:t>35</w:t>
             </w:r>
             <w:r>
               <w:rPr>
@@ -10115,7 +10115,7 @@
               <w14:ligatures w14:val="none"/>
             </w:rPr>
           </w:pPr>
-          <w:hyperlink w:anchor="_Toc226012155" w:history="1">
+          <w:hyperlink w:anchor="_Toc226139241" w:history="1">
             <w:r>
               <w:rPr>
                 <w:rStyle w:val="Hyperlink"/>
@@ -10153,7 +10153,7 @@
               <w:rPr>
                 <w:webHidden/>
               </w:rPr>
-              <w:instrText xml:space="preserve"> PAGEREF _Toc226012155 \h </w:instrText>
+              <w:instrText xml:space="preserve"> PAGEREF _Toc226139241 \h </w:instrText>
             </w:r>
             <w:r>
               <w:rPr>
@@ -10170,7 +10170,7 @@
               <w:rPr>
                 <w:webHidden/>
               </w:rPr>
-              <w:t>35</w:t>
+              <w:t>36</w:t>
             </w:r>
             <w:r>
               <w:rPr>
@@ -10194,7 +10194,7 @@
               <w14:ligatures w14:val="none"/>
             </w:rPr>
           </w:pPr>
-          <w:hyperlink w:anchor="_Toc226012156" w:history="1">
+          <w:hyperlink w:anchor="_Toc226139242" w:history="1">
             <w:r>
               <w:rPr>
                 <w:rStyle w:val="Hyperlink"/>
@@ -10232,7 +10232,7 @@
               <w:rPr>
                 <w:webHidden/>
               </w:rPr>
-              <w:instrText xml:space="preserve"> PAGEREF _Toc226012156 \h </w:instrText>
+              <w:instrText xml:space="preserve"> PAGEREF _Toc226139242 \h </w:instrText>
             </w:r>
             <w:r>
               <w:rPr>
@@ -10249,7 +10249,7 @@
               <w:rPr>
                 <w:webHidden/>
               </w:rPr>
-              <w:t>35</w:t>
+              <w:t>36</w:t>
             </w:r>
             <w:r>
               <w:rPr>
@@ -10273,7 +10273,7 @@
               <w14:ligatures w14:val="none"/>
             </w:rPr>
           </w:pPr>
-          <w:hyperlink w:anchor="_Toc226012157" w:history="1">
+          <w:hyperlink w:anchor="_Toc226139243" w:history="1">
             <w:r>
               <w:rPr>
                 <w:rStyle w:val="Hyperlink"/>
@@ -10312,7 +10312,7 @@
               <w:rPr>
                 <w:webHidden/>
               </w:rPr>
-              <w:instrText xml:space="preserve"> PAGEREF _Toc226012157 \h </w:instrText>
+              <w:instrText xml:space="preserve"> PAGEREF _Toc226139243 \h </w:instrText>
             </w:r>
             <w:r>
               <w:rPr>
@@ -10329,7 +10329,7 @@
               <w:rPr>
                 <w:webHidden/>
               </w:rPr>
-              <w:t>35</w:t>
+              <w:t>36</w:t>
             </w:r>
             <w:r>
               <w:rPr>
@@ -10353,7 +10353,7 @@
               <w14:ligatures w14:val="none"/>
             </w:rPr>
           </w:pPr>
-          <w:hyperlink w:anchor="_Toc226012158" w:history="1">
+          <w:hyperlink w:anchor="_Toc226139244" w:history="1">
             <w:r>
               <w:rPr>
                 <w:rStyle w:val="Hyperlink"/>
@@ -10394,7 +10394,7 @@
               <w:rPr>
                 <w:webHidden/>
               </w:rPr>
-              <w:instrText xml:space="preserve"> PAGEREF _Toc226012158 \h </w:instrText>
+              <w:instrText xml:space="preserve"> PAGEREF _Toc226139244 \h </w:instrText>
             </w:r>
             <w:r>
               <w:rPr>
@@ -10411,7 +10411,7 @@
               <w:rPr>
                 <w:webHidden/>
               </w:rPr>
-              <w:t>35</w:t>
+              <w:t>36</w:t>
             </w:r>
             <w:r>
               <w:rPr>
@@ -10435,7 +10435,7 @@
               <w14:ligatures w14:val="none"/>
             </w:rPr>
           </w:pPr>
-          <w:hyperlink w:anchor="_Toc226012159" w:history="1">
+          <w:hyperlink w:anchor="_Toc226139245" w:history="1">
             <w:r>
               <w:rPr>
                 <w:rStyle w:val="Hyperlink"/>
@@ -10473,7 +10473,7 @@
               <w:rPr>
                 <w:webHidden/>
               </w:rPr>
-              <w:instrText xml:space="preserve"> PAGEREF _Toc226012159 \h </w:instrText>
+              <w:instrText xml:space="preserve"> PAGEREF _Toc226139245 \h </w:instrText>
             </w:r>
             <w:r>
               <w:rPr>
@@ -10490,7 +10490,7 @@
               <w:rPr>
                 <w:webHidden/>
               </w:rPr>
-              <w:t>35</w:t>
+              <w:t>36</w:t>
             </w:r>
             <w:r>
               <w:rPr>
@@ -10514,7 +10514,7 @@
               <w14:ligatures w14:val="none"/>
             </w:rPr>
           </w:pPr>
-          <w:hyperlink w:anchor="_Toc226012160" w:history="1">
+          <w:hyperlink w:anchor="_Toc226139246" w:history="1">
             <w:r>
               <w:rPr>
                 <w:rStyle w:val="Hyperlink"/>
@@ -10554,7 +10554,7 @@
               <w:rPr>
                 <w:webHidden/>
               </w:rPr>
-              <w:instrText xml:space="preserve"> PAGEREF _Toc226012160 \h </w:instrText>
+              <w:instrText xml:space="preserve"> PAGEREF _Toc226139246 \h </w:instrText>
             </w:r>
             <w:r>
               <w:rPr>
@@ -10571,7 +10571,7 @@
               <w:rPr>
                 <w:webHidden/>
               </w:rPr>
-              <w:t>35</w:t>
+              <w:t>36</w:t>
             </w:r>
             <w:r>
               <w:rPr>
@@ -10595,7 +10595,7 @@
               <w14:ligatures w14:val="none"/>
             </w:rPr>
           </w:pPr>
-          <w:hyperlink w:anchor="_Toc226012161" w:history="1">
+          <w:hyperlink w:anchor="_Toc226139247" w:history="1">
             <w:r>
               <w:rPr>
                 <w:rStyle w:val="Hyperlink"/>
@@ -10633,7 +10633,7 @@
               <w:rPr>
                 <w:webHidden/>
               </w:rPr>
-              <w:instrText xml:space="preserve"> PAGEREF _Toc226012161 \h </w:instrText>
+              <w:instrText xml:space="preserve"> PAGEREF _Toc226139247 \h </w:instrText>
             </w:r>
             <w:r>
               <w:rPr>
@@ -10650,7 +10650,7 @@
               <w:rPr>
                 <w:webHidden/>
               </w:rPr>
-              <w:t>36</w:t>
+              <w:t>37</w:t>
             </w:r>
             <w:r>
               <w:rPr>
@@ -10674,7 +10674,7 @@
               <w14:ligatures w14:val="none"/>
             </w:rPr>
           </w:pPr>
-          <w:hyperlink w:anchor="_Toc226012162" w:history="1">
+          <w:hyperlink w:anchor="_Toc226139248" w:history="1">
             <w:r>
               <w:rPr>
                 <w:rStyle w:val="Hyperlink"/>
@@ -10712,7 +10712,7 @@
               <w:rPr>
                 <w:webHidden/>
               </w:rPr>
-              <w:instrText xml:space="preserve"> PAGEREF _Toc226012162 \h </w:instrText>
+              <w:instrText xml:space="preserve"> PAGEREF _Toc226139248 \h </w:instrText>
             </w:r>
             <w:r>
               <w:rPr>
@@ -10729,7 +10729,7 @@
               <w:rPr>
                 <w:webHidden/>
               </w:rPr>
-              <w:t>36</w:t>
+              <w:t>37</w:t>
             </w:r>
             <w:r>
               <w:rPr>
@@ -10753,7 +10753,7 @@
               <w14:ligatures w14:val="none"/>
             </w:rPr>
           </w:pPr>
-          <w:hyperlink w:anchor="_Toc226012163" w:history="1">
+          <w:hyperlink w:anchor="_Toc226139249" w:history="1">
             <w:r>
               <w:rPr>
                 <w:rStyle w:val="Hyperlink"/>
@@ -10791,7 +10791,7 @@
               <w:rPr>
                 <w:webHidden/>
               </w:rPr>
-              <w:instrText xml:space="preserve"> PAGEREF _Toc226012163 \h </w:instrText>
+              <w:instrText xml:space="preserve"> PAGEREF _Toc226139249 \h </w:instrText>
             </w:r>
             <w:r>
               <w:rPr>
@@ -10808,7 +10808,7 @@
               <w:rPr>
                 <w:webHidden/>
               </w:rPr>
-              <w:t>36</w:t>
+              <w:t>37</w:t>
             </w:r>
             <w:r>
               <w:rPr>
@@ -10832,7 +10832,7 @@
               <w14:ligatures w14:val="none"/>
             </w:rPr>
           </w:pPr>
-          <w:hyperlink w:anchor="_Toc226012164" w:history="1">
+          <w:hyperlink w:anchor="_Toc226139250" w:history="1">
             <w:r>
               <w:rPr>
                 <w:rStyle w:val="Hyperlink"/>
@@ -10870,7 +10870,7 @@
               <w:rPr>
                 <w:webHidden/>
               </w:rPr>
-              <w:instrText xml:space="preserve"> PAGEREF _Toc226012164 \h </w:instrText>
+              <w:instrText xml:space="preserve"> PAGEREF _Toc226139250 \h </w:instrText>
             </w:r>
             <w:r>
               <w:rPr>
@@ -10887,7 +10887,7 @@
               <w:rPr>
                 <w:webHidden/>
               </w:rPr>
-              <w:t>36</w:t>
+              <w:t>37</w:t>
             </w:r>
             <w:r>
               <w:rPr>
@@ -10911,7 +10911,7 @@
               <w14:ligatures w14:val="none"/>
             </w:rPr>
           </w:pPr>
-          <w:hyperlink w:anchor="_Toc226012165" w:history="1">
+          <w:hyperlink w:anchor="_Toc226139251" w:history="1">
             <w:r>
               <w:rPr>
                 <w:rStyle w:val="Hyperlink"/>
@@ -10949,7 +10949,7 @@
               <w:rPr>
                 <w:webHidden/>
               </w:rPr>
-              <w:instrText xml:space="preserve"> PAGEREF _Toc226012165 \h </w:instrText>
+              <w:instrText xml:space="preserve"> PAGEREF _Toc226139251 \h </w:instrText>
             </w:r>
             <w:r>
               <w:rPr>
@@ -10966,7 +10966,7 @@
               <w:rPr>
                 <w:webHidden/>
               </w:rPr>
-              <w:t>36</w:t>
+              <w:t>37</w:t>
             </w:r>
             <w:r>
               <w:rPr>
@@ -10990,7 +10990,7 @@
               <w14:ligatures w14:val="none"/>
             </w:rPr>
           </w:pPr>
-          <w:hyperlink w:anchor="_Toc226012166" w:history="1">
+          <w:hyperlink w:anchor="_Toc226139252" w:history="1">
             <w:r>
               <w:rPr>
                 <w:rStyle w:val="Hyperlink"/>
@@ -11028,7 +11028,7 @@
               <w:rPr>
                 <w:webHidden/>
               </w:rPr>
-              <w:instrText xml:space="preserve"> PAGEREF _Toc226012166 \h </w:instrText>
+              <w:instrText xml:space="preserve"> PAGEREF _Toc226139252 \h </w:instrText>
             </w:r>
             <w:r>
               <w:rPr>
@@ -11045,7 +11045,7 @@
               <w:rPr>
                 <w:webHidden/>
               </w:rPr>
-              <w:t>37</w:t>
+              <w:t>38</w:t>
             </w:r>
             <w:r>
               <w:rPr>
@@ -11069,7 +11069,7 @@
               <w14:ligatures w14:val="none"/>
             </w:rPr>
           </w:pPr>
-          <w:hyperlink w:anchor="_Toc226012167" w:history="1">
+          <w:hyperlink w:anchor="_Toc226139253" w:history="1">
             <w:r>
               <w:rPr>
                 <w:rStyle w:val="Hyperlink"/>
@@ -11107,7 +11107,7 @@
               <w:rPr>
                 <w:webHidden/>
               </w:rPr>
-              <w:instrText xml:space="preserve"> PAGEREF _Toc226012167 \h </w:instrText>
+              <w:instrText xml:space="preserve"> PAGEREF _Toc226139253 \h </w:instrText>
             </w:r>
             <w:r>
               <w:rPr>
@@ -11124,7 +11124,7 @@
               <w:rPr>
                 <w:webHidden/>
               </w:rPr>
-              <w:t>37</w:t>
+              <w:t>38</w:t>
             </w:r>
             <w:r>
               <w:rPr>
@@ -11148,7 +11148,7 @@
               <w14:ligatures w14:val="none"/>
             </w:rPr>
           </w:pPr>
-          <w:hyperlink w:anchor="_Toc226012168" w:history="1">
+          <w:hyperlink w:anchor="_Toc226139254" w:history="1">
             <w:r>
               <w:rPr>
                 <w:rStyle w:val="Hyperlink"/>
@@ -11186,7 +11186,7 @@
               <w:rPr>
                 <w:webHidden/>
               </w:rPr>
-              <w:instrText xml:space="preserve"> PAGEREF _Toc226012168 \h </w:instrText>
+              <w:instrText xml:space="preserve"> PAGEREF _Toc226139254 \h </w:instrText>
             </w:r>
             <w:r>
               <w:rPr>
@@ -11203,7 +11203,7 @@
               <w:rPr>
                 <w:webHidden/>
               </w:rPr>
-              <w:t>37</w:t>
+              <w:t>38</w:t>
             </w:r>
             <w:r>
               <w:rPr>
@@ -11227,7 +11227,7 @@
               <w14:ligatures w14:val="none"/>
             </w:rPr>
           </w:pPr>
-          <w:hyperlink w:anchor="_Toc226012169" w:history="1">
+          <w:hyperlink w:anchor="_Toc226139255" w:history="1">
             <w:r>
               <w:rPr>
                 <w:rStyle w:val="Hyperlink"/>
@@ -11265,7 +11265,7 @@
               <w:rPr>
                 <w:webHidden/>
               </w:rPr>
-              <w:instrText xml:space="preserve"> PAGEREF _Toc226012169 \h </w:instrText>
+              <w:instrText xml:space="preserve"> PAGEREF _Toc226139255 \h </w:instrText>
             </w:r>
             <w:r>
               <w:rPr>
@@ -11282,7 +11282,7 @@
               <w:rPr>
                 <w:webHidden/>
               </w:rPr>
-              <w:t>38</w:t>
+              <w:t>39</w:t>
             </w:r>
             <w:r>
               <w:rPr>
@@ -11306,7 +11306,7 @@
               <w14:ligatures w14:val="none"/>
             </w:rPr>
           </w:pPr>
-          <w:hyperlink w:anchor="_Toc226012170" w:history="1">
+          <w:hyperlink w:anchor="_Toc226139256" w:history="1">
             <w:r>
               <w:rPr>
                 <w:rStyle w:val="Hyperlink"/>
@@ -11344,7 +11344,7 @@
               <w:rPr>
                 <w:webHidden/>
               </w:rPr>
-              <w:instrText xml:space="preserve"> PAGEREF _Toc226012170 \h </w:instrText>
+              <w:instrText xml:space="preserve"> PAGEREF _Toc226139256 \h </w:instrText>
             </w:r>
             <w:r>
               <w:rPr>
@@ -11361,7 +11361,7 @@
               <w:rPr>
                 <w:webHidden/>
               </w:rPr>
-              <w:t>38</w:t>
+              <w:t>39</w:t>
             </w:r>
             <w:r>
               <w:rPr>
@@ -11385,7 +11385,7 @@
               <w14:ligatures w14:val="none"/>
             </w:rPr>
           </w:pPr>
-          <w:hyperlink w:anchor="_Toc226012171" w:history="1">
+          <w:hyperlink w:anchor="_Toc226139257" w:history="1">
             <w:r>
               <w:rPr>
                 <w:rStyle w:val="Hyperlink"/>
@@ -11423,7 +11423,7 @@
               <w:rPr>
                 <w:webHidden/>
               </w:rPr>
-              <w:instrText xml:space="preserve"> PAGEREF _Toc226012171 \h </w:instrText>
+              <w:instrText xml:space="preserve"> PAGEREF _Toc226139257 \h </w:instrText>
             </w:r>
             <w:r>
               <w:rPr>
@@ -11440,7 +11440,7 @@
               <w:rPr>
                 <w:webHidden/>
               </w:rPr>
-              <w:t>38</w:t>
+              <w:t>39</w:t>
             </w:r>
             <w:r>
               <w:rPr>
@@ -11464,7 +11464,7 @@
               <w14:ligatures w14:val="none"/>
             </w:rPr>
           </w:pPr>
-          <w:hyperlink w:anchor="_Toc226012172" w:history="1">
+          <w:hyperlink w:anchor="_Toc226139258" w:history="1">
             <w:r>
               <w:rPr>
                 <w:rStyle w:val="Hyperlink"/>
@@ -11502,7 +11502,7 @@
               <w:rPr>
                 <w:webHidden/>
               </w:rPr>
-              <w:instrText xml:space="preserve"> PAGEREF _Toc226012172 \h </w:instrText>
+              <w:instrText xml:space="preserve"> PAGEREF _Toc226139258 \h </w:instrText>
             </w:r>
             <w:r>
               <w:rPr>
@@ -11519,7 +11519,7 @@
               <w:rPr>
                 <w:webHidden/>
               </w:rPr>
-              <w:t>38</w:t>
+              <w:t>39</w:t>
             </w:r>
             <w:r>
               <w:rPr>
@@ -11543,7 +11543,7 @@
               <w14:ligatures w14:val="none"/>
             </w:rPr>
           </w:pPr>
-          <w:hyperlink w:anchor="_Toc226012173" w:history="1">
+          <w:hyperlink w:anchor="_Toc226139259" w:history="1">
             <w:r>
               <w:rPr>
                 <w:rStyle w:val="Hyperlink"/>
@@ -11581,7 +11581,7 @@
               <w:rPr>
                 <w:webHidden/>
               </w:rPr>
-              <w:instrText xml:space="preserve"> PAGEREF _Toc226012173 \h </w:instrText>
+              <w:instrText xml:space="preserve"> PAGEREF _Toc226139259 \h </w:instrText>
             </w:r>
             <w:r>
               <w:rPr>
@@ -11598,7 +11598,7 @@
               <w:rPr>
                 <w:webHidden/>
               </w:rPr>
-              <w:t>39</w:t>
+              <w:t>40</w:t>
             </w:r>
             <w:r>
               <w:rPr>
@@ -11622,7 +11622,7 @@
               <w14:ligatures w14:val="none"/>
             </w:rPr>
           </w:pPr>
-          <w:hyperlink w:anchor="_Toc226012174" w:history="1">
+          <w:hyperlink w:anchor="_Toc226139260" w:history="1">
             <w:r>
               <w:rPr>
                 <w:rStyle w:val="Hyperlink"/>
@@ -11660,7 +11660,7 @@
               <w:rPr>
                 <w:webHidden/>
               </w:rPr>
-              <w:instrText xml:space="preserve"> PAGEREF _Toc226012174 \h </w:instrText>
+              <w:instrText xml:space="preserve"> PAGEREF _Toc226139260 \h </w:instrText>
             </w:r>
             <w:r>
               <w:rPr>
@@ -11677,7 +11677,7 @@
               <w:rPr>
                 <w:webHidden/>
               </w:rPr>
-              <w:t>39</w:t>
+              <w:t>40</w:t>
             </w:r>
             <w:r>
               <w:rPr>
@@ -11701,7 +11701,7 @@
               <w14:ligatures w14:val="none"/>
             </w:rPr>
           </w:pPr>
-          <w:hyperlink w:anchor="_Toc226012175" w:history="1">
+          <w:hyperlink w:anchor="_Toc226139261" w:history="1">
             <w:r>
               <w:rPr>
                 <w:rStyle w:val="Hyperlink"/>
@@ -11739,7 +11739,7 @@
               <w:rPr>
                 <w:webHidden/>
               </w:rPr>
-              <w:instrText xml:space="preserve"> PAGEREF _Toc226012175 \h </w:instrText>
+              <w:instrText xml:space="preserve"> PAGEREF _Toc226139261 \h </w:instrText>
             </w:r>
             <w:r>
               <w:rPr>
@@ -11756,7 +11756,7 @@
               <w:rPr>
                 <w:webHidden/>
               </w:rPr>
-              <w:t>39</w:t>
+              <w:t>40</w:t>
             </w:r>
             <w:r>
               <w:rPr>
@@ -11780,7 +11780,7 @@
               <w14:ligatures w14:val="none"/>
             </w:rPr>
           </w:pPr>
-          <w:hyperlink w:anchor="_Toc226012176" w:history="1">
+          <w:hyperlink w:anchor="_Toc226139262" w:history="1">
             <w:r>
               <w:rPr>
                 <w:rStyle w:val="Hyperlink"/>
@@ -11818,7 +11818,7 @@
               <w:rPr>
                 <w:webHidden/>
               </w:rPr>
-              <w:instrText xml:space="preserve"> PAGEREF _Toc226012176 \h </w:instrText>
+              <w:instrText xml:space="preserve"> PAGEREF _Toc226139262 \h </w:instrText>
             </w:r>
             <w:r>
               <w:rPr>
@@ -11835,7 +11835,7 @@
               <w:rPr>
                 <w:webHidden/>
               </w:rPr>
-              <w:t>40</w:t>
+              <w:t>41</w:t>
             </w:r>
             <w:r>
               <w:rPr>
@@ -11858,7 +11858,7 @@
               <w14:ligatures w14:val="none"/>
             </w:rPr>
           </w:pPr>
-          <w:hyperlink w:anchor="_Toc226012177" w:history="1">
+          <w:hyperlink w:anchor="_Toc226139263" w:history="1">
             <w:r>
               <w:rPr>
                 <w:rStyle w:val="Hyperlink"/>
@@ -11882,7 +11882,7 @@
               <w:rPr>
                 <w:webHidden/>
               </w:rPr>
-              <w:instrText xml:space="preserve"> PAGEREF _Toc226012177 \h </w:instrText>
+              <w:instrText xml:space="preserve"> PAGEREF _Toc226139263 \h </w:instrText>
             </w:r>
             <w:r>
               <w:rPr>
@@ -11899,7 +11899,7 @@
               <w:rPr>
                 <w:webHidden/>
               </w:rPr>
-              <w:t>41</w:t>
+              <w:t>42</w:t>
             </w:r>
             <w:r>
               <w:rPr>
@@ -11922,7 +11922,7 @@
               <w14:ligatures w14:val="none"/>
             </w:rPr>
           </w:pPr>
-          <w:hyperlink w:anchor="_Toc226012178" w:history="1">
+          <w:hyperlink w:anchor="_Toc226139264" w:history="1">
             <w:r>
               <w:rPr>
                 <w:rStyle w:val="Hyperlink"/>
@@ -11945,7 +11945,7 @@
               <w:rPr>
                 <w:webHidden/>
               </w:rPr>
-              <w:instrText xml:space="preserve"> PAGEREF _Toc226012178 \h </w:instrText>
+              <w:instrText xml:space="preserve"> PAGEREF _Toc226139264 \h </w:instrText>
             </w:r>
             <w:r>
               <w:rPr>
@@ -11962,7 +11962,7 @@
               <w:rPr>
                 <w:webHidden/>
               </w:rPr>
-              <w:t>41</w:t>
+              <w:t>42</w:t>
             </w:r>
             <w:r>
               <w:rPr>
@@ -11986,7 +11986,7 @@
               <w14:ligatures w14:val="none"/>
             </w:rPr>
           </w:pPr>
-          <w:hyperlink w:anchor="_Toc226012179" w:history="1">
+          <w:hyperlink w:anchor="_Toc226139265" w:history="1">
             <w:r>
               <w:rPr>
                 <w:rStyle w:val="Hyperlink"/>
@@ -12024,7 +12024,7 @@
               <w:rPr>
                 <w:webHidden/>
               </w:rPr>
-              <w:instrText xml:space="preserve"> PAGEREF _Toc226012179 \h </w:instrText>
+              <w:instrText xml:space="preserve"> PAGEREF _Toc226139265 \h </w:instrText>
             </w:r>
             <w:r>
               <w:rPr>
@@ -12041,7 +12041,7 @@
               <w:rPr>
                 <w:webHidden/>
               </w:rPr>
-              <w:t>41</w:t>
+              <w:t>42</w:t>
             </w:r>
             <w:r>
               <w:rPr>
@@ -12065,7 +12065,7 @@
               <w14:ligatures w14:val="none"/>
             </w:rPr>
           </w:pPr>
-          <w:hyperlink w:anchor="_Toc226012180" w:history="1">
+          <w:hyperlink w:anchor="_Toc226139266" w:history="1">
             <w:r>
               <w:rPr>
                 <w:rStyle w:val="Hyperlink"/>
@@ -12103,7 +12103,7 @@
               <w:rPr>
                 <w:webHidden/>
               </w:rPr>
-              <w:instrText xml:space="preserve"> PAGEREF _Toc226012180 \h </w:instrText>
+              <w:instrText xml:space="preserve"> PAGEREF _Toc226139266 \h </w:instrText>
             </w:r>
             <w:r>
               <w:rPr>
@@ -12120,7 +12120,7 @@
               <w:rPr>
                 <w:webHidden/>
               </w:rPr>
-              <w:t>41</w:t>
+              <w:t>42</w:t>
             </w:r>
             <w:r>
               <w:rPr>
@@ -12144,7 +12144,7 @@
               <w14:ligatures w14:val="none"/>
             </w:rPr>
           </w:pPr>
-          <w:hyperlink w:anchor="_Toc226012181" w:history="1">
+          <w:hyperlink w:anchor="_Toc226139267" w:history="1">
             <w:r>
               <w:rPr>
                 <w:rStyle w:val="Hyperlink"/>
@@ -12182,7 +12182,7 @@
               <w:rPr>
                 <w:webHidden/>
               </w:rPr>
-              <w:instrText xml:space="preserve"> PAGEREF _Toc226012181 \h </w:instrText>
+              <w:instrText xml:space="preserve"> PAGEREF _Toc226139267 \h </w:instrText>
             </w:r>
             <w:r>
               <w:rPr>
@@ -12199,7 +12199,7 @@
               <w:rPr>
                 <w:webHidden/>
               </w:rPr>
-              <w:t>42</w:t>
+              <w:t>43</w:t>
             </w:r>
             <w:r>
               <w:rPr>
@@ -12222,7 +12222,7 @@
               <w14:ligatures w14:val="none"/>
             </w:rPr>
           </w:pPr>
-          <w:hyperlink w:anchor="_Toc226012182" w:history="1">
+          <w:hyperlink w:anchor="_Toc226139268" w:history="1">
             <w:r>
               <w:rPr>
                 <w:rStyle w:val="Hyperlink"/>
@@ -12246,7 +12246,7 @@
               <w:rPr>
                 <w:webHidden/>
               </w:rPr>
-              <w:instrText xml:space="preserve"> PAGEREF _Toc226012182 \h </w:instrText>
+              <w:instrText xml:space="preserve"> PAGEREF _Toc226139268 \h </w:instrText>
             </w:r>
             <w:r>
               <w:rPr>
@@ -12263,7 +12263,7 @@
               <w:rPr>
                 <w:webHidden/>
               </w:rPr>
-              <w:t>44</w:t>
+              <w:t>45</w:t>
             </w:r>
             <w:r>
               <w:rPr>
@@ -12320,7 +12320,7 @@
         </w:rPr>
       </w:pPr>
       <w:bookmarkStart w:id="13" w:name="_Toc153274882"/>
-      <w:bookmarkStart w:id="14" w:name="_Toc226012084"/>
+      <w:bookmarkStart w:id="14" w:name="_Toc226139170"/>
       <w:r>
         <w:rPr>
           <w:rFonts w:cs="Times New Roman"/>
@@ -12463,7 +12463,7 @@
         <w:jc w:val="center"/>
       </w:pPr>
       <w:bookmarkStart w:id="15" w:name="_Toc153274883"/>
-      <w:bookmarkStart w:id="16" w:name="_Toc226012085"/>
+      <w:bookmarkStart w:id="16" w:name="_Toc226139171"/>
       <w:r>
         <w:rPr>
           <w:rFonts w:cs="Times New Roman"/>
@@ -12520,7 +12520,7 @@
         </w:rPr>
         <w:fldChar w:fldCharType="separate"/>
       </w:r>
-      <w:hyperlink w:anchor="_Toc226011692" w:history="1">
+      <w:hyperlink w:anchor="_Toc226139269" w:history="1">
         <w:r>
           <w:rPr>
             <w:rStyle w:val="Hyperlink"/>
@@ -12556,7 +12556,7 @@
           <w:rPr>
             <w:webHidden/>
           </w:rPr>
-          <w:instrText xml:space="preserve"> PAGEREF _Toc226011692 \h </w:instrText>
+          <w:instrText xml:space="preserve"> PAGEREF _Toc226139269 \h </w:instrText>
         </w:r>
         <w:r>
           <w:rPr>
@@ -12598,7 +12598,7 @@
           <w14:ligatures w14:val="none"/>
         </w:rPr>
       </w:pPr>
-      <w:hyperlink w:anchor="_Toc226011693" w:history="1">
+      <w:hyperlink w:anchor="_Toc226139270" w:history="1">
         <w:r>
           <w:rPr>
             <w:rStyle w:val="Hyperlink"/>
@@ -12621,7 +12621,7 @@
           <w:rPr>
             <w:webHidden/>
           </w:rPr>
-          <w:instrText xml:space="preserve"> PAGEREF _Toc226011693 \h </w:instrText>
+          <w:instrText xml:space="preserve"> PAGEREF _Toc226139270 \h </w:instrText>
         </w:r>
         <w:r>
           <w:rPr>
@@ -12638,7 +12638,7 @@
           <w:rPr>
             <w:webHidden/>
           </w:rPr>
-          <w:t>18</w:t>
+          <w:t>19</w:t>
         </w:r>
         <w:r>
           <w:rPr>
@@ -12663,7 +12663,7 @@
           <w14:ligatures w14:val="none"/>
         </w:rPr>
       </w:pPr>
-      <w:hyperlink w:anchor="_Toc226011694" w:history="1">
+      <w:hyperlink w:anchor="_Toc226139271" w:history="1">
         <w:r>
           <w:rPr>
             <w:rStyle w:val="Hyperlink"/>
@@ -12686,7 +12686,7 @@
           <w:rPr>
             <w:webHidden/>
           </w:rPr>
-          <w:instrText xml:space="preserve"> PAGEREF _Toc226011694 \h </w:instrText>
+          <w:instrText xml:space="preserve"> PAGEREF _Toc226139271 \h </w:instrText>
         </w:r>
         <w:r>
           <w:rPr>
@@ -12703,7 +12703,7 @@
           <w:rPr>
             <w:webHidden/>
           </w:rPr>
-          <w:t>20</w:t>
+          <w:t>21</w:t>
         </w:r>
         <w:r>
           <w:rPr>
@@ -12728,7 +12728,7 @@
           <w14:ligatures w14:val="none"/>
         </w:rPr>
       </w:pPr>
-      <w:hyperlink w:anchor="_Toc226011695" w:history="1">
+      <w:hyperlink w:anchor="_Toc226139272" w:history="1">
         <w:r>
           <w:rPr>
             <w:rStyle w:val="Hyperlink"/>
@@ -12764,7 +12764,7 @@
           <w:rPr>
             <w:webHidden/>
           </w:rPr>
-          <w:instrText xml:space="preserve"> PAGEREF _Toc226011695 \h </w:instrText>
+          <w:instrText xml:space="preserve"> PAGEREF _Toc226139272 \h </w:instrText>
         </w:r>
         <w:r>
           <w:rPr>
@@ -12781,7 +12781,7 @@
           <w:rPr>
             <w:webHidden/>
           </w:rPr>
-          <w:t>23</w:t>
+          <w:t>24</w:t>
         </w:r>
         <w:r>
           <w:rPr>
@@ -12806,7 +12806,7 @@
           <w14:ligatures w14:val="none"/>
         </w:rPr>
       </w:pPr>
-      <w:hyperlink w:anchor="_Toc226011696" w:history="1">
+      <w:hyperlink w:anchor="_Toc226139273" w:history="1">
         <w:r>
           <w:rPr>
             <w:rStyle w:val="Hyperlink"/>
@@ -12842,7 +12842,7 @@
           <w:rPr>
             <w:webHidden/>
           </w:rPr>
-          <w:instrText xml:space="preserve"> PAGEREF _Toc226011696 \h </w:instrText>
+          <w:instrText xml:space="preserve"> PAGEREF _Toc226139273 \h </w:instrText>
         </w:r>
         <w:r>
           <w:rPr>
@@ -12859,7 +12859,7 @@
           <w:rPr>
             <w:webHidden/>
           </w:rPr>
-          <w:t>25</w:t>
+          <w:t>26</w:t>
         </w:r>
         <w:r>
           <w:rPr>
@@ -12884,7 +12884,7 @@
           <w14:ligatures w14:val="none"/>
         </w:rPr>
       </w:pPr>
-      <w:hyperlink w:anchor="_Toc226011697" w:history="1">
+      <w:hyperlink w:anchor="_Toc226139274" w:history="1">
         <w:r>
           <w:rPr>
             <w:rStyle w:val="Hyperlink"/>
@@ -12920,7 +12920,7 @@
           <w:rPr>
             <w:webHidden/>
           </w:rPr>
-          <w:instrText xml:space="preserve"> PAGEREF _Toc226011697 \h </w:instrText>
+          <w:instrText xml:space="preserve"> PAGEREF _Toc226139274 \h </w:instrText>
         </w:r>
         <w:r>
           <w:rPr>
@@ -12937,7 +12937,7 @@
           <w:rPr>
             <w:webHidden/>
           </w:rPr>
-          <w:t>29</w:t>
+          <w:t>30</w:t>
         </w:r>
         <w:r>
           <w:rPr>
@@ -12962,7 +12962,7 @@
           <w14:ligatures w14:val="none"/>
         </w:rPr>
       </w:pPr>
-      <w:hyperlink w:anchor="_Toc226011698" w:history="1">
+      <w:hyperlink w:anchor="_Toc226139275" w:history="1">
         <w:r>
           <w:rPr>
             <w:rStyle w:val="Hyperlink"/>
@@ -12998,7 +12998,7 @@
           <w:rPr>
             <w:webHidden/>
           </w:rPr>
-          <w:instrText xml:space="preserve"> PAGEREF _Toc226011698 \h </w:instrText>
+          <w:instrText xml:space="preserve"> PAGEREF _Toc226139275 \h </w:instrText>
         </w:r>
         <w:r>
           <w:rPr>
@@ -13015,7 +13015,7 @@
           <w:rPr>
             <w:webHidden/>
           </w:rPr>
-          <w:t>31</w:t>
+          <w:t>32</w:t>
         </w:r>
         <w:r>
           <w:rPr>
@@ -13040,7 +13040,7 @@
           <w14:ligatures w14:val="none"/>
         </w:rPr>
       </w:pPr>
-      <w:hyperlink w:anchor="_Toc226011699" w:history="1">
+      <w:hyperlink w:anchor="_Toc226139276" w:history="1">
         <w:r>
           <w:rPr>
             <w:rStyle w:val="Hyperlink"/>
@@ -13070,7 +13070,7 @@
           <w:rPr>
             <w:webHidden/>
           </w:rPr>
-          <w:instrText xml:space="preserve"> PAGEREF _Toc226011699 \h </w:instrText>
+          <w:instrText xml:space="preserve"> PAGEREF _Toc226139276 \h </w:instrText>
         </w:r>
         <w:r>
           <w:rPr>
@@ -13087,7 +13087,7 @@
           <w:rPr>
             <w:webHidden/>
           </w:rPr>
-          <w:t>34</w:t>
+          <w:t>35</w:t>
         </w:r>
         <w:r>
           <w:rPr>
@@ -13112,7 +13112,7 @@
           <w14:ligatures w14:val="none"/>
         </w:rPr>
       </w:pPr>
-      <w:hyperlink w:anchor="_Toc226011700" w:history="1">
+      <w:hyperlink w:anchor="_Toc226139277" w:history="1">
         <w:r>
           <w:rPr>
             <w:rStyle w:val="Hyperlink"/>
@@ -13161,7 +13161,7 @@
           <w:rPr>
             <w:webHidden/>
           </w:rPr>
-          <w:instrText xml:space="preserve"> PAGEREF _Toc226011700 \h </w:instrText>
+          <w:instrText xml:space="preserve"> PAGEREF _Toc226139277 \h </w:instrText>
         </w:r>
         <w:r>
           <w:rPr>
@@ -13178,7 +13178,7 @@
           <w:rPr>
             <w:webHidden/>
           </w:rPr>
-          <w:t>35</w:t>
+          <w:t>36</w:t>
         </w:r>
         <w:r>
           <w:rPr>
@@ -13203,7 +13203,7 @@
           <w14:ligatures w14:val="none"/>
         </w:rPr>
       </w:pPr>
-      <w:hyperlink w:anchor="_Toc226011701" w:history="1">
+      <w:hyperlink w:anchor="_Toc226139278" w:history="1">
         <w:r>
           <w:rPr>
             <w:rStyle w:val="Hyperlink"/>
@@ -13265,7 +13265,7 @@
           <w:rPr>
             <w:webHidden/>
           </w:rPr>
-          <w:instrText xml:space="preserve"> PAGEREF _Toc226011701 \h </w:instrText>
+          <w:instrText xml:space="preserve"> PAGEREF _Toc226139278 \h </w:instrText>
         </w:r>
         <w:r>
           <w:rPr>
@@ -13282,7 +13282,7 @@
           <w:rPr>
             <w:webHidden/>
           </w:rPr>
-          <w:t>36</w:t>
+          <w:t>37</w:t>
         </w:r>
         <w:r>
           <w:rPr>
@@ -13307,7 +13307,7 @@
           <w14:ligatures w14:val="none"/>
         </w:rPr>
       </w:pPr>
-      <w:hyperlink w:anchor="_Toc226011702" w:history="1">
+      <w:hyperlink w:anchor="_Toc226139279" w:history="1">
         <w:r>
           <w:rPr>
             <w:rStyle w:val="Hyperlink"/>
@@ -13369,7 +13369,7 @@
           <w:rPr>
             <w:webHidden/>
           </w:rPr>
-          <w:instrText xml:space="preserve"> PAGEREF _Toc226011702 \h </w:instrText>
+          <w:instrText xml:space="preserve"> PAGEREF _Toc226139279 \h </w:instrText>
         </w:r>
         <w:r>
           <w:rPr>
@@ -13386,7 +13386,7 @@
           <w:rPr>
             <w:webHidden/>
           </w:rPr>
-          <w:t>38</w:t>
+          <w:t>39</w:t>
         </w:r>
         <w:r>
           <w:rPr>
@@ -13411,7 +13411,7 @@
           <w14:ligatures w14:val="none"/>
         </w:rPr>
       </w:pPr>
-      <w:hyperlink w:anchor="_Toc226011703" w:history="1">
+      <w:hyperlink w:anchor="_Toc226139280" w:history="1">
         <w:r>
           <w:rPr>
             <w:rStyle w:val="Hyperlink"/>
@@ -13473,7 +13473,7 @@
           <w:rPr>
             <w:webHidden/>
           </w:rPr>
-          <w:instrText xml:space="preserve"> PAGEREF _Toc226011703 \h </w:instrText>
+          <w:instrText xml:space="preserve"> PAGEREF _Toc226139280 \h </w:instrText>
         </w:r>
         <w:r>
           <w:rPr>
@@ -13490,7 +13490,7 @@
           <w:rPr>
             <w:webHidden/>
           </w:rPr>
-          <w:t>39</w:t>
+          <w:t>40</w:t>
         </w:r>
         <w:r>
           <w:rPr>
@@ -13537,7 +13537,7 @@
         </w:rPr>
       </w:pPr>
       <w:bookmarkStart w:id="17" w:name="_Toc153274884"/>
-      <w:bookmarkStart w:id="18" w:name="_Toc226012086"/>
+      <w:bookmarkStart w:id="18" w:name="_Toc226139172"/>
       <w:r>
         <w:rPr>
           <w:rFonts w:cs="Times New Roman"/>
@@ -14294,7 +14294,7 @@
           <w:sz w:val="28"/>
         </w:rPr>
       </w:pPr>
-      <w:bookmarkStart w:id="19" w:name="_Toc226012087"/>
+      <w:bookmarkStart w:id="19" w:name="_Toc226139173"/>
       <w:r>
         <w:rPr>
           <w:rFonts w:cs="Times New Roman"/>
@@ -14325,7 +14325,7 @@
           <w:sz w:val="28"/>
         </w:rPr>
       </w:pPr>
-      <w:bookmarkStart w:id="20" w:name="_Toc226012088"/>
+      <w:bookmarkStart w:id="20" w:name="_Toc226139174"/>
       <w:r>
         <w:rPr>
           <w:rFonts w:cs="Times New Roman"/>
@@ -14353,7 +14353,7 @@
           <w:sz w:val="26"/>
         </w:rPr>
       </w:pPr>
-      <w:bookmarkStart w:id="21" w:name="_Toc226012089"/>
+      <w:bookmarkStart w:id="21" w:name="_Toc226139175"/>
       <w:r>
         <w:rPr>
           <w:rFonts w:cs="Times New Roman"/>
@@ -14738,7 +14738,7 @@
           <w:sz w:val="26"/>
         </w:rPr>
       </w:pPr>
-      <w:bookmarkStart w:id="22" w:name="_Toc226012090"/>
+      <w:bookmarkStart w:id="22" w:name="_Toc226139176"/>
       <w:r>
         <w:rPr>
           <w:rFonts w:cs="Times New Roman"/>
@@ -14763,7 +14763,7 @@
           <w:szCs w:val="26"/>
         </w:rPr>
       </w:pPr>
-      <w:bookmarkStart w:id="23" w:name="_Toc226012091"/>
+      <w:bookmarkStart w:id="23" w:name="_Toc226139177"/>
       <w:r>
         <w:rPr>
           <w:rFonts w:cs="Times New Roman"/>
@@ -14812,7 +14812,7 @@
           <w:szCs w:val="26"/>
         </w:rPr>
       </w:pPr>
-      <w:bookmarkStart w:id="24" w:name="_Toc226012092"/>
+      <w:bookmarkStart w:id="24" w:name="_Toc226139178"/>
       <w:r>
         <w:rPr>
           <w:rFonts w:cs="Times New Roman"/>
@@ -15051,7 +15051,7 @@
           <w:sz w:val="26"/>
         </w:rPr>
       </w:pPr>
-      <w:bookmarkStart w:id="25" w:name="_Toc226012093"/>
+      <w:bookmarkStart w:id="25" w:name="_Toc226139179"/>
       <w:r>
         <w:rPr>
           <w:rFonts w:cs="Times New Roman"/>
@@ -15077,7 +15077,7 @@
           <w:szCs w:val="26"/>
         </w:rPr>
       </w:pPr>
-      <w:bookmarkStart w:id="26" w:name="_Toc226012094"/>
+      <w:bookmarkStart w:id="26" w:name="_Toc226139180"/>
       <w:r>
         <w:rPr>
           <w:rFonts w:cs="Times New Roman"/>
@@ -15223,7 +15223,7 @@
           <w:szCs w:val="26"/>
         </w:rPr>
       </w:pPr>
-      <w:bookmarkStart w:id="27" w:name="_Toc226012095"/>
+      <w:bookmarkStart w:id="27" w:name="_Toc226139181"/>
       <w:r>
         <w:rPr>
           <w:rFonts w:cs="Times New Roman"/>
@@ -15610,7 +15610,7 @@
           <w:sz w:val="26"/>
         </w:rPr>
       </w:pPr>
-      <w:bookmarkStart w:id="28" w:name="_Toc226012096"/>
+      <w:bookmarkStart w:id="28" w:name="_Toc226139182"/>
       <w:r>
         <w:rPr>
           <w:rFonts w:cs="Times New Roman"/>
@@ -15635,7 +15635,7 @@
           <w:szCs w:val="26"/>
         </w:rPr>
       </w:pPr>
-      <w:bookmarkStart w:id="29" w:name="_Toc226012097"/>
+      <w:bookmarkStart w:id="29" w:name="_Toc226139183"/>
       <w:r>
         <w:rPr>
           <w:rFonts w:cs="Times New Roman"/>
@@ -15745,7 +15745,7 @@
           <w:szCs w:val="26"/>
         </w:rPr>
       </w:pPr>
-      <w:bookmarkStart w:id="30" w:name="_Toc226012098"/>
+      <w:bookmarkStart w:id="30" w:name="_Toc226139184"/>
       <w:r>
         <w:t>Trình tự thực thi</w:t>
       </w:r>
@@ -16062,7 +16062,7 @@
           <w:sz w:val="28"/>
         </w:rPr>
       </w:pPr>
-      <w:bookmarkStart w:id="31" w:name="_Toc226012099"/>
+      <w:bookmarkStart w:id="31" w:name="_Toc226139185"/>
       <w:r>
         <w:rPr>
           <w:rFonts w:cs="Times New Roman"/>
@@ -16093,7 +16093,7 @@
           <w:sz w:val="28"/>
         </w:rPr>
       </w:pPr>
-      <w:bookmarkStart w:id="32" w:name="_Toc226012100"/>
+      <w:bookmarkStart w:id="32" w:name="_Toc226139186"/>
       <w:r>
         <w:rPr>
           <w:rFonts w:cs="Times New Roman"/>
@@ -16124,7 +16124,7 @@
           <w:sz w:val="26"/>
         </w:rPr>
       </w:pPr>
-      <w:bookmarkStart w:id="33" w:name="_Toc226012101"/>
+      <w:bookmarkStart w:id="33" w:name="_Toc226139187"/>
       <w:r>
         <w:rPr>
           <w:sz w:val="26"/>
@@ -16444,7 +16444,7 @@
           <w:sz w:val="26"/>
         </w:rPr>
       </w:pPr>
-      <w:bookmarkStart w:id="34" w:name="_Toc226012102"/>
+      <w:bookmarkStart w:id="34" w:name="_Toc226139188"/>
       <w:r>
         <w:rPr>
           <w:sz w:val="26"/>
@@ -16464,7 +16464,7 @@
         <w:ind w:left="922"/>
         <w:jc w:val="both"/>
       </w:pPr>
-      <w:bookmarkStart w:id="35" w:name="_Toc226012103"/>
+      <w:bookmarkStart w:id="35" w:name="_Toc226139189"/>
       <w:r>
         <w:t xml:space="preserve">Khái niệm về </w:t>
       </w:r>
@@ -16613,7 +16613,7 @@
         <w:ind w:left="922"/>
         <w:jc w:val="both"/>
       </w:pPr>
-      <w:bookmarkStart w:id="36" w:name="_Toc226012104"/>
+      <w:bookmarkStart w:id="36" w:name="_Toc226139190"/>
       <w:r>
         <w:t>Vai trò trong hệ thống</w:t>
       </w:r>
@@ -16847,7 +16847,7 @@
         <w:ind w:left="922"/>
         <w:jc w:val="both"/>
       </w:pPr>
-      <w:bookmarkStart w:id="37" w:name="_Toc226012105"/>
+      <w:bookmarkStart w:id="37" w:name="_Toc226139191"/>
       <w:r>
         <w:t>Rào cản kỹ thuật</w:t>
       </w:r>
@@ -17066,7 +17066,7 @@
           <w:sz w:val="26"/>
         </w:rPr>
       </w:pPr>
-      <w:bookmarkStart w:id="38" w:name="_Toc226012106"/>
+      <w:bookmarkStart w:id="38" w:name="_Toc226139192"/>
       <w:r>
         <w:rPr>
           <w:sz w:val="26"/>
@@ -17086,11 +17086,30 @@
         <w:ind w:left="922"/>
         <w:jc w:val="both"/>
       </w:pPr>
-      <w:bookmarkStart w:id="39" w:name="_Toc226012107"/>
+      <w:bookmarkStart w:id="39" w:name="_Toc226139193"/>
       <w:r>
         <w:t>Khái niệm và Vai trò của RAG</w:t>
       </w:r>
       <w:bookmarkEnd w:id="39"/>
+    </w:p>
+    <w:p>
+      <w:pPr>
+        <w:spacing w:before="120" w:after="0" w:line="288" w:lineRule="auto"/>
+        <w:ind w:firstLine="562"/>
+        <w:jc w:val="both"/>
+        <w:rPr>
+          <w:rFonts w:eastAsia="Times New Roman" w:cs="Times New Roman"/>
+          <w:kern w:val="0"/>
+          <w:szCs w:val="26"/>
+          <w14:ligatures w14:val="none"/>
+        </w:rPr>
+      </w:pPr>
+      <w:r>
+        <w:rPr>
+          <w:szCs w:val="26"/>
+        </w:rPr>
+        <w:t>RAG (Retrieval-Augmented Generation) là một kiến trúc AI kết hợp giữa khả năng truy xuất thông tin (Retrieval) và khả năng tạo sinh văn bản của Mô hình Ngôn ngữ Lớn (LLM). Thay vì để LLM trả lời dựa hoàn toàn vào tham số học được trong quá trình huấn luyện (dễ dẫn đến hiện tượng "ảo giác" - Hallucination), RAG ép buộc mô hình phải tham chiếu đến một cơ sở dữ liệu tri thức bên ngoài đáng tin cậy trước khi sinh ra câu trả lời.</w:t>
+      </w:r>
     </w:p>
     <w:p>
       <w:pPr>
@@ -17167,6 +17186,7 @@
           <w:szCs w:val="26"/>
           <w14:ligatures w14:val="none"/>
         </w:rPr>
+        <w:lastRenderedPageBreak/>
         <w:t>Augmentation (Tăng cường): Trích xuất các tài liệu vừa tìm được và định dạng chúng thành một khối "Ngữ cảnh", sau đó nạp chung vào Prompt cùng với truy vấn ban đầu.</w:t>
       </w:r>
     </w:p>
@@ -17217,7 +17237,6 @@
           <w:szCs w:val="26"/>
           <w14:ligatures w14:val="none"/>
         </w:rPr>
-        <w:lastRenderedPageBreak/>
         <w:t xml:space="preserve">Chính vì vậy, Retrieval-Augmented Generation (RAG) không phải là một mô hình đơn lẻ, mà là một khung kiến trúc hệ thống. Nó sinh ra để ghép nối hai </w:t>
       </w:r>
       <w:r>
@@ -17309,7 +17328,7 @@
         <w:ind w:left="922"/>
         <w:jc w:val="both"/>
       </w:pPr>
-      <w:bookmarkStart w:id="40" w:name="_Toc226012108"/>
+      <w:bookmarkStart w:id="40" w:name="_Toc226139194"/>
       <w:r>
         <w:t>Vector Search</w:t>
       </w:r>
@@ -17414,7 +17433,17 @@
           <w:szCs w:val="26"/>
           <w14:ligatures w14:val="none"/>
         </w:rPr>
-        <w:t>Rủi ro hệ thống: Sức mạnh của Vector Search nằm ở khả năng bắt được ý định mập mờ. Bệnh nhân gõ "nhức đầu" hay "đau nửa đầu", hệ thống vẫn match được tài liệu chuẩn vì vector của chúng cụm lại với nhau. Tuy nhiên, mang Dense Retrieval quăng vào môi trường y khoa lập tức làm lộ ra một điểm mù chết người: Sự thất bại trước thực thể chuyên ngành. Lấy ví dụ "Viêm gan A" và "Viêm gan B". Trong không gian ngữ nghĩa, hai cụm từ này nằm sát rạt nhau vì bối cảnh của chúng y hệt nhau (gan, virus, vàng da). Nhưng trên lâm sàng, đường lây nhiễm và cách xử trí của chúng là hai thế giới. Tệ hơn là bài toán định lượng. "Paracetamol 500mg" và "Paracetamol 50mg" chỉ chênh nhau một con số. Vector Search thường xuyên đánh đồng chúng vì khoảng cách ngữ nghĩa quá gần. Nếu chỉ dùng thuật toán này, hệ thống sẽ liên tục lấy râu ông nọ cắm cằm bà kia</w:t>
+        <w:t xml:space="preserve">Rủi ro hệ thống: Sức mạnh của Vector Search nằm ở khả năng bắt được ý định mập mờ. Bệnh nhân gõ "nhức đầu" hay "đau nửa đầu", hệ thống vẫn match được tài liệu chuẩn vì vector của chúng cụm lại với nhau. Tuy nhiên, mang Dense Retrieval quăng vào môi trường y khoa lập tức làm lộ ra một điểm mù chết người: Sự thất bại trước thực thể chuyên ngành. Lấy ví dụ "Viêm gan A" và "Viêm gan B". Trong không gian ngữ nghĩa, hai cụm từ này nằm sát rạt nhau vì bối cảnh của chúng y hệt nhau (gan, virus, vàng da). Nhưng trên lâm sàng, đường lây nhiễm và cách xử trí của chúng là hai thế giới. Tệ hơn là bài toán định lượng. "Paracetamol 500mg" và "Paracetamol 50mg" </w:t>
+      </w:r>
+      <w:r>
+        <w:rPr>
+          <w:rFonts w:eastAsia="Times New Roman" w:cs="Times New Roman"/>
+          <w:kern w:val="0"/>
+          <w:szCs w:val="26"/>
+          <w14:ligatures w14:val="none"/>
+        </w:rPr>
+        <w:lastRenderedPageBreak/>
+        <w:t>chỉ chênh nhau một con số. Vector Search thường xuyên đánh đồng chúng vì khoảng cách ngữ nghĩa quá gần. Nếu chỉ dùng thuật toán này, hệ thống sẽ liên tục lấy râu ông nọ cắm cằm bà kia</w:t>
       </w:r>
       <w:r>
         <w:rPr>
@@ -17437,7 +17466,7 @@
         <w:ind w:left="922"/>
         <w:jc w:val="both"/>
       </w:pPr>
-      <w:bookmarkStart w:id="41" w:name="_Toc226012109"/>
+      <w:bookmarkStart w:id="41" w:name="_Toc226139195"/>
       <w:r>
         <w:t>Keyword Search (BM25)</w:t>
       </w:r>
@@ -17519,17 +17548,7 @@
           <w:szCs w:val="26"/>
           <w14:ligatures w14:val="none"/>
         </w:rPr>
-        <w:t xml:space="preserve">ần suất xuất hiện của từ </w:t>
-      </w:r>
-      <w:r>
-        <w:rPr>
-          <w:rFonts w:eastAsia="Times New Roman" w:cs="Times New Roman"/>
-          <w:kern w:val="0"/>
-          <w:szCs w:val="26"/>
-          <w14:ligatures w14:val="none"/>
-        </w:rPr>
-        <w:lastRenderedPageBreak/>
-        <w:t>nghịch đảo với độ phổ biến. BM25 phớt lờ hoàn toàn "ý nghĩa" của câu nói. Nó chỉ thống kê khô khan: một từ khóa cụ thể xuất hiện bao nhiêu lần trong tài liệu, và từ đó hiếm đến mức nào trong toàn bộ DB.</w:t>
+        <w:t>ần suất xuất hiện của từ nghịch đảo với độ phổ biến. BM25 phớt lờ hoàn toàn "ý nghĩa" của câu nói. Nó chỉ thống kê khô khan: một từ khóa cụ thể xuất hiện bao nhiêu lần trong tài liệu, và từ đó hiếm đến mức nào trong toàn bộ DB.</w:t>
       </w:r>
     </w:p>
     <w:p>
@@ -17650,7 +17669,7 @@
         <w:ind w:left="922"/>
         <w:jc w:val="both"/>
       </w:pPr>
-      <w:bookmarkStart w:id="42" w:name="_Toc226012110"/>
+      <w:bookmarkStart w:id="42" w:name="_Toc226139196"/>
       <w:r>
         <w:t>Thuật toán dung hợp Reciprocal Rank Fusion (RRF)</w:t>
       </w:r>
@@ -17775,7 +17794,17 @@
           <w:szCs w:val="26"/>
           <w14:ligatures w14:val="none"/>
         </w:rPr>
-        <w:t xml:space="preserve"> nhất. Giả sử một đoạn y văn vừa đủ linh hoạt để hiểu ý định lấp lửng của người dùng (đứng hạng 2 bên bảng Vector), lại vừa chứa chính xác tên loại thuốc họ cần (đứng hạng 4 bên bảng BM25). Thuật toán RRF sẽ cộng dồn trọng số thứ hạng, lập tức đẩy tài liệu này vọt lên vị trí số 1. Luồng xử lý này đảm bảo Context đưa vào cho LLM là một khối thông tin hoàn hảo</w:t>
+        <w:t xml:space="preserve"> nhất. Giả sử một đoạn y văn vừa đủ linh hoạt để hiểu ý định lấp lửng của người dùng (đứng hạng 2 bên bảng Vector), lại vừa chứa chính xác tên loại thuốc họ cần (đứng hạng </w:t>
+      </w:r>
+      <w:r>
+        <w:rPr>
+          <w:rFonts w:eastAsia="Times New Roman" w:cs="Times New Roman"/>
+          <w:kern w:val="0"/>
+          <w:szCs w:val="26"/>
+          <w14:ligatures w14:val="none"/>
+        </w:rPr>
+        <w:lastRenderedPageBreak/>
+        <w:t>4 bên bảng BM25). Thuật toán RRF sẽ cộng dồn trọng số thứ hạng, lập tức đẩy tài liệu này vọt lên vị trí số 1. Luồng xử lý này đảm bảo Context đưa vào cho LLM là một khối thông tin hoàn hảo</w:t>
       </w:r>
       <w:r>
         <w:rPr>
@@ -17823,7 +17852,6 @@
           <w:kern w:val="0"/>
           <w:szCs w:val="26"/>
         </w:rPr>
-        <w:lastRenderedPageBreak/>
         <w:drawing>
           <wp:inline distT="0" distB="0" distL="0" distR="0" wp14:anchorId="7729CA94" wp14:editId="2670167B">
             <wp:extent cx="5731510" cy="3049905"/>
@@ -17871,7 +17899,7 @@
       <w:pPr>
         <w:pStyle w:val="TenHinh"/>
       </w:pPr>
-      <w:bookmarkStart w:id="43" w:name="_Toc226011692"/>
+      <w:bookmarkStart w:id="43" w:name="_Toc226139269"/>
       <w:r>
         <w:t>Hình 2.</w:t>
       </w:r>
@@ -17913,7 +17941,7 @@
         <w:ind w:left="922"/>
         <w:jc w:val="both"/>
       </w:pPr>
-      <w:bookmarkStart w:id="44" w:name="_Toc226012111"/>
+      <w:bookmarkStart w:id="44" w:name="_Toc226139197"/>
       <w:r>
         <w:t>Tổng kết luồng kiến trúc Hybrid RAG</w:t>
       </w:r>
@@ -17977,11 +18005,12 @@
           <w:sz w:val="26"/>
         </w:rPr>
       </w:pPr>
-      <w:bookmarkStart w:id="45" w:name="_Toc226012112"/>
+      <w:bookmarkStart w:id="45" w:name="_Toc226139198"/>
       <w:r>
         <w:rPr>
           <w:sz w:val="26"/>
         </w:rPr>
+        <w:lastRenderedPageBreak/>
         <w:t>KỸ THUẬT PROMPT ENGINEERING</w:t>
       </w:r>
       <w:bookmarkEnd w:id="45"/>
@@ -17997,7 +18026,7 @@
         <w:ind w:left="922"/>
         <w:jc w:val="both"/>
       </w:pPr>
-      <w:bookmarkStart w:id="46" w:name="_Toc226012113"/>
+      <w:bookmarkStart w:id="46" w:name="_Toc226139199"/>
       <w:r>
         <w:t>Khái niệm</w:t>
       </w:r>
@@ -18048,7 +18077,6 @@
           <w:szCs w:val="26"/>
           <w14:ligatures w14:val="none"/>
         </w:rPr>
-        <w:lastRenderedPageBreak/>
         <w:t xml:space="preserve">Trong kiến trúc của một ứng dụng tích hợp LLM, Prompt không phải là văn bản người dùng nhập vào. Prompt là các cấu trúc lệnh đầu vào được mã hóa ở tầng Backend. Vì mạng nê-ron không chạy bằng các khối lệnh </w:t>
       </w:r>
       <w:r>
@@ -18164,7 +18192,7 @@
         <w:ind w:left="922"/>
         <w:jc w:val="both"/>
       </w:pPr>
-      <w:bookmarkStart w:id="47" w:name="_Toc226012114"/>
+      <w:bookmarkStart w:id="47" w:name="_Toc226139200"/>
       <w:r>
         <w:t>Vai trò trong điều hướng hệ thống</w:t>
       </w:r>
@@ -18490,6 +18518,7 @@
           <w:szCs w:val="26"/>
           <w14:ligatures w14:val="none"/>
         </w:rPr>
+        <w:lastRenderedPageBreak/>
         <w:t xml:space="preserve">Định tuyến động và </w:t>
       </w:r>
       <w:r>
@@ -18526,17 +18555,7 @@
           <w:szCs w:val="26"/>
           <w14:ligatures w14:val="none"/>
         </w:rPr>
-        <w:t xml:space="preserve">hu thập thông tin. Nó tự động quét câu nói của bệnh nhân xem đã đủ các biến số tối thiểu chưa. Đau ở vùng nào? Đau âm ỉ hay quặn thắt? Có đi kèm nôn mửa hay sốt không? Nếu các tham số này vẫn đang mang giá trị null, Prompt ép AI tạo ra câu hỏi truy vấn ngược lại người dùng. Cỗ máy trạng thái chỉ </w:t>
-      </w:r>
-      <w:r>
-        <w:rPr>
-          <w:rFonts w:eastAsia="Times New Roman" w:cs="Times New Roman"/>
-          <w:kern w:val="0"/>
-          <w:szCs w:val="26"/>
-          <w14:ligatures w14:val="none"/>
-        </w:rPr>
-        <w:lastRenderedPageBreak/>
-        <w:t xml:space="preserve">chuyển sang bước </w:t>
+        <w:t xml:space="preserve">hu thập thông tin. Nó tự động quét câu nói của bệnh nhân xem đã đủ các biến số tối thiểu chưa. Đau ở vùng nào? Đau âm ỉ hay quặn thắt? Có đi kèm nôn mửa hay sốt không? Nếu các tham số này vẫn đang mang giá trị null, Prompt ép AI tạo ra câu hỏi truy vấn ngược lại người dùng. Cỗ máy trạng thái chỉ chuyển sang bước </w:t>
       </w:r>
       <w:r>
         <w:rPr>
@@ -18580,7 +18599,7 @@
           <w:sz w:val="26"/>
         </w:rPr>
       </w:pPr>
-      <w:bookmarkStart w:id="48" w:name="_Toc226012115"/>
+      <w:bookmarkStart w:id="48" w:name="_Toc226139201"/>
       <w:r>
         <w:rPr>
           <w:sz w:val="26"/>
@@ -18610,7 +18629,7 @@
         <w:ind w:left="922"/>
         <w:jc w:val="both"/>
       </w:pPr>
-      <w:bookmarkStart w:id="49" w:name="_Toc226012116"/>
+      <w:bookmarkStart w:id="49" w:name="_Toc226139202"/>
       <w:r>
         <w:t>Retrieval-Augmented Generation</w:t>
       </w:r>
@@ -18693,7 +18712,7 @@
         <w:ind w:left="922"/>
         <w:jc w:val="both"/>
       </w:pPr>
-      <w:bookmarkStart w:id="50" w:name="_Toc226012117"/>
+      <w:bookmarkStart w:id="50" w:name="_Toc226139203"/>
       <w:r>
         <w:t>Thư viện HuggingFace</w:t>
       </w:r>
@@ -18758,7 +18777,7 @@
         <w:ind w:left="922"/>
         <w:jc w:val="both"/>
       </w:pPr>
-      <w:bookmarkStart w:id="51" w:name="_Toc226012118"/>
+      <w:bookmarkStart w:id="51" w:name="_Toc226139204"/>
       <w:r>
         <w:t>Thư viện NLP Tiếng Việt</w:t>
       </w:r>
@@ -18882,6 +18901,7 @@
           <w:szCs w:val="26"/>
           <w14:ligatures w14:val="none"/>
         </w:rPr>
+        <w:lastRenderedPageBreak/>
         <w:t>Vai trò trong dự án: Đóng vai trò làm màng lọc tiền xử lý. Do Tiếng Việt là ngôn ngữ đơn âm tiết, các thư viện này can thiệp vào chuỗi văn bản đầu vào để nối cứng các âm tiết có nghĩa lại với nhau (ví dụ: đau_dạ_dày). Nhiệm vụ của nó là chuẩn bị một bộ dữ liệu nguyên khối, giúp thuật toán tìm kiếm từ khóa bên dưới hiểu đúng thuật ngữ y khoa mà không bị băm nát ngữ nghĩa.</w:t>
       </w:r>
     </w:p>
@@ -18896,9 +18916,8 @@
         <w:ind w:left="922"/>
         <w:jc w:val="both"/>
       </w:pPr>
-      <w:bookmarkStart w:id="52" w:name="_Toc226012119"/>
-      <w:r>
-        <w:lastRenderedPageBreak/>
+      <w:bookmarkStart w:id="52" w:name="_Toc226139205"/>
+      <w:r>
         <w:t>Cơ sở dữ liệu Vector</w:t>
       </w:r>
       <w:bookmarkEnd w:id="52"/>
@@ -18982,7 +19001,7 @@
         <w:ind w:left="922"/>
         <w:jc w:val="both"/>
       </w:pPr>
-      <w:bookmarkStart w:id="53" w:name="_Toc226012120"/>
+      <w:bookmarkStart w:id="53" w:name="_Toc226139206"/>
       <w:r>
         <w:t>Thư viện Rank-BM25</w:t>
       </w:r>
@@ -19055,7 +19074,7 @@
           <w14:ligatures w14:val="none"/>
         </w:rPr>
       </w:pPr>
-      <w:bookmarkStart w:id="54" w:name="_Toc226012121"/>
+      <w:bookmarkStart w:id="54" w:name="_Toc226139207"/>
       <w:r>
         <w:t>Hạ tầng suy luận Groq API</w:t>
       </w:r>
@@ -19128,7 +19147,7 @@
           <w14:ligatures w14:val="none"/>
         </w:rPr>
       </w:pPr>
-      <w:bookmarkStart w:id="55" w:name="_Toc226012122"/>
+      <w:bookmarkStart w:id="55" w:name="_Toc226139208"/>
       <w:r>
         <w:t>G</w:t>
       </w:r>
@@ -19182,6 +19201,7 @@
           <w:szCs w:val="26"/>
           <w14:ligatures w14:val="none"/>
         </w:rPr>
+        <w:lastRenderedPageBreak/>
         <w:t xml:space="preserve">Vai trò và </w:t>
       </w:r>
       <w:r>
@@ -19237,17 +19257,7 @@
           <w:szCs w:val="26"/>
           <w14:ligatures w14:val="none"/>
         </w:rPr>
-        <w:t xml:space="preserve">hi trạng thái. Nghĩa là, mỗi khi người bệnh gõ một câu mới và ấn Enter, toàn bộ mã nguồn sẽ tự động load </w:t>
-      </w:r>
-      <w:r>
-        <w:rPr>
-          <w:rFonts w:eastAsia="Times New Roman" w:cs="Times New Roman"/>
-          <w:kern w:val="0"/>
-          <w:szCs w:val="26"/>
-          <w14:ligatures w14:val="none"/>
-        </w:rPr>
-        <w:lastRenderedPageBreak/>
-        <w:t>lại từ đầu. Nếu để chạy tự nhiên, AI sẽ bị "mất trí nhớ" ngay lập tức, quên sạch mọi triệu chứng mà bệnh nhân vừa khai báo ở lượt chat trước.</w:t>
+        <w:t>hi trạng thái. Nghĩa là, mỗi khi người bệnh gõ một câu mới và ấn Enter, toàn bộ mã nguồn sẽ tự động load lại từ đầu. Nếu để chạy tự nhiên, AI sẽ bị "mất trí nhớ" ngay lập tức, quên sạch mọi triệu chứng mà bệnh nhân vừa khai báo ở lượt chat trước.</w:t>
       </w:r>
     </w:p>
     <w:p>
@@ -19269,7 +19279,7 @@
           <w14:ligatures w14:val="none"/>
         </w:rPr>
       </w:pPr>
-      <w:bookmarkStart w:id="56" w:name="_Toc226012123"/>
+      <w:bookmarkStart w:id="56" w:name="_Toc226139209"/>
       <w:r>
         <w:t>Supabase</w:t>
       </w:r>
@@ -19391,7 +19401,7 @@
           <w:sz w:val="28"/>
         </w:rPr>
       </w:pPr>
-      <w:bookmarkStart w:id="57" w:name="_Toc226012124"/>
+      <w:bookmarkStart w:id="57" w:name="_Toc226139210"/>
       <w:r>
         <w:rPr>
           <w:rFonts w:cs="Times New Roman"/>
@@ -19422,7 +19432,7 @@
           <w:sz w:val="28"/>
         </w:rPr>
       </w:pPr>
-      <w:bookmarkStart w:id="58" w:name="_Toc226012125"/>
+      <w:bookmarkStart w:id="58" w:name="_Toc226139211"/>
       <w:r>
         <w:rPr>
           <w:sz w:val="28"/>
@@ -19445,7 +19455,7 @@
           <w:sz w:val="26"/>
         </w:rPr>
       </w:pPr>
-      <w:bookmarkStart w:id="59" w:name="_Toc226012126"/>
+      <w:bookmarkStart w:id="59" w:name="_Toc226139212"/>
       <w:r>
         <w:rPr>
           <w:sz w:val="26"/>
@@ -19657,7 +19667,7 @@
         <w:ind w:left="922"/>
         <w:jc w:val="both"/>
       </w:pPr>
-      <w:bookmarkStart w:id="60" w:name="_Toc226012127"/>
+      <w:bookmarkStart w:id="60" w:name="_Toc226139213"/>
       <w:r>
         <w:t>Quản lý trạng thái và tiếp nhận truy vấn</w:t>
       </w:r>
@@ -19686,7 +19696,7 @@
         <w:ind w:left="922"/>
         <w:jc w:val="both"/>
       </w:pPr>
-      <w:bookmarkStart w:id="61" w:name="_Toc226012128"/>
+      <w:bookmarkStart w:id="61" w:name="_Toc226139214"/>
       <w:r>
         <w:t>Truy xuất tri thức lai</w:t>
       </w:r>
@@ -19781,6 +19791,158 @@
     </w:p>
     <w:p>
       <w:pPr>
+        <w:spacing w:before="120" w:after="0" w:line="288" w:lineRule="auto"/>
+        <w:ind w:firstLine="562"/>
+        <w:jc w:val="both"/>
+        <w:rPr>
+          <w:rFonts w:eastAsia="Times New Roman" w:cs="Times New Roman"/>
+          <w:kern w:val="0"/>
+          <w:szCs w:val="26"/>
+          <w14:ligatures w14:val="none"/>
+        </w:rPr>
+      </w:pPr>
+      <w:r>
+        <w:rPr>
+          <w:rFonts w:eastAsia="Times New Roman" w:cs="Times New Roman"/>
+          <w:kern w:val="0"/>
+          <w:szCs w:val="26"/>
+          <w14:ligatures w14:val="none"/>
+        </w:rPr>
+        <w:t>Quy trình thực thi luồng Hybrid RAG trong hệ thống</w:t>
+      </w:r>
+      <w:r>
+        <w:rPr>
+          <w:rFonts w:eastAsia="Times New Roman" w:cs="Times New Roman"/>
+          <w:kern w:val="0"/>
+          <w:szCs w:val="26"/>
+          <w14:ligatures w14:val="none"/>
+        </w:rPr>
+        <w:t xml:space="preserve">. </w:t>
+      </w:r>
+      <w:r>
+        <w:rPr>
+          <w:rFonts w:eastAsia="Times New Roman" w:cs="Times New Roman"/>
+          <w:kern w:val="0"/>
+          <w:szCs w:val="26"/>
+          <w14:ligatures w14:val="none"/>
+        </w:rPr>
+        <w:t>Khác với các mô hình RAG tiêu chuẩn chỉ sử dụng một Vector Database, hệ thống này triển khai luồng Hybrid RAG hai pha (Two-phase Hybrid RAG) để đảm bảo không bỏ lọt từ khóa y khoa. Quá trình này được thiết kế như sau:</w:t>
+      </w:r>
+    </w:p>
+    <w:p>
+      <w:pPr>
+        <w:pStyle w:val="ListParagraph"/>
+        <w:numPr>
+          <w:ilvl w:val="0"/>
+          <w:numId w:val="50"/>
+        </w:numPr>
+        <w:spacing w:before="120" w:after="0" w:line="288" w:lineRule="auto"/>
+        <w:ind w:left="922"/>
+        <w:contextualSpacing w:val="0"/>
+        <w:jc w:val="both"/>
+        <w:rPr>
+          <w:rFonts w:eastAsia="Times New Roman" w:cs="Times New Roman"/>
+          <w:kern w:val="0"/>
+          <w:szCs w:val="26"/>
+          <w14:ligatures w14:val="none"/>
+        </w:rPr>
+      </w:pPr>
+      <w:r>
+        <w:rPr>
+          <w:rFonts w:eastAsia="Times New Roman" w:cs="Times New Roman"/>
+          <w:kern w:val="0"/>
+          <w:szCs w:val="26"/>
+          <w14:ligatures w14:val="none"/>
+        </w:rPr>
+        <w:t>Bước 1 - Trích xuất đa luồng (Dual Retrieval): Khi nhận truy vấn đã qua tiền xử lý, hệ thống đồng thời gọi hai Engine. Engine thứ nhất càn quét ChromaDB (Dense Retrieval) để gom top tài liệu có độ tương đồng ngữ nghĩa. Engine thứ hai chạy thuật toán BM25 (Sparse Retrieval) để bắt chính xác các danh từ biệt dược hoặc mã bệnh.</w:t>
+      </w:r>
+    </w:p>
+    <w:p>
+      <w:pPr>
+        <w:pStyle w:val="ListParagraph"/>
+        <w:numPr>
+          <w:ilvl w:val="0"/>
+          <w:numId w:val="50"/>
+        </w:numPr>
+        <w:spacing w:before="120" w:after="0" w:line="288" w:lineRule="auto"/>
+        <w:ind w:left="922"/>
+        <w:contextualSpacing w:val="0"/>
+        <w:jc w:val="both"/>
+        <w:rPr>
+          <w:rFonts w:eastAsia="Times New Roman" w:cs="Times New Roman"/>
+          <w:kern w:val="0"/>
+          <w:szCs w:val="26"/>
+          <w14:ligatures w14:val="none"/>
+        </w:rPr>
+      </w:pPr>
+      <w:r>
+        <w:rPr>
+          <w:rFonts w:eastAsia="Times New Roman" w:cs="Times New Roman"/>
+          <w:kern w:val="0"/>
+          <w:szCs w:val="26"/>
+          <w14:ligatures w14:val="none"/>
+        </w:rPr>
+        <w:t>Bước 2 - Dung hợp ngữ cảnh (Context Fusion): Hai danh sách kết quả độc lập được đẩy vào bộ trộn. Thuật toán Reciprocal Rank Fusion (RRF) sẽ tính toán và xếp hạng chéo lại toàn bộ tài liệu dựa trên vị trí của chúng ở cả hai luồng, loại bỏ các tài liệu nhiễu.</w:t>
+      </w:r>
+    </w:p>
+    <w:p>
+      <w:pPr>
+        <w:pStyle w:val="ListParagraph"/>
+        <w:numPr>
+          <w:ilvl w:val="0"/>
+          <w:numId w:val="50"/>
+        </w:numPr>
+        <w:spacing w:before="120" w:after="0" w:line="288" w:lineRule="auto"/>
+        <w:ind w:left="922"/>
+        <w:contextualSpacing w:val="0"/>
+        <w:jc w:val="both"/>
+        <w:rPr>
+          <w:rFonts w:eastAsia="Times New Roman" w:cs="Times New Roman"/>
+          <w:kern w:val="0"/>
+          <w:szCs w:val="26"/>
+          <w14:ligatures w14:val="none"/>
+        </w:rPr>
+      </w:pPr>
+      <w:r>
+        <w:rPr>
+          <w:rFonts w:eastAsia="Times New Roman" w:cs="Times New Roman"/>
+          <w:kern w:val="0"/>
+          <w:szCs w:val="26"/>
+          <w14:ligatures w14:val="none"/>
+        </w:rPr>
+        <w:t>Bước 3 - Tăng cường Prompt (Prompt Augmentation): Tập ngữ cảnh tối ưu nhất (Top-K Context) sau khi dung hợp được hệ thống đóng gói, nhồi chung với câu hỏi của người dùng và các rào cản an toàn y tế vào một System Prompt cấu trúc.</w:t>
+      </w:r>
+    </w:p>
+    <w:p>
+      <w:pPr>
+        <w:pStyle w:val="ListParagraph"/>
+        <w:numPr>
+          <w:ilvl w:val="0"/>
+          <w:numId w:val="50"/>
+        </w:numPr>
+        <w:spacing w:before="120" w:after="0" w:line="288" w:lineRule="auto"/>
+        <w:ind w:left="922"/>
+        <w:contextualSpacing w:val="0"/>
+        <w:jc w:val="both"/>
+        <w:rPr>
+          <w:rFonts w:eastAsia="Times New Roman" w:cs="Times New Roman"/>
+          <w:kern w:val="0"/>
+          <w:szCs w:val="26"/>
+          <w14:ligatures w14:val="none"/>
+        </w:rPr>
+      </w:pPr>
+      <w:r>
+        <w:rPr>
+          <w:rFonts w:eastAsia="Times New Roman" w:cs="Times New Roman"/>
+          <w:kern w:val="0"/>
+          <w:szCs w:val="26"/>
+          <w14:ligatures w14:val="none"/>
+        </w:rPr>
+        <w:t>Bước 4 - Sinh văn bản có kiểm soát (Grounded Generation): Khối Payload hoàn chỉnh được gửi đến Llama-3.3. Mô hình bị ép buộc chỉ được phép nội suy câu trả lời dựa trên lượng ngữ cảnh đã cung cấp, qua đó hoàn thành quy trình RAG và triệt tiêu hoàn toàn rủi ro ảo giác tự sáng tác.</w:t>
+      </w:r>
+    </w:p>
+    <w:p>
+      <w:pPr>
         <w:pStyle w:val="Heading3"/>
         <w:numPr>
           <w:ilvl w:val="0"/>
@@ -19790,7 +19952,7 @@
         <w:ind w:left="922"/>
         <w:jc w:val="both"/>
       </w:pPr>
-      <w:bookmarkStart w:id="62" w:name="_Toc226012129"/>
+      <w:bookmarkStart w:id="62" w:name="_Toc226139215"/>
       <w:r>
         <w:t>Bài toán dung hợp</w:t>
       </w:r>
@@ -19825,8 +19987,9 @@
         <w:ind w:left="922"/>
         <w:jc w:val="both"/>
       </w:pPr>
-      <w:bookmarkStart w:id="63" w:name="_Toc226012130"/>
-      <w:r>
+      <w:bookmarkStart w:id="63" w:name="_Toc226139216"/>
+      <w:r>
+        <w:lastRenderedPageBreak/>
         <w:t>Kích hoạt suy luận và ghi đè rủi ro</w:t>
       </w:r>
       <w:bookmarkEnd w:id="63"/>
@@ -19939,7 +20102,7 @@
           <w:sz w:val="26"/>
         </w:rPr>
       </w:pPr>
-      <w:bookmarkStart w:id="64" w:name="_Toc226012131"/>
+      <w:bookmarkStart w:id="64" w:name="_Toc226139217"/>
       <w:r>
         <w:rPr>
           <w:sz w:val="26"/>
@@ -20002,9 +20165,8 @@
         <w:ind w:left="922"/>
         <w:jc w:val="both"/>
       </w:pPr>
-      <w:bookmarkStart w:id="65" w:name="_Toc226012132"/>
-      <w:r>
-        <w:lastRenderedPageBreak/>
+      <w:bookmarkStart w:id="65" w:name="_Toc226139218"/>
+      <w:r>
         <w:t>Yêu cầu chức năng</w:t>
       </w:r>
       <w:bookmarkEnd w:id="65"/>
@@ -20116,7 +20278,17 @@
           <w:szCs w:val="26"/>
           <w14:ligatures w14:val="none"/>
         </w:rPr>
-        <w:t>Không ép người bệnh phải lướt menu hay chọn dropdown. Hệ thống phải hứng được đầu vào là văn bản thô, bất chấp việc gõ sai chính tả hay thiếu dấu. Đặc biệt, cỗ máy trạng thái phải được lập trình để xử lý cơ chế Slot Filling. Nghĩa là, nếu người dùng thả một câu lấp lửng kiểu "tôi đau bụng quá", hệ thống không được phép đoán mò mà phải ngắt luồng, chủ động đặt câu hỏi vặn vẹo ngược lại (đau bao lâu rồi? quặn thắt hay âm ỉ?) cho đến khi lấp đầy các tham số y tế cơ bản.</w:t>
+        <w:t xml:space="preserve">Không ép người bệnh phải lướt menu hay chọn dropdown. Hệ thống phải hứng được đầu vào là văn bản thô, bất chấp việc gõ sai chính tả hay thiếu dấu. Đặc </w:t>
+      </w:r>
+      <w:r>
+        <w:rPr>
+          <w:rFonts w:eastAsia="Times New Roman" w:cs="Times New Roman"/>
+          <w:kern w:val="0"/>
+          <w:szCs w:val="26"/>
+          <w14:ligatures w14:val="none"/>
+        </w:rPr>
+        <w:lastRenderedPageBreak/>
+        <w:t>biệt, cỗ máy trạng thái phải được lập trình để xử lý cơ chế Slot Filling. Nghĩa là, nếu người dùng thả một câu lấp lửng kiểu "tôi đau bụng quá", hệ thống không được phép đoán mò mà phải ngắt luồng, chủ động đặt câu hỏi vặn vẹo ngược lại (đau bao lâu rồi? quặn thắt hay âm ỉ?) cho đến khi lấp đầy các tham số y tế cơ bản.</w:t>
       </w:r>
     </w:p>
     <w:p>
@@ -20180,7 +20352,7 @@
         <w:ind w:left="922"/>
         <w:jc w:val="both"/>
       </w:pPr>
-      <w:bookmarkStart w:id="66" w:name="_Toc226012133"/>
+      <w:bookmarkStart w:id="66" w:name="_Toc226139219"/>
       <w:r>
         <w:t>Yêu cầu phi chức năng</w:t>
       </w:r>
@@ -20233,17 +20405,7 @@
           <w:szCs w:val="26"/>
           <w14:ligatures w14:val="none"/>
         </w:rPr>
-        <w:t xml:space="preserve">Độ trễ: Trải nghiệm Chatbot là phải phản hồi ngay. Thời gian từ lúc người dùng ấn Enter đến khi ký tự đầu tiên nhảy lên màn hình không được vượt ngưỡng 3 giây. Tổng thời gian chạy cào Vector, trộn RRF và sinh chuỗi văn </w:t>
-      </w:r>
-      <w:r>
-        <w:rPr>
-          <w:rFonts w:eastAsia="Times New Roman" w:cs="Times New Roman"/>
-          <w:kern w:val="0"/>
-          <w:szCs w:val="26"/>
-          <w14:ligatures w14:val="none"/>
-        </w:rPr>
-        <w:lastRenderedPageBreak/>
-        <w:t>bản hoàn chỉnh chỉ được dao động từ 5-8 giây. Chậm hơn mức này, luồng tương tác bị gãy.</w:t>
+        <w:t>Độ trễ: Trải nghiệm Chatbot là phải phản hồi ngay. Thời gian từ lúc người dùng ấn Enter đến khi ký tự đầu tiên nhảy lên màn hình không được vượt ngưỡng 3 giây. Tổng thời gian chạy cào Vector, trộn RRF và sinh chuỗi văn bản hoàn chỉnh chỉ được dao động từ 5-8 giây. Chậm hơn mức này, luồng tương tác bị gãy.</w:t>
       </w:r>
     </w:p>
     <w:p>
@@ -20377,8 +20539,9 @@
         <w:ind w:left="922"/>
         <w:jc w:val="both"/>
       </w:pPr>
-      <w:bookmarkStart w:id="67" w:name="_Toc226012134"/>
-      <w:r>
+      <w:bookmarkStart w:id="67" w:name="_Toc226139220"/>
+      <w:r>
+        <w:lastRenderedPageBreak/>
         <w:t>Mô hình hóa Use Case</w:t>
       </w:r>
       <w:bookmarkEnd w:id="67"/>
@@ -20473,7 +20636,7 @@
         <w:pStyle w:val="TenHinh"/>
       </w:pPr>
       <w:bookmarkStart w:id="68" w:name="_Toc224854862"/>
-      <w:bookmarkStart w:id="69" w:name="_Toc226011693"/>
+      <w:bookmarkStart w:id="69" w:name="_Toc226139270"/>
       <w:r>
         <w:t>Hình 3.</w:t>
       </w:r>
@@ -20505,17 +20668,7 @@
           <w:szCs w:val="26"/>
           <w14:ligatures w14:val="none"/>
         </w:rPr>
-        <w:t xml:space="preserve">Hai nhóm tác nhân được định vị ở hai thái cực. Bệnh nhân (Primary Actor) đóng vai trò là điểm kích hoạt, ném vào hệ thống những truy vấn thô, lộn xộn. Ở đầu bên kia, Hệ thống Backend gánh vác toàn bộ sức nặng của bài toán. Nó không có giao diện, vận </w:t>
-      </w:r>
-      <w:r>
-        <w:rPr>
-          <w:rFonts w:eastAsia="Times New Roman" w:cs="Times New Roman"/>
-          <w:kern w:val="0"/>
-          <w:szCs w:val="26"/>
-          <w14:ligatures w14:val="none"/>
-        </w:rPr>
-        <w:lastRenderedPageBreak/>
-        <w:t>hành như một cỗ máy tính toán vô hình để nhai nuốt dữ liệu, chạy các thuật toán NLP và cày xới kho y văn khổng lồ. Sự phân vai này được trói chặt bởi hai cơ chế định tuyến logic:</w:t>
+        <w:t>Hai nhóm tác nhân được định vị ở hai thái cực. Bệnh nhân (Primary Actor) đóng vai trò là điểm kích hoạt, ném vào hệ thống những truy vấn thô, lộn xộn. Ở đầu bên kia, Hệ thống Backend gánh vác toàn bộ sức nặng của bài toán. Nó không có giao diện, vận hành như một cỗ máy tính toán vô hình để nhai nuốt dữ liệu, chạy các thuật toán NLP và cày xới kho y văn khổng lồ. Sự phân vai này được trói chặt bởi hai cơ chế định tuyến logic:</w:t>
       </w:r>
     </w:p>
     <w:p>
@@ -20617,6 +20770,7 @@
           <w:szCs w:val="26"/>
           <w14:ligatures w14:val="none"/>
         </w:rPr>
+        <w:lastRenderedPageBreak/>
         <w:t>Cơ chế rẽ nhánh có điều kiện (&lt;&lt;extend&gt;&gt;): Các chốt chặn phòng vệ Đời thực hiếm khi chạy mượt mà theo Happy Path. Bệnh nhân khai báo rất lung tung. Việc kiến trúc bổ sung hai luồng ngoại lệ là bước đi bắt buộc để vá các lỗ hổng logic:</w:t>
       </w:r>
     </w:p>
@@ -20736,7 +20890,7 @@
           <w:sz w:val="26"/>
         </w:rPr>
       </w:pPr>
-      <w:bookmarkStart w:id="70" w:name="_Toc226012135"/>
+      <w:bookmarkStart w:id="70" w:name="_Toc226139221"/>
       <w:r>
         <w:rPr>
           <w:sz w:val="26"/>
@@ -20791,17 +20945,7 @@
           <w:szCs w:val="26"/>
           <w14:ligatures w14:val="none"/>
         </w:rPr>
-        <w:t xml:space="preserve"> cày xới tập y văn khổng lồ (RAG) và sinh văn bản tự nhiên (LLM Inference). Thiết kế nguyên khối bị gạt bỏ ngay </w:t>
-      </w:r>
-      <w:r>
-        <w:rPr>
-          <w:rFonts w:eastAsia="Times New Roman" w:cs="Times New Roman"/>
-          <w:kern w:val="0"/>
-          <w:szCs w:val="26"/>
-          <w14:ligatures w14:val="none"/>
-        </w:rPr>
-        <w:lastRenderedPageBreak/>
-        <w:t>từ pha phác thảo đầu tiên. Đổ dồn mọi thứ vào một server chỉ dẫn đến tình trạng cạn kiệt RAM và độ trễ không thể dung thứ. Quyết định kiến trúc cuối cùng là chẻ ngang hệ thống theo mô hình 3 tầng (3-Tier Architecture). Mục đích rất rõ ràng: tách bạch hoàn toàn lớp giao diện mỏng, phi trạng thái ở trên cùng khỏi cỗ máy nhai nuốt dữ liệu hạng nặng bên dưới.</w:t>
+        <w:t xml:space="preserve"> cày xới tập y văn khổng lồ (RAG) và sinh văn bản tự nhiên (LLM Inference). Thiết kế nguyên khối bị gạt bỏ ngay từ pha phác thảo đầu tiên. Đổ dồn mọi thứ vào một server chỉ dẫn đến tình trạng cạn kiệt RAM và độ trễ không thể dung thứ. Quyết định kiến trúc cuối cùng là chẻ ngang hệ thống theo mô hình 3 tầng (3-Tier Architecture). Mục đích rất rõ ràng: tách bạch hoàn toàn lớp giao diện mỏng, phi trạng thái ở trên cùng khỏi cỗ máy nhai nuốt dữ liệu hạng nặng bên dưới.</w:t>
       </w:r>
     </w:p>
     <w:p>
@@ -20824,6 +20968,7 @@
           <w:kern w:val="0"/>
           <w:szCs w:val="26"/>
         </w:rPr>
+        <w:lastRenderedPageBreak/>
         <w:drawing>
           <wp:inline distT="0" distB="0" distL="0" distR="0" wp14:anchorId="530AAD51" wp14:editId="2E2CFD29">
             <wp:extent cx="5731510" cy="3584575"/>
@@ -20872,7 +21017,7 @@
         <w:pStyle w:val="TenHinh"/>
       </w:pPr>
       <w:bookmarkStart w:id="71" w:name="_Toc224854863"/>
-      <w:bookmarkStart w:id="72" w:name="_Toc226011694"/>
+      <w:bookmarkStart w:id="72" w:name="_Toc226139271"/>
       <w:r>
         <w:t>Hình 3.3: Sơ đồ kiến trúc tổng thể hệ thống</w:t>
       </w:r>
@@ -21032,7 +21177,6 @@
           <w:szCs w:val="26"/>
           <w14:ligatures w14:val="none"/>
         </w:rPr>
-        <w:lastRenderedPageBreak/>
         <w:t>Đây là lò phản ứng lõi của hệ thống. Tầng này lùi về sau làm nhạc trưởng, băm nhỏ request từ Streamlit thành các luồng task chạy ngầm. Ở đây có ba khối thành phần định hình nên toàn bộ sức mạnh xử lý:</w:t>
       </w:r>
     </w:p>
@@ -21061,7 +21205,17 @@
           <w:szCs w:val="26"/>
           <w14:ligatures w14:val="none"/>
         </w:rPr>
-        <w:t>Khối Quản lý phiên (Session Controller): Chốt chặn đầu tiên. Ngay khi request rớt xuống, nó móc vào cơ sở dữ liệu để định danh người dùng, bốc toàn bộ lịch sử trò chuyện cũ lên. Mọi thứ được nối lại thành một chuỗi văn cảnh liền mạch trước khi cấp quyền cho tiến trình đi tiếp.</w:t>
+        <w:t xml:space="preserve">Khối Quản lý phiên (Session Controller): Chốt chặn đầu tiên. Ngay khi request rớt xuống, nó móc vào cơ sở dữ liệu để định danh người dùng, bốc toàn bộ lịch </w:t>
+      </w:r>
+      <w:r>
+        <w:rPr>
+          <w:rFonts w:eastAsia="Times New Roman" w:cs="Times New Roman"/>
+          <w:kern w:val="0"/>
+          <w:szCs w:val="26"/>
+          <w14:ligatures w14:val="none"/>
+        </w:rPr>
+        <w:lastRenderedPageBreak/>
+        <w:t>sử trò chuyện cũ lên. Mọi thứ được nối lại thành một chuỗi văn cảnh liền mạch trước khi cấp quyền cho tiến trình đi tiếp.</w:t>
       </w:r>
     </w:p>
     <w:p>
@@ -21338,7 +21492,6 @@
           <w:szCs w:val="26"/>
           <w14:ligatures w14:val="none"/>
         </w:rPr>
-        <w:lastRenderedPageBreak/>
         <w:t>Sự phân lập vật lý ở tầng đáy này tạo ra một cơ chế giới hạn vùng nổ rất an toàn: giả sử tiến trình cào dữ liệu RAG bị sập, lịch sử khám bệnh của bệnh nhân nằm ở Supabase vẫn được bảo toàn nguyên vẹn.</w:t>
       </w:r>
     </w:p>
@@ -21356,7 +21509,7 @@
           <w:sz w:val="26"/>
         </w:rPr>
       </w:pPr>
-      <w:bookmarkStart w:id="73" w:name="_Toc226012136"/>
+      <w:bookmarkStart w:id="73" w:name="_Toc226139222"/>
       <w:r>
         <w:rPr>
           <w:sz w:val="26"/>
@@ -21372,7 +21525,11 @@
         <w:jc w:val="both"/>
       </w:pPr>
       <w:r>
-        <w:t>Nếu kiến trúc tổng thể là bản đồ quy hoạch các tòa nhà, thì luồng xử lý chính là hệ thống giao thông kết nối chúng. Trong một hệ thống RAG y tế, vòng đời của dữ liệu được chia làm hai pha tách biệt hoàn toàn</w:t>
+        <w:t xml:space="preserve">Nếu kiến trúc tổng thể là bản đồ quy hoạch các tòa nhà, thì luồng xử lý chính là hệ thống giao thông kết nối chúng. Trong một hệ thống RAG y tế, vòng đời của dữ liệu </w:t>
+      </w:r>
+      <w:r>
+        <w:lastRenderedPageBreak/>
+        <w:t>được chia làm hai pha tách biệt hoàn toàn</w:t>
       </w:r>
       <w:r>
         <w:rPr>
@@ -21395,7 +21552,7 @@
         <w:ind w:left="922"/>
         <w:jc w:val="both"/>
       </w:pPr>
-      <w:bookmarkStart w:id="74" w:name="_Toc226012137"/>
+      <w:bookmarkStart w:id="74" w:name="_Toc226139223"/>
       <w:r>
         <w:t>Luồng xử lý dữ liệu đầu vào</w:t>
       </w:r>
@@ -21512,7 +21669,7 @@
         <w:pStyle w:val="TenHinh"/>
       </w:pPr>
       <w:bookmarkStart w:id="75" w:name="_Toc224854864"/>
-      <w:bookmarkStart w:id="76" w:name="_Toc226011695"/>
+      <w:bookmarkStart w:id="76" w:name="_Toc226139272"/>
       <w:r>
         <w:t>Hình 3.3</w:t>
       </w:r>
@@ -21824,7 +21981,7 @@
         <w:ind w:left="922"/>
         <w:jc w:val="both"/>
       </w:pPr>
-      <w:bookmarkStart w:id="77" w:name="_Toc226012138"/>
+      <w:bookmarkStart w:id="77" w:name="_Toc226139224"/>
       <w:r>
         <w:t>Luồng truy vấn và sinh văn bản</w:t>
       </w:r>
@@ -22035,7 +22192,7 @@
         <w:pStyle w:val="TenHinh"/>
       </w:pPr>
       <w:bookmarkStart w:id="78" w:name="_Toc224854865"/>
-      <w:bookmarkStart w:id="79" w:name="_Toc226011696"/>
+      <w:bookmarkStart w:id="79" w:name="_Toc226139273"/>
       <w:r>
         <w:t>Hình 3.3</w:t>
       </w:r>
@@ -22353,7 +22510,7 @@
           <w:sz w:val="26"/>
         </w:rPr>
       </w:pPr>
-      <w:bookmarkStart w:id="80" w:name="_Toc226012139"/>
+      <w:bookmarkStart w:id="80" w:name="_Toc226139225"/>
       <w:r>
         <w:rPr>
           <w:sz w:val="26"/>
@@ -22441,7 +22598,7 @@
         <w:ind w:left="922"/>
         <w:jc w:val="both"/>
       </w:pPr>
-      <w:bookmarkStart w:id="81" w:name="_Toc226012140"/>
+      <w:bookmarkStart w:id="81" w:name="_Toc226139226"/>
       <w:r>
         <w:t>Cơ sở dữ liệu Vector (ChromaDB)</w:t>
       </w:r>
@@ -22564,7 +22721,7 @@
         <w:ind w:left="922"/>
         <w:jc w:val="both"/>
       </w:pPr>
-      <w:bookmarkStart w:id="82" w:name="_Toc226012141"/>
+      <w:bookmarkStart w:id="82" w:name="_Toc226139227"/>
       <w:r>
         <w:t>Cơ sở dữ liệu Document Index (BM25)</w:t>
       </w:r>
@@ -23018,7 +23175,7 @@
         <w:ind w:left="922"/>
         <w:jc w:val="both"/>
       </w:pPr>
-      <w:bookmarkStart w:id="84" w:name="_Toc226012142"/>
+      <w:bookmarkStart w:id="84" w:name="_Toc226139228"/>
       <w:r>
         <w:t>Cơ sở dữ liệu Quan hệ (Supabase)</w:t>
       </w:r>
@@ -23163,7 +23320,7 @@
         <w:pStyle w:val="TenHinh"/>
       </w:pPr>
       <w:bookmarkStart w:id="85" w:name="_Toc224854866"/>
-      <w:bookmarkStart w:id="86" w:name="_Toc226011697"/>
+      <w:bookmarkStart w:id="86" w:name="_Toc226139274"/>
       <w:r>
         <w:t>Hình 3.5</w:t>
       </w:r>
@@ -23214,7 +23371,7 @@
         <w:ind w:left="922"/>
         <w:jc w:val="both"/>
       </w:pPr>
-      <w:bookmarkStart w:id="87" w:name="_Toc226012143"/>
+      <w:bookmarkStart w:id="87" w:name="_Toc226139229"/>
       <w:r>
         <w:t>Thực thể users (Người dùng)</w:t>
       </w:r>
@@ -23437,7 +23594,7 @@
         <w:ind w:left="922"/>
         <w:jc w:val="both"/>
       </w:pPr>
-      <w:bookmarkStart w:id="88" w:name="_Toc226012144"/>
+      <w:bookmarkStart w:id="88" w:name="_Toc226139230"/>
       <w:r>
         <w:t>Thực thể conversations (Phiên hội thoại)</w:t>
       </w:r>
@@ -23668,7 +23825,7 @@
           <w14:ligatures w14:val="none"/>
         </w:rPr>
       </w:pPr>
-      <w:bookmarkStart w:id="89" w:name="_Toc226012145"/>
+      <w:bookmarkStart w:id="89" w:name="_Toc226139231"/>
       <w:r>
         <w:t>Thực thể messages (Chi tiết tin nhắn)</w:t>
       </w:r>
@@ -23895,7 +24052,7 @@
           <w:sz w:val="26"/>
         </w:rPr>
       </w:pPr>
-      <w:bookmarkStart w:id="90" w:name="_Toc226012146"/>
+      <w:bookmarkStart w:id="90" w:name="_Toc226139232"/>
       <w:r>
         <w:rPr>
           <w:sz w:val="26"/>
@@ -24100,7 +24257,7 @@
         <w:pStyle w:val="TenHinh"/>
       </w:pPr>
       <w:bookmarkStart w:id="91" w:name="_Toc224854867"/>
-      <w:bookmarkStart w:id="92" w:name="_Toc226011698"/>
+      <w:bookmarkStart w:id="92" w:name="_Toc226139275"/>
       <w:r>
         <w:t>Hình</w:t>
       </w:r>
@@ -24965,7 +25122,7 @@
           <w:sz w:val="28"/>
         </w:rPr>
       </w:pPr>
-      <w:bookmarkStart w:id="93" w:name="_Toc226012147"/>
+      <w:bookmarkStart w:id="93" w:name="_Toc226139233"/>
       <w:r>
         <w:rPr>
           <w:rFonts w:cs="Times New Roman"/>
@@ -24996,7 +25153,7 @@
           <w:sz w:val="28"/>
         </w:rPr>
       </w:pPr>
-      <w:bookmarkStart w:id="94" w:name="_Toc226012148"/>
+      <w:bookmarkStart w:id="94" w:name="_Toc226139234"/>
       <w:r>
         <w:rPr>
           <w:sz w:val="28"/>
@@ -25019,7 +25176,7 @@
           <w:sz w:val="26"/>
         </w:rPr>
       </w:pPr>
-      <w:bookmarkStart w:id="95" w:name="_Toc226012149"/>
+      <w:bookmarkStart w:id="95" w:name="_Toc226139235"/>
       <w:r>
         <w:rPr>
           <w:sz w:val="26"/>
@@ -25039,7 +25196,7 @@
         <w:ind w:left="922"/>
         <w:jc w:val="both"/>
       </w:pPr>
-      <w:bookmarkStart w:id="96" w:name="_Toc226012150"/>
+      <w:bookmarkStart w:id="96" w:name="_Toc226139236"/>
       <w:r>
         <w:t xml:space="preserve">Môi trường </w:t>
       </w:r>
@@ -25146,7 +25303,7 @@
         <w:ind w:left="922"/>
         <w:jc w:val="both"/>
       </w:pPr>
-      <w:bookmarkStart w:id="97" w:name="_Toc226012151"/>
+      <w:bookmarkStart w:id="97" w:name="_Toc226139237"/>
       <w:r>
         <w:t xml:space="preserve">Nền tảng </w:t>
       </w:r>
@@ -25438,7 +25595,7 @@
           <w:sz w:val="26"/>
         </w:rPr>
       </w:pPr>
-      <w:bookmarkStart w:id="98" w:name="_Toc226012152"/>
+      <w:bookmarkStart w:id="98" w:name="_Toc226139238"/>
       <w:r>
         <w:rPr>
           <w:sz w:val="26"/>
@@ -25535,7 +25692,7 @@
         <w:ind w:left="922"/>
         <w:jc w:val="both"/>
       </w:pPr>
-      <w:bookmarkStart w:id="99" w:name="_Toc226012153"/>
+      <w:bookmarkStart w:id="99" w:name="_Toc226139239"/>
       <w:r>
         <w:t>Bảng điều khiển hội thoại</w:t>
       </w:r>
@@ -25620,7 +25777,7 @@
         <w:ind w:left="922"/>
         <w:jc w:val="both"/>
       </w:pPr>
-      <w:bookmarkStart w:id="100" w:name="_Toc226012154"/>
+      <w:bookmarkStart w:id="100" w:name="_Toc226139240"/>
       <w:r>
         <w:t>Không gian tương tác chính</w:t>
       </w:r>
@@ -25774,7 +25931,7 @@
         </w:rPr>
       </w:pPr>
       <w:bookmarkStart w:id="101" w:name="_Toc224854868"/>
-      <w:bookmarkStart w:id="102" w:name="_Toc226011699"/>
+      <w:bookmarkStart w:id="102" w:name="_Toc226139276"/>
       <w:r>
         <w:t>Hình</w:t>
       </w:r>
@@ -25801,7 +25958,7 @@
           <w:sz w:val="26"/>
         </w:rPr>
       </w:pPr>
-      <w:bookmarkStart w:id="103" w:name="_Toc226012155"/>
+      <w:bookmarkStart w:id="103" w:name="_Toc226139241"/>
       <w:r>
         <w:rPr>
           <w:sz w:val="26"/>
@@ -25822,7 +25979,7 @@
         <w:ind w:left="922"/>
         <w:jc w:val="both"/>
       </w:pPr>
-      <w:bookmarkStart w:id="104" w:name="_Toc226012156"/>
+      <w:bookmarkStart w:id="104" w:name="_Toc226139242"/>
       <w:r>
         <w:t>Kịch bản 1: Hỏi đáp ngoài phạm vi y tế</w:t>
       </w:r>
@@ -25842,7 +25999,7 @@
           <w:lang w:val="vi-VN"/>
         </w:rPr>
       </w:pPr>
-      <w:bookmarkStart w:id="105" w:name="_Toc226012157"/>
+      <w:bookmarkStart w:id="105" w:name="_Toc226139243"/>
       <w:r>
         <w:t xml:space="preserve">Tiêu điểm kiểm </w:t>
       </w:r>
@@ -25876,7 +26033,7 @@
           <w:lang w:val="vi-VN"/>
         </w:rPr>
       </w:pPr>
-      <w:bookmarkStart w:id="106" w:name="_Toc226012158"/>
+      <w:bookmarkStart w:id="106" w:name="_Toc226139244"/>
       <w:r>
         <w:rPr>
           <w:rFonts w:eastAsia="Times New Roman"/>
@@ -25920,7 +26077,7 @@
         <w:ind w:left="922"/>
         <w:jc w:val="both"/>
       </w:pPr>
-      <w:bookmarkStart w:id="107" w:name="_Toc226012159"/>
+      <w:bookmarkStart w:id="107" w:name="_Toc226139245"/>
       <w:r>
         <w:t>Kết quả xử lý</w:t>
       </w:r>
@@ -25973,7 +26130,7 @@
         <w:pStyle w:val="TenHinh"/>
       </w:pPr>
       <w:bookmarkStart w:id="108" w:name="_Toc224854869"/>
-      <w:bookmarkStart w:id="109" w:name="_Toc226011700"/>
+      <w:bookmarkStart w:id="109" w:name="_Toc226139277"/>
       <w:r>
         <w:t>Hình</w:t>
       </w:r>
@@ -26012,7 +26169,7 @@
           <w:rFonts w:eastAsia="Times New Roman"/>
         </w:rPr>
       </w:pPr>
-      <w:bookmarkStart w:id="110" w:name="_Toc226012160"/>
+      <w:bookmarkStart w:id="110" w:name="_Toc226139246"/>
       <w:r>
         <w:rPr>
           <w:rFonts w:eastAsia="Times New Roman"/>
@@ -26075,7 +26232,7 @@
         <w:ind w:left="922"/>
         <w:jc w:val="both"/>
       </w:pPr>
-      <w:bookmarkStart w:id="111" w:name="_Toc226012161"/>
+      <w:bookmarkStart w:id="111" w:name="_Toc226139247"/>
       <w:r>
         <w:lastRenderedPageBreak/>
         <w:t>Kịch bản 2: Hỏi bệnh thiếu thông tin</w:t>
@@ -26093,7 +26250,7 @@
         <w:ind w:left="922"/>
         <w:jc w:val="both"/>
       </w:pPr>
-      <w:bookmarkStart w:id="112" w:name="_Toc226012162"/>
+      <w:bookmarkStart w:id="112" w:name="_Toc226139248"/>
       <w:r>
         <w:t>Tiêu điểm kiểm thử</w:t>
       </w:r>
@@ -26126,7 +26283,7 @@
         <w:ind w:left="922"/>
         <w:jc w:val="both"/>
       </w:pPr>
-      <w:bookmarkStart w:id="113" w:name="_Toc226012163"/>
+      <w:bookmarkStart w:id="113" w:name="_Toc226139249"/>
       <w:r>
         <w:t>Dữ liệu đầu vào</w:t>
       </w:r>
@@ -26184,7 +26341,7 @@
         <w:ind w:left="922"/>
         <w:jc w:val="both"/>
       </w:pPr>
-      <w:bookmarkStart w:id="114" w:name="_Toc226012164"/>
+      <w:bookmarkStart w:id="114" w:name="_Toc226139250"/>
       <w:r>
         <w:t>Kết quả xử lý</w:t>
       </w:r>
@@ -26247,7 +26404,7 @@
         </w:rPr>
       </w:pPr>
       <w:bookmarkStart w:id="115" w:name="_Toc224854870"/>
-      <w:bookmarkStart w:id="116" w:name="_Toc226011701"/>
+      <w:bookmarkStart w:id="116" w:name="_Toc226139278"/>
       <w:r>
         <w:t>Hình</w:t>
       </w:r>
@@ -26298,7 +26455,7 @@
         <w:ind w:left="922"/>
         <w:jc w:val="both"/>
       </w:pPr>
-      <w:bookmarkStart w:id="117" w:name="_Toc226012165"/>
+      <w:bookmarkStart w:id="117" w:name="_Toc226139251"/>
       <w:r>
         <w:t>Đánh giá kiến trúc</w:t>
       </w:r>
@@ -26436,7 +26593,7 @@
         <w:ind w:left="922"/>
         <w:jc w:val="both"/>
       </w:pPr>
-      <w:bookmarkStart w:id="118" w:name="_Toc226012166"/>
+      <w:bookmarkStart w:id="118" w:name="_Toc226139252"/>
       <w:r>
         <w:t>Kịch bản 3: Hỏi bệnh đủ thông tin</w:t>
       </w:r>
@@ -26453,7 +26610,7 @@
         <w:ind w:left="922"/>
         <w:jc w:val="both"/>
       </w:pPr>
-      <w:bookmarkStart w:id="119" w:name="_Toc226012167"/>
+      <w:bookmarkStart w:id="119" w:name="_Toc226139253"/>
       <w:r>
         <w:t>Tiêu điểm kiểm thử</w:t>
       </w:r>
@@ -26486,7 +26643,7 @@
         <w:ind w:left="922"/>
         <w:jc w:val="both"/>
       </w:pPr>
-      <w:bookmarkStart w:id="120" w:name="_Toc226012168"/>
+      <w:bookmarkStart w:id="120" w:name="_Toc226139254"/>
       <w:r>
         <w:t>Dữ liệu đầu vào</w:t>
       </w:r>
@@ -26547,7 +26704,7 @@
         <w:ind w:left="922"/>
         <w:jc w:val="both"/>
       </w:pPr>
-      <w:bookmarkStart w:id="121" w:name="_Toc226012169"/>
+      <w:bookmarkStart w:id="121" w:name="_Toc226139255"/>
       <w:r>
         <w:lastRenderedPageBreak/>
         <w:t>Kết quả xử lý</w:t>
@@ -26615,7 +26772,7 @@
         </w:rPr>
       </w:pPr>
       <w:bookmarkStart w:id="122" w:name="_Toc224854871"/>
-      <w:bookmarkStart w:id="123" w:name="_Toc226011702"/>
+      <w:bookmarkStart w:id="123" w:name="_Toc226139279"/>
       <w:r>
         <w:t>Hình</w:t>
       </w:r>
@@ -26660,7 +26817,7 @@
         <w:ind w:left="922"/>
         <w:jc w:val="both"/>
       </w:pPr>
-      <w:bookmarkStart w:id="124" w:name="_Toc226012170"/>
+      <w:bookmarkStart w:id="124" w:name="_Toc226139256"/>
       <w:r>
         <w:t>Đánh giá kiến trúc</w:t>
       </w:r>
@@ -26821,7 +26978,7 @@
         <w:ind w:left="922"/>
         <w:jc w:val="both"/>
       </w:pPr>
-      <w:bookmarkStart w:id="125" w:name="_Toc226012171"/>
+      <w:bookmarkStart w:id="125" w:name="_Toc226139257"/>
       <w:r>
         <w:t>Kịch bản 4: Tình huống Cấp cứu</w:t>
       </w:r>
@@ -26838,7 +26995,7 @@
         <w:ind w:left="922"/>
         <w:jc w:val="both"/>
       </w:pPr>
-      <w:bookmarkStart w:id="126" w:name="_Toc226012172"/>
+      <w:bookmarkStart w:id="126" w:name="_Toc226139258"/>
       <w:r>
         <w:t>Tiêu điểm kiểm thử</w:t>
       </w:r>
@@ -26883,7 +27040,7 @@
         <w:ind w:left="922"/>
         <w:jc w:val="both"/>
       </w:pPr>
-      <w:bookmarkStart w:id="127" w:name="_Toc226012173"/>
+      <w:bookmarkStart w:id="127" w:name="_Toc226139259"/>
       <w:r>
         <w:lastRenderedPageBreak/>
         <w:t>Dữ liệu đầu vào</w:t>
@@ -26949,7 +27106,7 @@
         <w:ind w:left="922"/>
         <w:jc w:val="both"/>
       </w:pPr>
-      <w:bookmarkStart w:id="128" w:name="_Toc226012174"/>
+      <w:bookmarkStart w:id="128" w:name="_Toc226139260"/>
       <w:r>
         <w:t>Kết quả xử lý</w:t>
       </w:r>
@@ -27016,7 +27173,7 @@
         </w:rPr>
       </w:pPr>
       <w:bookmarkStart w:id="129" w:name="_Toc224854872"/>
-      <w:bookmarkStart w:id="130" w:name="_Toc226011703"/>
+      <w:bookmarkStart w:id="130" w:name="_Toc226139280"/>
       <w:r>
         <w:t>Hình</w:t>
       </w:r>
@@ -27067,7 +27224,7 @@
         <w:ind w:left="922"/>
         <w:jc w:val="both"/>
       </w:pPr>
-      <w:bookmarkStart w:id="131" w:name="_Toc226012175"/>
+      <w:bookmarkStart w:id="131" w:name="_Toc226139261"/>
       <w:r>
         <w:t>Đánh giá kiến trúc</w:t>
       </w:r>
@@ -27247,7 +27404,7 @@
           <w:sz w:val="26"/>
         </w:rPr>
       </w:pPr>
-      <w:bookmarkStart w:id="132" w:name="_Toc226012176"/>
+      <w:bookmarkStart w:id="132" w:name="_Toc226139262"/>
       <w:r>
         <w:rPr>
           <w:sz w:val="26"/>
@@ -27435,7 +27592,7 @@
           <w:sz w:val="28"/>
         </w:rPr>
       </w:pPr>
-      <w:bookmarkStart w:id="133" w:name="_Toc226012177"/>
+      <w:bookmarkStart w:id="133" w:name="_Toc226139263"/>
       <w:r>
         <w:rPr>
           <w:rFonts w:cs="Times New Roman"/>
@@ -27466,7 +27623,7 @@
           <w:sz w:val="28"/>
         </w:rPr>
       </w:pPr>
-      <w:bookmarkStart w:id="134" w:name="_Toc226012178"/>
+      <w:bookmarkStart w:id="134" w:name="_Toc226139264"/>
       <w:r>
         <w:rPr>
           <w:sz w:val="28"/>
@@ -27489,7 +27646,7 @@
           <w:sz w:val="26"/>
         </w:rPr>
       </w:pPr>
-      <w:bookmarkStart w:id="135" w:name="_Toc226012179"/>
+      <w:bookmarkStart w:id="135" w:name="_Toc226139265"/>
       <w:r>
         <w:rPr>
           <w:sz w:val="26"/>
@@ -27783,7 +27940,7 @@
           <w:sz w:val="26"/>
         </w:rPr>
       </w:pPr>
-      <w:bookmarkStart w:id="136" w:name="_Toc226012180"/>
+      <w:bookmarkStart w:id="136" w:name="_Toc226139266"/>
       <w:r>
         <w:rPr>
           <w:sz w:val="26"/>
@@ -27913,7 +28070,7 @@
           <w:sz w:val="26"/>
         </w:rPr>
       </w:pPr>
-      <w:bookmarkStart w:id="137" w:name="_Toc226012181"/>
+      <w:bookmarkStart w:id="137" w:name="_Toc226139267"/>
       <w:r>
         <w:rPr>
           <w:sz w:val="26"/>
@@ -28151,7 +28308,7 @@
           <w:sz w:val="28"/>
         </w:rPr>
       </w:pPr>
-      <w:bookmarkStart w:id="139" w:name="_Toc226012182"/>
+      <w:bookmarkStart w:id="139" w:name="_Toc226139268"/>
       <w:r>
         <w:rPr>
           <w:rFonts w:cs="Times New Roman"/>
@@ -28393,6 +28550,155 @@
 <file path=word/numbering.xml><?xml version="1.0" encoding="utf-8"?>
 <w:numbering xmlns:wpc="http://schemas.microsoft.com/office/word/2010/wordprocessingCanvas" xmlns:cx="http://schemas.microsoft.com/office/drawing/2014/chartex" xmlns:cx1="http://schemas.microsoft.com/office/drawing/2015/9/8/chartex" xmlns:cx2="http://schemas.microsoft.com/office/drawing/2015/10/21/chartex" xmlns:cx3="http://schemas.microsoft.com/office/drawing/2016/5/9/chartex" xmlns:cx4="http://schemas.microsoft.com/office/drawing/2016/5/10/chartex" xmlns:cx5="http://schemas.microsoft.com/office/drawing/2016/5/11/chartex" xmlns:cx6="http://schemas.microsoft.com/office/drawing/2016/5/12/chartex" xmlns:cx7="http://schemas.microsoft.com/office/drawing/2016/5/13/chartex" xmlns:cx8="http://schemas.microsoft.com/office/drawing/2016/5/14/chartex" xmlns:mc="http://schemas.openxmlformats.org/markup-compatibility/2006" xmlns:aink="http://schemas.microsoft.com/office/drawing/2016/ink" xmlns:am3d="http://schemas.microsoft.com/office/drawing/2017/model3d" xmlns:o="urn:schemas-microsoft-com:office:office" xmlns:r="http://schemas.openxmlformats.org/officeDocument/2006/relationships" xmlns:m="http://schemas.openxmlformats.org/officeDocument/2006/math" xmlns:v="urn:schemas-microsoft-com:vml" xmlns:wp14="http://schemas.microsoft.com/office/word/2010/wordprocessingDrawing" xmlns:wp="http://schemas.openxmlformats.org/drawingml/2006/wordprocessingDrawing" xmlns:w10="urn:schemas-microsoft-com:office:word" xmlns:w="http://schemas.openxmlformats.org/wordprocessingml/2006/main" xmlns:w14="http://schemas.microsoft.com/office/word/2010/wordml" xmlns:w15="http://schemas.microsoft.com/office/word/2012/wordml" xmlns:w16cex="http://schemas.microsoft.com/office/word/2018/wordml/cex" xmlns:w16cid="http://schemas.microsoft.com/office/word/2016/wordml/cid" xmlns:w16="http://schemas.microsoft.com/office/word/2018/wordml" xmlns:w16sdtdh="http://schemas.microsoft.com/office/word/2020/wordml/sdtdatahash" xmlns:w16se="http://schemas.microsoft.com/office/word/2015/wordml/symex" xmlns:wpg="http://schemas.microsoft.com/office/word/2010/wordprocessingGroup" xmlns:wpi="http://schemas.microsoft.com/office/word/2010/wordprocessingInk" xmlns:wne="http://schemas.microsoft.com/office/word/2006/wordml" xmlns:wps="http://schemas.microsoft.com/office/word/2010/wordprocessingShape" mc:Ignorable="w14 w15 w16se w16cid w16 w16cex w16sdtdh wp14">
   <w:abstractNum w:abstractNumId="0" w15:restartNumberingAfterBreak="0">
+    <w:nsid w:val="000B4D41"/>
+    <w:multiLevelType w:val="multilevel"/>
+    <w:tmpl w:val="0AEEB61A"/>
+    <w:lvl w:ilvl="0">
+      <w:start w:val="1"/>
+      <w:numFmt w:val="bullet"/>
+      <w:lvlText w:val=""/>
+      <w:lvlJc w:val="left"/>
+      <w:pPr>
+        <w:tabs>
+          <w:tab w:val="num" w:pos="720"/>
+        </w:tabs>
+        <w:ind w:left="720" w:hanging="360"/>
+      </w:pPr>
+      <w:rPr>
+        <w:rFonts w:ascii="Symbol" w:hAnsi="Symbol" w:hint="default"/>
+        <w:sz w:val="20"/>
+      </w:rPr>
+    </w:lvl>
+    <w:lvl w:ilvl="1" w:tentative="1">
+      <w:start w:val="1"/>
+      <w:numFmt w:val="bullet"/>
+      <w:lvlText w:val="o"/>
+      <w:lvlJc w:val="left"/>
+      <w:pPr>
+        <w:tabs>
+          <w:tab w:val="num" w:pos="1440"/>
+        </w:tabs>
+        <w:ind w:left="1440" w:hanging="360"/>
+      </w:pPr>
+      <w:rPr>
+        <w:rFonts w:ascii="Courier New" w:hAnsi="Courier New" w:hint="default"/>
+        <w:sz w:val="20"/>
+      </w:rPr>
+    </w:lvl>
+    <w:lvl w:ilvl="2" w:tentative="1">
+      <w:start w:val="1"/>
+      <w:numFmt w:val="bullet"/>
+      <w:lvlText w:val=""/>
+      <w:lvlJc w:val="left"/>
+      <w:pPr>
+        <w:tabs>
+          <w:tab w:val="num" w:pos="2160"/>
+        </w:tabs>
+        <w:ind w:left="2160" w:hanging="360"/>
+      </w:pPr>
+      <w:rPr>
+        <w:rFonts w:ascii="Wingdings" w:hAnsi="Wingdings" w:hint="default"/>
+        <w:sz w:val="20"/>
+      </w:rPr>
+    </w:lvl>
+    <w:lvl w:ilvl="3" w:tentative="1">
+      <w:start w:val="1"/>
+      <w:numFmt w:val="bullet"/>
+      <w:lvlText w:val=""/>
+      <w:lvlJc w:val="left"/>
+      <w:pPr>
+        <w:tabs>
+          <w:tab w:val="num" w:pos="2880"/>
+        </w:tabs>
+        <w:ind w:left="2880" w:hanging="360"/>
+      </w:pPr>
+      <w:rPr>
+        <w:rFonts w:ascii="Wingdings" w:hAnsi="Wingdings" w:hint="default"/>
+        <w:sz w:val="20"/>
+      </w:rPr>
+    </w:lvl>
+    <w:lvl w:ilvl="4" w:tentative="1">
+      <w:start w:val="1"/>
+      <w:numFmt w:val="bullet"/>
+      <w:lvlText w:val=""/>
+      <w:lvlJc w:val="left"/>
+      <w:pPr>
+        <w:tabs>
+          <w:tab w:val="num" w:pos="3600"/>
+        </w:tabs>
+        <w:ind w:left="3600" w:hanging="360"/>
+      </w:pPr>
+      <w:rPr>
+        <w:rFonts w:ascii="Wingdings" w:hAnsi="Wingdings" w:hint="default"/>
+        <w:sz w:val="20"/>
+      </w:rPr>
+    </w:lvl>
+    <w:lvl w:ilvl="5" w:tentative="1">
+      <w:start w:val="1"/>
+      <w:numFmt w:val="bullet"/>
+      <w:lvlText w:val=""/>
+      <w:lvlJc w:val="left"/>
+      <w:pPr>
+        <w:tabs>
+          <w:tab w:val="num" w:pos="4320"/>
+        </w:tabs>
+        <w:ind w:left="4320" w:hanging="360"/>
+      </w:pPr>
+      <w:rPr>
+        <w:rFonts w:ascii="Wingdings" w:hAnsi="Wingdings" w:hint="default"/>
+        <w:sz w:val="20"/>
+      </w:rPr>
+    </w:lvl>
+    <w:lvl w:ilvl="6" w:tentative="1">
+      <w:start w:val="1"/>
+      <w:numFmt w:val="bullet"/>
+      <w:lvlText w:val=""/>
+      <w:lvlJc w:val="left"/>
+      <w:pPr>
+        <w:tabs>
+          <w:tab w:val="num" w:pos="5040"/>
+        </w:tabs>
+        <w:ind w:left="5040" w:hanging="360"/>
+      </w:pPr>
+      <w:rPr>
+        <w:rFonts w:ascii="Wingdings" w:hAnsi="Wingdings" w:hint="default"/>
+        <w:sz w:val="20"/>
+      </w:rPr>
+    </w:lvl>
+    <w:lvl w:ilvl="7" w:tentative="1">
+      <w:start w:val="1"/>
+      <w:numFmt w:val="bullet"/>
+      <w:lvlText w:val=""/>
+      <w:lvlJc w:val="left"/>
+      <w:pPr>
+        <w:tabs>
+          <w:tab w:val="num" w:pos="5760"/>
+        </w:tabs>
+        <w:ind w:left="5760" w:hanging="360"/>
+      </w:pPr>
+      <w:rPr>
+        <w:rFonts w:ascii="Wingdings" w:hAnsi="Wingdings" w:hint="default"/>
+        <w:sz w:val="20"/>
+      </w:rPr>
+    </w:lvl>
+    <w:lvl w:ilvl="8" w:tentative="1">
+      <w:start w:val="1"/>
+      <w:numFmt w:val="bullet"/>
+      <w:lvlText w:val=""/>
+      <w:lvlJc w:val="left"/>
+      <w:pPr>
+        <w:tabs>
+          <w:tab w:val="num" w:pos="6480"/>
+        </w:tabs>
+        <w:ind w:left="6480" w:hanging="360"/>
+      </w:pPr>
+      <w:rPr>
+        <w:rFonts w:ascii="Wingdings" w:hAnsi="Wingdings" w:hint="default"/>
+        <w:sz w:val="20"/>
+      </w:rPr>
+    </w:lvl>
+  </w:abstractNum>
+  <w:abstractNum w:abstractNumId="1" w15:restartNumberingAfterBreak="0">
     <w:nsid w:val="05E7204E"/>
     <w:multiLevelType w:val="hybridMultilevel"/>
     <w:tmpl w:val="EEFE1892"/>
@@ -28481,7 +28787,7 @@
       </w:pPr>
     </w:lvl>
   </w:abstractNum>
-  <w:abstractNum w:abstractNumId="1" w15:restartNumberingAfterBreak="0">
+  <w:abstractNum w:abstractNumId="2" w15:restartNumberingAfterBreak="0">
     <w:nsid w:val="074D442B"/>
     <w:multiLevelType w:val="hybridMultilevel"/>
     <w:tmpl w:val="D87C8B9E"/>
@@ -28594,7 +28900,7 @@
       </w:rPr>
     </w:lvl>
   </w:abstractNum>
-  <w:abstractNum w:abstractNumId="2" w15:restartNumberingAfterBreak="0">
+  <w:abstractNum w:abstractNumId="3" w15:restartNumberingAfterBreak="0">
     <w:nsid w:val="07765AE4"/>
     <w:multiLevelType w:val="hybridMultilevel"/>
     <w:tmpl w:val="5740A0F4"/>
@@ -28707,7 +29013,7 @@
       </w:rPr>
     </w:lvl>
   </w:abstractNum>
-  <w:abstractNum w:abstractNumId="3" w15:restartNumberingAfterBreak="0">
+  <w:abstractNum w:abstractNumId="4" w15:restartNumberingAfterBreak="0">
     <w:nsid w:val="082106DB"/>
     <w:multiLevelType w:val="hybridMultilevel"/>
     <w:tmpl w:val="3F0ABF42"/>
@@ -28796,7 +29102,7 @@
       </w:pPr>
     </w:lvl>
   </w:abstractNum>
-  <w:abstractNum w:abstractNumId="4" w15:restartNumberingAfterBreak="0">
+  <w:abstractNum w:abstractNumId="5" w15:restartNumberingAfterBreak="0">
     <w:nsid w:val="0A936824"/>
     <w:multiLevelType w:val="hybridMultilevel"/>
     <w:tmpl w:val="E2FA2B54"/>
@@ -28909,7 +29215,156 @@
       </w:rPr>
     </w:lvl>
   </w:abstractNum>
-  <w:abstractNum w:abstractNumId="5" w15:restartNumberingAfterBreak="0">
+  <w:abstractNum w:abstractNumId="6" w15:restartNumberingAfterBreak="0">
+    <w:nsid w:val="0BB97949"/>
+    <w:multiLevelType w:val="multilevel"/>
+    <w:tmpl w:val="891EBC52"/>
+    <w:lvl w:ilvl="0">
+      <w:start w:val="1"/>
+      <w:numFmt w:val="bullet"/>
+      <w:lvlText w:val=""/>
+      <w:lvlJc w:val="left"/>
+      <w:pPr>
+        <w:tabs>
+          <w:tab w:val="num" w:pos="720"/>
+        </w:tabs>
+        <w:ind w:left="720" w:hanging="360"/>
+      </w:pPr>
+      <w:rPr>
+        <w:rFonts w:ascii="Symbol" w:hAnsi="Symbol" w:hint="default"/>
+        <w:sz w:val="20"/>
+      </w:rPr>
+    </w:lvl>
+    <w:lvl w:ilvl="1" w:tentative="1">
+      <w:start w:val="1"/>
+      <w:numFmt w:val="bullet"/>
+      <w:lvlText w:val="o"/>
+      <w:lvlJc w:val="left"/>
+      <w:pPr>
+        <w:tabs>
+          <w:tab w:val="num" w:pos="1440"/>
+        </w:tabs>
+        <w:ind w:left="1440" w:hanging="360"/>
+      </w:pPr>
+      <w:rPr>
+        <w:rFonts w:ascii="Courier New" w:hAnsi="Courier New" w:hint="default"/>
+        <w:sz w:val="20"/>
+      </w:rPr>
+    </w:lvl>
+    <w:lvl w:ilvl="2" w:tentative="1">
+      <w:start w:val="1"/>
+      <w:numFmt w:val="bullet"/>
+      <w:lvlText w:val=""/>
+      <w:lvlJc w:val="left"/>
+      <w:pPr>
+        <w:tabs>
+          <w:tab w:val="num" w:pos="2160"/>
+        </w:tabs>
+        <w:ind w:left="2160" w:hanging="360"/>
+      </w:pPr>
+      <w:rPr>
+        <w:rFonts w:ascii="Wingdings" w:hAnsi="Wingdings" w:hint="default"/>
+        <w:sz w:val="20"/>
+      </w:rPr>
+    </w:lvl>
+    <w:lvl w:ilvl="3" w:tentative="1">
+      <w:start w:val="1"/>
+      <w:numFmt w:val="bullet"/>
+      <w:lvlText w:val=""/>
+      <w:lvlJc w:val="left"/>
+      <w:pPr>
+        <w:tabs>
+          <w:tab w:val="num" w:pos="2880"/>
+        </w:tabs>
+        <w:ind w:left="2880" w:hanging="360"/>
+      </w:pPr>
+      <w:rPr>
+        <w:rFonts w:ascii="Wingdings" w:hAnsi="Wingdings" w:hint="default"/>
+        <w:sz w:val="20"/>
+      </w:rPr>
+    </w:lvl>
+    <w:lvl w:ilvl="4" w:tentative="1">
+      <w:start w:val="1"/>
+      <w:numFmt w:val="bullet"/>
+      <w:lvlText w:val=""/>
+      <w:lvlJc w:val="left"/>
+      <w:pPr>
+        <w:tabs>
+          <w:tab w:val="num" w:pos="3600"/>
+        </w:tabs>
+        <w:ind w:left="3600" w:hanging="360"/>
+      </w:pPr>
+      <w:rPr>
+        <w:rFonts w:ascii="Wingdings" w:hAnsi="Wingdings" w:hint="default"/>
+        <w:sz w:val="20"/>
+      </w:rPr>
+    </w:lvl>
+    <w:lvl w:ilvl="5" w:tentative="1">
+      <w:start w:val="1"/>
+      <w:numFmt w:val="bullet"/>
+      <w:lvlText w:val=""/>
+      <w:lvlJc w:val="left"/>
+      <w:pPr>
+        <w:tabs>
+          <w:tab w:val="num" w:pos="4320"/>
+        </w:tabs>
+        <w:ind w:left="4320" w:hanging="360"/>
+      </w:pPr>
+      <w:rPr>
+        <w:rFonts w:ascii="Wingdings" w:hAnsi="Wingdings" w:hint="default"/>
+        <w:sz w:val="20"/>
+      </w:rPr>
+    </w:lvl>
+    <w:lvl w:ilvl="6" w:tentative="1">
+      <w:start w:val="1"/>
+      <w:numFmt w:val="bullet"/>
+      <w:lvlText w:val=""/>
+      <w:lvlJc w:val="left"/>
+      <w:pPr>
+        <w:tabs>
+          <w:tab w:val="num" w:pos="5040"/>
+        </w:tabs>
+        <w:ind w:left="5040" w:hanging="360"/>
+      </w:pPr>
+      <w:rPr>
+        <w:rFonts w:ascii="Wingdings" w:hAnsi="Wingdings" w:hint="default"/>
+        <w:sz w:val="20"/>
+      </w:rPr>
+    </w:lvl>
+    <w:lvl w:ilvl="7" w:tentative="1">
+      <w:start w:val="1"/>
+      <w:numFmt w:val="bullet"/>
+      <w:lvlText w:val=""/>
+      <w:lvlJc w:val="left"/>
+      <w:pPr>
+        <w:tabs>
+          <w:tab w:val="num" w:pos="5760"/>
+        </w:tabs>
+        <w:ind w:left="5760" w:hanging="360"/>
+      </w:pPr>
+      <w:rPr>
+        <w:rFonts w:ascii="Wingdings" w:hAnsi="Wingdings" w:hint="default"/>
+        <w:sz w:val="20"/>
+      </w:rPr>
+    </w:lvl>
+    <w:lvl w:ilvl="8" w:tentative="1">
+      <w:start w:val="1"/>
+      <w:numFmt w:val="bullet"/>
+      <w:lvlText w:val=""/>
+      <w:lvlJc w:val="left"/>
+      <w:pPr>
+        <w:tabs>
+          <w:tab w:val="num" w:pos="6480"/>
+        </w:tabs>
+        <w:ind w:left="6480" w:hanging="360"/>
+      </w:pPr>
+      <w:rPr>
+        <w:rFonts w:ascii="Wingdings" w:hAnsi="Wingdings" w:hint="default"/>
+        <w:sz w:val="20"/>
+      </w:rPr>
+    </w:lvl>
+  </w:abstractNum>
+  <w:abstractNum w:abstractNumId="7" w15:restartNumberingAfterBreak="0">
     <w:nsid w:val="0BC529AD"/>
     <w:multiLevelType w:val="hybridMultilevel"/>
     <w:tmpl w:val="125C9538"/>
@@ -29022,7 +29477,7 @@
       </w:rPr>
     </w:lvl>
   </w:abstractNum>
-  <w:abstractNum w:abstractNumId="6" w15:restartNumberingAfterBreak="0">
+  <w:abstractNum w:abstractNumId="8" w15:restartNumberingAfterBreak="0">
     <w:nsid w:val="0D1B02B9"/>
     <w:multiLevelType w:val="hybridMultilevel"/>
     <w:tmpl w:val="2626D6C8"/>
@@ -29111,7 +29566,7 @@
       </w:pPr>
     </w:lvl>
   </w:abstractNum>
-  <w:abstractNum w:abstractNumId="7" w15:restartNumberingAfterBreak="0">
+  <w:abstractNum w:abstractNumId="9" w15:restartNumberingAfterBreak="0">
     <w:nsid w:val="10583403"/>
     <w:multiLevelType w:val="hybridMultilevel"/>
     <w:tmpl w:val="30883F78"/>
@@ -29200,7 +29655,7 @@
       </w:pPr>
     </w:lvl>
   </w:abstractNum>
-  <w:abstractNum w:abstractNumId="8" w15:restartNumberingAfterBreak="0">
+  <w:abstractNum w:abstractNumId="10" w15:restartNumberingAfterBreak="0">
     <w:nsid w:val="176D69B5"/>
     <w:multiLevelType w:val="hybridMultilevel"/>
     <w:tmpl w:val="0886546E"/>
@@ -29313,7 +29768,7 @@
       </w:rPr>
     </w:lvl>
   </w:abstractNum>
-  <w:abstractNum w:abstractNumId="9" w15:restartNumberingAfterBreak="0">
+  <w:abstractNum w:abstractNumId="11" w15:restartNumberingAfterBreak="0">
     <w:nsid w:val="1C517D15"/>
     <w:multiLevelType w:val="hybridMultilevel"/>
     <w:tmpl w:val="A0E629EE"/>
@@ -29426,7 +29881,7 @@
       </w:rPr>
     </w:lvl>
   </w:abstractNum>
-  <w:abstractNum w:abstractNumId="10" w15:restartNumberingAfterBreak="0">
+  <w:abstractNum w:abstractNumId="12" w15:restartNumberingAfterBreak="0">
     <w:nsid w:val="1EDA58D9"/>
     <w:multiLevelType w:val="hybridMultilevel"/>
     <w:tmpl w:val="88BC1A1A"/>
@@ -29515,7 +29970,7 @@
       </w:pPr>
     </w:lvl>
   </w:abstractNum>
-  <w:abstractNum w:abstractNumId="11" w15:restartNumberingAfterBreak="0">
+  <w:abstractNum w:abstractNumId="13" w15:restartNumberingAfterBreak="0">
     <w:nsid w:val="208B3CEE"/>
     <w:multiLevelType w:val="hybridMultilevel"/>
     <w:tmpl w:val="789ECDDE"/>
@@ -29628,7 +30083,7 @@
       </w:rPr>
     </w:lvl>
   </w:abstractNum>
-  <w:abstractNum w:abstractNumId="12" w15:restartNumberingAfterBreak="0">
+  <w:abstractNum w:abstractNumId="14" w15:restartNumberingAfterBreak="0">
     <w:nsid w:val="23471DE0"/>
     <w:multiLevelType w:val="hybridMultilevel"/>
     <w:tmpl w:val="8CA060D8"/>
@@ -29741,7 +30196,7 @@
       </w:rPr>
     </w:lvl>
   </w:abstractNum>
-  <w:abstractNum w:abstractNumId="13" w15:restartNumberingAfterBreak="0">
+  <w:abstractNum w:abstractNumId="15" w15:restartNumberingAfterBreak="0">
     <w:nsid w:val="23C15513"/>
     <w:multiLevelType w:val="hybridMultilevel"/>
     <w:tmpl w:val="E322113E"/>
@@ -29854,7 +30309,7 @@
       </w:rPr>
     </w:lvl>
   </w:abstractNum>
-  <w:abstractNum w:abstractNumId="14" w15:restartNumberingAfterBreak="0">
+  <w:abstractNum w:abstractNumId="16" w15:restartNumberingAfterBreak="0">
     <w:nsid w:val="23DC6B0F"/>
     <w:multiLevelType w:val="hybridMultilevel"/>
     <w:tmpl w:val="F9C0BF92"/>
@@ -29967,7 +30422,7 @@
       </w:rPr>
     </w:lvl>
   </w:abstractNum>
-  <w:abstractNum w:abstractNumId="15" w15:restartNumberingAfterBreak="0">
+  <w:abstractNum w:abstractNumId="17" w15:restartNumberingAfterBreak="0">
     <w:nsid w:val="24453686"/>
     <w:multiLevelType w:val="hybridMultilevel"/>
     <w:tmpl w:val="E3DAE452"/>
@@ -30080,7 +30535,7 @@
       </w:rPr>
     </w:lvl>
   </w:abstractNum>
-  <w:abstractNum w:abstractNumId="16" w15:restartNumberingAfterBreak="0">
+  <w:abstractNum w:abstractNumId="18" w15:restartNumberingAfterBreak="0">
     <w:nsid w:val="30490E62"/>
     <w:multiLevelType w:val="hybridMultilevel"/>
     <w:tmpl w:val="DD661F06"/>
@@ -30169,7 +30624,7 @@
       </w:pPr>
     </w:lvl>
   </w:abstractNum>
-  <w:abstractNum w:abstractNumId="17" w15:restartNumberingAfterBreak="0">
+  <w:abstractNum w:abstractNumId="19" w15:restartNumberingAfterBreak="0">
     <w:nsid w:val="31414811"/>
     <w:multiLevelType w:val="hybridMultilevel"/>
     <w:tmpl w:val="D55CC33E"/>
@@ -30282,7 +30737,7 @@
       </w:rPr>
     </w:lvl>
   </w:abstractNum>
-  <w:abstractNum w:abstractNumId="18" w15:restartNumberingAfterBreak="0">
+  <w:abstractNum w:abstractNumId="20" w15:restartNumberingAfterBreak="0">
     <w:nsid w:val="318623F6"/>
     <w:multiLevelType w:val="hybridMultilevel"/>
     <w:tmpl w:val="ABB4BEB2"/>
@@ -30395,7 +30850,7 @@
       </w:rPr>
     </w:lvl>
   </w:abstractNum>
-  <w:abstractNum w:abstractNumId="19" w15:restartNumberingAfterBreak="0">
+  <w:abstractNum w:abstractNumId="21" w15:restartNumberingAfterBreak="0">
     <w:nsid w:val="37417F7D"/>
     <w:multiLevelType w:val="hybridMultilevel"/>
     <w:tmpl w:val="8E6439DE"/>
@@ -30484,7 +30939,7 @@
       </w:pPr>
     </w:lvl>
   </w:abstractNum>
-  <w:abstractNum w:abstractNumId="20" w15:restartNumberingAfterBreak="0">
+  <w:abstractNum w:abstractNumId="22" w15:restartNumberingAfterBreak="0">
     <w:nsid w:val="37ED2DE9"/>
     <w:multiLevelType w:val="hybridMultilevel"/>
     <w:tmpl w:val="1488FF58"/>
@@ -30597,7 +31052,7 @@
       </w:rPr>
     </w:lvl>
   </w:abstractNum>
-  <w:abstractNum w:abstractNumId="21" w15:restartNumberingAfterBreak="0">
+  <w:abstractNum w:abstractNumId="23" w15:restartNumberingAfterBreak="0">
     <w:nsid w:val="3C1353BF"/>
     <w:multiLevelType w:val="hybridMultilevel"/>
     <w:tmpl w:val="FE582B2A"/>
@@ -30710,7 +31165,7 @@
       </w:rPr>
     </w:lvl>
   </w:abstractNum>
-  <w:abstractNum w:abstractNumId="22" w15:restartNumberingAfterBreak="0">
+  <w:abstractNum w:abstractNumId="24" w15:restartNumberingAfterBreak="0">
     <w:nsid w:val="3F282ADA"/>
     <w:multiLevelType w:val="hybridMultilevel"/>
     <w:tmpl w:val="595E05AA"/>
@@ -30799,7 +31254,7 @@
       </w:pPr>
     </w:lvl>
   </w:abstractNum>
-  <w:abstractNum w:abstractNumId="23" w15:restartNumberingAfterBreak="0">
+  <w:abstractNum w:abstractNumId="25" w15:restartNumberingAfterBreak="0">
     <w:nsid w:val="3F9B5E3E"/>
     <w:multiLevelType w:val="hybridMultilevel"/>
     <w:tmpl w:val="E20C8E30"/>
@@ -30888,7 +31343,7 @@
       </w:pPr>
     </w:lvl>
   </w:abstractNum>
-  <w:abstractNum w:abstractNumId="24" w15:restartNumberingAfterBreak="0">
+  <w:abstractNum w:abstractNumId="26" w15:restartNumberingAfterBreak="0">
     <w:nsid w:val="40054564"/>
     <w:multiLevelType w:val="hybridMultilevel"/>
     <w:tmpl w:val="1A64B8B0"/>
@@ -30977,7 +31432,7 @@
       </w:pPr>
     </w:lvl>
   </w:abstractNum>
-  <w:abstractNum w:abstractNumId="25" w15:restartNumberingAfterBreak="0">
+  <w:abstractNum w:abstractNumId="27" w15:restartNumberingAfterBreak="0">
     <w:nsid w:val="44860E3A"/>
     <w:multiLevelType w:val="hybridMultilevel"/>
     <w:tmpl w:val="07768B24"/>
@@ -31066,7 +31521,7 @@
       </w:pPr>
     </w:lvl>
   </w:abstractNum>
-  <w:abstractNum w:abstractNumId="26" w15:restartNumberingAfterBreak="0">
+  <w:abstractNum w:abstractNumId="28" w15:restartNumberingAfterBreak="0">
     <w:nsid w:val="461146BB"/>
     <w:multiLevelType w:val="hybridMultilevel"/>
     <w:tmpl w:val="5CC420E0"/>
@@ -31155,7 +31610,7 @@
       </w:pPr>
     </w:lvl>
   </w:abstractNum>
-  <w:abstractNum w:abstractNumId="27" w15:restartNumberingAfterBreak="0">
+  <w:abstractNum w:abstractNumId="29" w15:restartNumberingAfterBreak="0">
     <w:nsid w:val="4F4D70A2"/>
     <w:multiLevelType w:val="hybridMultilevel"/>
     <w:tmpl w:val="4D3C8ACA"/>
@@ -31244,7 +31699,7 @@
       </w:pPr>
     </w:lvl>
   </w:abstractNum>
-  <w:abstractNum w:abstractNumId="28" w15:restartNumberingAfterBreak="0">
+  <w:abstractNum w:abstractNumId="30" w15:restartNumberingAfterBreak="0">
     <w:nsid w:val="57E11CA6"/>
     <w:multiLevelType w:val="hybridMultilevel"/>
     <w:tmpl w:val="6396F2A6"/>
@@ -31333,7 +31788,7 @@
       </w:pPr>
     </w:lvl>
   </w:abstractNum>
-  <w:abstractNum w:abstractNumId="29" w15:restartNumberingAfterBreak="0">
+  <w:abstractNum w:abstractNumId="31" w15:restartNumberingAfterBreak="0">
     <w:nsid w:val="5B2E4A0B"/>
     <w:multiLevelType w:val="hybridMultilevel"/>
     <w:tmpl w:val="9F8C5F06"/>
@@ -31446,7 +31901,7 @@
       </w:rPr>
     </w:lvl>
   </w:abstractNum>
-  <w:abstractNum w:abstractNumId="30" w15:restartNumberingAfterBreak="0">
+  <w:abstractNum w:abstractNumId="32" w15:restartNumberingAfterBreak="0">
     <w:nsid w:val="5CA32BE4"/>
     <w:multiLevelType w:val="hybridMultilevel"/>
     <w:tmpl w:val="B212DEC4"/>
@@ -31535,7 +31990,7 @@
       </w:pPr>
     </w:lvl>
   </w:abstractNum>
-  <w:abstractNum w:abstractNumId="31" w15:restartNumberingAfterBreak="0">
+  <w:abstractNum w:abstractNumId="33" w15:restartNumberingAfterBreak="0">
     <w:nsid w:val="5D0C5176"/>
     <w:multiLevelType w:val="hybridMultilevel"/>
     <w:tmpl w:val="E16461E2"/>
@@ -31624,7 +32079,120 @@
       </w:pPr>
     </w:lvl>
   </w:abstractNum>
-  <w:abstractNum w:abstractNumId="32" w15:restartNumberingAfterBreak="0">
+  <w:abstractNum w:abstractNumId="34" w15:restartNumberingAfterBreak="0">
+    <w:nsid w:val="636574AF"/>
+    <w:multiLevelType w:val="hybridMultilevel"/>
+    <w:tmpl w:val="732CC4DC"/>
+    <w:lvl w:ilvl="0" w:tplc="EA602186">
+      <w:start w:val="1"/>
+      <w:numFmt w:val="bullet"/>
+      <w:lvlText w:val=""/>
+      <w:lvlJc w:val="left"/>
+      <w:pPr>
+        <w:ind w:left="720" w:hanging="360"/>
+      </w:pPr>
+      <w:rPr>
+        <w:rFonts w:ascii="Symbol" w:hAnsi="Symbol" w:hint="default"/>
+      </w:rPr>
+    </w:lvl>
+    <w:lvl w:ilvl="1" w:tplc="04090003" w:tentative="1">
+      <w:start w:val="1"/>
+      <w:numFmt w:val="bullet"/>
+      <w:lvlText w:val="o"/>
+      <w:lvlJc w:val="left"/>
+      <w:pPr>
+        <w:ind w:left="1440" w:hanging="360"/>
+      </w:pPr>
+      <w:rPr>
+        <w:rFonts w:ascii="Courier New" w:hAnsi="Courier New" w:cs="Courier New" w:hint="default"/>
+      </w:rPr>
+    </w:lvl>
+    <w:lvl w:ilvl="2" w:tplc="04090005" w:tentative="1">
+      <w:start w:val="1"/>
+      <w:numFmt w:val="bullet"/>
+      <w:lvlText w:val=""/>
+      <w:lvlJc w:val="left"/>
+      <w:pPr>
+        <w:ind w:left="2160" w:hanging="360"/>
+      </w:pPr>
+      <w:rPr>
+        <w:rFonts w:ascii="Wingdings" w:hAnsi="Wingdings" w:hint="default"/>
+      </w:rPr>
+    </w:lvl>
+    <w:lvl w:ilvl="3" w:tplc="04090001" w:tentative="1">
+      <w:start w:val="1"/>
+      <w:numFmt w:val="bullet"/>
+      <w:lvlText w:val=""/>
+      <w:lvlJc w:val="left"/>
+      <w:pPr>
+        <w:ind w:left="2880" w:hanging="360"/>
+      </w:pPr>
+      <w:rPr>
+        <w:rFonts w:ascii="Symbol" w:hAnsi="Symbol" w:hint="default"/>
+      </w:rPr>
+    </w:lvl>
+    <w:lvl w:ilvl="4" w:tplc="04090003" w:tentative="1">
+      <w:start w:val="1"/>
+      <w:numFmt w:val="bullet"/>
+      <w:lvlText w:val="o"/>
+      <w:lvlJc w:val="left"/>
+      <w:pPr>
+        <w:ind w:left="3600" w:hanging="360"/>
+      </w:pPr>
+      <w:rPr>
+        <w:rFonts w:ascii="Courier New" w:hAnsi="Courier New" w:cs="Courier New" w:hint="default"/>
+      </w:rPr>
+    </w:lvl>
+    <w:lvl w:ilvl="5" w:tplc="04090005" w:tentative="1">
+      <w:start w:val="1"/>
+      <w:numFmt w:val="bullet"/>
+      <w:lvlText w:val=""/>
+      <w:lvlJc w:val="left"/>
+      <w:pPr>
+        <w:ind w:left="4320" w:hanging="360"/>
+      </w:pPr>
+      <w:rPr>
+        <w:rFonts w:ascii="Wingdings" w:hAnsi="Wingdings" w:hint="default"/>
+      </w:rPr>
+    </w:lvl>
+    <w:lvl w:ilvl="6" w:tplc="04090001" w:tentative="1">
+      <w:start w:val="1"/>
+      <w:numFmt w:val="bullet"/>
+      <w:lvlText w:val=""/>
+      <w:lvlJc w:val="left"/>
+      <w:pPr>
+        <w:ind w:left="5040" w:hanging="360"/>
+      </w:pPr>
+      <w:rPr>
+        <w:rFonts w:ascii="Symbol" w:hAnsi="Symbol" w:hint="default"/>
+      </w:rPr>
+    </w:lvl>
+    <w:lvl w:ilvl="7" w:tplc="04090003" w:tentative="1">
+      <w:start w:val="1"/>
+      <w:numFmt w:val="bullet"/>
+      <w:lvlText w:val="o"/>
+      <w:lvlJc w:val="left"/>
+      <w:pPr>
+        <w:ind w:left="5760" w:hanging="360"/>
+      </w:pPr>
+      <w:rPr>
+        <w:rFonts w:ascii="Courier New" w:hAnsi="Courier New" w:cs="Courier New" w:hint="default"/>
+      </w:rPr>
+    </w:lvl>
+    <w:lvl w:ilvl="8" w:tplc="04090005" w:tentative="1">
+      <w:start w:val="1"/>
+      <w:numFmt w:val="bullet"/>
+      <w:lvlText w:val=""/>
+      <w:lvlJc w:val="left"/>
+      <w:pPr>
+        <w:ind w:left="6480" w:hanging="360"/>
+      </w:pPr>
+      <w:rPr>
+        <w:rFonts w:ascii="Wingdings" w:hAnsi="Wingdings" w:hint="default"/>
+      </w:rPr>
+    </w:lvl>
+  </w:abstractNum>
+  <w:abstractNum w:abstractNumId="35" w15:restartNumberingAfterBreak="0">
     <w:nsid w:val="641A0505"/>
     <w:multiLevelType w:val="hybridMultilevel"/>
     <w:tmpl w:val="5D24BE80"/>
@@ -31713,7 +32281,7 @@
       </w:pPr>
     </w:lvl>
   </w:abstractNum>
-  <w:abstractNum w:abstractNumId="33" w15:restartNumberingAfterBreak="0">
+  <w:abstractNum w:abstractNumId="36" w15:restartNumberingAfterBreak="0">
     <w:nsid w:val="64561152"/>
     <w:multiLevelType w:val="hybridMultilevel"/>
     <w:tmpl w:val="9BC696F6"/>
@@ -31802,7 +32370,7 @@
       </w:pPr>
     </w:lvl>
   </w:abstractNum>
-  <w:abstractNum w:abstractNumId="34" w15:restartNumberingAfterBreak="0">
+  <w:abstractNum w:abstractNumId="37" w15:restartNumberingAfterBreak="0">
     <w:nsid w:val="65D30A52"/>
     <w:multiLevelType w:val="hybridMultilevel"/>
     <w:tmpl w:val="582C1158"/>
@@ -31915,7 +32483,7 @@
       </w:rPr>
     </w:lvl>
   </w:abstractNum>
-  <w:abstractNum w:abstractNumId="35" w15:restartNumberingAfterBreak="0">
+  <w:abstractNum w:abstractNumId="38" w15:restartNumberingAfterBreak="0">
     <w:nsid w:val="6A300969"/>
     <w:multiLevelType w:val="multilevel"/>
     <w:tmpl w:val="65C0D75A"/>
@@ -32028,7 +32596,7 @@
       </w:rPr>
     </w:lvl>
   </w:abstractNum>
-  <w:abstractNum w:abstractNumId="36" w15:restartNumberingAfterBreak="0">
+  <w:abstractNum w:abstractNumId="39" w15:restartNumberingAfterBreak="0">
     <w:nsid w:val="6AA47109"/>
     <w:multiLevelType w:val="hybridMultilevel"/>
     <w:tmpl w:val="B3DC75FA"/>
@@ -32117,7 +32685,7 @@
       </w:pPr>
     </w:lvl>
   </w:abstractNum>
-  <w:abstractNum w:abstractNumId="37" w15:restartNumberingAfterBreak="0">
+  <w:abstractNum w:abstractNumId="40" w15:restartNumberingAfterBreak="0">
     <w:nsid w:val="6EA27E26"/>
     <w:multiLevelType w:val="hybridMultilevel"/>
     <w:tmpl w:val="7BE2292C"/>
@@ -32230,7 +32798,7 @@
       </w:rPr>
     </w:lvl>
   </w:abstractNum>
-  <w:abstractNum w:abstractNumId="38" w15:restartNumberingAfterBreak="0">
+  <w:abstractNum w:abstractNumId="41" w15:restartNumberingAfterBreak="0">
     <w:nsid w:val="6EB85CE0"/>
     <w:multiLevelType w:val="hybridMultilevel"/>
     <w:tmpl w:val="CC7E9446"/>
@@ -32319,7 +32887,7 @@
       </w:pPr>
     </w:lvl>
   </w:abstractNum>
-  <w:abstractNum w:abstractNumId="39" w15:restartNumberingAfterBreak="0">
+  <w:abstractNum w:abstractNumId="42" w15:restartNumberingAfterBreak="0">
     <w:nsid w:val="750D500D"/>
     <w:multiLevelType w:val="hybridMultilevel"/>
     <w:tmpl w:val="D24AD988"/>
@@ -32408,7 +32976,7 @@
       </w:pPr>
     </w:lvl>
   </w:abstractNum>
-  <w:abstractNum w:abstractNumId="40" w15:restartNumberingAfterBreak="0">
+  <w:abstractNum w:abstractNumId="43" w15:restartNumberingAfterBreak="0">
     <w:nsid w:val="75405A10"/>
     <w:multiLevelType w:val="hybridMultilevel"/>
     <w:tmpl w:val="E6AA8894"/>
@@ -32497,7 +33065,7 @@
       </w:pPr>
     </w:lvl>
   </w:abstractNum>
-  <w:abstractNum w:abstractNumId="41" w15:restartNumberingAfterBreak="0">
+  <w:abstractNum w:abstractNumId="44" w15:restartNumberingAfterBreak="0">
     <w:nsid w:val="77B07F20"/>
     <w:multiLevelType w:val="hybridMultilevel"/>
     <w:tmpl w:val="A86CB62A"/>
@@ -32610,7 +33178,7 @@
       </w:rPr>
     </w:lvl>
   </w:abstractNum>
-  <w:abstractNum w:abstractNumId="42" w15:restartNumberingAfterBreak="0">
+  <w:abstractNum w:abstractNumId="45" w15:restartNumberingAfterBreak="0">
     <w:nsid w:val="78453CEF"/>
     <w:multiLevelType w:val="hybridMultilevel"/>
     <w:tmpl w:val="C4AA5EF4"/>
@@ -32723,7 +33291,7 @@
       </w:rPr>
     </w:lvl>
   </w:abstractNum>
-  <w:abstractNum w:abstractNumId="43" w15:restartNumberingAfterBreak="0">
+  <w:abstractNum w:abstractNumId="46" w15:restartNumberingAfterBreak="0">
     <w:nsid w:val="79B562C2"/>
     <w:multiLevelType w:val="hybridMultilevel"/>
     <w:tmpl w:val="2728B4B2"/>
@@ -32812,7 +33380,7 @@
       </w:pPr>
     </w:lvl>
   </w:abstractNum>
-  <w:abstractNum w:abstractNumId="44" w15:restartNumberingAfterBreak="0">
+  <w:abstractNum w:abstractNumId="47" w15:restartNumberingAfterBreak="0">
     <w:nsid w:val="7A346281"/>
     <w:multiLevelType w:val="hybridMultilevel"/>
     <w:tmpl w:val="F18877F8"/>
@@ -32901,7 +33469,7 @@
       </w:pPr>
     </w:lvl>
   </w:abstractNum>
-  <w:abstractNum w:abstractNumId="45" w15:restartNumberingAfterBreak="0">
+  <w:abstractNum w:abstractNumId="48" w15:restartNumberingAfterBreak="0">
     <w:nsid w:val="7A4D3BCD"/>
     <w:multiLevelType w:val="hybridMultilevel"/>
     <w:tmpl w:val="D988AEB6"/>
@@ -33014,7 +33582,7 @@
       </w:rPr>
     </w:lvl>
   </w:abstractNum>
-  <w:abstractNum w:abstractNumId="46" w15:restartNumberingAfterBreak="0">
+  <w:abstractNum w:abstractNumId="49" w15:restartNumberingAfterBreak="0">
     <w:nsid w:val="7A76612E"/>
     <w:multiLevelType w:val="hybridMultilevel"/>
     <w:tmpl w:val="FE86FA1A"/>
@@ -33128,94 +33696,94 @@
     </w:lvl>
   </w:abstractNum>
   <w:num w:numId="1">
+    <w:abstractNumId w:val="4"/>
+  </w:num>
+  <w:num w:numId="2">
+    <w:abstractNumId w:val="9"/>
+  </w:num>
+  <w:num w:numId="3">
+    <w:abstractNumId w:val="29"/>
+  </w:num>
+  <w:num w:numId="4">
+    <w:abstractNumId w:val="8"/>
+  </w:num>
+  <w:num w:numId="5">
+    <w:abstractNumId w:val="32"/>
+  </w:num>
+  <w:num w:numId="6">
+    <w:abstractNumId w:val="21"/>
+  </w:num>
+  <w:num w:numId="7">
+    <w:abstractNumId w:val="47"/>
+  </w:num>
+  <w:num w:numId="8">
+    <w:abstractNumId w:val="46"/>
+  </w:num>
+  <w:num w:numId="9">
+    <w:abstractNumId w:val="39"/>
+  </w:num>
+  <w:num w:numId="10">
+    <w:abstractNumId w:val="43"/>
+  </w:num>
+  <w:num w:numId="11">
+    <w:abstractNumId w:val="26"/>
+  </w:num>
+  <w:num w:numId="12">
+    <w:abstractNumId w:val="41"/>
+  </w:num>
+  <w:num w:numId="13">
+    <w:abstractNumId w:val="49"/>
+  </w:num>
+  <w:num w:numId="14">
+    <w:abstractNumId w:val="45"/>
+  </w:num>
+  <w:num w:numId="15">
+    <w:abstractNumId w:val="7"/>
+  </w:num>
+  <w:num w:numId="16">
+    <w:abstractNumId w:val="31"/>
+  </w:num>
+  <w:num w:numId="17">
+    <w:abstractNumId w:val="19"/>
+  </w:num>
+  <w:num w:numId="18">
+    <w:abstractNumId w:val="11"/>
+  </w:num>
+  <w:num w:numId="19">
+    <w:abstractNumId w:val="44"/>
+  </w:num>
+  <w:num w:numId="20">
+    <w:abstractNumId w:val="10"/>
+  </w:num>
+  <w:num w:numId="21">
+    <w:abstractNumId w:val="14"/>
+  </w:num>
+  <w:num w:numId="22">
+    <w:abstractNumId w:val="37"/>
+  </w:num>
+  <w:num w:numId="23">
+    <w:abstractNumId w:val="23"/>
+  </w:num>
+  <w:num w:numId="24">
+    <w:abstractNumId w:val="5"/>
+  </w:num>
+  <w:num w:numId="25">
+    <w:abstractNumId w:val="17"/>
+  </w:num>
+  <w:num w:numId="26">
     <w:abstractNumId w:val="3"/>
   </w:num>
-  <w:num w:numId="2">
-    <w:abstractNumId w:val="7"/>
+  <w:num w:numId="27">
+    <w:abstractNumId w:val="22"/>
   </w:num>
-  <w:num w:numId="3">
-    <w:abstractNumId w:val="27"/>
+  <w:num w:numId="28">
+    <w:abstractNumId w:val="13"/>
   </w:num>
-  <w:num w:numId="4">
-    <w:abstractNumId w:val="6"/>
-  </w:num>
-  <w:num w:numId="5">
-    <w:abstractNumId w:val="30"/>
-  </w:num>
-  <w:num w:numId="6">
-    <w:abstractNumId w:val="19"/>
-  </w:num>
-  <w:num w:numId="7">
-    <w:abstractNumId w:val="44"/>
-  </w:num>
-  <w:num w:numId="8">
-    <w:abstractNumId w:val="43"/>
-  </w:num>
-  <w:num w:numId="9">
-    <w:abstractNumId w:val="36"/>
-  </w:num>
-  <w:num w:numId="10">
+  <w:num w:numId="29">
     <w:abstractNumId w:val="40"/>
   </w:num>
-  <w:num w:numId="11">
-    <w:abstractNumId w:val="24"/>
-  </w:num>
-  <w:num w:numId="12">
+  <w:num w:numId="30">
     <w:abstractNumId w:val="38"/>
-  </w:num>
-  <w:num w:numId="13">
-    <w:abstractNumId w:val="46"/>
-  </w:num>
-  <w:num w:numId="14">
-    <w:abstractNumId w:val="42"/>
-  </w:num>
-  <w:num w:numId="15">
-    <w:abstractNumId w:val="5"/>
-  </w:num>
-  <w:num w:numId="16">
-    <w:abstractNumId w:val="29"/>
-  </w:num>
-  <w:num w:numId="17">
-    <w:abstractNumId w:val="17"/>
-  </w:num>
-  <w:num w:numId="18">
-    <w:abstractNumId w:val="9"/>
-  </w:num>
-  <w:num w:numId="19">
-    <w:abstractNumId w:val="41"/>
-  </w:num>
-  <w:num w:numId="20">
-    <w:abstractNumId w:val="8"/>
-  </w:num>
-  <w:num w:numId="21">
-    <w:abstractNumId w:val="12"/>
-  </w:num>
-  <w:num w:numId="22">
-    <w:abstractNumId w:val="34"/>
-  </w:num>
-  <w:num w:numId="23">
-    <w:abstractNumId w:val="21"/>
-  </w:num>
-  <w:num w:numId="24">
-    <w:abstractNumId w:val="4"/>
-  </w:num>
-  <w:num w:numId="25">
-    <w:abstractNumId w:val="15"/>
-  </w:num>
-  <w:num w:numId="26">
-    <w:abstractNumId w:val="2"/>
-  </w:num>
-  <w:num w:numId="27">
-    <w:abstractNumId w:val="20"/>
-  </w:num>
-  <w:num w:numId="28">
-    <w:abstractNumId w:val="11"/>
-  </w:num>
-  <w:num w:numId="29">
-    <w:abstractNumId w:val="37"/>
-  </w:num>
-  <w:num w:numId="30">
-    <w:abstractNumId w:val="35"/>
     <w:lvlOverride w:ilvl="0">
       <w:startOverride w:val="1"/>
     </w:lvlOverride>
@@ -33245,55 +33813,64 @@
     </w:lvlOverride>
   </w:num>
   <w:num w:numId="31">
+    <w:abstractNumId w:val="20"/>
+  </w:num>
+  <w:num w:numId="32">
+    <w:abstractNumId w:val="48"/>
+  </w:num>
+  <w:num w:numId="33">
+    <w:abstractNumId w:val="15"/>
+  </w:num>
+  <w:num w:numId="34">
+    <w:abstractNumId w:val="16"/>
+  </w:num>
+  <w:num w:numId="35">
     <w:abstractNumId w:val="18"/>
   </w:num>
-  <w:num w:numId="32">
-    <w:abstractNumId w:val="45"/>
-  </w:num>
-  <w:num w:numId="33">
-    <w:abstractNumId w:val="13"/>
-  </w:num>
-  <w:num w:numId="34">
-    <w:abstractNumId w:val="14"/>
-  </w:num>
-  <w:num w:numId="35">
-    <w:abstractNumId w:val="16"/>
-  </w:num>
   <w:num w:numId="36">
-    <w:abstractNumId w:val="26"/>
+    <w:abstractNumId w:val="28"/>
   </w:num>
   <w:num w:numId="37">
-    <w:abstractNumId w:val="32"/>
+    <w:abstractNumId w:val="35"/>
   </w:num>
   <w:num w:numId="38">
-    <w:abstractNumId w:val="31"/>
+    <w:abstractNumId w:val="33"/>
   </w:num>
   <w:num w:numId="39">
-    <w:abstractNumId w:val="28"/>
+    <w:abstractNumId w:val="30"/>
   </w:num>
   <w:num w:numId="40">
+    <w:abstractNumId w:val="2"/>
+  </w:num>
+  <w:num w:numId="41">
+    <w:abstractNumId w:val="12"/>
+  </w:num>
+  <w:num w:numId="42">
     <w:abstractNumId w:val="1"/>
   </w:num>
-  <w:num w:numId="41">
-    <w:abstractNumId w:val="10"/>
+  <w:num w:numId="43">
+    <w:abstractNumId w:val="27"/>
   </w:num>
-  <w:num w:numId="42">
+  <w:num w:numId="44">
+    <w:abstractNumId w:val="25"/>
+  </w:num>
+  <w:num w:numId="45">
+    <w:abstractNumId w:val="36"/>
+  </w:num>
+  <w:num w:numId="46">
+    <w:abstractNumId w:val="42"/>
+  </w:num>
+  <w:num w:numId="47">
+    <w:abstractNumId w:val="24"/>
+  </w:num>
+  <w:num w:numId="48">
+    <w:abstractNumId w:val="6"/>
+  </w:num>
+  <w:num w:numId="49">
     <w:abstractNumId w:val="0"/>
   </w:num>
-  <w:num w:numId="43">
-    <w:abstractNumId w:val="25"/>
-  </w:num>
-  <w:num w:numId="44">
-    <w:abstractNumId w:val="23"/>
-  </w:num>
-  <w:num w:numId="45">
-    <w:abstractNumId w:val="33"/>
-  </w:num>
-  <w:num w:numId="46">
-    <w:abstractNumId w:val="39"/>
-  </w:num>
-  <w:num w:numId="47">
-    <w:abstractNumId w:val="22"/>
+  <w:num w:numId="50">
+    <w:abstractNumId w:val="34"/>
   </w:num>
   <w:numIdMacAtCleanup w:val="47"/>
 </w:numbering>
